--- a/docs/Front_de_Inversiones_Descripcion_Funcional.docx
+++ b/docs/Front_de_Inversiones_Descripcion_Funcional.docx
@@ -1629,6 +1629,35 @@
               <w:t xml:space="preserve">Origen: Front de Inversiones</w:t>
             </w:r>
           </w:p>
+          <w:p>
+            <w:pPr>
+              <w:pStyle w:val="ListParagraph"/>
+              <w:numPr>
+                <w:ilvl w:val="0"/>
+                <w:numId w:val="2"/>
+              </w:numPr>
+              <w:spacing w:after="60" w:line="264"/>
+            </w:pPr>
+            <w:r>
+              <w:rPr>
+                <w:rFonts w:ascii="Arial" w:cs="Arial" w:eastAsia="Arial" w:hAnsi="Arial"/>
+                <w:sz w:val="21"/>
+                <w:szCs w:val="21"/>
+              </w:rPr>
+              <w:t xml:space="preserve">Si la validación previa de límites muestra el detalle de cada límite o solo alertas genéricas — </w:t>
+            </w:r>
+            <w:r>
+              <w:rPr>
+                <w:rFonts w:ascii="Arial" w:cs="Arial" w:eastAsia="Arial" w:hAnsi="Arial"/>
+                <w:b/>
+                <w:bCs/>
+                <w:color w:val="1B5E20"/>
+                <w:sz w:val="21"/>
+                <w:szCs w:val="21"/>
+              </w:rPr>
+              <w:t xml:space="preserve">Origen: Front de Inversiones</w:t>
+            </w:r>
+          </w:p>
         </w:tc>
       </w:tr>
       <w:tr>
@@ -3606,6 +3635,282 @@
           <w:sz w:val="23"/>
           <w:szCs w:val="23"/>
         </w:rPr>
+        <w:t xml:space="preserve">Proveedores de precios</w:t>
+      </w:r>
+    </w:p>
+    <w:p>
+      <w:pPr>
+        <w:keepNext/>
+        <w:spacing w:after="100" w:line="276"/>
+      </w:pPr>
+      <w:r>
+        <w:rPr>
+          <w:rFonts w:ascii="Arial" w:cs="Arial" w:eastAsia="Arial" w:hAnsi="Arial"/>
+          <w:i/>
+          <w:iCs/>
+          <w:color w:val="555555"/>
+          <w:sz w:val="21"/>
+          <w:szCs w:val="21"/>
+        </w:rPr>
+        <w:t xml:space="preserve">Define las fuentes de precios y cuál se usa para cada clase de activo.</w:t>
+      </w:r>
+    </w:p>
+    <w:tbl>
+      <w:tblPr>
+        <w:tblW w:type="dxa" w:w="9360"/>
+        <w:tblBorders>
+          <w:top w:val="single" w:color="auto" w:sz="4"/>
+          <w:left w:val="single" w:color="auto" w:sz="4"/>
+          <w:bottom w:val="single" w:color="auto" w:sz="4"/>
+          <w:right w:val="single" w:color="auto" w:sz="4"/>
+          <w:insideH w:val="single" w:color="auto" w:sz="4"/>
+          <w:insideV w:val="single" w:color="auto" w:sz="4"/>
+        </w:tblBorders>
+      </w:tblPr>
+      <w:tblGrid>
+        <w:gridCol w:w="1500"/>
+        <w:gridCol w:w="7860"/>
+      </w:tblGrid>
+      <w:tr>
+        <w:tc>
+          <w:tcPr>
+            <w:tcW w:type="dxa" w:w="1500"/>
+            <w:tcBorders>
+              <w:top w:val="single" w:color="D9C6E4" w:sz="4"/>
+              <w:left w:val="single" w:color="D9C6E4" w:sz="4"/>
+              <w:bottom w:val="single" w:color="D9C6E4" w:sz="4"/>
+              <w:right w:val="single" w:color="D9C6E4" w:sz="4"/>
+            </w:tcBorders>
+            <w:shd w:fill="F3E8F9" w:color="auto" w:val="clear"/>
+            <w:tcMar>
+              <w:top w:type="dxa" w:w="80"/>
+              <w:left w:type="dxa" w:w="120"/>
+              <w:bottom w:type="dxa" w:w="80"/>
+              <w:right w:type="dxa" w:w="120"/>
+            </w:tcMar>
+          </w:tcPr>
+          <w:p>
+            <w:pPr>
+              <w:spacing w:after="0"/>
+            </w:pPr>
+            <w:r>
+              <w:rPr>
+                <w:rFonts w:ascii="Arial" w:cs="Arial" w:eastAsia="Arial" w:hAnsi="Arial"/>
+                <w:b/>
+                <w:bCs/>
+                <w:color w:val="6A1B9A"/>
+                <w:sz w:val="21"/>
+                <w:szCs w:val="21"/>
+              </w:rPr>
+              <w:t xml:space="preserve">Entrada</w:t>
+            </w:r>
+          </w:p>
+        </w:tc>
+        <w:tc>
+          <w:tcPr>
+            <w:tcW w:type="dxa" w:w="7860"/>
+            <w:tcBorders>
+              <w:top w:val="single" w:color="D9C6E4" w:sz="4"/>
+              <w:left w:val="single" w:color="D9C6E4" w:sz="4"/>
+              <w:bottom w:val="single" w:color="D9C6E4" w:sz="4"/>
+              <w:right w:val="single" w:color="D9C6E4" w:sz="4"/>
+            </w:tcBorders>
+            <w:tcMar>
+              <w:top w:type="dxa" w:w="80"/>
+              <w:left w:type="dxa" w:w="120"/>
+              <w:bottom w:type="dxa" w:w="80"/>
+              <w:right w:type="dxa" w:w="120"/>
+            </w:tcMar>
+          </w:tcPr>
+          <w:p>
+            <w:pPr>
+              <w:pStyle w:val="ListParagraph"/>
+              <w:numPr>
+                <w:ilvl w:val="0"/>
+                <w:numId w:val="2"/>
+              </w:numPr>
+              <w:spacing w:after="60" w:line="264"/>
+            </w:pPr>
+            <w:r>
+              <w:rPr>
+                <w:rFonts w:ascii="Arial" w:cs="Arial" w:eastAsia="Arial" w:hAnsi="Arial"/>
+                <w:sz w:val="21"/>
+                <w:szCs w:val="21"/>
+              </w:rPr>
+              <w:t xml:space="preserve">Nombre del proveedor, clase de activo, prioridad y frecuencia de actualización — </w:t>
+            </w:r>
+            <w:r>
+              <w:rPr>
+                <w:rFonts w:ascii="Arial" w:cs="Arial" w:eastAsia="Arial" w:hAnsi="Arial"/>
+                <w:b/>
+                <w:bCs/>
+                <w:color w:val="1B5E20"/>
+                <w:sz w:val="21"/>
+                <w:szCs w:val="21"/>
+              </w:rPr>
+              <w:t xml:space="preserve">Origen: Front de Inversiones</w:t>
+            </w:r>
+          </w:p>
+        </w:tc>
+      </w:tr>
+      <w:tr>
+        <w:tc>
+          <w:tcPr>
+            <w:tcW w:type="dxa" w:w="1500"/>
+            <w:tcBorders>
+              <w:top w:val="single" w:color="D9C6E4" w:sz="4"/>
+              <w:left w:val="single" w:color="D9C6E4" w:sz="4"/>
+              <w:bottom w:val="single" w:color="D9C6E4" w:sz="4"/>
+              <w:right w:val="single" w:color="D9C6E4" w:sz="4"/>
+            </w:tcBorders>
+            <w:shd w:fill="F3E8F9" w:color="auto" w:val="clear"/>
+            <w:tcMar>
+              <w:top w:type="dxa" w:w="80"/>
+              <w:left w:type="dxa" w:w="120"/>
+              <w:bottom w:type="dxa" w:w="80"/>
+              <w:right w:type="dxa" w:w="120"/>
+            </w:tcMar>
+          </w:tcPr>
+          <w:p>
+            <w:pPr>
+              <w:spacing w:after="0"/>
+            </w:pPr>
+            <w:r>
+              <w:rPr>
+                <w:rFonts w:ascii="Arial" w:cs="Arial" w:eastAsia="Arial" w:hAnsi="Arial"/>
+                <w:b/>
+                <w:bCs/>
+                <w:color w:val="6A1B9A"/>
+                <w:sz w:val="21"/>
+                <w:szCs w:val="21"/>
+              </w:rPr>
+              <w:t xml:space="preserve">Proceso</w:t>
+            </w:r>
+          </w:p>
+        </w:tc>
+        <w:tc>
+          <w:tcPr>
+            <w:tcW w:type="dxa" w:w="7860"/>
+            <w:tcBorders>
+              <w:top w:val="single" w:color="D9C6E4" w:sz="4"/>
+              <w:left w:val="single" w:color="D9C6E4" w:sz="4"/>
+              <w:bottom w:val="single" w:color="D9C6E4" w:sz="4"/>
+              <w:right w:val="single" w:color="D9C6E4" w:sz="4"/>
+            </w:tcBorders>
+            <w:tcMar>
+              <w:top w:type="dxa" w:w="80"/>
+              <w:left w:type="dxa" w:w="120"/>
+              <w:bottom w:type="dxa" w:w="80"/>
+              <w:right w:type="dxa" w:w="120"/>
+            </w:tcMar>
+          </w:tcPr>
+          <w:p>
+            <w:pPr>
+              <w:pStyle w:val="ListParagraph"/>
+              <w:numPr>
+                <w:ilvl w:val="0"/>
+                <w:numId w:val="2"/>
+              </w:numPr>
+              <w:spacing w:after="60" w:line="264"/>
+            </w:pPr>
+            <w:r>
+              <w:rPr>
+                <w:rFonts w:ascii="Arial" w:cs="Arial" w:eastAsia="Arial" w:hAnsi="Arial"/>
+                <w:sz w:val="21"/>
+                <w:szCs w:val="21"/>
+              </w:rPr>
+              <w:t xml:space="preserve">El usuario crea, edita e inactiva proveedores. Si un proveedor se inactiva, los precios pasan al siguiente por prioridad.</w:t>
+            </w:r>
+          </w:p>
+        </w:tc>
+      </w:tr>
+      <w:tr>
+        <w:tc>
+          <w:tcPr>
+            <w:tcW w:type="dxa" w:w="1500"/>
+            <w:tcBorders>
+              <w:top w:val="single" w:color="D9C6E4" w:sz="4"/>
+              <w:left w:val="single" w:color="D9C6E4" w:sz="4"/>
+              <w:bottom w:val="single" w:color="D9C6E4" w:sz="4"/>
+              <w:right w:val="single" w:color="D9C6E4" w:sz="4"/>
+            </w:tcBorders>
+            <w:shd w:fill="F3E8F9" w:color="auto" w:val="clear"/>
+            <w:tcMar>
+              <w:top w:type="dxa" w:w="80"/>
+              <w:left w:type="dxa" w:w="120"/>
+              <w:bottom w:type="dxa" w:w="80"/>
+              <w:right w:type="dxa" w:w="120"/>
+            </w:tcMar>
+          </w:tcPr>
+          <w:p>
+            <w:pPr>
+              <w:spacing w:after="0"/>
+            </w:pPr>
+            <w:r>
+              <w:rPr>
+                <w:rFonts w:ascii="Arial" w:cs="Arial" w:eastAsia="Arial" w:hAnsi="Arial"/>
+                <w:b/>
+                <w:bCs/>
+                <w:color w:val="6A1B9A"/>
+                <w:sz w:val="21"/>
+                <w:szCs w:val="21"/>
+              </w:rPr>
+              <w:t xml:space="preserve">Salida</w:t>
+            </w:r>
+          </w:p>
+        </w:tc>
+        <w:tc>
+          <w:tcPr>
+            <w:tcW w:type="dxa" w:w="7860"/>
+            <w:tcBorders>
+              <w:top w:val="single" w:color="D9C6E4" w:sz="4"/>
+              <w:left w:val="single" w:color="D9C6E4" w:sz="4"/>
+              <w:bottom w:val="single" w:color="D9C6E4" w:sz="4"/>
+              <w:right w:val="single" w:color="D9C6E4" w:sz="4"/>
+            </w:tcBorders>
+            <w:tcMar>
+              <w:top w:type="dxa" w:w="80"/>
+              <w:left w:type="dxa" w:w="120"/>
+              <w:bottom w:type="dxa" w:w="80"/>
+              <w:right w:type="dxa" w:w="120"/>
+            </w:tcMar>
+          </w:tcPr>
+          <w:p>
+            <w:pPr>
+              <w:pStyle w:val="ListParagraph"/>
+              <w:numPr>
+                <w:ilvl w:val="0"/>
+                <w:numId w:val="2"/>
+              </w:numPr>
+              <w:spacing w:after="60" w:line="264"/>
+            </w:pPr>
+            <w:r>
+              <w:rPr>
+                <w:rFonts w:ascii="Arial" w:cs="Arial" w:eastAsia="Arial" w:hAnsi="Arial"/>
+                <w:sz w:val="21"/>
+                <w:szCs w:val="21"/>
+              </w:rPr>
+              <w:t xml:space="preserve">La fuente que usa Precios en línea.</w:t>
+            </w:r>
+          </w:p>
+        </w:tc>
+      </w:tr>
+    </w:tbl>
+    <w:p>
+      <w:pPr>
+        <w:pStyle w:val="Heading3"/>
+        <w:keepNext/>
+        <w:spacing w:after="80" w:before="240"/>
+      </w:pPr>
+      <w:r>
+        <w:rPr>
+          <w:rFonts w:ascii="Arial" w:cs="Arial" w:eastAsia="Arial" w:hAnsi="Arial"/>
+          <w:b/>
+          <w:bCs/>
+          <w:color w:val="222222"/>
+          <w:sz w:val="23"/>
+          <w:szCs w:val="23"/>
+        </w:rPr>
         <w:t xml:space="preserve">Tasas de referencia</w:t>
       </w:r>
     </w:p>
@@ -4074,6 +4379,35 @@
               <w:t xml:space="preserve">Origen: Front de Inversiones</w:t>
             </w:r>
           </w:p>
+          <w:p>
+            <w:pPr>
+              <w:pStyle w:val="ListParagraph"/>
+              <w:numPr>
+                <w:ilvl w:val="0"/>
+                <w:numId w:val="2"/>
+              </w:numPr>
+              <w:spacing w:after="60" w:line="264"/>
+            </w:pPr>
+            <w:r>
+              <w:rPr>
+                <w:rFonts w:ascii="Arial" w:cs="Arial" w:eastAsia="Arial" w:hAnsi="Arial"/>
+                <w:sz w:val="21"/>
+                <w:szCs w:val="21"/>
+              </w:rPr>
+              <w:t xml:space="preserve">Archivo de carga masiva con varios límites (portafolio, tipo, valor, evaluación, naturaleza, porcentaje y denominador) — </w:t>
+            </w:r>
+            <w:r>
+              <w:rPr>
+                <w:rFonts w:ascii="Arial" w:cs="Arial" w:eastAsia="Arial" w:hAnsi="Arial"/>
+                <w:b/>
+                <w:bCs/>
+                <w:color w:val="1B5E20"/>
+                <w:sz w:val="21"/>
+                <w:szCs w:val="21"/>
+              </w:rPr>
+              <w:t xml:space="preserve">Origen: Front de Inversiones</w:t>
+            </w:r>
+          </w:p>
         </w:tc>
       </w:tr>
       <w:tr>
@@ -4142,7 +4476,7 @@
                 <w:sz w:val="21"/>
                 <w:szCs w:val="21"/>
               </w:rPr>
-              <w:t xml:space="preserve">El usuario crea, edita e inactiva límites.</w:t>
+              <w:t xml:space="preserve">El usuario crea, edita e inactiva límites. Cada portafolio puede parametrizar sus propias reglas sin crearlas una a una: con la carga masiva sube varios límites a la vez (cada fila se valida y se rechaza la que tenga errores) y con «Duplicar límite» copia uno existente a otros portafolios.</w:t>
             </w:r>
           </w:p>
           <w:p>
@@ -4372,7 +4706,7 @@
                 <w:sz w:val="21"/>
                 <w:szCs w:val="21"/>
               </w:rPr>
-              <w:t xml:space="preserve">Emisores, calificaciones, monedas del país, tipos de límite, operaciones monetarias, avaluadores, propósito de la operación, clases de activo, instrumentos de derivados, sectores y originadores de cartera — </w:t>
+              <w:t xml:space="preserve">Emisores, calificaciones, monedas del país, tipos de límite, operaciones monetarias, avaluadores, propósito de la operación, clases de activo, instrumentos de derivados, sectores y originadores de cartera, y complementadores de mercado (como MITRA) — </w:t>
             </w:r>
             <w:r>
               <w:rPr>
@@ -4783,7 +5117,7 @@
                 <w:sz w:val="21"/>
                 <w:szCs w:val="21"/>
               </w:rPr>
-              <w:t xml:space="preserve">Posiciones de derivados — </w:t>
+              <w:t xml:space="preserve">Posiciones de derivados, para mostrar la cobertura de cada posición — </w:t>
             </w:r>
             <w:r>
               <w:rPr>
@@ -4931,6 +5265,24 @@
                 <w:szCs w:val="21"/>
               </w:rPr>
               <w:t xml:space="preserve">En un fondo alternativo agrega las pestañas Seguimiento y Cartera.</w:t>
+            </w:r>
+          </w:p>
+          <w:p>
+            <w:pPr>
+              <w:pStyle w:val="ListParagraph"/>
+              <w:numPr>
+                <w:ilvl w:val="0"/>
+                <w:numId w:val="2"/>
+              </w:numPr>
+              <w:spacing w:after="60" w:line="264"/>
+            </w:pPr>
+            <w:r>
+              <w:rPr>
+                <w:rFonts w:ascii="Arial" w:cs="Arial" w:eastAsia="Arial" w:hAnsi="Arial"/>
+                <w:sz w:val="21"/>
+                <w:szCs w:val="21"/>
+              </w:rPr>
+              <w:t xml:space="preserve">Para cada posición en divisa muestra qué porción está cubierta con derivados («Sin cobertura» si no hay), y el usuario puede agrupar las posiciones por tipo de instrumento para ver su peso, su valoración y su cobertura consolidados.</w:t>
             </w:r>
           </w:p>
         </w:tc>
@@ -5717,7 +6069,7 @@
                 <w:sz w:val="21"/>
                 <w:szCs w:val="21"/>
               </w:rPr>
-              <w:t xml:space="preserve">El sistema calcula duración, duración modificada, convexidad y DV01 de cada portafolio.</w:t>
+              <w:t xml:space="preserve">El sistema calcula duración, duración modificada, convexidad y DV01 de cada portafolio y, al abrir el detalle, de cada posición, con su contribución a la duración total (la suma de las contribuciones es la duración del portafolio).</w:t>
             </w:r>
           </w:p>
         </w:tc>
@@ -5788,7 +6140,1361 @@
                 <w:sz w:val="21"/>
                 <w:szCs w:val="21"/>
               </w:rPr>
-              <w:t xml:space="preserve">Una tabla por portafolio con las cuatro medidas y los totales.</w:t>
+              <w:t xml:space="preserve">Una tabla por portafolio con las cuatro medidas y los totales, y por posición la duración, la contribución y el DV01.</w:t>
+            </w:r>
+          </w:p>
+        </w:tc>
+      </w:tr>
+    </w:tbl>
+    <w:p>
+      <w:pPr>
+        <w:pStyle w:val="Heading3"/>
+        <w:keepNext/>
+        <w:spacing w:after="80" w:before="240"/>
+      </w:pPr>
+      <w:r>
+        <w:rPr>
+          <w:rFonts w:ascii="Arial" w:cs="Arial" w:eastAsia="Arial" w:hAnsi="Arial"/>
+          <w:b/>
+          <w:bCs/>
+          <w:color w:val="222222"/>
+          <w:sz w:val="23"/>
+          <w:szCs w:val="23"/>
+        </w:rPr>
+        <w:t xml:space="preserve">Operaciones en tránsito</w:t>
+      </w:r>
+    </w:p>
+    <w:p>
+      <w:pPr>
+        <w:keepNext/>
+        <w:spacing w:after="100" w:line="276"/>
+      </w:pPr>
+      <w:r>
+        <w:rPr>
+          <w:rFonts w:ascii="Arial" w:cs="Arial" w:eastAsia="Arial" w:hAnsi="Arial"/>
+          <w:i/>
+          <w:iCs/>
+          <w:color w:val="555555"/>
+          <w:sz w:val="21"/>
+          <w:szCs w:val="21"/>
+        </w:rPr>
+        <w:t xml:space="preserve">Reúne las operaciones ya registradas que todavía no se han cumplido.</w:t>
+      </w:r>
+    </w:p>
+    <w:tbl>
+      <w:tblPr>
+        <w:tblW w:type="dxa" w:w="9360"/>
+        <w:tblBorders>
+          <w:top w:val="single" w:color="auto" w:sz="4"/>
+          <w:left w:val="single" w:color="auto" w:sz="4"/>
+          <w:bottom w:val="single" w:color="auto" w:sz="4"/>
+          <w:right w:val="single" w:color="auto" w:sz="4"/>
+          <w:insideH w:val="single" w:color="auto" w:sz="4"/>
+          <w:insideV w:val="single" w:color="auto" w:sz="4"/>
+        </w:tblBorders>
+      </w:tblPr>
+      <w:tblGrid>
+        <w:gridCol w:w="1500"/>
+        <w:gridCol w:w="7860"/>
+      </w:tblGrid>
+      <w:tr>
+        <w:tc>
+          <w:tcPr>
+            <w:tcW w:type="dxa" w:w="1500"/>
+            <w:tcBorders>
+              <w:top w:val="single" w:color="D9C6E4" w:sz="4"/>
+              <w:left w:val="single" w:color="D9C6E4" w:sz="4"/>
+              <w:bottom w:val="single" w:color="D9C6E4" w:sz="4"/>
+              <w:right w:val="single" w:color="D9C6E4" w:sz="4"/>
+            </w:tcBorders>
+            <w:shd w:fill="F3E8F9" w:color="auto" w:val="clear"/>
+            <w:tcMar>
+              <w:top w:type="dxa" w:w="80"/>
+              <w:left w:type="dxa" w:w="120"/>
+              <w:bottom w:type="dxa" w:w="80"/>
+              <w:right w:type="dxa" w:w="120"/>
+            </w:tcMar>
+          </w:tcPr>
+          <w:p>
+            <w:pPr>
+              <w:spacing w:after="0"/>
+            </w:pPr>
+            <w:r>
+              <w:rPr>
+                <w:rFonts w:ascii="Arial" w:cs="Arial" w:eastAsia="Arial" w:hAnsi="Arial"/>
+                <w:b/>
+                <w:bCs/>
+                <w:color w:val="6A1B9A"/>
+                <w:sz w:val="21"/>
+                <w:szCs w:val="21"/>
+              </w:rPr>
+              <w:t xml:space="preserve">Entrada</w:t>
+            </w:r>
+          </w:p>
+        </w:tc>
+        <w:tc>
+          <w:tcPr>
+            <w:tcW w:type="dxa" w:w="7860"/>
+            <w:tcBorders>
+              <w:top w:val="single" w:color="D9C6E4" w:sz="4"/>
+              <w:left w:val="single" w:color="D9C6E4" w:sz="4"/>
+              <w:bottom w:val="single" w:color="D9C6E4" w:sz="4"/>
+              <w:right w:val="single" w:color="D9C6E4" w:sz="4"/>
+            </w:tcBorders>
+            <w:tcMar>
+              <w:top w:type="dxa" w:w="80"/>
+              <w:left w:type="dxa" w:w="120"/>
+              <w:bottom w:type="dxa" w:w="80"/>
+              <w:right w:type="dxa" w:w="120"/>
+            </w:tcMar>
+          </w:tcPr>
+          <w:p>
+            <w:pPr>
+              <w:pStyle w:val="ListParagraph"/>
+              <w:numPr>
+                <w:ilvl w:val="0"/>
+                <w:numId w:val="2"/>
+              </w:numPr>
+              <w:spacing w:after="60" w:line="264"/>
+            </w:pPr>
+            <w:r>
+              <w:rPr>
+                <w:rFonts w:ascii="Arial" w:cs="Arial" w:eastAsia="Arial" w:hAnsi="Arial"/>
+                <w:sz w:val="21"/>
+                <w:szCs w:val="21"/>
+              </w:rPr>
+              <w:t xml:space="preserve">Órdenes de renta fija, renta variable y mercado monetario con su fecha de liquidación y su contraparte — </w:t>
+            </w:r>
+            <w:r>
+              <w:rPr>
+                <w:rFonts w:ascii="Arial" w:cs="Arial" w:eastAsia="Arial" w:hAnsi="Arial"/>
+                <w:b/>
+                <w:bCs/>
+                <w:color w:val="1B5E20"/>
+                <w:sz w:val="21"/>
+                <w:szCs w:val="21"/>
+              </w:rPr>
+              <w:t xml:space="preserve">Origen: Front de Inversiones</w:t>
+            </w:r>
+          </w:p>
+          <w:p>
+            <w:pPr>
+              <w:pStyle w:val="ListParagraph"/>
+              <w:numPr>
+                <w:ilvl w:val="0"/>
+                <w:numId w:val="2"/>
+              </w:numPr>
+              <w:spacing w:after="60" w:line="264"/>
+            </w:pPr>
+            <w:r>
+              <w:rPr>
+                <w:rFonts w:ascii="Arial" w:cs="Arial" w:eastAsia="Arial" w:hAnsi="Arial"/>
+                <w:sz w:val="21"/>
+                <w:szCs w:val="21"/>
+              </w:rPr>
+              <w:t xml:space="preserve">Datos de los instrumentos y de las posiciones — </w:t>
+            </w:r>
+            <w:r>
+              <w:rPr>
+                <w:rFonts w:ascii="Arial" w:cs="Arial" w:eastAsia="Arial" w:hAnsi="Arial"/>
+                <w:b/>
+                <w:bCs/>
+                <w:color w:val="6A1B9A"/>
+                <w:sz w:val="21"/>
+                <w:szCs w:val="21"/>
+              </w:rPr>
+              <w:t xml:space="preserve">Origen: New Inversiones</w:t>
+            </w:r>
+          </w:p>
+        </w:tc>
+      </w:tr>
+      <w:tr>
+        <w:tc>
+          <w:tcPr>
+            <w:tcW w:type="dxa" w:w="1500"/>
+            <w:tcBorders>
+              <w:top w:val="single" w:color="D9C6E4" w:sz="4"/>
+              <w:left w:val="single" w:color="D9C6E4" w:sz="4"/>
+              <w:bottom w:val="single" w:color="D9C6E4" w:sz="4"/>
+              <w:right w:val="single" w:color="D9C6E4" w:sz="4"/>
+            </w:tcBorders>
+            <w:shd w:fill="F3E8F9" w:color="auto" w:val="clear"/>
+            <w:tcMar>
+              <w:top w:type="dxa" w:w="80"/>
+              <w:left w:type="dxa" w:w="120"/>
+              <w:bottom w:type="dxa" w:w="80"/>
+              <w:right w:type="dxa" w:w="120"/>
+            </w:tcMar>
+          </w:tcPr>
+          <w:p>
+            <w:pPr>
+              <w:spacing w:after="0"/>
+            </w:pPr>
+            <w:r>
+              <w:rPr>
+                <w:rFonts w:ascii="Arial" w:cs="Arial" w:eastAsia="Arial" w:hAnsi="Arial"/>
+                <w:b/>
+                <w:bCs/>
+                <w:color w:val="6A1B9A"/>
+                <w:sz w:val="21"/>
+                <w:szCs w:val="21"/>
+              </w:rPr>
+              <w:t xml:space="preserve">Proceso</w:t>
+            </w:r>
+          </w:p>
+        </w:tc>
+        <w:tc>
+          <w:tcPr>
+            <w:tcW w:type="dxa" w:w="7860"/>
+            <w:tcBorders>
+              <w:top w:val="single" w:color="D9C6E4" w:sz="4"/>
+              <w:left w:val="single" w:color="D9C6E4" w:sz="4"/>
+              <w:bottom w:val="single" w:color="D9C6E4" w:sz="4"/>
+              <w:right w:val="single" w:color="D9C6E4" w:sz="4"/>
+            </w:tcBorders>
+            <w:tcMar>
+              <w:top w:type="dxa" w:w="80"/>
+              <w:left w:type="dxa" w:w="120"/>
+              <w:bottom w:type="dxa" w:w="80"/>
+              <w:right w:type="dxa" w:w="120"/>
+            </w:tcMar>
+          </w:tcPr>
+          <w:p>
+            <w:pPr>
+              <w:pStyle w:val="ListParagraph"/>
+              <w:numPr>
+                <w:ilvl w:val="0"/>
+                <w:numId w:val="2"/>
+              </w:numPr>
+              <w:spacing w:after="60" w:line="264"/>
+            </w:pPr>
+            <w:r>
+              <w:rPr>
+                <w:rFonts w:ascii="Arial" w:cs="Arial" w:eastAsia="Arial" w:hAnsi="Arial"/>
+                <w:sz w:val="21"/>
+                <w:szCs w:val="21"/>
+              </w:rPr>
+              <w:t xml:space="preserve">El sistema toma las órdenes no anuladas cuya liquidación es hoy o futura, y marca las que liquidan hoy y los títulos no emitidos. El usuario filtra por producto, portafolio y contraparte.</w:t>
+            </w:r>
+          </w:p>
+        </w:tc>
+      </w:tr>
+      <w:tr>
+        <w:tc>
+          <w:tcPr>
+            <w:tcW w:type="dxa" w:w="1500"/>
+            <w:tcBorders>
+              <w:top w:val="single" w:color="D9C6E4" w:sz="4"/>
+              <w:left w:val="single" w:color="D9C6E4" w:sz="4"/>
+              <w:bottom w:val="single" w:color="D9C6E4" w:sz="4"/>
+              <w:right w:val="single" w:color="D9C6E4" w:sz="4"/>
+            </w:tcBorders>
+            <w:shd w:fill="F3E8F9" w:color="auto" w:val="clear"/>
+            <w:tcMar>
+              <w:top w:type="dxa" w:w="80"/>
+              <w:left w:type="dxa" w:w="120"/>
+              <w:bottom w:type="dxa" w:w="80"/>
+              <w:right w:type="dxa" w:w="120"/>
+            </w:tcMar>
+          </w:tcPr>
+          <w:p>
+            <w:pPr>
+              <w:spacing w:after="0"/>
+            </w:pPr>
+            <w:r>
+              <w:rPr>
+                <w:rFonts w:ascii="Arial" w:cs="Arial" w:eastAsia="Arial" w:hAnsi="Arial"/>
+                <w:b/>
+                <w:bCs/>
+                <w:color w:val="6A1B9A"/>
+                <w:sz w:val="21"/>
+                <w:szCs w:val="21"/>
+              </w:rPr>
+              <w:t xml:space="preserve">Salida</w:t>
+            </w:r>
+          </w:p>
+        </w:tc>
+        <w:tc>
+          <w:tcPr>
+            <w:tcW w:type="dxa" w:w="7860"/>
+            <w:tcBorders>
+              <w:top w:val="single" w:color="D9C6E4" w:sz="4"/>
+              <w:left w:val="single" w:color="D9C6E4" w:sz="4"/>
+              <w:bottom w:val="single" w:color="D9C6E4" w:sz="4"/>
+              <w:right w:val="single" w:color="D9C6E4" w:sz="4"/>
+            </w:tcBorders>
+            <w:tcMar>
+              <w:top w:type="dxa" w:w="80"/>
+              <w:left w:type="dxa" w:w="120"/>
+              <w:bottom w:type="dxa" w:w="80"/>
+              <w:right w:type="dxa" w:w="120"/>
+            </w:tcMar>
+          </w:tcPr>
+          <w:p>
+            <w:pPr>
+              <w:pStyle w:val="ListParagraph"/>
+              <w:numPr>
+                <w:ilvl w:val="0"/>
+                <w:numId w:val="2"/>
+              </w:numPr>
+              <w:spacing w:after="60" w:line="264"/>
+            </w:pPr>
+            <w:r>
+              <w:rPr>
+                <w:rFonts w:ascii="Arial" w:cs="Arial" w:eastAsia="Arial" w:hAnsi="Arial"/>
+                <w:sz w:val="21"/>
+                <w:szCs w:val="21"/>
+              </w:rPr>
+              <w:t xml:space="preserve">Una tabla con el valor por liquidar, las operaciones que liquidan hoy y los títulos no emitidos, exportable a Excel y CSV.</w:t>
+            </w:r>
+          </w:p>
+        </w:tc>
+      </w:tr>
+    </w:tbl>
+    <w:p>
+      <w:pPr>
+        <w:pStyle w:val="Heading3"/>
+        <w:keepNext/>
+        <w:spacing w:after="80" w:before="240"/>
+      </w:pPr>
+      <w:r>
+        <w:rPr>
+          <w:rFonts w:ascii="Arial" w:cs="Arial" w:eastAsia="Arial" w:hAnsi="Arial"/>
+          <w:b/>
+          <w:bCs/>
+          <w:color w:val="222222"/>
+          <w:sz w:val="23"/>
+          <w:szCs w:val="23"/>
+        </w:rPr>
+        <w:t xml:space="preserve">Liquidez</w:t>
+      </w:r>
+    </w:p>
+    <w:p>
+      <w:pPr>
+        <w:keepNext/>
+        <w:spacing w:after="100" w:line="276"/>
+      </w:pPr>
+      <w:r>
+        <w:rPr>
+          <w:rFonts w:ascii="Arial" w:cs="Arial" w:eastAsia="Arial" w:hAnsi="Arial"/>
+          <w:i/>
+          <w:iCs/>
+          <w:color w:val="555555"/>
+          <w:sz w:val="21"/>
+          <w:szCs w:val="21"/>
+        </w:rPr>
+        <w:t xml:space="preserve">Anticipa cuánta caja entra y sale, para detectar un déficit de liquidez a tiempo.</w:t>
+      </w:r>
+    </w:p>
+    <w:tbl>
+      <w:tblPr>
+        <w:tblW w:type="dxa" w:w="9360"/>
+        <w:tblBorders>
+          <w:top w:val="single" w:color="auto" w:sz="4"/>
+          <w:left w:val="single" w:color="auto" w:sz="4"/>
+          <w:bottom w:val="single" w:color="auto" w:sz="4"/>
+          <w:right w:val="single" w:color="auto" w:sz="4"/>
+          <w:insideH w:val="single" w:color="auto" w:sz="4"/>
+          <w:insideV w:val="single" w:color="auto" w:sz="4"/>
+        </w:tblBorders>
+      </w:tblPr>
+      <w:tblGrid>
+        <w:gridCol w:w="1500"/>
+        <w:gridCol w:w="7860"/>
+      </w:tblGrid>
+      <w:tr>
+        <w:tc>
+          <w:tcPr>
+            <w:tcW w:type="dxa" w:w="1500"/>
+            <w:tcBorders>
+              <w:top w:val="single" w:color="D9C6E4" w:sz="4"/>
+              <w:left w:val="single" w:color="D9C6E4" w:sz="4"/>
+              <w:bottom w:val="single" w:color="D9C6E4" w:sz="4"/>
+              <w:right w:val="single" w:color="D9C6E4" w:sz="4"/>
+            </w:tcBorders>
+            <w:shd w:fill="F3E8F9" w:color="auto" w:val="clear"/>
+            <w:tcMar>
+              <w:top w:type="dxa" w:w="80"/>
+              <w:left w:type="dxa" w:w="120"/>
+              <w:bottom w:type="dxa" w:w="80"/>
+              <w:right w:type="dxa" w:w="120"/>
+            </w:tcMar>
+          </w:tcPr>
+          <w:p>
+            <w:pPr>
+              <w:spacing w:after="0"/>
+            </w:pPr>
+            <w:r>
+              <w:rPr>
+                <w:rFonts w:ascii="Arial" w:cs="Arial" w:eastAsia="Arial" w:hAnsi="Arial"/>
+                <w:b/>
+                <w:bCs/>
+                <w:color w:val="6A1B9A"/>
+                <w:sz w:val="21"/>
+                <w:szCs w:val="21"/>
+              </w:rPr>
+              <w:t xml:space="preserve">Entrada</w:t>
+            </w:r>
+          </w:p>
+        </w:tc>
+        <w:tc>
+          <w:tcPr>
+            <w:tcW w:type="dxa" w:w="7860"/>
+            <w:tcBorders>
+              <w:top w:val="single" w:color="D9C6E4" w:sz="4"/>
+              <w:left w:val="single" w:color="D9C6E4" w:sz="4"/>
+              <w:bottom w:val="single" w:color="D9C6E4" w:sz="4"/>
+              <w:right w:val="single" w:color="D9C6E4" w:sz="4"/>
+            </w:tcBorders>
+            <w:tcMar>
+              <w:top w:type="dxa" w:w="80"/>
+              <w:left w:type="dxa" w:w="120"/>
+              <w:bottom w:type="dxa" w:w="80"/>
+              <w:right w:type="dxa" w:w="120"/>
+            </w:tcMar>
+          </w:tcPr>
+          <w:p>
+            <w:pPr>
+              <w:pStyle w:val="ListParagraph"/>
+              <w:numPr>
+                <w:ilvl w:val="0"/>
+                <w:numId w:val="2"/>
+              </w:numPr>
+              <w:spacing w:after="60" w:line="264"/>
+            </w:pPr>
+            <w:r>
+              <w:rPr>
+                <w:rFonts w:ascii="Arial" w:cs="Arial" w:eastAsia="Arial" w:hAnsi="Arial"/>
+                <w:sz w:val="21"/>
+                <w:szCs w:val="21"/>
+              </w:rPr>
+              <w:t xml:space="preserve">Portafolio, tipo de flujo, forma de agrupar (día, semana, mes o rango completo) y rango de fechas — </w:t>
+            </w:r>
+            <w:r>
+              <w:rPr>
+                <w:rFonts w:ascii="Arial" w:cs="Arial" w:eastAsia="Arial" w:hAnsi="Arial"/>
+                <w:b/>
+                <w:bCs/>
+                <w:color w:val="1B5E20"/>
+                <w:sz w:val="21"/>
+                <w:szCs w:val="21"/>
+              </w:rPr>
+              <w:t xml:space="preserve">Origen: Front de Inversiones</w:t>
+            </w:r>
+          </w:p>
+          <w:p>
+            <w:pPr>
+              <w:pStyle w:val="ListParagraph"/>
+              <w:numPr>
+                <w:ilvl w:val="0"/>
+                <w:numId w:val="2"/>
+              </w:numPr>
+              <w:spacing w:after="60" w:line="264"/>
+            </w:pPr>
+            <w:r>
+              <w:rPr>
+                <w:rFonts w:ascii="Arial" w:cs="Arial" w:eastAsia="Arial" w:hAnsi="Arial"/>
+                <w:sz w:val="21"/>
+                <w:szCs w:val="21"/>
+              </w:rPr>
+              <w:t xml:space="preserve">Compras y ventas de contado pendientes, vencimientos monetarios y flujos de derivados al vencimiento — </w:t>
+            </w:r>
+            <w:r>
+              <w:rPr>
+                <w:rFonts w:ascii="Arial" w:cs="Arial" w:eastAsia="Arial" w:hAnsi="Arial"/>
+                <w:b/>
+                <w:bCs/>
+                <w:color w:val="1B5E20"/>
+                <w:sz w:val="21"/>
+                <w:szCs w:val="21"/>
+              </w:rPr>
+              <w:t xml:space="preserve">Origen: Front de Inversiones</w:t>
+            </w:r>
+          </w:p>
+          <w:p>
+            <w:pPr>
+              <w:pStyle w:val="ListParagraph"/>
+              <w:numPr>
+                <w:ilvl w:val="0"/>
+                <w:numId w:val="2"/>
+              </w:numPr>
+              <w:spacing w:after="60" w:line="264"/>
+            </w:pPr>
+            <w:r>
+              <w:rPr>
+                <w:rFonts w:ascii="Arial" w:cs="Arial" w:eastAsia="Arial" w:hAnsi="Arial"/>
+                <w:sz w:val="21"/>
+                <w:szCs w:val="21"/>
+              </w:rPr>
+              <w:t xml:space="preserve">Cupones y pagos de capital de la renta fija — </w:t>
+            </w:r>
+            <w:r>
+              <w:rPr>
+                <w:rFonts w:ascii="Arial" w:cs="Arial" w:eastAsia="Arial" w:hAnsi="Arial"/>
+                <w:b/>
+                <w:bCs/>
+                <w:color w:val="6A1B9A"/>
+                <w:sz w:val="21"/>
+                <w:szCs w:val="21"/>
+              </w:rPr>
+              <w:t xml:space="preserve">Origen: New Inversiones</w:t>
+            </w:r>
+          </w:p>
+          <w:p>
+            <w:pPr>
+              <w:pStyle w:val="ListParagraph"/>
+              <w:numPr>
+                <w:ilvl w:val="0"/>
+                <w:numId w:val="2"/>
+              </w:numPr>
+              <w:spacing w:after="60" w:line="264"/>
+            </w:pPr>
+            <w:r>
+              <w:rPr>
+                <w:rFonts w:ascii="Arial" w:cs="Arial" w:eastAsia="Arial" w:hAnsi="Arial"/>
+                <w:sz w:val="21"/>
+                <w:szCs w:val="21"/>
+              </w:rPr>
+              <w:t xml:space="preserve">Aportes y retiros esperados del fondo — </w:t>
+            </w:r>
+            <w:r>
+              <w:rPr>
+                <w:rFonts w:ascii="Arial" w:cs="Arial" w:eastAsia="Arial" w:hAnsi="Arial"/>
+                <w:b/>
+                <w:bCs/>
+                <w:color w:val="6A1B9A"/>
+                <w:sz w:val="21"/>
+                <w:szCs w:val="21"/>
+              </w:rPr>
+              <w:t xml:space="preserve">Origen: Administración del fondo</w:t>
+            </w:r>
+          </w:p>
+          <w:p>
+            <w:pPr>
+              <w:pStyle w:val="ListParagraph"/>
+              <w:numPr>
+                <w:ilvl w:val="0"/>
+                <w:numId w:val="2"/>
+              </w:numPr>
+              <w:spacing w:after="60" w:line="264"/>
+            </w:pPr>
+            <w:r>
+              <w:rPr>
+                <w:rFonts w:ascii="Arial" w:cs="Arial" w:eastAsia="Arial" w:hAnsi="Arial"/>
+                <w:sz w:val="21"/>
+                <w:szCs w:val="21"/>
+              </w:rPr>
+              <w:t xml:space="preserve">Caja disponible del portafolio (supuesto) — </w:t>
+            </w:r>
+            <w:r>
+              <w:rPr>
+                <w:rFonts w:ascii="Arial" w:cs="Arial" w:eastAsia="Arial" w:hAnsi="Arial"/>
+                <w:b/>
+                <w:bCs/>
+                <w:color w:val="6A1B9A"/>
+                <w:sz w:val="21"/>
+                <w:szCs w:val="21"/>
+              </w:rPr>
+              <w:t xml:space="preserve">Origen: Contabilidad</w:t>
+            </w:r>
+          </w:p>
+        </w:tc>
+      </w:tr>
+      <w:tr>
+        <w:tc>
+          <w:tcPr>
+            <w:tcW w:type="dxa" w:w="1500"/>
+            <w:tcBorders>
+              <w:top w:val="single" w:color="D9C6E4" w:sz="4"/>
+              <w:left w:val="single" w:color="D9C6E4" w:sz="4"/>
+              <w:bottom w:val="single" w:color="D9C6E4" w:sz="4"/>
+              <w:right w:val="single" w:color="D9C6E4" w:sz="4"/>
+            </w:tcBorders>
+            <w:shd w:fill="F3E8F9" w:color="auto" w:val="clear"/>
+            <w:tcMar>
+              <w:top w:type="dxa" w:w="80"/>
+              <w:left w:type="dxa" w:w="120"/>
+              <w:bottom w:type="dxa" w:w="80"/>
+              <w:right w:type="dxa" w:w="120"/>
+            </w:tcMar>
+          </w:tcPr>
+          <w:p>
+            <w:pPr>
+              <w:spacing w:after="0"/>
+            </w:pPr>
+            <w:r>
+              <w:rPr>
+                <w:rFonts w:ascii="Arial" w:cs="Arial" w:eastAsia="Arial" w:hAnsi="Arial"/>
+                <w:b/>
+                <w:bCs/>
+                <w:color w:val="6A1B9A"/>
+                <w:sz w:val="21"/>
+                <w:szCs w:val="21"/>
+              </w:rPr>
+              <w:t xml:space="preserve">Proceso</w:t>
+            </w:r>
+          </w:p>
+        </w:tc>
+        <w:tc>
+          <w:tcPr>
+            <w:tcW w:type="dxa" w:w="7860"/>
+            <w:tcBorders>
+              <w:top w:val="single" w:color="D9C6E4" w:sz="4"/>
+              <w:left w:val="single" w:color="D9C6E4" w:sz="4"/>
+              <w:bottom w:val="single" w:color="D9C6E4" w:sz="4"/>
+              <w:right w:val="single" w:color="D9C6E4" w:sz="4"/>
+            </w:tcBorders>
+            <w:tcMar>
+              <w:top w:type="dxa" w:w="80"/>
+              <w:left w:type="dxa" w:w="120"/>
+              <w:bottom w:type="dxa" w:w="80"/>
+              <w:right w:type="dxa" w:w="120"/>
+            </w:tcMar>
+          </w:tcPr>
+          <w:p>
+            <w:pPr>
+              <w:pStyle w:val="ListParagraph"/>
+              <w:numPr>
+                <w:ilvl w:val="0"/>
+                <w:numId w:val="2"/>
+              </w:numPr>
+              <w:spacing w:after="60" w:line="264"/>
+            </w:pPr>
+            <w:r>
+              <w:rPr>
+                <w:rFonts w:ascii="Arial" w:cs="Arial" w:eastAsia="Arial" w:hAnsi="Arial"/>
+                <w:sz w:val="21"/>
+                <w:szCs w:val="21"/>
+              </w:rPr>
+              <w:t xml:space="preserve">El sistema reúne los flujos del rango, los agrupa como pidió el usuario, calcula entradas, salidas, neto y saldo de caja acumulado, y avisa si el saldo queda negativo.</w:t>
+            </w:r>
+          </w:p>
+        </w:tc>
+      </w:tr>
+      <w:tr>
+        <w:tc>
+          <w:tcPr>
+            <w:tcW w:type="dxa" w:w="1500"/>
+            <w:tcBorders>
+              <w:top w:val="single" w:color="D9C6E4" w:sz="4"/>
+              <w:left w:val="single" w:color="D9C6E4" w:sz="4"/>
+              <w:bottom w:val="single" w:color="D9C6E4" w:sz="4"/>
+              <w:right w:val="single" w:color="D9C6E4" w:sz="4"/>
+            </w:tcBorders>
+            <w:shd w:fill="F3E8F9" w:color="auto" w:val="clear"/>
+            <w:tcMar>
+              <w:top w:type="dxa" w:w="80"/>
+              <w:left w:type="dxa" w:w="120"/>
+              <w:bottom w:type="dxa" w:w="80"/>
+              <w:right w:type="dxa" w:w="120"/>
+            </w:tcMar>
+          </w:tcPr>
+          <w:p>
+            <w:pPr>
+              <w:spacing w:after="0"/>
+            </w:pPr>
+            <w:r>
+              <w:rPr>
+                <w:rFonts w:ascii="Arial" w:cs="Arial" w:eastAsia="Arial" w:hAnsi="Arial"/>
+                <w:b/>
+                <w:bCs/>
+                <w:color w:val="6A1B9A"/>
+                <w:sz w:val="21"/>
+                <w:szCs w:val="21"/>
+              </w:rPr>
+              <w:t xml:space="preserve">Salida</w:t>
+            </w:r>
+          </w:p>
+        </w:tc>
+        <w:tc>
+          <w:tcPr>
+            <w:tcW w:type="dxa" w:w="7860"/>
+            <w:tcBorders>
+              <w:top w:val="single" w:color="D9C6E4" w:sz="4"/>
+              <w:left w:val="single" w:color="D9C6E4" w:sz="4"/>
+              <w:bottom w:val="single" w:color="D9C6E4" w:sz="4"/>
+              <w:right w:val="single" w:color="D9C6E4" w:sz="4"/>
+            </w:tcBorders>
+            <w:tcMar>
+              <w:top w:type="dxa" w:w="80"/>
+              <w:left w:type="dxa" w:w="120"/>
+              <w:bottom w:type="dxa" w:w="80"/>
+              <w:right w:type="dxa" w:w="120"/>
+            </w:tcMar>
+          </w:tcPr>
+          <w:p>
+            <w:pPr>
+              <w:pStyle w:val="ListParagraph"/>
+              <w:numPr>
+                <w:ilvl w:val="0"/>
+                <w:numId w:val="2"/>
+              </w:numPr>
+              <w:spacing w:after="60" w:line="264"/>
+            </w:pPr>
+            <w:r>
+              <w:rPr>
+                <w:rFonts w:ascii="Arial" w:cs="Arial" w:eastAsia="Arial" w:hAnsi="Arial"/>
+                <w:sz w:val="21"/>
+                <w:szCs w:val="21"/>
+              </w:rPr>
+              <w:t xml:space="preserve">Indicadores, alerta de déficit, una tabla por período y el detalle de los eventos, ambos exportables a Excel y CSV.</w:t>
+            </w:r>
+          </w:p>
+        </w:tc>
+      </w:tr>
+    </w:tbl>
+    <w:p>
+      <w:pPr>
+        <w:pStyle w:val="Heading3"/>
+        <w:keepNext/>
+        <w:spacing w:after="80" w:before="240"/>
+      </w:pPr>
+      <w:r>
+        <w:rPr>
+          <w:rFonts w:ascii="Arial" w:cs="Arial" w:eastAsia="Arial" w:hAnsi="Arial"/>
+          <w:b/>
+          <w:bCs/>
+          <w:color w:val="222222"/>
+          <w:sz w:val="23"/>
+          <w:szCs w:val="23"/>
+        </w:rPr>
+        <w:t xml:space="preserve">Precios en línea</w:t>
+      </w:r>
+    </w:p>
+    <w:p>
+      <w:pPr>
+        <w:keepNext/>
+        <w:spacing w:after="100" w:line="276"/>
+      </w:pPr>
+      <w:r>
+        <w:rPr>
+          <w:rFonts w:ascii="Arial" w:cs="Arial" w:eastAsia="Arial" w:hAnsi="Arial"/>
+          <w:i/>
+          <w:iCs/>
+          <w:color w:val="555555"/>
+          <w:sz w:val="21"/>
+          <w:szCs w:val="21"/>
+        </w:rPr>
+        <w:t xml:space="preserve">Consulta los precios de mercado de cada instrumento, tomados del proveedor que corresponde a su clase de activo.</w:t>
+      </w:r>
+    </w:p>
+    <w:tbl>
+      <w:tblPr>
+        <w:tblW w:type="dxa" w:w="9360"/>
+        <w:tblBorders>
+          <w:top w:val="single" w:color="auto" w:sz="4"/>
+          <w:left w:val="single" w:color="auto" w:sz="4"/>
+          <w:bottom w:val="single" w:color="auto" w:sz="4"/>
+          <w:right w:val="single" w:color="auto" w:sz="4"/>
+          <w:insideH w:val="single" w:color="auto" w:sz="4"/>
+          <w:insideV w:val="single" w:color="auto" w:sz="4"/>
+        </w:tblBorders>
+      </w:tblPr>
+      <w:tblGrid>
+        <w:gridCol w:w="1500"/>
+        <w:gridCol w:w="7860"/>
+      </w:tblGrid>
+      <w:tr>
+        <w:tc>
+          <w:tcPr>
+            <w:tcW w:type="dxa" w:w="1500"/>
+            <w:tcBorders>
+              <w:top w:val="single" w:color="D9C6E4" w:sz="4"/>
+              <w:left w:val="single" w:color="D9C6E4" w:sz="4"/>
+              <w:bottom w:val="single" w:color="D9C6E4" w:sz="4"/>
+              <w:right w:val="single" w:color="D9C6E4" w:sz="4"/>
+            </w:tcBorders>
+            <w:shd w:fill="F3E8F9" w:color="auto" w:val="clear"/>
+            <w:tcMar>
+              <w:top w:type="dxa" w:w="80"/>
+              <w:left w:type="dxa" w:w="120"/>
+              <w:bottom w:type="dxa" w:w="80"/>
+              <w:right w:type="dxa" w:w="120"/>
+            </w:tcMar>
+          </w:tcPr>
+          <w:p>
+            <w:pPr>
+              <w:spacing w:after="0"/>
+            </w:pPr>
+            <w:r>
+              <w:rPr>
+                <w:rFonts w:ascii="Arial" w:cs="Arial" w:eastAsia="Arial" w:hAnsi="Arial"/>
+                <w:b/>
+                <w:bCs/>
+                <w:color w:val="6A1B9A"/>
+                <w:sz w:val="21"/>
+                <w:szCs w:val="21"/>
+              </w:rPr>
+              <w:t xml:space="preserve">Entrada</w:t>
+            </w:r>
+          </w:p>
+        </w:tc>
+        <w:tc>
+          <w:tcPr>
+            <w:tcW w:type="dxa" w:w="7860"/>
+            <w:tcBorders>
+              <w:top w:val="single" w:color="D9C6E4" w:sz="4"/>
+              <w:left w:val="single" w:color="D9C6E4" w:sz="4"/>
+              <w:bottom w:val="single" w:color="D9C6E4" w:sz="4"/>
+              <w:right w:val="single" w:color="D9C6E4" w:sz="4"/>
+            </w:tcBorders>
+            <w:tcMar>
+              <w:top w:type="dxa" w:w="80"/>
+              <w:left w:type="dxa" w:w="120"/>
+              <w:bottom w:type="dxa" w:w="80"/>
+              <w:right w:type="dxa" w:w="120"/>
+            </w:tcMar>
+          </w:tcPr>
+          <w:p>
+            <w:pPr>
+              <w:pStyle w:val="ListParagraph"/>
+              <w:numPr>
+                <w:ilvl w:val="0"/>
+                <w:numId w:val="2"/>
+              </w:numPr>
+              <w:spacing w:after="60" w:line="264"/>
+            </w:pPr>
+            <w:r>
+              <w:rPr>
+                <w:rFonts w:ascii="Arial" w:cs="Arial" w:eastAsia="Arial" w:hAnsi="Arial"/>
+                <w:sz w:val="21"/>
+                <w:szCs w:val="21"/>
+              </w:rPr>
+              <w:t xml:space="preserve">Proveedores de precios, con su prioridad y frecuencia — </w:t>
+            </w:r>
+            <w:r>
+              <w:rPr>
+                <w:rFonts w:ascii="Arial" w:cs="Arial" w:eastAsia="Arial" w:hAnsi="Arial"/>
+                <w:b/>
+                <w:bCs/>
+                <w:color w:val="1B5E20"/>
+                <w:sz w:val="21"/>
+                <w:szCs w:val="21"/>
+              </w:rPr>
+              <w:t xml:space="preserve">Origen: Front de Inversiones</w:t>
+            </w:r>
+          </w:p>
+          <w:p>
+            <w:pPr>
+              <w:pStyle w:val="ListParagraph"/>
+              <w:numPr>
+                <w:ilvl w:val="0"/>
+                <w:numId w:val="2"/>
+              </w:numPr>
+              <w:spacing w:after="60" w:line="264"/>
+            </w:pPr>
+            <w:r>
+              <w:rPr>
+                <w:rFonts w:ascii="Arial" w:cs="Arial" w:eastAsia="Arial" w:hAnsi="Arial"/>
+                <w:sz w:val="21"/>
+                <w:szCs w:val="21"/>
+              </w:rPr>
+              <w:t xml:space="preserve">Precios de renta fija, renta variable y divisas, con su variación — </w:t>
+            </w:r>
+            <w:r>
+              <w:rPr>
+                <w:rFonts w:ascii="Arial" w:cs="Arial" w:eastAsia="Arial" w:hAnsi="Arial"/>
+                <w:b/>
+                <w:bCs/>
+                <w:color w:val="6A1B9A"/>
+                <w:sz w:val="21"/>
+                <w:szCs w:val="21"/>
+              </w:rPr>
+              <w:t xml:space="preserve">Origen: New Inversiones</w:t>
+            </w:r>
+          </w:p>
+        </w:tc>
+      </w:tr>
+      <w:tr>
+        <w:tc>
+          <w:tcPr>
+            <w:tcW w:type="dxa" w:w="1500"/>
+            <w:tcBorders>
+              <w:top w:val="single" w:color="D9C6E4" w:sz="4"/>
+              <w:left w:val="single" w:color="D9C6E4" w:sz="4"/>
+              <w:bottom w:val="single" w:color="D9C6E4" w:sz="4"/>
+              <w:right w:val="single" w:color="D9C6E4" w:sz="4"/>
+            </w:tcBorders>
+            <w:shd w:fill="F3E8F9" w:color="auto" w:val="clear"/>
+            <w:tcMar>
+              <w:top w:type="dxa" w:w="80"/>
+              <w:left w:type="dxa" w:w="120"/>
+              <w:bottom w:type="dxa" w:w="80"/>
+              <w:right w:type="dxa" w:w="120"/>
+            </w:tcMar>
+          </w:tcPr>
+          <w:p>
+            <w:pPr>
+              <w:spacing w:after="0"/>
+            </w:pPr>
+            <w:r>
+              <w:rPr>
+                <w:rFonts w:ascii="Arial" w:cs="Arial" w:eastAsia="Arial" w:hAnsi="Arial"/>
+                <w:b/>
+                <w:bCs/>
+                <w:color w:val="6A1B9A"/>
+                <w:sz w:val="21"/>
+                <w:szCs w:val="21"/>
+              </w:rPr>
+              <w:t xml:space="preserve">Proceso</w:t>
+            </w:r>
+          </w:p>
+        </w:tc>
+        <w:tc>
+          <w:tcPr>
+            <w:tcW w:type="dxa" w:w="7860"/>
+            <w:tcBorders>
+              <w:top w:val="single" w:color="D9C6E4" w:sz="4"/>
+              <w:left w:val="single" w:color="D9C6E4" w:sz="4"/>
+              <w:bottom w:val="single" w:color="D9C6E4" w:sz="4"/>
+              <w:right w:val="single" w:color="D9C6E4" w:sz="4"/>
+            </w:tcBorders>
+            <w:tcMar>
+              <w:top w:type="dxa" w:w="80"/>
+              <w:left w:type="dxa" w:w="120"/>
+              <w:bottom w:type="dxa" w:w="80"/>
+              <w:right w:type="dxa" w:w="120"/>
+            </w:tcMar>
+          </w:tcPr>
+          <w:p>
+            <w:pPr>
+              <w:pStyle w:val="ListParagraph"/>
+              <w:numPr>
+                <w:ilvl w:val="0"/>
+                <w:numId w:val="2"/>
+              </w:numPr>
+              <w:spacing w:after="60" w:line="264"/>
+            </w:pPr>
+            <w:r>
+              <w:rPr>
+                <w:rFonts w:ascii="Arial" w:cs="Arial" w:eastAsia="Arial" w:hAnsi="Arial"/>
+                <w:sz w:val="21"/>
+                <w:szCs w:val="21"/>
+              </w:rPr>
+              <w:t xml:space="preserve">El sistema elige para cada clase el proveedor activo de menor prioridad (por ejemplo Bloomberg o Reuters). Si no hay ninguno activo lo avisa. El usuario actualiza los precios cuando quiere.</w:t>
+            </w:r>
+          </w:p>
+        </w:tc>
+      </w:tr>
+      <w:tr>
+        <w:tc>
+          <w:tcPr>
+            <w:tcW w:type="dxa" w:w="1500"/>
+            <w:tcBorders>
+              <w:top w:val="single" w:color="D9C6E4" w:sz="4"/>
+              <w:left w:val="single" w:color="D9C6E4" w:sz="4"/>
+              <w:bottom w:val="single" w:color="D9C6E4" w:sz="4"/>
+              <w:right w:val="single" w:color="D9C6E4" w:sz="4"/>
+            </w:tcBorders>
+            <w:shd w:fill="F3E8F9" w:color="auto" w:val="clear"/>
+            <w:tcMar>
+              <w:top w:type="dxa" w:w="80"/>
+              <w:left w:type="dxa" w:w="120"/>
+              <w:bottom w:type="dxa" w:w="80"/>
+              <w:right w:type="dxa" w:w="120"/>
+            </w:tcMar>
+          </w:tcPr>
+          <w:p>
+            <w:pPr>
+              <w:spacing w:after="0"/>
+            </w:pPr>
+            <w:r>
+              <w:rPr>
+                <w:rFonts w:ascii="Arial" w:cs="Arial" w:eastAsia="Arial" w:hAnsi="Arial"/>
+                <w:b/>
+                <w:bCs/>
+                <w:color w:val="6A1B9A"/>
+                <w:sz w:val="21"/>
+                <w:szCs w:val="21"/>
+              </w:rPr>
+              <w:t xml:space="preserve">Salida</w:t>
+            </w:r>
+          </w:p>
+        </w:tc>
+        <w:tc>
+          <w:tcPr>
+            <w:tcW w:type="dxa" w:w="7860"/>
+            <w:tcBorders>
+              <w:top w:val="single" w:color="D9C6E4" w:sz="4"/>
+              <w:left w:val="single" w:color="D9C6E4" w:sz="4"/>
+              <w:bottom w:val="single" w:color="D9C6E4" w:sz="4"/>
+              <w:right w:val="single" w:color="D9C6E4" w:sz="4"/>
+            </w:tcBorders>
+            <w:tcMar>
+              <w:top w:type="dxa" w:w="80"/>
+              <w:left w:type="dxa" w:w="120"/>
+              <w:bottom w:type="dxa" w:w="80"/>
+              <w:right w:type="dxa" w:w="120"/>
+            </w:tcMar>
+          </w:tcPr>
+          <w:p>
+            <w:pPr>
+              <w:pStyle w:val="ListParagraph"/>
+              <w:numPr>
+                <w:ilvl w:val="0"/>
+                <w:numId w:val="2"/>
+              </w:numPr>
+              <w:spacing w:after="60" w:line="264"/>
+            </w:pPr>
+            <w:r>
+              <w:rPr>
+                <w:rFonts w:ascii="Arial" w:cs="Arial" w:eastAsia="Arial" w:hAnsi="Arial"/>
+                <w:sz w:val="21"/>
+                <w:szCs w:val="21"/>
+              </w:rPr>
+              <w:t xml:space="preserve">Una tabla con precio, variación, unidad y proveedor, con la hora de la última actualización.</w:t>
+            </w:r>
+          </w:p>
+        </w:tc>
+      </w:tr>
+    </w:tbl>
+    <w:p>
+      <w:pPr>
+        <w:pStyle w:val="Heading3"/>
+        <w:keepNext/>
+        <w:spacing w:after="80" w:before="240"/>
+      </w:pPr>
+      <w:r>
+        <w:rPr>
+          <w:rFonts w:ascii="Arial" w:cs="Arial" w:eastAsia="Arial" w:hAnsi="Arial"/>
+          <w:b/>
+          <w:bCs/>
+          <w:color w:val="222222"/>
+          <w:sz w:val="23"/>
+          <w:szCs w:val="23"/>
+        </w:rPr>
+        <w:t xml:space="preserve">Simulador</w:t>
+      </w:r>
+    </w:p>
+    <w:p>
+      <w:pPr>
+        <w:keepNext/>
+        <w:spacing w:after="100" w:line="276"/>
+      </w:pPr>
+      <w:r>
+        <w:rPr>
+          <w:rFonts w:ascii="Arial" w:cs="Arial" w:eastAsia="Arial" w:hAnsi="Arial"/>
+          <w:i/>
+          <w:iCs/>
+          <w:color w:val="555555"/>
+          <w:sz w:val="21"/>
+          <w:szCs w:val="21"/>
+        </w:rPr>
+        <w:t xml:space="preserve">Prueba el efecto de escenarios de mercado sobre un portafolio y simula una operación antes de registrarla. No guarda nada.</w:t>
+      </w:r>
+    </w:p>
+    <w:tbl>
+      <w:tblPr>
+        <w:tblW w:type="dxa" w:w="9360"/>
+        <w:tblBorders>
+          <w:top w:val="single" w:color="auto" w:sz="4"/>
+          <w:left w:val="single" w:color="auto" w:sz="4"/>
+          <w:bottom w:val="single" w:color="auto" w:sz="4"/>
+          <w:right w:val="single" w:color="auto" w:sz="4"/>
+          <w:insideH w:val="single" w:color="auto" w:sz="4"/>
+          <w:insideV w:val="single" w:color="auto" w:sz="4"/>
+        </w:tblBorders>
+      </w:tblPr>
+      <w:tblGrid>
+        <w:gridCol w:w="1500"/>
+        <w:gridCol w:w="7860"/>
+      </w:tblGrid>
+      <w:tr>
+        <w:tc>
+          <w:tcPr>
+            <w:tcW w:type="dxa" w:w="1500"/>
+            <w:tcBorders>
+              <w:top w:val="single" w:color="D9C6E4" w:sz="4"/>
+              <w:left w:val="single" w:color="D9C6E4" w:sz="4"/>
+              <w:bottom w:val="single" w:color="D9C6E4" w:sz="4"/>
+              <w:right w:val="single" w:color="D9C6E4" w:sz="4"/>
+            </w:tcBorders>
+            <w:shd w:fill="F3E8F9" w:color="auto" w:val="clear"/>
+            <w:tcMar>
+              <w:top w:type="dxa" w:w="80"/>
+              <w:left w:type="dxa" w:w="120"/>
+              <w:bottom w:type="dxa" w:w="80"/>
+              <w:right w:type="dxa" w:w="120"/>
+            </w:tcMar>
+          </w:tcPr>
+          <w:p>
+            <w:pPr>
+              <w:spacing w:after="0"/>
+            </w:pPr>
+            <w:r>
+              <w:rPr>
+                <w:rFonts w:ascii="Arial" w:cs="Arial" w:eastAsia="Arial" w:hAnsi="Arial"/>
+                <w:b/>
+                <w:bCs/>
+                <w:color w:val="6A1B9A"/>
+                <w:sz w:val="21"/>
+                <w:szCs w:val="21"/>
+              </w:rPr>
+              <w:t xml:space="preserve">Entrada</w:t>
+            </w:r>
+          </w:p>
+        </w:tc>
+        <w:tc>
+          <w:tcPr>
+            <w:tcW w:type="dxa" w:w="7860"/>
+            <w:tcBorders>
+              <w:top w:val="single" w:color="D9C6E4" w:sz="4"/>
+              <w:left w:val="single" w:color="D9C6E4" w:sz="4"/>
+              <w:bottom w:val="single" w:color="D9C6E4" w:sz="4"/>
+              <w:right w:val="single" w:color="D9C6E4" w:sz="4"/>
+            </w:tcBorders>
+            <w:tcMar>
+              <w:top w:type="dxa" w:w="80"/>
+              <w:left w:type="dxa" w:w="120"/>
+              <w:bottom w:type="dxa" w:w="80"/>
+              <w:right w:type="dxa" w:w="120"/>
+            </w:tcMar>
+          </w:tcPr>
+          <w:p>
+            <w:pPr>
+              <w:pStyle w:val="ListParagraph"/>
+              <w:numPr>
+                <w:ilvl w:val="0"/>
+                <w:numId w:val="2"/>
+              </w:numPr>
+              <w:spacing w:after="60" w:line="264"/>
+            </w:pPr>
+            <w:r>
+              <w:rPr>
+                <w:rFonts w:ascii="Arial" w:cs="Arial" w:eastAsia="Arial" w:hAnsi="Arial"/>
+                <w:sz w:val="21"/>
+                <w:szCs w:val="21"/>
+              </w:rPr>
+              <w:t xml:space="preserve">Portafolio y escenario: variación de la inflación (IPC), de la tasa de referencia y del tipo de cambio, o un escenario de estrés predefinido — </w:t>
+            </w:r>
+            <w:r>
+              <w:rPr>
+                <w:rFonts w:ascii="Arial" w:cs="Arial" w:eastAsia="Arial" w:hAnsi="Arial"/>
+                <w:b/>
+                <w:bCs/>
+                <w:color w:val="1B5E20"/>
+                <w:sz w:val="21"/>
+                <w:szCs w:val="21"/>
+              </w:rPr>
+              <w:t xml:space="preserve">Origen: Front de Inversiones</w:t>
+            </w:r>
+          </w:p>
+          <w:p>
+            <w:pPr>
+              <w:pStyle w:val="ListParagraph"/>
+              <w:numPr>
+                <w:ilvl w:val="0"/>
+                <w:numId w:val="2"/>
+              </w:numPr>
+              <w:spacing w:after="60" w:line="264"/>
+            </w:pPr>
+            <w:r>
+              <w:rPr>
+                <w:rFonts w:ascii="Arial" w:cs="Arial" w:eastAsia="Arial" w:hAnsi="Arial"/>
+                <w:sz w:val="21"/>
+                <w:szCs w:val="21"/>
+              </w:rPr>
+              <w:t xml:space="preserve">Posiciones, duración, convexidad y cobertura vigente del portafolio — </w:t>
+            </w:r>
+            <w:r>
+              <w:rPr>
+                <w:rFonts w:ascii="Arial" w:cs="Arial" w:eastAsia="Arial" w:hAnsi="Arial"/>
+                <w:b/>
+                <w:bCs/>
+                <w:color w:val="6A1B9A"/>
+                <w:sz w:val="21"/>
+                <w:szCs w:val="21"/>
+              </w:rPr>
+              <w:t xml:space="preserve">Origen: New Inversiones</w:t>
+            </w:r>
+          </w:p>
+          <w:p>
+            <w:pPr>
+              <w:pStyle w:val="ListParagraph"/>
+              <w:numPr>
+                <w:ilvl w:val="0"/>
+                <w:numId w:val="2"/>
+              </w:numPr>
+              <w:spacing w:after="60" w:line="264"/>
+            </w:pPr>
+            <w:r>
+              <w:rPr>
+                <w:rFonts w:ascii="Arial" w:cs="Arial" w:eastAsia="Arial" w:hAnsi="Arial"/>
+                <w:sz w:val="21"/>
+                <w:szCs w:val="21"/>
+              </w:rPr>
+              <w:t xml:space="preserve">Para la simulación de operación: producto, portafolio, instrumento, tipo y valor — </w:t>
+            </w:r>
+            <w:r>
+              <w:rPr>
+                <w:rFonts w:ascii="Arial" w:cs="Arial" w:eastAsia="Arial" w:hAnsi="Arial"/>
+                <w:b/>
+                <w:bCs/>
+                <w:color w:val="1B5E20"/>
+                <w:sz w:val="21"/>
+                <w:szCs w:val="21"/>
+              </w:rPr>
+              <w:t xml:space="preserve">Origen: Front de Inversiones</w:t>
+            </w:r>
+          </w:p>
+        </w:tc>
+      </w:tr>
+      <w:tr>
+        <w:tc>
+          <w:tcPr>
+            <w:tcW w:type="dxa" w:w="1500"/>
+            <w:tcBorders>
+              <w:top w:val="single" w:color="D9C6E4" w:sz="4"/>
+              <w:left w:val="single" w:color="D9C6E4" w:sz="4"/>
+              <w:bottom w:val="single" w:color="D9C6E4" w:sz="4"/>
+              <w:right w:val="single" w:color="D9C6E4" w:sz="4"/>
+            </w:tcBorders>
+            <w:shd w:fill="F3E8F9" w:color="auto" w:val="clear"/>
+            <w:tcMar>
+              <w:top w:type="dxa" w:w="80"/>
+              <w:left w:type="dxa" w:w="120"/>
+              <w:bottom w:type="dxa" w:w="80"/>
+              <w:right w:type="dxa" w:w="120"/>
+            </w:tcMar>
+          </w:tcPr>
+          <w:p>
+            <w:pPr>
+              <w:spacing w:after="0"/>
+            </w:pPr>
+            <w:r>
+              <w:rPr>
+                <w:rFonts w:ascii="Arial" w:cs="Arial" w:eastAsia="Arial" w:hAnsi="Arial"/>
+                <w:b/>
+                <w:bCs/>
+                <w:color w:val="6A1B9A"/>
+                <w:sz w:val="21"/>
+                <w:szCs w:val="21"/>
+              </w:rPr>
+              <w:t xml:space="preserve">Proceso</w:t>
+            </w:r>
+          </w:p>
+        </w:tc>
+        <w:tc>
+          <w:tcPr>
+            <w:tcW w:type="dxa" w:w="7860"/>
+            <w:tcBorders>
+              <w:top w:val="single" w:color="D9C6E4" w:sz="4"/>
+              <w:left w:val="single" w:color="D9C6E4" w:sz="4"/>
+              <w:bottom w:val="single" w:color="D9C6E4" w:sz="4"/>
+              <w:right w:val="single" w:color="D9C6E4" w:sz="4"/>
+            </w:tcBorders>
+            <w:tcMar>
+              <w:top w:type="dxa" w:w="80"/>
+              <w:left w:type="dxa" w:w="120"/>
+              <w:bottom w:type="dxa" w:w="80"/>
+              <w:right w:type="dxa" w:w="120"/>
+            </w:tcMar>
+          </w:tcPr>
+          <w:p>
+            <w:pPr>
+              <w:pStyle w:val="ListParagraph"/>
+              <w:numPr>
+                <w:ilvl w:val="0"/>
+                <w:numId w:val="2"/>
+              </w:numPr>
+              <w:spacing w:after="60" w:line="264"/>
+            </w:pPr>
+            <w:r>
+              <w:rPr>
+                <w:rFonts w:ascii="Arial" w:cs="Arial" w:eastAsia="Arial" w:hAnsi="Arial"/>
+                <w:sz w:val="21"/>
+                <w:szCs w:val="21"/>
+              </w:rPr>
+              <w:t xml:space="preserve">En escenarios, el sistema calcula el efecto de la tasa según la duración, el de la inflación sobre los títulos indexados y el del tipo de cambio sobre los activos en divisa, y descuenta lo que compensa la cobertura con derivados.</w:t>
+            </w:r>
+          </w:p>
+          <w:p>
+            <w:pPr>
+              <w:pStyle w:val="ListParagraph"/>
+              <w:numPr>
+                <w:ilvl w:val="0"/>
+                <w:numId w:val="2"/>
+              </w:numPr>
+              <w:spacing w:after="60" w:line="264"/>
+            </w:pPr>
+            <w:r>
+              <w:rPr>
+                <w:rFonts w:ascii="Arial" w:cs="Arial" w:eastAsia="Arial" w:hAnsi="Arial"/>
+                <w:sz w:val="21"/>
+                <w:szCs w:val="21"/>
+              </w:rPr>
+              <w:t xml:space="preserve">En la simulación de operación, el sistema evalúa los límites y solo informa si la operación genera alertas o requeriría aprobación, sin mostrar el nombre, el porcentaje ni la configuración de los límites.</w:t>
+            </w:r>
+          </w:p>
+        </w:tc>
+      </w:tr>
+      <w:tr>
+        <w:tc>
+          <w:tcPr>
+            <w:tcW w:type="dxa" w:w="1500"/>
+            <w:tcBorders>
+              <w:top w:val="single" w:color="D9C6E4" w:sz="4"/>
+              <w:left w:val="single" w:color="D9C6E4" w:sz="4"/>
+              <w:bottom w:val="single" w:color="D9C6E4" w:sz="4"/>
+              <w:right w:val="single" w:color="D9C6E4" w:sz="4"/>
+            </w:tcBorders>
+            <w:shd w:fill="F3E8F9" w:color="auto" w:val="clear"/>
+            <w:tcMar>
+              <w:top w:type="dxa" w:w="80"/>
+              <w:left w:type="dxa" w:w="120"/>
+              <w:bottom w:type="dxa" w:w="80"/>
+              <w:right w:type="dxa" w:w="120"/>
+            </w:tcMar>
+          </w:tcPr>
+          <w:p>
+            <w:pPr>
+              <w:spacing w:after="0"/>
+            </w:pPr>
+            <w:r>
+              <w:rPr>
+                <w:rFonts w:ascii="Arial" w:cs="Arial" w:eastAsia="Arial" w:hAnsi="Arial"/>
+                <w:b/>
+                <w:bCs/>
+                <w:color w:val="6A1B9A"/>
+                <w:sz w:val="21"/>
+                <w:szCs w:val="21"/>
+              </w:rPr>
+              <w:t xml:space="preserve">Salida</w:t>
+            </w:r>
+          </w:p>
+        </w:tc>
+        <w:tc>
+          <w:tcPr>
+            <w:tcW w:type="dxa" w:w="7860"/>
+            <w:tcBorders>
+              <w:top w:val="single" w:color="D9C6E4" w:sz="4"/>
+              <w:left w:val="single" w:color="D9C6E4" w:sz="4"/>
+              <w:bottom w:val="single" w:color="D9C6E4" w:sz="4"/>
+              <w:right w:val="single" w:color="D9C6E4" w:sz="4"/>
+            </w:tcBorders>
+            <w:tcMar>
+              <w:top w:type="dxa" w:w="80"/>
+              <w:left w:type="dxa" w:w="120"/>
+              <w:bottom w:type="dxa" w:w="80"/>
+              <w:right w:type="dxa" w:w="120"/>
+            </w:tcMar>
+          </w:tcPr>
+          <w:p>
+            <w:pPr>
+              <w:pStyle w:val="ListParagraph"/>
+              <w:numPr>
+                <w:ilvl w:val="0"/>
+                <w:numId w:val="2"/>
+              </w:numPr>
+              <w:spacing w:after="60" w:line="264"/>
+            </w:pPr>
+            <w:r>
+              <w:rPr>
+                <w:rFonts w:ascii="Arial" w:cs="Arial" w:eastAsia="Arial" w:hAnsi="Arial"/>
+                <w:sz w:val="21"/>
+                <w:szCs w:val="21"/>
+              </w:rPr>
+              <w:t xml:space="preserve">El impacto del escenario en valor y en porcentaje, con su detalle por efecto, y el resultado de la simulación de la operación.</w:t>
             </w:r>
           </w:p>
         </w:tc>
@@ -6685,6 +8391,93 @@
                 <w:sz w:val="21"/>
                 <w:szCs w:val="21"/>
               </w:rPr>
+              <w:t xml:space="preserve">Contraparte, fecha de liquidación y, si el título aún no se ha emitido, la fecha estimada de emisión — </w:t>
+            </w:r>
+            <w:r>
+              <w:rPr>
+                <w:rFonts w:ascii="Arial" w:cs="Arial" w:eastAsia="Arial" w:hAnsi="Arial"/>
+                <w:b/>
+                <w:bCs/>
+                <w:color w:val="1B5E20"/>
+                <w:sz w:val="21"/>
+                <w:szCs w:val="21"/>
+              </w:rPr>
+              <w:t xml:space="preserve">Origen: Front de Inversiones</w:t>
+            </w:r>
+          </w:p>
+          <w:p>
+            <w:pPr>
+              <w:pStyle w:val="ListParagraph"/>
+              <w:numPr>
+                <w:ilvl w:val="0"/>
+                <w:numId w:val="2"/>
+              </w:numPr>
+              <w:spacing w:after="60" w:line="264"/>
+            </w:pPr>
+            <w:r>
+              <w:rPr>
+                <w:rFonts w:ascii="Arial" w:cs="Arial" w:eastAsia="Arial" w:hAnsi="Arial"/>
+                <w:sz w:val="21"/>
+                <w:szCs w:val="21"/>
+              </w:rPr>
+              <w:t xml:space="preserve">PDF de la emisión primaria, que completa solo instrumento, emisor, tasa facial, fechas de emisión y vencimiento y periodicidad (en el prototipo la lectura es simulada) — </w:t>
+            </w:r>
+            <w:r>
+              <w:rPr>
+                <w:rFonts w:ascii="Arial" w:cs="Arial" w:eastAsia="Arial" w:hAnsi="Arial"/>
+                <w:b/>
+                <w:bCs/>
+                <w:color w:val="1B5E20"/>
+                <w:sz w:val="21"/>
+                <w:szCs w:val="21"/>
+              </w:rPr>
+              <w:t xml:space="preserve">Origen: Front de Inversiones</w:t>
+            </w:r>
+          </w:p>
+          <w:p>
+            <w:pPr>
+              <w:pStyle w:val="ListParagraph"/>
+              <w:numPr>
+                <w:ilvl w:val="0"/>
+                <w:numId w:val="2"/>
+              </w:numPr>
+              <w:spacing w:after="60" w:line="264"/>
+            </w:pPr>
+            <w:r>
+              <w:rPr>
+                <w:rFonts w:ascii="Arial" w:cs="Arial" w:eastAsia="Arial" w:hAnsi="Arial"/>
+                <w:sz w:val="21"/>
+                <w:szCs w:val="21"/>
+              </w:rPr>
+              <w:t xml:space="preserve">Complementador de mercado (como MITRA), que completa la información faltante de una orden registrada — </w:t>
+            </w:r>
+            <w:r>
+              <w:rPr>
+                <w:rFonts w:ascii="Arial" w:cs="Arial" w:eastAsia="Arial" w:hAnsi="Arial"/>
+                <w:b/>
+                <w:bCs/>
+                <w:color w:val="1B5E20"/>
+                <w:sz w:val="21"/>
+                <w:szCs w:val="21"/>
+              </w:rPr>
+              <w:t xml:space="preserve">Origen: Front de Inversiones</w:t>
+            </w:r>
+          </w:p>
+          <w:p>
+            <w:pPr>
+              <w:pStyle w:val="ListParagraph"/>
+              <w:numPr>
+                <w:ilvl w:val="0"/>
+                <w:numId w:val="2"/>
+              </w:numPr>
+              <w:spacing w:after="60" w:line="264"/>
+            </w:pPr>
+            <w:r>
+              <w:rPr>
+                <w:rFonts w:ascii="Arial" w:cs="Arial" w:eastAsia="Arial" w:hAnsi="Arial"/>
+                <w:sz w:val="21"/>
+                <w:szCs w:val="21"/>
+              </w:rPr>
               <w:t xml:space="preserve">Emisor, moneda y valor indicativo del instrumento, que se completan solos al elegirlo — </w:t>
             </w:r>
             <w:r>
@@ -6861,7 +8654,43 @@
                 <w:sz w:val="21"/>
                 <w:szCs w:val="21"/>
               </w:rPr>
-              <w:t xml:space="preserve">La orden se puede editar o anular mientras no esté finalizada.</w:t>
+              <w:t xml:space="preserve">La orden se puede editar o anular mientras no esté finalizada. Una orden registrada se puede complementar automáticamente con un complementador de mercado y pasa a complementación.</w:t>
+            </w:r>
+          </w:p>
+          <w:p>
+            <w:pPr>
+              <w:pStyle w:val="ListParagraph"/>
+              <w:numPr>
+                <w:ilvl w:val="0"/>
+                <w:numId w:val="2"/>
+              </w:numPr>
+              <w:spacing w:after="60" w:line="264"/>
+            </w:pPr>
+            <w:r>
+              <w:rPr>
+                <w:rFonts w:ascii="Arial" w:cs="Arial" w:eastAsia="Arial" w:hAnsi="Arial"/>
+                <w:sz w:val="21"/>
+                <w:szCs w:val="21"/>
+              </w:rPr>
+              <w:t xml:space="preserve">La pantalla permite tres vistas: el histórico (todas las órdenes), las órdenes del día y las operaciones en tránsito (pendientes de cumplir hasta su fecha de liquidación). Se filtra por fecha, instrumento, contraparte, estado y tipo. Cada orden muestra su liquidación y si está cumplida, liquida hoy o está en tránsito; un título no emitido queda en tránsito hasta su fecha de emisión.</w:t>
+            </w:r>
+          </w:p>
+          <w:p>
+            <w:pPr>
+              <w:pStyle w:val="ListParagraph"/>
+              <w:numPr>
+                <w:ilvl w:val="0"/>
+                <w:numId w:val="2"/>
+              </w:numPr>
+              <w:spacing w:after="60" w:line="264"/>
+            </w:pPr>
+            <w:r>
+              <w:rPr>
+                <w:rFonts w:ascii="Arial" w:cs="Arial" w:eastAsia="Arial" w:hAnsi="Arial"/>
+                <w:sz w:val="21"/>
+                <w:szCs w:val="21"/>
+              </w:rPr>
+              <w:t xml:space="preserve">Una orden finalizada se puede corregir (precio, cantidad, identificador del título u otras características): la corrección crea una versión nueva, conserva la anterior y exige motivo y un aprobador distinto de quien corrige y de quien registró.</w:t>
             </w:r>
           </w:p>
         </w:tc>
@@ -7260,7 +9089,7 @@
                 <w:sz w:val="21"/>
                 <w:szCs w:val="21"/>
               </w:rPr>
-              <w:t xml:space="preserve">Funciona igual que renta fija: validación previa de límites, registro, complementación, confirmación por otro usuario y anulación.</w:t>
+              <w:t xml:space="preserve">Funciona igual que renta fija: validación previa de límites, contraparte y fecha de liquidación, vistas del histórico, del día y en tránsito, filtros avanzados, complementación automática, corrección con versión nueva, confirmación por otro usuario y anulación.</w:t>
             </w:r>
           </w:p>
         </w:tc>
@@ -7641,6 +9470,24 @@
                 <w:sz w:val="21"/>
                 <w:szCs w:val="21"/>
               </w:rPr>
+              <w:t xml:space="preserve">Como en renta fija, la pantalla tiene las vistas del histórico, del día y en tránsito, filtros por operación y contraparte, complementación automática y corrección con versión nueva.</w:t>
+            </w:r>
+          </w:p>
+          <w:p>
+            <w:pPr>
+              <w:pStyle w:val="ListParagraph"/>
+              <w:numPr>
+                <w:ilvl w:val="0"/>
+                <w:numId w:val="2"/>
+              </w:numPr>
+              <w:spacing w:after="60" w:line="264"/>
+            </w:pPr>
+            <w:r>
+              <w:rPr>
+                <w:rFonts w:ascii="Arial" w:cs="Arial" w:eastAsia="Arial" w:hAnsi="Arial"/>
+                <w:sz w:val="21"/>
+                <w:szCs w:val="21"/>
+              </w:rPr>
               <w:t xml:space="preserve">Antes de registrar valida los límites, con el mismo criterio de normativo e interno, y la operación se confirma por un usuario distinto de quien la registró.</w:t>
             </w:r>
           </w:p>
@@ -8079,6 +9926,24 @@
               <w:t xml:space="preserve">Otro usuario confirma la orden. La evidencia no se puede editar; «Corregir» crea una versión nueva y conserva la anterior.</w:t>
             </w:r>
           </w:p>
+          <w:p>
+            <w:pPr>
+              <w:pStyle w:val="ListParagraph"/>
+              <w:numPr>
+                <w:ilvl w:val="0"/>
+                <w:numId w:val="2"/>
+              </w:numPr>
+              <w:spacing w:after="60" w:line="264"/>
+            </w:pPr>
+            <w:r>
+              <w:rPr>
+                <w:rFonts w:ascii="Arial" w:cs="Arial" w:eastAsia="Arial" w:hAnsi="Arial"/>
+                <w:sz w:val="21"/>
+                <w:szCs w:val="21"/>
+              </w:rPr>
+              <w:t xml:space="preserve">La pantalla se puede filtrar por contraparte, instrumento, propósito y estado, y tiene una vista de las órdenes del día.</w:t>
+            </w:r>
+          </w:p>
         </w:tc>
       </w:tr>
       <w:tr>
@@ -8184,6 +10049,282 @@
                 <w:szCs w:val="21"/>
               </w:rPr>
               <w:t xml:space="preserve">El evento «Orden ejecutada», que se publica hacia Contabilidad, y los excesos de límites hacia Riesgos.</w:t>
+            </w:r>
+          </w:p>
+        </w:tc>
+      </w:tr>
+    </w:tbl>
+    <w:p>
+      <w:pPr>
+        <w:pStyle w:val="Heading3"/>
+        <w:keepNext/>
+        <w:spacing w:after="80" w:before="240"/>
+      </w:pPr>
+      <w:r>
+        <w:rPr>
+          <w:rFonts w:ascii="Arial" w:cs="Arial" w:eastAsia="Arial" w:hAnsi="Arial"/>
+          <w:b/>
+          <w:bCs/>
+          <w:color w:val="222222"/>
+          <w:sz w:val="23"/>
+          <w:szCs w:val="23"/>
+        </w:rPr>
+        <w:t xml:space="preserve">Correcciones</w:t>
+      </w:r>
+    </w:p>
+    <w:p>
+      <w:pPr>
+        <w:keepNext/>
+        <w:spacing w:after="100" w:line="276"/>
+      </w:pPr>
+      <w:r>
+        <w:rPr>
+          <w:rFonts w:ascii="Arial" w:cs="Arial" w:eastAsia="Arial" w:hAnsi="Arial"/>
+          <w:i/>
+          <w:iCs/>
+          <w:color w:val="555555"/>
+          <w:sz w:val="21"/>
+          <w:szCs w:val="21"/>
+        </w:rPr>
+        <w:t xml:space="preserve">Reúne las correcciones hechas a órdenes ya registradas.</w:t>
+      </w:r>
+    </w:p>
+    <w:tbl>
+      <w:tblPr>
+        <w:tblW w:type="dxa" w:w="9360"/>
+        <w:tblBorders>
+          <w:top w:val="single" w:color="auto" w:sz="4"/>
+          <w:left w:val="single" w:color="auto" w:sz="4"/>
+          <w:bottom w:val="single" w:color="auto" w:sz="4"/>
+          <w:right w:val="single" w:color="auto" w:sz="4"/>
+          <w:insideH w:val="single" w:color="auto" w:sz="4"/>
+          <w:insideV w:val="single" w:color="auto" w:sz="4"/>
+        </w:tblBorders>
+      </w:tblPr>
+      <w:tblGrid>
+        <w:gridCol w:w="1500"/>
+        <w:gridCol w:w="7860"/>
+      </w:tblGrid>
+      <w:tr>
+        <w:tc>
+          <w:tcPr>
+            <w:tcW w:type="dxa" w:w="1500"/>
+            <w:tcBorders>
+              <w:top w:val="single" w:color="D9C6E4" w:sz="4"/>
+              <w:left w:val="single" w:color="D9C6E4" w:sz="4"/>
+              <w:bottom w:val="single" w:color="D9C6E4" w:sz="4"/>
+              <w:right w:val="single" w:color="D9C6E4" w:sz="4"/>
+            </w:tcBorders>
+            <w:shd w:fill="F3E8F9" w:color="auto" w:val="clear"/>
+            <w:tcMar>
+              <w:top w:type="dxa" w:w="80"/>
+              <w:left w:type="dxa" w:w="120"/>
+              <w:bottom w:type="dxa" w:w="80"/>
+              <w:right w:type="dxa" w:w="120"/>
+            </w:tcMar>
+          </w:tcPr>
+          <w:p>
+            <w:pPr>
+              <w:spacing w:after="0"/>
+            </w:pPr>
+            <w:r>
+              <w:rPr>
+                <w:rFonts w:ascii="Arial" w:cs="Arial" w:eastAsia="Arial" w:hAnsi="Arial"/>
+                <w:b/>
+                <w:bCs/>
+                <w:color w:val="6A1B9A"/>
+                <w:sz w:val="21"/>
+                <w:szCs w:val="21"/>
+              </w:rPr>
+              <w:t xml:space="preserve">Entrada</w:t>
+            </w:r>
+          </w:p>
+        </w:tc>
+        <w:tc>
+          <w:tcPr>
+            <w:tcW w:type="dxa" w:w="7860"/>
+            <w:tcBorders>
+              <w:top w:val="single" w:color="D9C6E4" w:sz="4"/>
+              <w:left w:val="single" w:color="D9C6E4" w:sz="4"/>
+              <w:bottom w:val="single" w:color="D9C6E4" w:sz="4"/>
+              <w:right w:val="single" w:color="D9C6E4" w:sz="4"/>
+            </w:tcBorders>
+            <w:tcMar>
+              <w:top w:type="dxa" w:w="80"/>
+              <w:left w:type="dxa" w:w="120"/>
+              <w:bottom w:type="dxa" w:w="80"/>
+              <w:right w:type="dxa" w:w="120"/>
+            </w:tcMar>
+          </w:tcPr>
+          <w:p>
+            <w:pPr>
+              <w:pStyle w:val="ListParagraph"/>
+              <w:numPr>
+                <w:ilvl w:val="0"/>
+                <w:numId w:val="2"/>
+              </w:numPr>
+              <w:spacing w:after="60" w:line="264"/>
+            </w:pPr>
+            <w:r>
+              <w:rPr>
+                <w:rFonts w:ascii="Arial" w:cs="Arial" w:eastAsia="Arial" w:hAnsi="Arial"/>
+                <w:sz w:val="21"/>
+                <w:szCs w:val="21"/>
+              </w:rPr>
+              <w:t xml:space="preserve">Las correcciones hechas desde las pantallas de renta fija, renta variable y mercado monetario — </w:t>
+            </w:r>
+            <w:r>
+              <w:rPr>
+                <w:rFonts w:ascii="Arial" w:cs="Arial" w:eastAsia="Arial" w:hAnsi="Arial"/>
+                <w:b/>
+                <w:bCs/>
+                <w:color w:val="1B5E20"/>
+                <w:sz w:val="21"/>
+                <w:szCs w:val="21"/>
+              </w:rPr>
+              <w:t xml:space="preserve">Origen: Front de Inversiones</w:t>
+            </w:r>
+          </w:p>
+        </w:tc>
+      </w:tr>
+      <w:tr>
+        <w:tc>
+          <w:tcPr>
+            <w:tcW w:type="dxa" w:w="1500"/>
+            <w:tcBorders>
+              <w:top w:val="single" w:color="D9C6E4" w:sz="4"/>
+              <w:left w:val="single" w:color="D9C6E4" w:sz="4"/>
+              <w:bottom w:val="single" w:color="D9C6E4" w:sz="4"/>
+              <w:right w:val="single" w:color="D9C6E4" w:sz="4"/>
+            </w:tcBorders>
+            <w:shd w:fill="F3E8F9" w:color="auto" w:val="clear"/>
+            <w:tcMar>
+              <w:top w:type="dxa" w:w="80"/>
+              <w:left w:type="dxa" w:w="120"/>
+              <w:bottom w:type="dxa" w:w="80"/>
+              <w:right w:type="dxa" w:w="120"/>
+            </w:tcMar>
+          </w:tcPr>
+          <w:p>
+            <w:pPr>
+              <w:spacing w:after="0"/>
+            </w:pPr>
+            <w:r>
+              <w:rPr>
+                <w:rFonts w:ascii="Arial" w:cs="Arial" w:eastAsia="Arial" w:hAnsi="Arial"/>
+                <w:b/>
+                <w:bCs/>
+                <w:color w:val="6A1B9A"/>
+                <w:sz w:val="21"/>
+                <w:szCs w:val="21"/>
+              </w:rPr>
+              <w:t xml:space="preserve">Proceso</w:t>
+            </w:r>
+          </w:p>
+        </w:tc>
+        <w:tc>
+          <w:tcPr>
+            <w:tcW w:type="dxa" w:w="7860"/>
+            <w:tcBorders>
+              <w:top w:val="single" w:color="D9C6E4" w:sz="4"/>
+              <w:left w:val="single" w:color="D9C6E4" w:sz="4"/>
+              <w:bottom w:val="single" w:color="D9C6E4" w:sz="4"/>
+              <w:right w:val="single" w:color="D9C6E4" w:sz="4"/>
+            </w:tcBorders>
+            <w:tcMar>
+              <w:top w:type="dxa" w:w="80"/>
+              <w:left w:type="dxa" w:w="120"/>
+              <w:bottom w:type="dxa" w:w="80"/>
+              <w:right w:type="dxa" w:w="120"/>
+            </w:tcMar>
+          </w:tcPr>
+          <w:p>
+            <w:pPr>
+              <w:pStyle w:val="ListParagraph"/>
+              <w:numPr>
+                <w:ilvl w:val="0"/>
+                <w:numId w:val="2"/>
+              </w:numPr>
+              <w:spacing w:after="60" w:line="264"/>
+            </w:pPr>
+            <w:r>
+              <w:rPr>
+                <w:rFonts w:ascii="Arial" w:cs="Arial" w:eastAsia="Arial" w:hAnsi="Arial"/>
+                <w:sz w:val="21"/>
+                <w:szCs w:val="21"/>
+              </w:rPr>
+              <w:t xml:space="preserve">El usuario filtra por producto, por quien corrigió, por quien aprobó y por fecha.</w:t>
+            </w:r>
+          </w:p>
+        </w:tc>
+      </w:tr>
+      <w:tr>
+        <w:tc>
+          <w:tcPr>
+            <w:tcW w:type="dxa" w:w="1500"/>
+            <w:tcBorders>
+              <w:top w:val="single" w:color="D9C6E4" w:sz="4"/>
+              <w:left w:val="single" w:color="D9C6E4" w:sz="4"/>
+              <w:bottom w:val="single" w:color="D9C6E4" w:sz="4"/>
+              <w:right w:val="single" w:color="D9C6E4" w:sz="4"/>
+            </w:tcBorders>
+            <w:shd w:fill="F3E8F9" w:color="auto" w:val="clear"/>
+            <w:tcMar>
+              <w:top w:type="dxa" w:w="80"/>
+              <w:left w:type="dxa" w:w="120"/>
+              <w:bottom w:type="dxa" w:w="80"/>
+              <w:right w:type="dxa" w:w="120"/>
+            </w:tcMar>
+          </w:tcPr>
+          <w:p>
+            <w:pPr>
+              <w:spacing w:after="0"/>
+            </w:pPr>
+            <w:r>
+              <w:rPr>
+                <w:rFonts w:ascii="Arial" w:cs="Arial" w:eastAsia="Arial" w:hAnsi="Arial"/>
+                <w:b/>
+                <w:bCs/>
+                <w:color w:val="6A1B9A"/>
+                <w:sz w:val="21"/>
+                <w:szCs w:val="21"/>
+              </w:rPr>
+              <w:t xml:space="preserve">Salida</w:t>
+            </w:r>
+          </w:p>
+        </w:tc>
+        <w:tc>
+          <w:tcPr>
+            <w:tcW w:type="dxa" w:w="7860"/>
+            <w:tcBorders>
+              <w:top w:val="single" w:color="D9C6E4" w:sz="4"/>
+              <w:left w:val="single" w:color="D9C6E4" w:sz="4"/>
+              <w:bottom w:val="single" w:color="D9C6E4" w:sz="4"/>
+              <w:right w:val="single" w:color="D9C6E4" w:sz="4"/>
+            </w:tcBorders>
+            <w:tcMar>
+              <w:top w:type="dxa" w:w="80"/>
+              <w:left w:type="dxa" w:w="120"/>
+              <w:bottom w:type="dxa" w:w="80"/>
+              <w:right w:type="dxa" w:w="120"/>
+            </w:tcMar>
+          </w:tcPr>
+          <w:p>
+            <w:pPr>
+              <w:pStyle w:val="ListParagraph"/>
+              <w:numPr>
+                <w:ilvl w:val="0"/>
+                <w:numId w:val="2"/>
+              </w:numPr>
+              <w:spacing w:after="60" w:line="264"/>
+            </w:pPr>
+            <w:r>
+              <w:rPr>
+                <w:rFonts w:ascii="Arial" w:cs="Arial" w:eastAsia="Arial" w:hAnsi="Arial"/>
+                <w:sz w:val="21"/>
+                <w:szCs w:val="21"/>
+              </w:rPr>
+              <w:t xml:space="preserve">Una tabla con la orden, el campo corregido, el valor anterior y el nuevo, la versión, el motivo, quién corrigió y quién aprobó, exportable a Excel y CSV.</w:t>
             </w:r>
           </w:p>
         </w:tc>
@@ -8870,7 +11011,7 @@
                 <w:sz w:val="21"/>
                 <w:szCs w:val="21"/>
               </w:rPr>
-              <w:t xml:space="preserve">Aplica los filtros y genera el informe.</w:t>
+              <w:t xml:space="preserve">Aplica los filtros y pulsa «Generar informe»: el informe no se muestra en pantalla, se genera como archivo.</w:t>
             </w:r>
           </w:p>
         </w:tc>
@@ -8941,25 +11082,25 @@
                 <w:sz w:val="21"/>
                 <w:szCs w:val="21"/>
               </w:rPr>
-              <w:t xml:space="preserve">Una tabla con indicadores y el detalle de cada orden o decisión, exportable a Excel y CSV.</w:t>
-            </w:r>
-          </w:p>
-          <w:p>
-            <w:pPr>
-              <w:pStyle w:val="ListParagraph"/>
-              <w:numPr>
-                <w:ilvl w:val="0"/>
-                <w:numId w:val="2"/>
-              </w:numPr>
-              <w:spacing w:after="60" w:line="264"/>
-            </w:pPr>
-            <w:r>
-              <w:rPr>
-                <w:rFonts w:ascii="Arial" w:cs="Arial" w:eastAsia="Arial" w:hAnsi="Arial"/>
-                <w:sz w:val="21"/>
-                <w:szCs w:val="21"/>
-              </w:rPr>
-              <w:t xml:space="preserve">La bitácora de auditoría muestra quién hizo qué y cuándo.</w:t>
+              <w:t xml:space="preserve">Un archivo de Excel con el detalle de cada orden o decisión, disponible para descargar en la misma pantalla y en el Centro de Notificaciones.</w:t>
+            </w:r>
+          </w:p>
+          <w:p>
+            <w:pPr>
+              <w:pStyle w:val="ListParagraph"/>
+              <w:numPr>
+                <w:ilvl w:val="0"/>
+                <w:numId w:val="2"/>
+              </w:numPr>
+              <w:spacing w:after="60" w:line="264"/>
+            </w:pPr>
+            <w:r>
+              <w:rPr>
+                <w:rFonts w:ascii="Arial" w:cs="Arial" w:eastAsia="Arial" w:hAnsi="Arial"/>
+                <w:sz w:val="21"/>
+                <w:szCs w:val="21"/>
+              </w:rPr>
+              <w:t xml:space="preserve">La bitácora de auditoría se entrega igual: un archivo con quién hizo qué y cuándo.</w:t>
             </w:r>
           </w:p>
         </w:tc>
@@ -10040,7 +12181,7 @@
                 <w:sz w:val="21"/>
                 <w:szCs w:val="21"/>
               </w:rPr>
-              <w:t xml:space="preserve">El sistema calcula rentabilidad, exceso frente al benchmark, tracking error, information ratio, volatilidad, Sharpe y máxima caída.</w:t>
+              <w:t xml:space="preserve">El sistema calcula rentabilidad, exceso frente al benchmark, tracking error, information ratio, volatilidad, Sortino, Sharpe y máxima caída. En la pestaña de volatilidad por ventanas muestra la volatilidad del portafolio y del benchmark a 30, 60, 90, 180 y 252 días, y el usuario puede agregar ventanas de otra duración.</w:t>
             </w:r>
           </w:p>
           <w:p>
@@ -11785,6 +13926,616 @@
                 <w:szCs w:val="21"/>
               </w:rPr>
               <w:t xml:space="preserve">Alternativas y Lending: TIR y MOIC, y el rendimiento neto de la cartera (intereses, mora y prepago).</w:t>
+            </w:r>
+          </w:p>
+        </w:tc>
+      </w:tr>
+    </w:tbl>
+    <w:p>
+      <w:pPr>
+        <w:pStyle w:val="Heading3"/>
+        <w:keepNext/>
+        <w:spacing w:after="80" w:before="240"/>
+      </w:pPr>
+      <w:r>
+        <w:rPr>
+          <w:rFonts w:ascii="Arial" w:cs="Arial" w:eastAsia="Arial" w:hAnsi="Arial"/>
+          <w:b/>
+          <w:bCs/>
+          <w:color w:val="222222"/>
+          <w:sz w:val="23"/>
+          <w:szCs w:val="23"/>
+        </w:rPr>
+        <w:t xml:space="preserve">Comparación con pares</w:t>
+      </w:r>
+    </w:p>
+    <w:p>
+      <w:pPr>
+        <w:keepNext/>
+        <w:spacing w:after="100" w:line="276"/>
+      </w:pPr>
+      <w:r>
+        <w:rPr>
+          <w:rFonts w:ascii="Arial" w:cs="Arial" w:eastAsia="Arial" w:hAnsi="Arial"/>
+          <w:i/>
+          <w:iCs/>
+          <w:color w:val="555555"/>
+          <w:sz w:val="21"/>
+          <w:szCs w:val="21"/>
+        </w:rPr>
+        <w:t xml:space="preserve">Ubica el desempeño del portafolio frente al de fondos comparables.</w:t>
+      </w:r>
+    </w:p>
+    <w:tbl>
+      <w:tblPr>
+        <w:tblW w:type="dxa" w:w="9360"/>
+        <w:tblBorders>
+          <w:top w:val="single" w:color="auto" w:sz="4"/>
+          <w:left w:val="single" w:color="auto" w:sz="4"/>
+          <w:bottom w:val="single" w:color="auto" w:sz="4"/>
+          <w:right w:val="single" w:color="auto" w:sz="4"/>
+          <w:insideH w:val="single" w:color="auto" w:sz="4"/>
+          <w:insideV w:val="single" w:color="auto" w:sz="4"/>
+        </w:tblBorders>
+      </w:tblPr>
+      <w:tblGrid>
+        <w:gridCol w:w="1500"/>
+        <w:gridCol w:w="7860"/>
+      </w:tblGrid>
+      <w:tr>
+        <w:tc>
+          <w:tcPr>
+            <w:tcW w:type="dxa" w:w="1500"/>
+            <w:tcBorders>
+              <w:top w:val="single" w:color="D9C6E4" w:sz="4"/>
+              <w:left w:val="single" w:color="D9C6E4" w:sz="4"/>
+              <w:bottom w:val="single" w:color="D9C6E4" w:sz="4"/>
+              <w:right w:val="single" w:color="D9C6E4" w:sz="4"/>
+            </w:tcBorders>
+            <w:shd w:fill="F3E8F9" w:color="auto" w:val="clear"/>
+            <w:tcMar>
+              <w:top w:type="dxa" w:w="80"/>
+              <w:left w:type="dxa" w:w="120"/>
+              <w:bottom w:type="dxa" w:w="80"/>
+              <w:right w:type="dxa" w:w="120"/>
+            </w:tcMar>
+          </w:tcPr>
+          <w:p>
+            <w:pPr>
+              <w:spacing w:after="0"/>
+            </w:pPr>
+            <w:r>
+              <w:rPr>
+                <w:rFonts w:ascii="Arial" w:cs="Arial" w:eastAsia="Arial" w:hAnsi="Arial"/>
+                <w:b/>
+                <w:bCs/>
+                <w:color w:val="6A1B9A"/>
+                <w:sz w:val="21"/>
+                <w:szCs w:val="21"/>
+              </w:rPr>
+              <w:t xml:space="preserve">Entrada</w:t>
+            </w:r>
+          </w:p>
+        </w:tc>
+        <w:tc>
+          <w:tcPr>
+            <w:tcW w:type="dxa" w:w="7860"/>
+            <w:tcBorders>
+              <w:top w:val="single" w:color="D9C6E4" w:sz="4"/>
+              <w:left w:val="single" w:color="D9C6E4" w:sz="4"/>
+              <w:bottom w:val="single" w:color="D9C6E4" w:sz="4"/>
+              <w:right w:val="single" w:color="D9C6E4" w:sz="4"/>
+            </w:tcBorders>
+            <w:tcMar>
+              <w:top w:type="dxa" w:w="80"/>
+              <w:left w:type="dxa" w:w="120"/>
+              <w:bottom w:type="dxa" w:w="80"/>
+              <w:right w:type="dxa" w:w="120"/>
+            </w:tcMar>
+          </w:tcPr>
+          <w:p>
+            <w:pPr>
+              <w:pStyle w:val="ListParagraph"/>
+              <w:numPr>
+                <w:ilvl w:val="0"/>
+                <w:numId w:val="2"/>
+              </w:numPr>
+              <w:spacing w:after="60" w:line="264"/>
+            </w:pPr>
+            <w:r>
+              <w:rPr>
+                <w:rFonts w:ascii="Arial" w:cs="Arial" w:eastAsia="Arial" w:hAnsi="Arial"/>
+                <w:sz w:val="21"/>
+                <w:szCs w:val="21"/>
+              </w:rPr>
+              <w:t xml:space="preserve">Portafolio y rango de fechas — </w:t>
+            </w:r>
+            <w:r>
+              <w:rPr>
+                <w:rFonts w:ascii="Arial" w:cs="Arial" w:eastAsia="Arial" w:hAnsi="Arial"/>
+                <w:b/>
+                <w:bCs/>
+                <w:color w:val="1B5E20"/>
+                <w:sz w:val="21"/>
+                <w:szCs w:val="21"/>
+              </w:rPr>
+              <w:t xml:space="preserve">Origen: Front de Inversiones</w:t>
+            </w:r>
+          </w:p>
+          <w:p>
+            <w:pPr>
+              <w:pStyle w:val="ListParagraph"/>
+              <w:numPr>
+                <w:ilvl w:val="0"/>
+                <w:numId w:val="2"/>
+              </w:numPr>
+              <w:spacing w:after="60" w:line="264"/>
+            </w:pPr>
+            <w:r>
+              <w:rPr>
+                <w:rFonts w:ascii="Arial" w:cs="Arial" w:eastAsia="Arial" w:hAnsi="Arial"/>
+                <w:sz w:val="21"/>
+                <w:szCs w:val="21"/>
+              </w:rPr>
+              <w:t xml:space="preserve">Rentabilidad y volatilidad de otros participantes, tomadas de los reportes regulatorios mensuales — </w:t>
+            </w:r>
+            <w:r>
+              <w:rPr>
+                <w:rFonts w:ascii="Arial" w:cs="Arial" w:eastAsia="Arial" w:hAnsi="Arial"/>
+                <w:b/>
+                <w:bCs/>
+                <w:color w:val="6A1B9A"/>
+                <w:sz w:val="21"/>
+                <w:szCs w:val="21"/>
+              </w:rPr>
+              <w:t xml:space="preserve">Origen: Riesgos</w:t>
+            </w:r>
+          </w:p>
+        </w:tc>
+      </w:tr>
+      <w:tr>
+        <w:tc>
+          <w:tcPr>
+            <w:tcW w:type="dxa" w:w="1500"/>
+            <w:tcBorders>
+              <w:top w:val="single" w:color="D9C6E4" w:sz="4"/>
+              <w:left w:val="single" w:color="D9C6E4" w:sz="4"/>
+              <w:bottom w:val="single" w:color="D9C6E4" w:sz="4"/>
+              <w:right w:val="single" w:color="D9C6E4" w:sz="4"/>
+            </w:tcBorders>
+            <w:shd w:fill="F3E8F9" w:color="auto" w:val="clear"/>
+            <w:tcMar>
+              <w:top w:type="dxa" w:w="80"/>
+              <w:left w:type="dxa" w:w="120"/>
+              <w:bottom w:type="dxa" w:w="80"/>
+              <w:right w:type="dxa" w:w="120"/>
+            </w:tcMar>
+          </w:tcPr>
+          <w:p>
+            <w:pPr>
+              <w:spacing w:after="0"/>
+            </w:pPr>
+            <w:r>
+              <w:rPr>
+                <w:rFonts w:ascii="Arial" w:cs="Arial" w:eastAsia="Arial" w:hAnsi="Arial"/>
+                <w:b/>
+                <w:bCs/>
+                <w:color w:val="6A1B9A"/>
+                <w:sz w:val="21"/>
+                <w:szCs w:val="21"/>
+              </w:rPr>
+              <w:t xml:space="preserve">Proceso</w:t>
+            </w:r>
+          </w:p>
+        </w:tc>
+        <w:tc>
+          <w:tcPr>
+            <w:tcW w:type="dxa" w:w="7860"/>
+            <w:tcBorders>
+              <w:top w:val="single" w:color="D9C6E4" w:sz="4"/>
+              <w:left w:val="single" w:color="D9C6E4" w:sz="4"/>
+              <w:bottom w:val="single" w:color="D9C6E4" w:sz="4"/>
+              <w:right w:val="single" w:color="D9C6E4" w:sz="4"/>
+            </w:tcBorders>
+            <w:tcMar>
+              <w:top w:type="dxa" w:w="80"/>
+              <w:left w:type="dxa" w:w="120"/>
+              <w:bottom w:type="dxa" w:w="80"/>
+              <w:right w:type="dxa" w:w="120"/>
+            </w:tcMar>
+          </w:tcPr>
+          <w:p>
+            <w:pPr>
+              <w:pStyle w:val="ListParagraph"/>
+              <w:numPr>
+                <w:ilvl w:val="0"/>
+                <w:numId w:val="2"/>
+              </w:numPr>
+              <w:spacing w:after="60" w:line="264"/>
+            </w:pPr>
+            <w:r>
+              <w:rPr>
+                <w:rFonts w:ascii="Arial" w:cs="Arial" w:eastAsia="Arial" w:hAnsi="Arial"/>
+                <w:sz w:val="21"/>
+                <w:szCs w:val="21"/>
+              </w:rPr>
+              <w:t xml:space="preserve">El sistema ordena al portafolio entre sus pares y calcula su posición, su percentil y su diferencia frente a la mediana.</w:t>
+            </w:r>
+          </w:p>
+        </w:tc>
+      </w:tr>
+      <w:tr>
+        <w:tc>
+          <w:tcPr>
+            <w:tcW w:type="dxa" w:w="1500"/>
+            <w:tcBorders>
+              <w:top w:val="single" w:color="D9C6E4" w:sz="4"/>
+              <w:left w:val="single" w:color="D9C6E4" w:sz="4"/>
+              <w:bottom w:val="single" w:color="D9C6E4" w:sz="4"/>
+              <w:right w:val="single" w:color="D9C6E4" w:sz="4"/>
+            </w:tcBorders>
+            <w:shd w:fill="F3E8F9" w:color="auto" w:val="clear"/>
+            <w:tcMar>
+              <w:top w:type="dxa" w:w="80"/>
+              <w:left w:type="dxa" w:w="120"/>
+              <w:bottom w:type="dxa" w:w="80"/>
+              <w:right w:type="dxa" w:w="120"/>
+            </w:tcMar>
+          </w:tcPr>
+          <w:p>
+            <w:pPr>
+              <w:spacing w:after="0"/>
+            </w:pPr>
+            <w:r>
+              <w:rPr>
+                <w:rFonts w:ascii="Arial" w:cs="Arial" w:eastAsia="Arial" w:hAnsi="Arial"/>
+                <w:b/>
+                <w:bCs/>
+                <w:color w:val="6A1B9A"/>
+                <w:sz w:val="21"/>
+                <w:szCs w:val="21"/>
+              </w:rPr>
+              <w:t xml:space="preserve">Salida</w:t>
+            </w:r>
+          </w:p>
+        </w:tc>
+        <w:tc>
+          <w:tcPr>
+            <w:tcW w:type="dxa" w:w="7860"/>
+            <w:tcBorders>
+              <w:top w:val="single" w:color="D9C6E4" w:sz="4"/>
+              <w:left w:val="single" w:color="D9C6E4" w:sz="4"/>
+              <w:bottom w:val="single" w:color="D9C6E4" w:sz="4"/>
+              <w:right w:val="single" w:color="D9C6E4" w:sz="4"/>
+            </w:tcBorders>
+            <w:tcMar>
+              <w:top w:type="dxa" w:w="80"/>
+              <w:left w:type="dxa" w:w="120"/>
+              <w:bottom w:type="dxa" w:w="80"/>
+              <w:right w:type="dxa" w:w="120"/>
+            </w:tcMar>
+          </w:tcPr>
+          <w:p>
+            <w:pPr>
+              <w:pStyle w:val="ListParagraph"/>
+              <w:numPr>
+                <w:ilvl w:val="0"/>
+                <w:numId w:val="2"/>
+              </w:numPr>
+              <w:spacing w:after="60" w:line="264"/>
+            </w:pPr>
+            <w:r>
+              <w:rPr>
+                <w:rFonts w:ascii="Arial" w:cs="Arial" w:eastAsia="Arial" w:hAnsi="Arial"/>
+                <w:sz w:val="21"/>
+                <w:szCs w:val="21"/>
+              </w:rPr>
+              <w:t xml:space="preserve">Posición, percentil, gráfica y tabla comparativa, exportable a Excel y CSV.</w:t>
+            </w:r>
+          </w:p>
+        </w:tc>
+      </w:tr>
+    </w:tbl>
+    <w:p>
+      <w:pPr>
+        <w:pStyle w:val="Heading3"/>
+        <w:keepNext/>
+        <w:spacing w:after="80" w:before="240"/>
+      </w:pPr>
+      <w:r>
+        <w:rPr>
+          <w:rFonts w:ascii="Arial" w:cs="Arial" w:eastAsia="Arial" w:hAnsi="Arial"/>
+          <w:b/>
+          <w:bCs/>
+          <w:color w:val="222222"/>
+          <w:sz w:val="23"/>
+          <w:szCs w:val="23"/>
+        </w:rPr>
+        <w:t xml:space="preserve">Cálculos automáticos</w:t>
+      </w:r>
+    </w:p>
+    <w:p>
+      <w:pPr>
+        <w:keepNext/>
+        <w:spacing w:after="100" w:line="276"/>
+      </w:pPr>
+      <w:r>
+        <w:rPr>
+          <w:rFonts w:ascii="Arial" w:cs="Arial" w:eastAsia="Arial" w:hAnsi="Arial"/>
+          <w:i/>
+          <w:iCs/>
+          <w:color w:val="555555"/>
+          <w:sz w:val="21"/>
+          <w:szCs w:val="21"/>
+        </w:rPr>
+        <w:t xml:space="preserve">Ejecuta solos los cálculos de desempeño después del cierre del día, sin demorarlo.</w:t>
+      </w:r>
+    </w:p>
+    <w:tbl>
+      <w:tblPr>
+        <w:tblW w:type="dxa" w:w="9360"/>
+        <w:tblBorders>
+          <w:top w:val="single" w:color="auto" w:sz="4"/>
+          <w:left w:val="single" w:color="auto" w:sz="4"/>
+          <w:bottom w:val="single" w:color="auto" w:sz="4"/>
+          <w:right w:val="single" w:color="auto" w:sz="4"/>
+          <w:insideH w:val="single" w:color="auto" w:sz="4"/>
+          <w:insideV w:val="single" w:color="auto" w:sz="4"/>
+        </w:tblBorders>
+      </w:tblPr>
+      <w:tblGrid>
+        <w:gridCol w:w="1500"/>
+        <w:gridCol w:w="7860"/>
+      </w:tblGrid>
+      <w:tr>
+        <w:tc>
+          <w:tcPr>
+            <w:tcW w:type="dxa" w:w="1500"/>
+            <w:tcBorders>
+              <w:top w:val="single" w:color="D9C6E4" w:sz="4"/>
+              <w:left w:val="single" w:color="D9C6E4" w:sz="4"/>
+              <w:bottom w:val="single" w:color="D9C6E4" w:sz="4"/>
+              <w:right w:val="single" w:color="D9C6E4" w:sz="4"/>
+            </w:tcBorders>
+            <w:shd w:fill="F3E8F9" w:color="auto" w:val="clear"/>
+            <w:tcMar>
+              <w:top w:type="dxa" w:w="80"/>
+              <w:left w:type="dxa" w:w="120"/>
+              <w:bottom w:type="dxa" w:w="80"/>
+              <w:right w:type="dxa" w:w="120"/>
+            </w:tcMar>
+          </w:tcPr>
+          <w:p>
+            <w:pPr>
+              <w:spacing w:after="0"/>
+            </w:pPr>
+            <w:r>
+              <w:rPr>
+                <w:rFonts w:ascii="Arial" w:cs="Arial" w:eastAsia="Arial" w:hAnsi="Arial"/>
+                <w:b/>
+                <w:bCs/>
+                <w:color w:val="6A1B9A"/>
+                <w:sz w:val="21"/>
+                <w:szCs w:val="21"/>
+              </w:rPr>
+              <w:t xml:space="preserve">Entrada</w:t>
+            </w:r>
+          </w:p>
+        </w:tc>
+        <w:tc>
+          <w:tcPr>
+            <w:tcW w:type="dxa" w:w="7860"/>
+            <w:tcBorders>
+              <w:top w:val="single" w:color="D9C6E4" w:sz="4"/>
+              <w:left w:val="single" w:color="D9C6E4" w:sz="4"/>
+              <w:bottom w:val="single" w:color="D9C6E4" w:sz="4"/>
+              <w:right w:val="single" w:color="D9C6E4" w:sz="4"/>
+            </w:tcBorders>
+            <w:tcMar>
+              <w:top w:type="dxa" w:w="80"/>
+              <w:left w:type="dxa" w:w="120"/>
+              <w:bottom w:type="dxa" w:w="80"/>
+              <w:right w:type="dxa" w:w="120"/>
+            </w:tcMar>
+          </w:tcPr>
+          <w:p>
+            <w:pPr>
+              <w:pStyle w:val="ListParagraph"/>
+              <w:numPr>
+                <w:ilvl w:val="0"/>
+                <w:numId w:val="2"/>
+              </w:numPr>
+              <w:spacing w:after="60" w:line="264"/>
+            </w:pPr>
+            <w:r>
+              <w:rPr>
+                <w:rFonts w:ascii="Arial" w:cs="Arial" w:eastAsia="Arial" w:hAnsi="Arial"/>
+                <w:sz w:val="21"/>
+                <w:szCs w:val="21"/>
+              </w:rPr>
+              <w:t xml:space="preserve">Cuáles cálculos se ejecutan automáticamente — </w:t>
+            </w:r>
+            <w:r>
+              <w:rPr>
+                <w:rFonts w:ascii="Arial" w:cs="Arial" w:eastAsia="Arial" w:hAnsi="Arial"/>
+                <w:b/>
+                <w:bCs/>
+                <w:color w:val="1B5E20"/>
+                <w:sz w:val="21"/>
+                <w:szCs w:val="21"/>
+              </w:rPr>
+              <w:t xml:space="preserve">Origen: Front de Inversiones</w:t>
+            </w:r>
+          </w:p>
+          <w:p>
+            <w:pPr>
+              <w:pStyle w:val="ListParagraph"/>
+              <w:numPr>
+                <w:ilvl w:val="0"/>
+                <w:numId w:val="2"/>
+              </w:numPr>
+              <w:spacing w:after="60" w:line="264"/>
+            </w:pPr>
+            <w:r>
+              <w:rPr>
+                <w:rFonts w:ascii="Arial" w:cs="Arial" w:eastAsia="Arial" w:hAnsi="Arial"/>
+                <w:sz w:val="21"/>
+                <w:szCs w:val="21"/>
+              </w:rPr>
+              <w:t xml:space="preserve">El cierre del día — </w:t>
+            </w:r>
+            <w:r>
+              <w:rPr>
+                <w:rFonts w:ascii="Arial" w:cs="Arial" w:eastAsia="Arial" w:hAnsi="Arial"/>
+                <w:b/>
+                <w:bCs/>
+                <w:color w:val="6A1B9A"/>
+                <w:sz w:val="21"/>
+                <w:szCs w:val="21"/>
+              </w:rPr>
+              <w:t xml:space="preserve">Origen: Contabilidad</w:t>
+            </w:r>
+          </w:p>
+        </w:tc>
+      </w:tr>
+      <w:tr>
+        <w:tc>
+          <w:tcPr>
+            <w:tcW w:type="dxa" w:w="1500"/>
+            <w:tcBorders>
+              <w:top w:val="single" w:color="D9C6E4" w:sz="4"/>
+              <w:left w:val="single" w:color="D9C6E4" w:sz="4"/>
+              <w:bottom w:val="single" w:color="D9C6E4" w:sz="4"/>
+              <w:right w:val="single" w:color="D9C6E4" w:sz="4"/>
+            </w:tcBorders>
+            <w:shd w:fill="F3E8F9" w:color="auto" w:val="clear"/>
+            <w:tcMar>
+              <w:top w:type="dxa" w:w="80"/>
+              <w:left w:type="dxa" w:w="120"/>
+              <w:bottom w:type="dxa" w:w="80"/>
+              <w:right w:type="dxa" w:w="120"/>
+            </w:tcMar>
+          </w:tcPr>
+          <w:p>
+            <w:pPr>
+              <w:spacing w:after="0"/>
+            </w:pPr>
+            <w:r>
+              <w:rPr>
+                <w:rFonts w:ascii="Arial" w:cs="Arial" w:eastAsia="Arial" w:hAnsi="Arial"/>
+                <w:b/>
+                <w:bCs/>
+                <w:color w:val="6A1B9A"/>
+                <w:sz w:val="21"/>
+                <w:szCs w:val="21"/>
+              </w:rPr>
+              <w:t xml:space="preserve">Proceso</w:t>
+            </w:r>
+          </w:p>
+        </w:tc>
+        <w:tc>
+          <w:tcPr>
+            <w:tcW w:type="dxa" w:w="7860"/>
+            <w:tcBorders>
+              <w:top w:val="single" w:color="D9C6E4" w:sz="4"/>
+              <w:left w:val="single" w:color="D9C6E4" w:sz="4"/>
+              <w:bottom w:val="single" w:color="D9C6E4" w:sz="4"/>
+              <w:right w:val="single" w:color="D9C6E4" w:sz="4"/>
+            </w:tcBorders>
+            <w:tcMar>
+              <w:top w:type="dxa" w:w="80"/>
+              <w:left w:type="dxa" w:w="120"/>
+              <w:bottom w:type="dxa" w:w="80"/>
+              <w:right w:type="dxa" w:w="120"/>
+            </w:tcMar>
+          </w:tcPr>
+          <w:p>
+            <w:pPr>
+              <w:pStyle w:val="ListParagraph"/>
+              <w:numPr>
+                <w:ilvl w:val="0"/>
+                <w:numId w:val="2"/>
+              </w:numPr>
+              <w:spacing w:after="60" w:line="264"/>
+            </w:pPr>
+            <w:r>
+              <w:rPr>
+                <w:rFonts w:ascii="Arial" w:cs="Arial" w:eastAsia="Arial" w:hAnsi="Arial"/>
+                <w:sz w:val="21"/>
+                <w:szCs w:val="21"/>
+              </w:rPr>
+              <w:t xml:space="preserve">Cuando el cierre del día termina, los cálculos se lanzan en un proceso paralelo: el cierre no espera a que terminen. El usuario también puede ejecutar un cálculo cuando quiera y activar o desactivar su ejecución automática.</w:t>
+            </w:r>
+          </w:p>
+        </w:tc>
+      </w:tr>
+      <w:tr>
+        <w:tc>
+          <w:tcPr>
+            <w:tcW w:type="dxa" w:w="1500"/>
+            <w:tcBorders>
+              <w:top w:val="single" w:color="D9C6E4" w:sz="4"/>
+              <w:left w:val="single" w:color="D9C6E4" w:sz="4"/>
+              <w:bottom w:val="single" w:color="D9C6E4" w:sz="4"/>
+              <w:right w:val="single" w:color="D9C6E4" w:sz="4"/>
+            </w:tcBorders>
+            <w:shd w:fill="F3E8F9" w:color="auto" w:val="clear"/>
+            <w:tcMar>
+              <w:top w:type="dxa" w:w="80"/>
+              <w:left w:type="dxa" w:w="120"/>
+              <w:bottom w:type="dxa" w:w="80"/>
+              <w:right w:type="dxa" w:w="120"/>
+            </w:tcMar>
+          </w:tcPr>
+          <w:p>
+            <w:pPr>
+              <w:spacing w:after="0"/>
+            </w:pPr>
+            <w:r>
+              <w:rPr>
+                <w:rFonts w:ascii="Arial" w:cs="Arial" w:eastAsia="Arial" w:hAnsi="Arial"/>
+                <w:b/>
+                <w:bCs/>
+                <w:color w:val="6A1B9A"/>
+                <w:sz w:val="21"/>
+                <w:szCs w:val="21"/>
+              </w:rPr>
+              <w:t xml:space="preserve">Salida</w:t>
+            </w:r>
+          </w:p>
+        </w:tc>
+        <w:tc>
+          <w:tcPr>
+            <w:tcW w:type="dxa" w:w="7860"/>
+            <w:tcBorders>
+              <w:top w:val="single" w:color="D9C6E4" w:sz="4"/>
+              <w:left w:val="single" w:color="D9C6E4" w:sz="4"/>
+              <w:bottom w:val="single" w:color="D9C6E4" w:sz="4"/>
+              <w:right w:val="single" w:color="D9C6E4" w:sz="4"/>
+            </w:tcBorders>
+            <w:tcMar>
+              <w:top w:type="dxa" w:w="80"/>
+              <w:left w:type="dxa" w:w="120"/>
+              <w:bottom w:type="dxa" w:w="80"/>
+              <w:right w:type="dxa" w:w="120"/>
+            </w:tcMar>
+          </w:tcPr>
+          <w:p>
+            <w:pPr>
+              <w:pStyle w:val="ListParagraph"/>
+              <w:numPr>
+                <w:ilvl w:val="0"/>
+                <w:numId w:val="2"/>
+              </w:numPr>
+              <w:spacing w:after="60" w:line="264"/>
+            </w:pPr>
+            <w:r>
+              <w:rPr>
+                <w:rFonts w:ascii="Arial" w:cs="Arial" w:eastAsia="Arial" w:hAnsi="Arial"/>
+                <w:sz w:val="21"/>
+                <w:szCs w:val="21"/>
+              </w:rPr>
+              <w:t xml:space="preserve">El estado de cada cálculo (programado, ejecutando o completado), su última ejecución y su duración.</w:t>
             </w:r>
           </w:p>
         </w:tc>
@@ -12492,7 +15243,7 @@
           <w:sz w:val="21"/>
           <w:szCs w:val="21"/>
         </w:rPr>
-        <w:t xml:space="preserve">Tienen carga masiva: órdenes de renta fija, renta variable y mercado monetario, instrumentos, benchmarks y contrapartes y cupos. Cada fila se valida; las que tienen errores se rechazan indicando el número de fila.</w:t>
+        <w:t xml:space="preserve">Tienen carga masiva: órdenes de renta fija, renta variable y mercado monetario, instrumentos, benchmarks, contrapartes y cupos, y límites. Cada fila se valida; las que tienen errores se rechazan indicando el número de fila.</w:t>
       </w:r>
     </w:p>
     <w:p>
@@ -12529,6 +15280,114 @@
           <w:szCs w:val="21"/>
         </w:rPr>
         <w:t xml:space="preserve">Las decisiones de inversión tampoco: cada una pasa por comité y deja un acta.</w:t>
+      </w:r>
+    </w:p>
+    <w:p>
+      <w:pPr>
+        <w:pStyle w:val="Heading3"/>
+        <w:keepNext/>
+        <w:spacing w:after="80" w:before="240"/>
+      </w:pPr>
+      <w:r>
+        <w:rPr>
+          <w:rFonts w:ascii="Arial" w:cs="Arial" w:eastAsia="Arial" w:hAnsi="Arial"/>
+          <w:b/>
+          <w:bCs/>
+          <w:color w:val="222222"/>
+          <w:sz w:val="23"/>
+          <w:szCs w:val="23"/>
+        </w:rPr>
+        <w:t xml:space="preserve">Grillas y filtros</w:t>
+      </w:r>
+    </w:p>
+    <w:p>
+      <w:pPr>
+        <w:pStyle w:val="ListParagraph"/>
+        <w:numPr>
+          <w:ilvl w:val="0"/>
+          <w:numId w:val="2"/>
+        </w:numPr>
+        <w:spacing w:after="60" w:line="264"/>
+      </w:pPr>
+      <w:r>
+        <w:rPr>
+          <w:rFonts w:ascii="Arial" w:cs="Arial" w:eastAsia="Arial" w:hAnsi="Arial"/>
+          <w:sz w:val="21"/>
+          <w:szCs w:val="21"/>
+        </w:rPr>
+        <w:t xml:space="preserve">Todas las pantallas con grilla tienen los filtros dentro del encabezado de la propia grilla: una lista para las columnas de valores conocidos y un campo de texto para las demás, y la fecha de creación con un rango «desde» y «hasta». El botón «Limpiar» está en la columna de acciones.</w:t>
+      </w:r>
+    </w:p>
+    <w:p>
+      <w:pPr>
+        <w:pStyle w:val="ListParagraph"/>
+        <w:numPr>
+          <w:ilvl w:val="0"/>
+          <w:numId w:val="2"/>
+        </w:numPr>
+        <w:spacing w:after="60" w:line="264"/>
+      </w:pPr>
+      <w:r>
+        <w:rPr>
+          <w:rFonts w:ascii="Arial" w:cs="Arial" w:eastAsia="Arial" w:hAnsi="Arial"/>
+          <w:sz w:val="21"/>
+          <w:szCs w:val="21"/>
+        </w:rPr>
+        <w:t xml:space="preserve">Toda grilla se puede exportar a Excel y CSV con los filtros aplicados.</w:t>
+      </w:r>
+    </w:p>
+    <w:p>
+      <w:pPr>
+        <w:pStyle w:val="Heading3"/>
+        <w:keepNext/>
+        <w:spacing w:after="80" w:before="240"/>
+      </w:pPr>
+      <w:r>
+        <w:rPr>
+          <w:rFonts w:ascii="Arial" w:cs="Arial" w:eastAsia="Arial" w:hAnsi="Arial"/>
+          <w:b/>
+          <w:bCs/>
+          <w:color w:val="222222"/>
+          <w:sz w:val="23"/>
+          <w:szCs w:val="23"/>
+        </w:rPr>
+        <w:t xml:space="preserve">Informes de órdenes</w:t>
+      </w:r>
+    </w:p>
+    <w:p>
+      <w:pPr>
+        <w:pStyle w:val="ListParagraph"/>
+        <w:numPr>
+          <w:ilvl w:val="0"/>
+          <w:numId w:val="2"/>
+        </w:numPr>
+        <w:spacing w:after="60" w:line="264"/>
+      </w:pPr>
+      <w:r>
+        <w:rPr>
+          <w:rFonts w:ascii="Arial" w:cs="Arial" w:eastAsia="Arial" w:hAnsi="Arial"/>
+          <w:sz w:val="21"/>
+          <w:szCs w:val="21"/>
+        </w:rPr>
+        <w:t xml:space="preserve">Al pulsar «Generar informe» no se muestra una tabla en pantalla: se genera un archivo de Excel que queda disponible para descargar en la misma pantalla y en el Centro de Notificaciones.</w:t>
+      </w:r>
+    </w:p>
+    <w:p>
+      <w:pPr>
+        <w:pStyle w:val="ListParagraph"/>
+        <w:numPr>
+          <w:ilvl w:val="0"/>
+          <w:numId w:val="2"/>
+        </w:numPr>
+        <w:spacing w:after="60" w:line="264"/>
+      </w:pPr>
+      <w:r>
+        <w:rPr>
+          <w:rFonts w:ascii="Arial" w:cs="Arial" w:eastAsia="Arial" w:hAnsi="Arial"/>
+          <w:sz w:val="21"/>
+          <w:szCs w:val="21"/>
+        </w:rPr>
+        <w:t xml:space="preserve">El Simulador y la validación previa pueden mostrar solo alertas genéricas de límites, sin su configuración, según un parámetro de Flujo de órdenes.</w:t>
       </w:r>
     </w:p>
     <w:p>
@@ -12917,6 +15776,60 @@
           <w:sz w:val="21"/>
           <w:szCs w:val="21"/>
         </w:rPr>
+        <w:t xml:space="preserve">La fecha de liquidación supuesta (un día hábil en renta fija, dos en renta variable y el mismo día en mercado monetario) y la caja disponible usada en Liquidez (1,2 % del valor del portafolio).</w:t>
+      </w:r>
+    </w:p>
+    <w:p>
+      <w:pPr>
+        <w:pStyle w:val="ListParagraph"/>
+        <w:numPr>
+          <w:ilvl w:val="0"/>
+          <w:numId w:val="2"/>
+        </w:numPr>
+        <w:spacing w:after="60" w:line="264"/>
+      </w:pPr>
+      <w:r>
+        <w:rPr>
+          <w:rFonts w:ascii="Arial" w:cs="Arial" w:eastAsia="Arial" w:hAnsi="Arial"/>
+          <w:sz w:val="21"/>
+          <w:szCs w:val="21"/>
+        </w:rPr>
+        <w:t xml:space="preserve">Que la lectura del PDF de la emisión primaria, los complementadores de mercado (como MITRA), los proveedores de precios (como Bloomberg y Reuters) y los reportes regulatorios de otros participantes son simulados en el prototipo y se definen con cada integración.</w:t>
+      </w:r>
+    </w:p>
+    <w:p>
+      <w:pPr>
+        <w:pStyle w:val="ListParagraph"/>
+        <w:numPr>
+          <w:ilvl w:val="0"/>
+          <w:numId w:val="2"/>
+        </w:numPr>
+        <w:spacing w:after="60" w:line="264"/>
+      </w:pPr>
+      <w:r>
+        <w:rPr>
+          <w:rFonts w:ascii="Arial" w:cs="Arial" w:eastAsia="Arial" w:hAnsi="Arial"/>
+          <w:sz w:val="21"/>
+          <w:szCs w:val="21"/>
+        </w:rPr>
+        <w:t xml:space="preserve">Qué significa que cada entidad parametrice sus propias reglas de límites: en el prototipo cada usuario carga límites de forma masiva o los duplica entre portafolios; si se refiere a varias entidades legales dentro de una misma plataforma, hay que definirlo.</w:t>
+      </w:r>
+    </w:p>
+    <w:p>
+      <w:pPr>
+        <w:pStyle w:val="ListParagraph"/>
+        <w:numPr>
+          <w:ilvl w:val="0"/>
+          <w:numId w:val="2"/>
+        </w:numPr>
+        <w:spacing w:after="60" w:line="264"/>
+      </w:pPr>
+      <w:r>
+        <w:rPr>
+          <w:rFonts w:ascii="Arial" w:cs="Arial" w:eastAsia="Arial" w:hAnsi="Arial"/>
+          <w:sz w:val="21"/>
+          <w:szCs w:val="21"/>
+        </w:rPr>
         <w:t xml:space="preserve">Si la aprobación de un exceso interno siempre se da en el momento de registrar, o si puede llegar después.</w:t>
       </w:r>
     </w:p>
@@ -13304,6 +16217,230 @@
                 <w:sz w:val="19"/>
                 <w:szCs w:val="19"/>
               </w:rPr>
+              <w:t xml:space="preserve">Dashboard › Operaciones en tránsito</w:t>
+            </w:r>
+          </w:p>
+        </w:tc>
+        <w:tc>
+          <w:tcPr>
+            <w:tcW w:type="dxa" w:w="6360"/>
+            <w:tcBorders>
+              <w:top w:val="single" w:color="D9C6E4" w:sz="4"/>
+              <w:left w:val="single" w:color="D9C6E4" w:sz="4"/>
+              <w:bottom w:val="single" w:color="D9C6E4" w:sz="4"/>
+              <w:right w:val="single" w:color="D9C6E4" w:sz="4"/>
+            </w:tcBorders>
+            <w:tcMar>
+              <w:top w:type="dxa" w:w="80"/>
+              <w:left w:type="dxa" w:w="120"/>
+              <w:bottom w:type="dxa" w:w="80"/>
+              <w:right w:type="dxa" w:w="120"/>
+            </w:tcMar>
+          </w:tcPr>
+          <w:p>
+            <w:r>
+              <w:rPr>
+                <w:rFonts w:ascii="Arial" w:cs="Arial" w:eastAsia="Arial" w:hAnsi="Arial"/>
+                <w:sz w:val="19"/>
+                <w:szCs w:val="19"/>
+              </w:rPr>
+              <w:t xml:space="preserve">Datos de los instrumentos y de las posiciones</w:t>
+            </w:r>
+          </w:p>
+        </w:tc>
+      </w:tr>
+      <w:tr>
+        <w:tc>
+          <w:tcPr>
+            <w:tcW w:type="dxa" w:w="3000"/>
+            <w:tcBorders>
+              <w:top w:val="single" w:color="D9C6E4" w:sz="4"/>
+              <w:left w:val="single" w:color="D9C6E4" w:sz="4"/>
+              <w:bottom w:val="single" w:color="D9C6E4" w:sz="4"/>
+              <w:right w:val="single" w:color="D9C6E4" w:sz="4"/>
+            </w:tcBorders>
+            <w:tcMar>
+              <w:top w:type="dxa" w:w="80"/>
+              <w:left w:type="dxa" w:w="120"/>
+              <w:bottom w:type="dxa" w:w="80"/>
+              <w:right w:type="dxa" w:w="120"/>
+            </w:tcMar>
+          </w:tcPr>
+          <w:p>
+            <w:r>
+              <w:rPr>
+                <w:rFonts w:ascii="Arial" w:cs="Arial" w:eastAsia="Arial" w:hAnsi="Arial"/>
+                <w:sz w:val="19"/>
+                <w:szCs w:val="19"/>
+              </w:rPr>
+              <w:t xml:space="preserve">Dashboard › Liquidez</w:t>
+            </w:r>
+          </w:p>
+        </w:tc>
+        <w:tc>
+          <w:tcPr>
+            <w:tcW w:type="dxa" w:w="6360"/>
+            <w:tcBorders>
+              <w:top w:val="single" w:color="D9C6E4" w:sz="4"/>
+              <w:left w:val="single" w:color="D9C6E4" w:sz="4"/>
+              <w:bottom w:val="single" w:color="D9C6E4" w:sz="4"/>
+              <w:right w:val="single" w:color="D9C6E4" w:sz="4"/>
+            </w:tcBorders>
+            <w:tcMar>
+              <w:top w:type="dxa" w:w="80"/>
+              <w:left w:type="dxa" w:w="120"/>
+              <w:bottom w:type="dxa" w:w="80"/>
+              <w:right w:type="dxa" w:w="120"/>
+            </w:tcMar>
+          </w:tcPr>
+          <w:p>
+            <w:r>
+              <w:rPr>
+                <w:rFonts w:ascii="Arial" w:cs="Arial" w:eastAsia="Arial" w:hAnsi="Arial"/>
+                <w:sz w:val="19"/>
+                <w:szCs w:val="19"/>
+              </w:rPr>
+              <w:t xml:space="preserve">Cupones y pagos de capital de la renta fija</w:t>
+            </w:r>
+          </w:p>
+        </w:tc>
+      </w:tr>
+      <w:tr>
+        <w:tc>
+          <w:tcPr>
+            <w:tcW w:type="dxa" w:w="3000"/>
+            <w:tcBorders>
+              <w:top w:val="single" w:color="D9C6E4" w:sz="4"/>
+              <w:left w:val="single" w:color="D9C6E4" w:sz="4"/>
+              <w:bottom w:val="single" w:color="D9C6E4" w:sz="4"/>
+              <w:right w:val="single" w:color="D9C6E4" w:sz="4"/>
+            </w:tcBorders>
+            <w:tcMar>
+              <w:top w:type="dxa" w:w="80"/>
+              <w:left w:type="dxa" w:w="120"/>
+              <w:bottom w:type="dxa" w:w="80"/>
+              <w:right w:type="dxa" w:w="120"/>
+            </w:tcMar>
+          </w:tcPr>
+          <w:p>
+            <w:r>
+              <w:rPr>
+                <w:rFonts w:ascii="Arial" w:cs="Arial" w:eastAsia="Arial" w:hAnsi="Arial"/>
+                <w:sz w:val="19"/>
+                <w:szCs w:val="19"/>
+              </w:rPr>
+              <w:t xml:space="preserve">Dashboard › Precios en línea</w:t>
+            </w:r>
+          </w:p>
+        </w:tc>
+        <w:tc>
+          <w:tcPr>
+            <w:tcW w:type="dxa" w:w="6360"/>
+            <w:tcBorders>
+              <w:top w:val="single" w:color="D9C6E4" w:sz="4"/>
+              <w:left w:val="single" w:color="D9C6E4" w:sz="4"/>
+              <w:bottom w:val="single" w:color="D9C6E4" w:sz="4"/>
+              <w:right w:val="single" w:color="D9C6E4" w:sz="4"/>
+            </w:tcBorders>
+            <w:tcMar>
+              <w:top w:type="dxa" w:w="80"/>
+              <w:left w:type="dxa" w:w="120"/>
+              <w:bottom w:type="dxa" w:w="80"/>
+              <w:right w:type="dxa" w:w="120"/>
+            </w:tcMar>
+          </w:tcPr>
+          <w:p>
+            <w:r>
+              <w:rPr>
+                <w:rFonts w:ascii="Arial" w:cs="Arial" w:eastAsia="Arial" w:hAnsi="Arial"/>
+                <w:sz w:val="19"/>
+                <w:szCs w:val="19"/>
+              </w:rPr>
+              <w:t xml:space="preserve">Precios de renta fija, renta variable y divisas, con su variación</w:t>
+            </w:r>
+          </w:p>
+        </w:tc>
+      </w:tr>
+      <w:tr>
+        <w:tc>
+          <w:tcPr>
+            <w:tcW w:type="dxa" w:w="3000"/>
+            <w:tcBorders>
+              <w:top w:val="single" w:color="D9C6E4" w:sz="4"/>
+              <w:left w:val="single" w:color="D9C6E4" w:sz="4"/>
+              <w:bottom w:val="single" w:color="D9C6E4" w:sz="4"/>
+              <w:right w:val="single" w:color="D9C6E4" w:sz="4"/>
+            </w:tcBorders>
+            <w:tcMar>
+              <w:top w:type="dxa" w:w="80"/>
+              <w:left w:type="dxa" w:w="120"/>
+              <w:bottom w:type="dxa" w:w="80"/>
+              <w:right w:type="dxa" w:w="120"/>
+            </w:tcMar>
+          </w:tcPr>
+          <w:p>
+            <w:r>
+              <w:rPr>
+                <w:rFonts w:ascii="Arial" w:cs="Arial" w:eastAsia="Arial" w:hAnsi="Arial"/>
+                <w:sz w:val="19"/>
+                <w:szCs w:val="19"/>
+              </w:rPr>
+              <w:t xml:space="preserve">Dashboard › Simulador</w:t>
+            </w:r>
+          </w:p>
+        </w:tc>
+        <w:tc>
+          <w:tcPr>
+            <w:tcW w:type="dxa" w:w="6360"/>
+            <w:tcBorders>
+              <w:top w:val="single" w:color="D9C6E4" w:sz="4"/>
+              <w:left w:val="single" w:color="D9C6E4" w:sz="4"/>
+              <w:bottom w:val="single" w:color="D9C6E4" w:sz="4"/>
+              <w:right w:val="single" w:color="D9C6E4" w:sz="4"/>
+            </w:tcBorders>
+            <w:tcMar>
+              <w:top w:type="dxa" w:w="80"/>
+              <w:left w:type="dxa" w:w="120"/>
+              <w:bottom w:type="dxa" w:w="80"/>
+              <w:right w:type="dxa" w:w="120"/>
+            </w:tcMar>
+          </w:tcPr>
+          <w:p>
+            <w:r>
+              <w:rPr>
+                <w:rFonts w:ascii="Arial" w:cs="Arial" w:eastAsia="Arial" w:hAnsi="Arial"/>
+                <w:sz w:val="19"/>
+                <w:szCs w:val="19"/>
+              </w:rPr>
+              <w:t xml:space="preserve">Posiciones, duración, convexidad y cobertura vigente del portafolio</w:t>
+            </w:r>
+          </w:p>
+        </w:tc>
+      </w:tr>
+      <w:tr>
+        <w:tc>
+          <w:tcPr>
+            <w:tcW w:type="dxa" w:w="3000"/>
+            <w:tcBorders>
+              <w:top w:val="single" w:color="D9C6E4" w:sz="4"/>
+              <w:left w:val="single" w:color="D9C6E4" w:sz="4"/>
+              <w:bottom w:val="single" w:color="D9C6E4" w:sz="4"/>
+              <w:right w:val="single" w:color="D9C6E4" w:sz="4"/>
+            </w:tcBorders>
+            <w:tcMar>
+              <w:top w:type="dxa" w:w="80"/>
+              <w:left w:type="dxa" w:w="120"/>
+              <w:bottom w:type="dxa" w:w="80"/>
+              <w:right w:type="dxa" w:w="120"/>
+            </w:tcMar>
+          </w:tcPr>
+          <w:p>
+            <w:r>
+              <w:rPr>
+                <w:rFonts w:ascii="Arial" w:cs="Arial" w:eastAsia="Arial" w:hAnsi="Arial"/>
+                <w:sz w:val="19"/>
+                <w:szCs w:val="19"/>
+              </w:rPr>
               <w:t xml:space="preserve">Órdenes › Renta fija</w:t>
             </w:r>
           </w:p>
@@ -13988,6 +17125,62 @@
           </w:p>
         </w:tc>
       </w:tr>
+      <w:tr>
+        <w:tc>
+          <w:tcPr>
+            <w:tcW w:type="dxa" w:w="3000"/>
+            <w:tcBorders>
+              <w:top w:val="single" w:color="D9C6E4" w:sz="4"/>
+              <w:left w:val="single" w:color="D9C6E4" w:sz="4"/>
+              <w:bottom w:val="single" w:color="D9C6E4" w:sz="4"/>
+              <w:right w:val="single" w:color="D9C6E4" w:sz="4"/>
+            </w:tcBorders>
+            <w:tcMar>
+              <w:top w:type="dxa" w:w="80"/>
+              <w:left w:type="dxa" w:w="120"/>
+              <w:bottom w:type="dxa" w:w="80"/>
+              <w:right w:type="dxa" w:w="120"/>
+            </w:tcMar>
+          </w:tcPr>
+          <w:p>
+            <w:r>
+              <w:rPr>
+                <w:rFonts w:ascii="Arial" w:cs="Arial" w:eastAsia="Arial" w:hAnsi="Arial"/>
+                <w:sz w:val="19"/>
+                <w:szCs w:val="19"/>
+              </w:rPr>
+              <w:t xml:space="preserve">Dashboard › Liquidez</w:t>
+            </w:r>
+          </w:p>
+        </w:tc>
+        <w:tc>
+          <w:tcPr>
+            <w:tcW w:type="dxa" w:w="6360"/>
+            <w:tcBorders>
+              <w:top w:val="single" w:color="D9C6E4" w:sz="4"/>
+              <w:left w:val="single" w:color="D9C6E4" w:sz="4"/>
+              <w:bottom w:val="single" w:color="D9C6E4" w:sz="4"/>
+              <w:right w:val="single" w:color="D9C6E4" w:sz="4"/>
+            </w:tcBorders>
+            <w:tcMar>
+              <w:top w:type="dxa" w:w="80"/>
+              <w:left w:type="dxa" w:w="120"/>
+              <w:bottom w:type="dxa" w:w="80"/>
+              <w:right w:type="dxa" w:w="120"/>
+            </w:tcMar>
+          </w:tcPr>
+          <w:p>
+            <w:r>
+              <w:rPr>
+                <w:rFonts w:ascii="Arial" w:cs="Arial" w:eastAsia="Arial" w:hAnsi="Arial"/>
+                <w:sz w:val="19"/>
+                <w:szCs w:val="19"/>
+              </w:rPr>
+              <w:t xml:space="preserve">Aportes y retiros esperados del fondo</w:t>
+            </w:r>
+          </w:p>
+        </w:tc>
+      </w:tr>
     </w:tbl>
     <w:p>
       <w:pPr>
@@ -14440,7 +17633,7 @@
                 <w:sz w:val="19"/>
                 <w:szCs w:val="19"/>
               </w:rPr>
-              <w:t xml:space="preserve">Performance attribution › Resumen de desempeño</w:t>
+              <w:t xml:space="preserve">Dashboard › Liquidez</w:t>
             </w:r>
           </w:p>
         </w:tc>
@@ -14467,7 +17660,7 @@
                 <w:sz w:val="19"/>
                 <w:szCs w:val="19"/>
               </w:rPr>
-              <w:t xml:space="preserve">Valor y retorno del portafolio</w:t>
+              <w:t xml:space="preserve">Caja disponible del portafolio (supuesto)</w:t>
             </w:r>
           </w:p>
         </w:tc>
@@ -14496,7 +17689,7 @@
                 <w:sz w:val="19"/>
                 <w:szCs w:val="19"/>
               </w:rPr>
-              <w:t xml:space="preserve">Performance attribution › Atribución de retorno</w:t>
+              <w:t xml:space="preserve">Performance attribution › Resumen de desempeño</w:t>
             </w:r>
           </w:p>
         </w:tc>
@@ -14523,7 +17716,7 @@
                 <w:sz w:val="19"/>
                 <w:szCs w:val="19"/>
               </w:rPr>
-              <w:t xml:space="preserve">Pesos y retornos del portafolio y del benchmark</w:t>
+              <w:t xml:space="preserve">Valor y retorno del portafolio</w:t>
             </w:r>
           </w:p>
         </w:tc>
@@ -14552,7 +17745,7 @@
                 <w:sz w:val="19"/>
                 <w:szCs w:val="19"/>
               </w:rPr>
-              <w:t xml:space="preserve">Performance attribution › Contribución por activo</w:t>
+              <w:t xml:space="preserve">Performance attribution › Atribución de retorno</w:t>
             </w:r>
           </w:p>
         </w:tc>
@@ -14579,7 +17772,7 @@
                 <w:sz w:val="19"/>
                 <w:szCs w:val="19"/>
               </w:rPr>
-              <w:t xml:space="preserve">Posiciones y retorno de cada una</w:t>
+              <w:t xml:space="preserve">Pesos y retornos del portafolio y del benchmark</w:t>
             </w:r>
           </w:p>
         </w:tc>
@@ -14608,7 +17801,7 @@
                 <w:sz w:val="19"/>
                 <w:szCs w:val="19"/>
               </w:rPr>
-              <w:t xml:space="preserve">Performance attribution › Atribución por producto</w:t>
+              <w:t xml:space="preserve">Performance attribution › Contribución por activo</w:t>
             </w:r>
           </w:p>
         </w:tc>
@@ -14635,7 +17828,7 @@
                 <w:sz w:val="19"/>
                 <w:szCs w:val="19"/>
               </w:rPr>
-              <w:t xml:space="preserve">Retornos y posiciones de renta fija, renta variable, mercado monetario, derivados, inmuebles, alternativas y cartera</w:t>
+              <w:t xml:space="preserve">Posiciones y retorno de cada una</w:t>
             </w:r>
           </w:p>
         </w:tc>
@@ -14664,6 +17857,118 @@
                 <w:sz w:val="19"/>
                 <w:szCs w:val="19"/>
               </w:rPr>
+              <w:t xml:space="preserve">Performance attribution › Atribución por producto</w:t>
+            </w:r>
+          </w:p>
+        </w:tc>
+        <w:tc>
+          <w:tcPr>
+            <w:tcW w:type="dxa" w:w="6360"/>
+            <w:tcBorders>
+              <w:top w:val="single" w:color="D9C6E4" w:sz="4"/>
+              <w:left w:val="single" w:color="D9C6E4" w:sz="4"/>
+              <w:bottom w:val="single" w:color="D9C6E4" w:sz="4"/>
+              <w:right w:val="single" w:color="D9C6E4" w:sz="4"/>
+            </w:tcBorders>
+            <w:tcMar>
+              <w:top w:type="dxa" w:w="80"/>
+              <w:left w:type="dxa" w:w="120"/>
+              <w:bottom w:type="dxa" w:w="80"/>
+              <w:right w:type="dxa" w:w="120"/>
+            </w:tcMar>
+          </w:tcPr>
+          <w:p>
+            <w:r>
+              <w:rPr>
+                <w:rFonts w:ascii="Arial" w:cs="Arial" w:eastAsia="Arial" w:hAnsi="Arial"/>
+                <w:sz w:val="19"/>
+                <w:szCs w:val="19"/>
+              </w:rPr>
+              <w:t xml:space="preserve">Retornos y posiciones de renta fija, renta variable, mercado monetario, derivados, inmuebles, alternativas y cartera</w:t>
+            </w:r>
+          </w:p>
+        </w:tc>
+      </w:tr>
+      <w:tr>
+        <w:tc>
+          <w:tcPr>
+            <w:tcW w:type="dxa" w:w="3000"/>
+            <w:tcBorders>
+              <w:top w:val="single" w:color="D9C6E4" w:sz="4"/>
+              <w:left w:val="single" w:color="D9C6E4" w:sz="4"/>
+              <w:bottom w:val="single" w:color="D9C6E4" w:sz="4"/>
+              <w:right w:val="single" w:color="D9C6E4" w:sz="4"/>
+            </w:tcBorders>
+            <w:tcMar>
+              <w:top w:type="dxa" w:w="80"/>
+              <w:left w:type="dxa" w:w="120"/>
+              <w:bottom w:type="dxa" w:w="80"/>
+              <w:right w:type="dxa" w:w="120"/>
+            </w:tcMar>
+          </w:tcPr>
+          <w:p>
+            <w:r>
+              <w:rPr>
+                <w:rFonts w:ascii="Arial" w:cs="Arial" w:eastAsia="Arial" w:hAnsi="Arial"/>
+                <w:sz w:val="19"/>
+                <w:szCs w:val="19"/>
+              </w:rPr>
+              <w:t xml:space="preserve">Performance attribution › Cálculos automáticos</w:t>
+            </w:r>
+          </w:p>
+        </w:tc>
+        <w:tc>
+          <w:tcPr>
+            <w:tcW w:type="dxa" w:w="6360"/>
+            <w:tcBorders>
+              <w:top w:val="single" w:color="D9C6E4" w:sz="4"/>
+              <w:left w:val="single" w:color="D9C6E4" w:sz="4"/>
+              <w:bottom w:val="single" w:color="D9C6E4" w:sz="4"/>
+              <w:right w:val="single" w:color="D9C6E4" w:sz="4"/>
+            </w:tcBorders>
+            <w:tcMar>
+              <w:top w:type="dxa" w:w="80"/>
+              <w:left w:type="dxa" w:w="120"/>
+              <w:bottom w:type="dxa" w:w="80"/>
+              <w:right w:type="dxa" w:w="120"/>
+            </w:tcMar>
+          </w:tcPr>
+          <w:p>
+            <w:r>
+              <w:rPr>
+                <w:rFonts w:ascii="Arial" w:cs="Arial" w:eastAsia="Arial" w:hAnsi="Arial"/>
+                <w:sz w:val="19"/>
+                <w:szCs w:val="19"/>
+              </w:rPr>
+              <w:t xml:space="preserve">El cierre del día</w:t>
+            </w:r>
+          </w:p>
+        </w:tc>
+      </w:tr>
+      <w:tr>
+        <w:tc>
+          <w:tcPr>
+            <w:tcW w:type="dxa" w:w="3000"/>
+            <w:tcBorders>
+              <w:top w:val="single" w:color="D9C6E4" w:sz="4"/>
+              <w:left w:val="single" w:color="D9C6E4" w:sz="4"/>
+              <w:bottom w:val="single" w:color="D9C6E4" w:sz="4"/>
+              <w:right w:val="single" w:color="D9C6E4" w:sz="4"/>
+            </w:tcBorders>
+            <w:tcMar>
+              <w:top w:type="dxa" w:w="80"/>
+              <w:left w:type="dxa" w:w="120"/>
+              <w:bottom w:type="dxa" w:w="80"/>
+              <w:right w:type="dxa" w:w="120"/>
+            </w:tcMar>
+          </w:tcPr>
+          <w:p>
+            <w:r>
+              <w:rPr>
+                <w:rFonts w:ascii="Arial" w:cs="Arial" w:eastAsia="Arial" w:hAnsi="Arial"/>
+                <w:sz w:val="19"/>
+                <w:szCs w:val="19"/>
+              </w:rPr>
               <w:t xml:space="preserve">Performance attribution › Reportes de desempeño</w:t>
             </w:r>
           </w:p>
@@ -14692,6 +17997,164 @@
                 <w:szCs w:val="19"/>
               </w:rPr>
               <w:t xml:space="preserve">Los valores y retornos que alimentan cada informe</w:t>
+            </w:r>
+          </w:p>
+        </w:tc>
+      </w:tr>
+    </w:tbl>
+    <w:p>
+      <w:pPr>
+        <w:pStyle w:val="Heading3"/>
+        <w:keepNext/>
+        <w:spacing w:after="80" w:before="240"/>
+      </w:pPr>
+      <w:r>
+        <w:rPr>
+          <w:rFonts w:ascii="Arial" w:cs="Arial" w:eastAsia="Arial" w:hAnsi="Arial"/>
+          <w:b/>
+          <w:bCs/>
+          <w:color w:val="222222"/>
+          <w:sz w:val="23"/>
+          <w:szCs w:val="23"/>
+        </w:rPr>
+        <w:t xml:space="preserve">Insumos que llegan de Riesgos</w:t>
+      </w:r>
+    </w:p>
+    <w:tbl>
+      <w:tblPr>
+        <w:tblW w:type="dxa" w:w="9360"/>
+        <w:tblBorders>
+          <w:top w:val="single" w:color="auto" w:sz="4"/>
+          <w:left w:val="single" w:color="auto" w:sz="4"/>
+          <w:bottom w:val="single" w:color="auto" w:sz="4"/>
+          <w:right w:val="single" w:color="auto" w:sz="4"/>
+          <w:insideH w:val="single" w:color="auto" w:sz="4"/>
+          <w:insideV w:val="single" w:color="auto" w:sz="4"/>
+        </w:tblBorders>
+      </w:tblPr>
+      <w:tblGrid>
+        <w:gridCol w:w="3000"/>
+        <w:gridCol w:w="6360"/>
+      </w:tblGrid>
+      <w:tr>
+        <w:trPr>
+          <w:tblHeader/>
+        </w:trPr>
+        <w:tc>
+          <w:tcPr>
+            <w:tcW w:type="dxa" w:w="3000"/>
+            <w:tcBorders>
+              <w:top w:val="single" w:color="D9C6E4" w:sz="4"/>
+              <w:left w:val="single" w:color="D9C6E4" w:sz="4"/>
+              <w:bottom w:val="single" w:color="D9C6E4" w:sz="4"/>
+              <w:right w:val="single" w:color="D9C6E4" w:sz="4"/>
+            </w:tcBorders>
+            <w:shd w:fill="F3E8F9" w:color="auto" w:val="clear"/>
+            <w:tcMar>
+              <w:top w:type="dxa" w:w="80"/>
+              <w:left w:type="dxa" w:w="120"/>
+              <w:bottom w:type="dxa" w:w="80"/>
+              <w:right w:type="dxa" w:w="120"/>
+            </w:tcMar>
+          </w:tcPr>
+          <w:p>
+            <w:r>
+              <w:rPr>
+                <w:rFonts w:ascii="Arial" w:cs="Arial" w:eastAsia="Arial" w:hAnsi="Arial"/>
+                <w:b/>
+                <w:bCs/>
+                <w:color w:val="6A1B9A"/>
+                <w:sz w:val="21"/>
+                <w:szCs w:val="21"/>
+              </w:rPr>
+              <w:t xml:space="preserve">Pantalla donde se usa</w:t>
+            </w:r>
+          </w:p>
+        </w:tc>
+        <w:tc>
+          <w:tcPr>
+            <w:tcW w:type="dxa" w:w="6360"/>
+            <w:tcBorders>
+              <w:top w:val="single" w:color="D9C6E4" w:sz="4"/>
+              <w:left w:val="single" w:color="D9C6E4" w:sz="4"/>
+              <w:bottom w:val="single" w:color="D9C6E4" w:sz="4"/>
+              <w:right w:val="single" w:color="D9C6E4" w:sz="4"/>
+            </w:tcBorders>
+            <w:shd w:fill="F3E8F9" w:color="auto" w:val="clear"/>
+            <w:tcMar>
+              <w:top w:type="dxa" w:w="80"/>
+              <w:left w:type="dxa" w:w="120"/>
+              <w:bottom w:type="dxa" w:w="80"/>
+              <w:right w:type="dxa" w:w="120"/>
+            </w:tcMar>
+          </w:tcPr>
+          <w:p>
+            <w:r>
+              <w:rPr>
+                <w:rFonts w:ascii="Arial" w:cs="Arial" w:eastAsia="Arial" w:hAnsi="Arial"/>
+                <w:b/>
+                <w:bCs/>
+                <w:color w:val="6A1B9A"/>
+                <w:sz w:val="21"/>
+                <w:szCs w:val="21"/>
+              </w:rPr>
+              <w:t xml:space="preserve">Insumo</w:t>
+            </w:r>
+          </w:p>
+        </w:tc>
+      </w:tr>
+      <w:tr>
+        <w:tc>
+          <w:tcPr>
+            <w:tcW w:type="dxa" w:w="3000"/>
+            <w:tcBorders>
+              <w:top w:val="single" w:color="D9C6E4" w:sz="4"/>
+              <w:left w:val="single" w:color="D9C6E4" w:sz="4"/>
+              <w:bottom w:val="single" w:color="D9C6E4" w:sz="4"/>
+              <w:right w:val="single" w:color="D9C6E4" w:sz="4"/>
+            </w:tcBorders>
+            <w:tcMar>
+              <w:top w:type="dxa" w:w="80"/>
+              <w:left w:type="dxa" w:w="120"/>
+              <w:bottom w:type="dxa" w:w="80"/>
+              <w:right w:type="dxa" w:w="120"/>
+            </w:tcMar>
+          </w:tcPr>
+          <w:p>
+            <w:r>
+              <w:rPr>
+                <w:rFonts w:ascii="Arial" w:cs="Arial" w:eastAsia="Arial" w:hAnsi="Arial"/>
+                <w:sz w:val="19"/>
+                <w:szCs w:val="19"/>
+              </w:rPr>
+              <w:t xml:space="preserve">Performance attribution › Comparación con pares</w:t>
+            </w:r>
+          </w:p>
+        </w:tc>
+        <w:tc>
+          <w:tcPr>
+            <w:tcW w:type="dxa" w:w="6360"/>
+            <w:tcBorders>
+              <w:top w:val="single" w:color="D9C6E4" w:sz="4"/>
+              <w:left w:val="single" w:color="D9C6E4" w:sz="4"/>
+              <w:bottom w:val="single" w:color="D9C6E4" w:sz="4"/>
+              <w:right w:val="single" w:color="D9C6E4" w:sz="4"/>
+            </w:tcBorders>
+            <w:tcMar>
+              <w:top w:type="dxa" w:w="80"/>
+              <w:left w:type="dxa" w:w="120"/>
+              <w:bottom w:type="dxa" w:w="80"/>
+              <w:right w:type="dxa" w:w="120"/>
+            </w:tcMar>
+          </w:tcPr>
+          <w:p>
+            <w:r>
+              <w:rPr>
+                <w:rFonts w:ascii="Arial" w:cs="Arial" w:eastAsia="Arial" w:hAnsi="Arial"/>
+                <w:sz w:val="19"/>
+                <w:szCs w:val="19"/>
+              </w:rPr>
+              <w:t xml:space="preserve">Rentabilidad y volatilidad de otros participantes, tomadas de los reportes regulatorios mensuales</w:t>
             </w:r>
           </w:p>
         </w:tc>
@@ -14934,7 +18397,7 @@
                 <w:sz w:val="19"/>
                 <w:szCs w:val="19"/>
               </w:rPr>
-              <w:t xml:space="preserve">Parametrización › Portafolios</w:t>
+              <w:t xml:space="preserve">Parametrización › Flujo de órdenes</w:t>
             </w:r>
           </w:p>
         </w:tc>
@@ -14961,7 +18424,7 @@
                 <w:sz w:val="19"/>
                 <w:szCs w:val="19"/>
               </w:rPr>
-              <w:t xml:space="preserve">Nombre, tipo (fondo de inversión colectiva, mandato delegado, fondo inmobiliario, fondo alternativo o fondo voluntario de pensión), moneda base, fecha de inicio y benchmark</w:t>
+              <w:t xml:space="preserve">Si la validación previa de límites muestra el detalle de cada límite o solo alertas genéricas</w:t>
             </w:r>
           </w:p>
         </w:tc>
@@ -15017,7 +18480,7 @@
                 <w:sz w:val="19"/>
                 <w:szCs w:val="19"/>
               </w:rPr>
-              <w:t xml:space="preserve">Si el portafolio es «solo cobertura» en derivados</w:t>
+              <w:t xml:space="preserve">Nombre, tipo (fondo de inversión colectiva, mandato delegado, fondo inmobiliario, fondo alternativo o fondo voluntario de pensión), moneda base, fecha de inicio y benchmark</w:t>
             </w:r>
           </w:p>
         </w:tc>
@@ -15046,7 +18509,7 @@
                 <w:sz w:val="19"/>
                 <w:szCs w:val="19"/>
               </w:rPr>
-              <w:t xml:space="preserve">Parametrización › Instrumentos</w:t>
+              <w:t xml:space="preserve">Parametrización › Portafolios</w:t>
             </w:r>
           </w:p>
         </w:tc>
@@ -15073,7 +18536,7 @@
                 <w:sz w:val="19"/>
                 <w:szCs w:val="19"/>
               </w:rPr>
-              <w:t xml:space="preserve">Clase de activo (renta fija, renta variable, inmueble, proyecto, TCC o cartera), nemotécnico, tipo, moneda, tasa, fechas de emisión y vencimiento, emisor y calificación</w:t>
+              <w:t xml:space="preserve">Si el portafolio es «solo cobertura» en derivados</w:t>
             </w:r>
           </w:p>
         </w:tc>
@@ -15129,7 +18592,7 @@
                 <w:sz w:val="19"/>
                 <w:szCs w:val="19"/>
               </w:rPr>
-              <w:t xml:space="preserve">Archivo de carga masiva con varios instrumentos</w:t>
+              <w:t xml:space="preserve">Clase de activo (renta fija, renta variable, inmueble, proyecto, TCC o cartera), nemotécnico, tipo, moneda, tasa, fechas de emisión y vencimiento, emisor y calificación</w:t>
             </w:r>
           </w:p>
         </w:tc>
@@ -15158,7 +18621,7 @@
                 <w:sz w:val="19"/>
                 <w:szCs w:val="19"/>
               </w:rPr>
-              <w:t xml:space="preserve">Parametrización › Índices de referencia</w:t>
+              <w:t xml:space="preserve">Parametrización › Instrumentos</w:t>
             </w:r>
           </w:p>
         </w:tc>
@@ -15185,7 +18648,7 @@
                 <w:sz w:val="19"/>
                 <w:szCs w:val="19"/>
               </w:rPr>
-              <w:t xml:space="preserve">Código, nombre, tipo (de tasa o de mercado) y fuente de cada índice</w:t>
+              <w:t xml:space="preserve">Archivo de carga masiva con varios instrumentos</w:t>
             </w:r>
           </w:p>
         </w:tc>
@@ -15214,7 +18677,7 @@
                 <w:sz w:val="19"/>
                 <w:szCs w:val="19"/>
               </w:rPr>
-              <w:t xml:space="preserve">Parametrización › Benchmarks</w:t>
+              <w:t xml:space="preserve">Parametrización › Índices de referencia</w:t>
             </w:r>
           </w:p>
         </w:tc>
@@ -15241,7 +18704,7 @@
                 <w:sz w:val="19"/>
                 <w:szCs w:val="19"/>
               </w:rPr>
-              <w:t xml:space="preserve">Portafolio, índice componente, peso y fecha desde la que rige</w:t>
+              <w:t xml:space="preserve">Código, nombre, tipo (de tasa o de mercado) y fuente de cada índice</w:t>
             </w:r>
           </w:p>
         </w:tc>
@@ -15297,7 +18760,7 @@
                 <w:sz w:val="19"/>
                 <w:szCs w:val="19"/>
               </w:rPr>
-              <w:t xml:space="preserve">Archivo de carga masiva con varios componentes</w:t>
+              <w:t xml:space="preserve">Portafolio, índice componente, peso y fecha desde la que rige</w:t>
             </w:r>
           </w:p>
         </w:tc>
@@ -15326,7 +18789,7 @@
                 <w:sz w:val="19"/>
                 <w:szCs w:val="19"/>
               </w:rPr>
-              <w:t xml:space="preserve">Parametrización › Contrapartes y cupos</w:t>
+              <w:t xml:space="preserve">Parametrización › Benchmarks</w:t>
             </w:r>
           </w:p>
         </w:tc>
@@ -15353,7 +18816,7 @@
                 <w:sz w:val="19"/>
                 <w:szCs w:val="19"/>
               </w:rPr>
-              <w:t xml:space="preserve">Nombre, tipo (banco, comisionista o entidad pública), calificación y cupo autorizado</w:t>
+              <w:t xml:space="preserve">Archivo de carga masiva con varios componentes</w:t>
             </w:r>
           </w:p>
         </w:tc>
@@ -15409,7 +18872,7 @@
                 <w:sz w:val="19"/>
                 <w:szCs w:val="19"/>
               </w:rPr>
-              <w:t xml:space="preserve">Lo utilizado por las operaciones de mercado monetario</w:t>
+              <w:t xml:space="preserve">Nombre, tipo (banco, comisionista o entidad pública), calificación y cupo autorizado</w:t>
             </w:r>
           </w:p>
         </w:tc>
@@ -15465,7 +18928,7 @@
                 <w:sz w:val="19"/>
                 <w:szCs w:val="19"/>
               </w:rPr>
-              <w:t xml:space="preserve">La exposición potencial de las operaciones de derivados</w:t>
+              <w:t xml:space="preserve">Lo utilizado por las operaciones de mercado monetario</w:t>
             </w:r>
           </w:p>
         </w:tc>
@@ -15494,7 +18957,7 @@
                 <w:sz w:val="19"/>
                 <w:szCs w:val="19"/>
               </w:rPr>
-              <w:t xml:space="preserve">Parametrización › Tasas de referencia</w:t>
+              <w:t xml:space="preserve">Parametrización › Contrapartes y cupos</w:t>
             </w:r>
           </w:p>
         </w:tc>
@@ -15521,7 +18984,7 @@
                 <w:sz w:val="19"/>
                 <w:szCs w:val="19"/>
               </w:rPr>
-              <w:t xml:space="preserve">Tasa, descripción, valor efectivo anual, fecha desde la que rige y fuente</w:t>
+              <w:t xml:space="preserve">La exposición potencial de las operaciones de derivados</w:t>
             </w:r>
           </w:p>
         </w:tc>
@@ -15550,7 +19013,7 @@
                 <w:sz w:val="19"/>
                 <w:szCs w:val="19"/>
               </w:rPr>
-              <w:t xml:space="preserve">Parametrización › Configuración de límites</w:t>
+              <w:t xml:space="preserve">Parametrización › Proveedores de precios</w:t>
             </w:r>
           </w:p>
         </w:tc>
@@ -15577,7 +19040,7 @@
                 <w:sz w:val="19"/>
                 <w:szCs w:val="19"/>
               </w:rPr>
-              <w:t xml:space="preserve">Tipo de límite (por emisor, calificación, moneda, plazo, contraparte, concentración por inmueble, arrendatario, ciudad, originador, proyecto, sector o etapa, endeudamiento, y concentración de cartera por deudor, originador y sector)</w:t>
+              <w:t xml:space="preserve">Nombre del proveedor, clase de activo, prioridad y frecuencia de actualización</w:t>
             </w:r>
           </w:p>
         </w:tc>
@@ -15606,7 +19069,7 @@
                 <w:sz w:val="19"/>
                 <w:szCs w:val="19"/>
               </w:rPr>
-              <w:t xml:space="preserve">Parametrización › Configuración de límites</w:t>
+              <w:t xml:space="preserve">Parametrización › Tasas de referencia</w:t>
             </w:r>
           </w:p>
         </w:tc>
@@ -15633,7 +19096,7 @@
                 <w:sz w:val="19"/>
                 <w:szCs w:val="19"/>
               </w:rPr>
-              <w:t xml:space="preserve">Si es un tope o un piso, el porcentaje, el sublímite, el denominador, el portafolio y la naturaleza (normativo o interno)</w:t>
+              <w:t xml:space="preserve">Tasa, descripción, valor efectivo anual, fecha desde la que rige y fuente</w:t>
             </w:r>
           </w:p>
         </w:tc>
@@ -15689,7 +19152,7 @@
                 <w:sz w:val="19"/>
                 <w:szCs w:val="19"/>
               </w:rPr>
-              <w:t xml:space="preserve">Régimen de inversión de cada perfil de fondo voluntario de pensión, con versión y fecha de vigencia</w:t>
+              <w:t xml:space="preserve">Tipo de límite (por emisor, calificación, moneda, plazo, contraparte, concentración por inmueble, arrendatario, ciudad, originador, proyecto, sector o etapa, endeudamiento, y concentración de cartera por deudor, originador y sector)</w:t>
             </w:r>
           </w:p>
         </w:tc>
@@ -15718,7 +19181,7 @@
                 <w:sz w:val="19"/>
                 <w:szCs w:val="19"/>
               </w:rPr>
-              <w:t xml:space="preserve">Parametrización › Catálogos</w:t>
+              <w:t xml:space="preserve">Parametrización › Configuración de límites</w:t>
             </w:r>
           </w:p>
         </w:tc>
@@ -15745,7 +19208,7 @@
                 <w:sz w:val="19"/>
                 <w:szCs w:val="19"/>
               </w:rPr>
-              <w:t xml:space="preserve">Emisores, calificaciones, monedas del país, tipos de límite, operaciones monetarias, avaluadores, propósito de la operación, clases de activo, instrumentos de derivados, sectores y originadores de cartera</w:t>
+              <w:t xml:space="preserve">Si es un tope o un piso, el porcentaje, el sublímite, el denominador, el portafolio y la naturaleza (normativo o interno)</w:t>
             </w:r>
           </w:p>
         </w:tc>
@@ -15774,7 +19237,7 @@
                 <w:sz w:val="19"/>
                 <w:szCs w:val="19"/>
               </w:rPr>
-              <w:t xml:space="preserve">Dashboard › Visor de portafolio</w:t>
+              <w:t xml:space="preserve">Parametrización › Configuración de límites</w:t>
             </w:r>
           </w:p>
         </w:tc>
@@ -15801,7 +19264,7 @@
                 <w:sz w:val="19"/>
                 <w:szCs w:val="19"/>
               </w:rPr>
-              <w:t xml:space="preserve">Portafolio, fecha operativa y clase de activo a consultar</w:t>
+              <w:t xml:space="preserve">Régimen de inversión de cada perfil de fondo voluntario de pensión, con versión y fecha de vigencia</w:t>
             </w:r>
           </w:p>
         </w:tc>
@@ -15830,7 +19293,7 @@
                 <w:sz w:val="19"/>
                 <w:szCs w:val="19"/>
               </w:rPr>
-              <w:t xml:space="preserve">Dashboard › Visor de portafolio</w:t>
+              <w:t xml:space="preserve">Parametrización › Configuración de límites</w:t>
             </w:r>
           </w:p>
         </w:tc>
@@ -15857,7 +19320,7 @@
                 <w:sz w:val="19"/>
                 <w:szCs w:val="19"/>
               </w:rPr>
-              <w:t xml:space="preserve">Operaciones de mercado monetario</w:t>
+              <w:t xml:space="preserve">Archivo de carga masiva con varios límites (portafolio, tipo, valor, evaluación, naturaleza, porcentaje y denominador)</w:t>
             </w:r>
           </w:p>
         </w:tc>
@@ -15886,7 +19349,7 @@
                 <w:sz w:val="19"/>
                 <w:szCs w:val="19"/>
               </w:rPr>
-              <w:t xml:space="preserve">Dashboard › Visor de portafolio</w:t>
+              <w:t xml:space="preserve">Parametrización › Catálogos</w:t>
             </w:r>
           </w:p>
         </w:tc>
@@ -15913,7 +19376,7 @@
                 <w:sz w:val="19"/>
                 <w:szCs w:val="19"/>
               </w:rPr>
-              <w:t xml:space="preserve">Posiciones de derivados</w:t>
+              <w:t xml:space="preserve">Emisores, calificaciones, monedas del país, tipos de límite, operaciones monetarias, avaluadores, propósito de la operación, clases de activo, instrumentos de derivados, sectores y originadores de cartera, y complementadores de mercado (como MITRA)</w:t>
             </w:r>
           </w:p>
         </w:tc>
@@ -15942,7 +19405,7 @@
                 <w:sz w:val="19"/>
                 <w:szCs w:val="19"/>
               </w:rPr>
-              <w:t xml:space="preserve">Dashboard › Flujos futuros</w:t>
+              <w:t xml:space="preserve">Dashboard › Visor de portafolio</w:t>
             </w:r>
           </w:p>
         </w:tc>
@@ -15969,7 +19432,7 @@
                 <w:sz w:val="19"/>
                 <w:szCs w:val="19"/>
               </w:rPr>
-              <w:t xml:space="preserve">Portafolio, año, fecha operativa y tipo de activo</w:t>
+              <w:t xml:space="preserve">Portafolio, fecha operativa y clase de activo a consultar</w:t>
             </w:r>
           </w:p>
         </w:tc>
@@ -15998,7 +19461,7 @@
                 <w:sz w:val="19"/>
                 <w:szCs w:val="19"/>
               </w:rPr>
-              <w:t xml:space="preserve">Dashboard › Flujos futuros</w:t>
+              <w:t xml:space="preserve">Dashboard › Visor de portafolio</w:t>
             </w:r>
           </w:p>
         </w:tc>
@@ -16025,7 +19488,7 @@
                 <w:sz w:val="19"/>
                 <w:szCs w:val="19"/>
               </w:rPr>
-              <w:t xml:space="preserve">Prepago anual supuesto de la cartera</w:t>
+              <w:t xml:space="preserve">Operaciones de mercado monetario</w:t>
             </w:r>
           </w:p>
         </w:tc>
@@ -16054,7 +19517,7 @@
                 <w:sz w:val="19"/>
                 <w:szCs w:val="19"/>
               </w:rPr>
-              <w:t xml:space="preserve">Dashboard › Medidas de sensibilidad</w:t>
+              <w:t xml:space="preserve">Dashboard › Visor de portafolio</w:t>
             </w:r>
           </w:p>
         </w:tc>
@@ -16081,7 +19544,7 @@
                 <w:sz w:val="19"/>
                 <w:szCs w:val="19"/>
               </w:rPr>
-              <w:t xml:space="preserve">Fecha operativa y portafolio a consultar</w:t>
+              <w:t xml:space="preserve">Posiciones de derivados, para mostrar la cobertura de cada posición</w:t>
             </w:r>
           </w:p>
         </w:tc>
@@ -16110,7 +19573,7 @@
                 <w:sz w:val="19"/>
                 <w:szCs w:val="19"/>
               </w:rPr>
-              <w:t xml:space="preserve">Dashboard › Mercado monetario (Dashboard)</w:t>
+              <w:t xml:space="preserve">Dashboard › Flujos futuros</w:t>
             </w:r>
           </w:p>
         </w:tc>
@@ -16137,7 +19600,7 @@
                 <w:sz w:val="19"/>
                 <w:szCs w:val="19"/>
               </w:rPr>
-              <w:t xml:space="preserve">Operaciones monetarias vigentes, con contraparte, valor, tasa y plazo</w:t>
+              <w:t xml:space="preserve">Portafolio, año, fecha operativa y tipo de activo</w:t>
             </w:r>
           </w:p>
         </w:tc>
@@ -16166,7 +19629,7 @@
                 <w:sz w:val="19"/>
                 <w:szCs w:val="19"/>
               </w:rPr>
-              <w:t xml:space="preserve">Dashboard › Mercado monetario (Dashboard)</w:t>
+              <w:t xml:space="preserve">Dashboard › Flujos futuros</w:t>
             </w:r>
           </w:p>
         </w:tc>
@@ -16193,7 +19656,7 @@
                 <w:sz w:val="19"/>
                 <w:szCs w:val="19"/>
               </w:rPr>
-              <w:t xml:space="preserve">Cupos de las contrapartes</w:t>
+              <w:t xml:space="preserve">Prepago anual supuesto de la cartera</w:t>
             </w:r>
           </w:p>
         </w:tc>
@@ -16222,7 +19685,7 @@
                 <w:sz w:val="19"/>
                 <w:szCs w:val="19"/>
               </w:rPr>
-              <w:t xml:space="preserve">Dashboard › Mercado monetario (Dashboard)</w:t>
+              <w:t xml:space="preserve">Dashboard › Medidas de sensibilidad</w:t>
             </w:r>
           </w:p>
         </w:tc>
@@ -16249,7 +19712,7 @@
                 <w:sz w:val="19"/>
                 <w:szCs w:val="19"/>
               </w:rPr>
-              <w:t xml:space="preserve">Tasas de referencia</w:t>
+              <w:t xml:space="preserve">Fecha operativa y portafolio a consultar</w:t>
             </w:r>
           </w:p>
         </w:tc>
@@ -16278,7 +19741,7 @@
                 <w:sz w:val="19"/>
                 <w:szCs w:val="19"/>
               </w:rPr>
-              <w:t xml:space="preserve">Dashboard › Mercado monetario (Dashboard)</w:t>
+              <w:t xml:space="preserve">Dashboard › Operaciones en tránsito</w:t>
             </w:r>
           </w:p>
         </w:tc>
@@ -16305,7 +19768,7 @@
                 <w:sz w:val="19"/>
                 <w:szCs w:val="19"/>
               </w:rPr>
-              <w:t xml:space="preserve">Portafolio y fecha operativa</w:t>
+              <w:t xml:space="preserve">Órdenes de renta fija, renta variable y mercado monetario con su fecha de liquidación y su contraparte</w:t>
             </w:r>
           </w:p>
         </w:tc>
@@ -16334,7 +19797,7 @@
                 <w:sz w:val="19"/>
                 <w:szCs w:val="19"/>
               </w:rPr>
-              <w:t xml:space="preserve">Dashboard › Exposición y cobertura</w:t>
+              <w:t xml:space="preserve">Dashboard › Liquidez</w:t>
             </w:r>
           </w:p>
         </w:tc>
@@ -16361,7 +19824,7 @@
                 <w:sz w:val="19"/>
                 <w:szCs w:val="19"/>
               </w:rPr>
-              <w:t xml:space="preserve">Exposición bruta por subyacente de cada portafolio</w:t>
+              <w:t xml:space="preserve">Portafolio, tipo de flujo, forma de agrupar (día, semana, mes o rango completo) y rango de fechas</w:t>
             </w:r>
           </w:p>
         </w:tc>
@@ -16390,7 +19853,7 @@
                 <w:sz w:val="19"/>
                 <w:szCs w:val="19"/>
               </w:rPr>
-              <w:t xml:space="preserve">Dashboard › Exposición y cobertura</w:t>
+              <w:t xml:space="preserve">Dashboard › Liquidez</w:t>
             </w:r>
           </w:p>
         </w:tc>
@@ -16417,7 +19880,7 @@
                 <w:sz w:val="19"/>
                 <w:szCs w:val="19"/>
               </w:rPr>
-              <w:t xml:space="preserve">Portafolio y fecha operativa</w:t>
+              <w:t xml:space="preserve">Compras y ventas de contado pendientes, vencimientos monetarios y flujos de derivados al vencimiento</w:t>
             </w:r>
           </w:p>
         </w:tc>
@@ -16446,7 +19909,7 @@
                 <w:sz w:val="19"/>
                 <w:szCs w:val="19"/>
               </w:rPr>
-              <w:t xml:space="preserve">Órdenes › Renta fija</w:t>
+              <w:t xml:space="preserve">Dashboard › Precios en línea</w:t>
             </w:r>
           </w:p>
         </w:tc>
@@ -16473,7 +19936,7 @@
                 <w:sz w:val="19"/>
                 <w:szCs w:val="19"/>
               </w:rPr>
-              <w:t xml:space="preserve">Portafolio, tipo de orden, instrumento, cantidad, tasa y valor</w:t>
+              <w:t xml:space="preserve">Proveedores de precios, con su prioridad y frecuencia</w:t>
             </w:r>
           </w:p>
         </w:tc>
@@ -16502,7 +19965,7 @@
                 <w:sz w:val="19"/>
                 <w:szCs w:val="19"/>
               </w:rPr>
-              <w:t xml:space="preserve">Órdenes › Renta fija</w:t>
+              <w:t xml:space="preserve">Dashboard › Simulador</w:t>
             </w:r>
           </w:p>
         </w:tc>
@@ -16529,7 +19992,7 @@
                 <w:sz w:val="19"/>
                 <w:szCs w:val="19"/>
               </w:rPr>
-              <w:t xml:space="preserve">Archivo de carga masiva con varias órdenes</w:t>
+              <w:t xml:space="preserve">Portafolio y escenario: variación de la inflación (IPC), de la tasa de referencia y del tipo de cambio, o un escenario de estrés predefinido</w:t>
             </w:r>
           </w:p>
         </w:tc>
@@ -16558,7 +20021,7 @@
                 <w:sz w:val="19"/>
                 <w:szCs w:val="19"/>
               </w:rPr>
-              <w:t xml:space="preserve">Órdenes › Renta fija</w:t>
+              <w:t xml:space="preserve">Dashboard › Simulador</w:t>
             </w:r>
           </w:p>
         </w:tc>
@@ -16585,7 +20048,7 @@
                 <w:sz w:val="19"/>
                 <w:szCs w:val="19"/>
               </w:rPr>
-              <w:t xml:space="preserve">Límites del portafolio</w:t>
+              <w:t xml:space="preserve">Para la simulación de operación: producto, portafolio, instrumento, tipo y valor</w:t>
             </w:r>
           </w:p>
         </w:tc>
@@ -16614,7 +20077,7 @@
                 <w:sz w:val="19"/>
                 <w:szCs w:val="19"/>
               </w:rPr>
-              <w:t xml:space="preserve">Órdenes › Renta variable</w:t>
+              <w:t xml:space="preserve">Dashboard › Mercado monetario (Dashboard)</w:t>
             </w:r>
           </w:p>
         </w:tc>
@@ -16641,7 +20104,7 @@
                 <w:sz w:val="19"/>
                 <w:szCs w:val="19"/>
               </w:rPr>
-              <w:t xml:space="preserve">Portafolio, tipo de orden, modalidad (mercado o límite), instrumento, cantidad y precio límite</w:t>
+              <w:t xml:space="preserve">Operaciones monetarias vigentes, con contraparte, valor, tasa y plazo</w:t>
             </w:r>
           </w:p>
         </w:tc>
@@ -16670,7 +20133,7 @@
                 <w:sz w:val="19"/>
                 <w:szCs w:val="19"/>
               </w:rPr>
-              <w:t xml:space="preserve">Órdenes › Renta variable</w:t>
+              <w:t xml:space="preserve">Dashboard › Mercado monetario (Dashboard)</w:t>
             </w:r>
           </w:p>
         </w:tc>
@@ -16697,7 +20160,7 @@
                 <w:sz w:val="19"/>
                 <w:szCs w:val="19"/>
               </w:rPr>
-              <w:t xml:space="preserve">Archivo de carga masiva</w:t>
+              <w:t xml:space="preserve">Cupos de las contrapartes</w:t>
             </w:r>
           </w:p>
         </w:tc>
@@ -16726,7 +20189,7 @@
                 <w:sz w:val="19"/>
                 <w:szCs w:val="19"/>
               </w:rPr>
-              <w:t xml:space="preserve">Órdenes › Renta variable</w:t>
+              <w:t xml:space="preserve">Dashboard › Mercado monetario (Dashboard)</w:t>
             </w:r>
           </w:p>
         </w:tc>
@@ -16753,7 +20216,7 @@
                 <w:sz w:val="19"/>
                 <w:szCs w:val="19"/>
               </w:rPr>
-              <w:t xml:space="preserve">Límites del portafolio</w:t>
+              <w:t xml:space="preserve">Tasas de referencia</w:t>
             </w:r>
           </w:p>
         </w:tc>
@@ -16782,7 +20245,7 @@
                 <w:sz w:val="19"/>
                 <w:szCs w:val="19"/>
               </w:rPr>
-              <w:t xml:space="preserve">Órdenes › Mercado monetario</w:t>
+              <w:t xml:space="preserve">Dashboard › Mercado monetario (Dashboard)</w:t>
             </w:r>
           </w:p>
         </w:tc>
@@ -16809,7 +20272,7 @@
                 <w:sz w:val="19"/>
                 <w:szCs w:val="19"/>
               </w:rPr>
-              <w:t xml:space="preserve">Sentido (inversión o captación), operación, portafolio, contraparte, valor nominal, tasa y plazo</w:t>
+              <w:t xml:space="preserve">Portafolio y fecha operativa</w:t>
             </w:r>
           </w:p>
         </w:tc>
@@ -16838,7 +20301,7 @@
                 <w:sz w:val="19"/>
                 <w:szCs w:val="19"/>
               </w:rPr>
-              <w:t xml:space="preserve">Órdenes › Mercado monetario</w:t>
+              <w:t xml:space="preserve">Dashboard › Exposición y cobertura</w:t>
             </w:r>
           </w:p>
         </w:tc>
@@ -16865,7 +20328,7 @@
                 <w:sz w:val="19"/>
                 <w:szCs w:val="19"/>
               </w:rPr>
-              <w:t xml:space="preserve">Cupo disponible de la contraparte</w:t>
+              <w:t xml:space="preserve">Exposición bruta por subyacente de cada portafolio</w:t>
             </w:r>
           </w:p>
         </w:tc>
@@ -16894,7 +20357,7 @@
                 <w:sz w:val="19"/>
                 <w:szCs w:val="19"/>
               </w:rPr>
-              <w:t xml:space="preserve">Órdenes › Mercado monetario</w:t>
+              <w:t xml:space="preserve">Dashboard › Exposición y cobertura</w:t>
             </w:r>
           </w:p>
         </w:tc>
@@ -16921,7 +20384,7 @@
                 <w:sz w:val="19"/>
                 <w:szCs w:val="19"/>
               </w:rPr>
-              <w:t xml:space="preserve">Archivo de carga masiva</w:t>
+              <w:t xml:space="preserve">Portafolio y fecha operativa</w:t>
             </w:r>
           </w:p>
         </w:tc>
@@ -16950,7 +20413,7 @@
                 <w:sz w:val="19"/>
                 <w:szCs w:val="19"/>
               </w:rPr>
-              <w:t xml:space="preserve">Órdenes › Derivados</w:t>
+              <w:t xml:space="preserve">Órdenes › Renta fija</w:t>
             </w:r>
           </w:p>
         </w:tc>
@@ -16977,7 +20440,7 @@
                 <w:sz w:val="19"/>
                 <w:szCs w:val="19"/>
               </w:rPr>
-              <w:t xml:space="preserve">Portafolio, instrumento (forward de divisas y de tasas, OTC y novado; swap de divisas y de tasas, OTC y novado; futuros), subyacente, nocional, plazo y propósito</w:t>
+              <w:t xml:space="preserve">Portafolio, tipo de orden, instrumento, cantidad, tasa y valor</w:t>
             </w:r>
           </w:p>
         </w:tc>
@@ -17006,7 +20469,7 @@
                 <w:sz w:val="19"/>
                 <w:szCs w:val="19"/>
               </w:rPr>
-              <w:t xml:space="preserve">Órdenes › Derivados</w:t>
+              <w:t xml:space="preserve">Órdenes › Renta fija</w:t>
             </w:r>
           </w:p>
         </w:tc>
@@ -17033,7 +20496,7 @@
                 <w:sz w:val="19"/>
                 <w:szCs w:val="19"/>
               </w:rPr>
-              <w:t xml:space="preserve">Cotizaciones por contraparte (precio, hora y fuente: teléfono, chat o plataforma), que ingresa el gestor</w:t>
+              <w:t xml:space="preserve">Contraparte, fecha de liquidación y, si el título aún no se ha emitido, la fecha estimada de emisión</w:t>
             </w:r>
           </w:p>
         </w:tc>
@@ -17062,7 +20525,7 @@
                 <w:sz w:val="19"/>
                 <w:szCs w:val="19"/>
               </w:rPr>
-              <w:t xml:space="preserve">Órdenes › Derivados</w:t>
+              <w:t xml:space="preserve">Órdenes › Renta fija</w:t>
             </w:r>
           </w:p>
         </w:tc>
@@ -17089,7 +20552,7 @@
                 <w:sz w:val="19"/>
                 <w:szCs w:val="19"/>
               </w:rPr>
-              <w:t xml:space="preserve">Usuario que registra y usuario que confirma</w:t>
+              <w:t xml:space="preserve">PDF de la emisión primaria, que completa solo instrumento, emisor, tasa facial, fechas de emisión y vencimiento y periodicidad (en el prototipo la lectura es simulada)</w:t>
             </w:r>
           </w:p>
         </w:tc>
@@ -17118,7 +20581,7 @@
                 <w:sz w:val="19"/>
                 <w:szCs w:val="19"/>
               </w:rPr>
-              <w:t xml:space="preserve">Órdenes › Decisiones de inversión</w:t>
+              <w:t xml:space="preserve">Órdenes › Renta fija</w:t>
             </w:r>
           </w:p>
         </w:tc>
@@ -17145,7 +20608,7 @@
                 <w:sz w:val="19"/>
                 <w:szCs w:val="19"/>
               </w:rPr>
-              <w:t xml:space="preserve">Tipo de decisión, portafolio, monto, proponente, aprobadores y número de acta</w:t>
+              <w:t xml:space="preserve">Complementador de mercado (como MITRA), que completa la información faltante de una orden registrada</w:t>
             </w:r>
           </w:p>
         </w:tc>
@@ -17174,7 +20637,7 @@
                 <w:sz w:val="19"/>
                 <w:szCs w:val="19"/>
               </w:rPr>
-              <w:t xml:space="preserve">Órdenes › Decisiones de inversión</w:t>
+              <w:t xml:space="preserve">Órdenes › Renta fija</w:t>
             </w:r>
           </w:p>
         </w:tc>
@@ -17201,7 +20664,7 @@
                 <w:sz w:val="19"/>
                 <w:szCs w:val="19"/>
               </w:rPr>
-              <w:t xml:space="preserve">Límites de concentración</w:t>
+              <w:t xml:space="preserve">Archivo de carga masiva con varias órdenes</w:t>
             </w:r>
           </w:p>
         </w:tc>
@@ -17230,7 +20693,7 @@
                 <w:sz w:val="19"/>
                 <w:szCs w:val="19"/>
               </w:rPr>
-              <w:t xml:space="preserve">Órdenes › Reportes</w:t>
+              <w:t xml:space="preserve">Órdenes › Renta fija</w:t>
             </w:r>
           </w:p>
         </w:tc>
@@ -17257,7 +20720,7 @@
                 <w:sz w:val="19"/>
                 <w:szCs w:val="19"/>
               </w:rPr>
-              <w:t xml:space="preserve">Las órdenes y decisiones registradas en las pantallas anteriores</w:t>
+              <w:t xml:space="preserve">Límites del portafolio</w:t>
             </w:r>
           </w:p>
         </w:tc>
@@ -17286,7 +20749,7 @@
                 <w:sz w:val="19"/>
                 <w:szCs w:val="19"/>
               </w:rPr>
-              <w:t xml:space="preserve">Órdenes › Reportes</w:t>
+              <w:t xml:space="preserve">Órdenes › Renta variable</w:t>
             </w:r>
           </w:p>
         </w:tc>
@@ -17313,7 +20776,7 @@
                 <w:sz w:val="19"/>
                 <w:szCs w:val="19"/>
               </w:rPr>
-              <w:t xml:space="preserve">Filtros: tipo de vehículo (FIC, FCP o FVP), portafolio y rango de fechas</w:t>
+              <w:t xml:space="preserve">Portafolio, tipo de orden, modalidad (mercado o límite), instrumento, cantidad y precio límite</w:t>
             </w:r>
           </w:p>
         </w:tc>
@@ -17342,7 +20805,7 @@
                 <w:sz w:val="19"/>
                 <w:szCs w:val="19"/>
               </w:rPr>
-              <w:t xml:space="preserve">Órdenes › Reportes</w:t>
+              <w:t xml:space="preserve">Órdenes › Renta variable</w:t>
             </w:r>
           </w:p>
         </w:tc>
@@ -17369,7 +20832,7 @@
                 <w:sz w:val="19"/>
                 <w:szCs w:val="19"/>
               </w:rPr>
-              <w:t xml:space="preserve">Registro de lo que hicieron los usuarios</w:t>
+              <w:t xml:space="preserve">Archivo de carga masiva</w:t>
             </w:r>
           </w:p>
         </w:tc>
@@ -17398,7 +20861,7 @@
                 <w:sz w:val="19"/>
                 <w:szCs w:val="19"/>
               </w:rPr>
-              <w:t xml:space="preserve">Control de límites › Evaluación</w:t>
+              <w:t xml:space="preserve">Órdenes › Renta variable</w:t>
             </w:r>
           </w:p>
         </w:tc>
@@ -17425,7 +20888,7 @@
                 <w:sz w:val="19"/>
                 <w:szCs w:val="19"/>
               </w:rPr>
-              <w:t xml:space="preserve">Los límites configurados</w:t>
+              <w:t xml:space="preserve">Límites del portafolio</w:t>
             </w:r>
           </w:p>
         </w:tc>
@@ -17454,7 +20917,7 @@
                 <w:sz w:val="19"/>
                 <w:szCs w:val="19"/>
               </w:rPr>
-              <w:t xml:space="preserve">Control de límites › Evaluación</w:t>
+              <w:t xml:space="preserve">Órdenes › Mercado monetario</w:t>
             </w:r>
           </w:p>
         </w:tc>
@@ -17481,7 +20944,7 @@
                 <w:sz w:val="19"/>
                 <w:szCs w:val="19"/>
               </w:rPr>
-              <w:t xml:space="preserve">Cupos de contraparte y exposición de derivados</w:t>
+              <w:t xml:space="preserve">Sentido (inversión o captación), operación, portafolio, contraparte, valor nominal, tasa y plazo</w:t>
             </w:r>
           </w:p>
         </w:tc>
@@ -17510,7 +20973,7 @@
                 <w:sz w:val="19"/>
                 <w:szCs w:val="19"/>
               </w:rPr>
-              <w:t xml:space="preserve">Control de límites › Evaluación</w:t>
+              <w:t xml:space="preserve">Órdenes › Mercado monetario</w:t>
             </w:r>
           </w:p>
         </w:tc>
@@ -17537,7 +21000,7 @@
                 <w:sz w:val="19"/>
                 <w:szCs w:val="19"/>
               </w:rPr>
-              <w:t xml:space="preserve">Fecha operativa y filtros (portafolio, evaluación, estado, naturaleza y tipo de activo)</w:t>
+              <w:t xml:space="preserve">Cupo disponible de la contraparte</w:t>
             </w:r>
           </w:p>
         </w:tc>
@@ -17566,7 +21029,7 @@
                 <w:sz w:val="19"/>
                 <w:szCs w:val="19"/>
               </w:rPr>
-              <w:t xml:space="preserve">Control de límites › Excesos y aprobaciones</w:t>
+              <w:t xml:space="preserve">Órdenes › Mercado monetario</w:t>
             </w:r>
           </w:p>
         </w:tc>
@@ -17593,7 +21056,7 @@
                 <w:sz w:val="19"/>
                 <w:szCs w:val="19"/>
               </w:rPr>
-              <w:t xml:space="preserve">Los excesos que se producen al validar órdenes de renta fija, renta variable, mercado monetario y derivados, y decisiones de inversión</w:t>
+              <w:t xml:space="preserve">Archivo de carga masiva</w:t>
             </w:r>
           </w:p>
         </w:tc>
@@ -17622,7 +21085,7 @@
                 <w:sz w:val="19"/>
                 <w:szCs w:val="19"/>
               </w:rPr>
-              <w:t xml:space="preserve">Control de límites › Excesos y aprobaciones</w:t>
+              <w:t xml:space="preserve">Órdenes › Derivados</w:t>
             </w:r>
           </w:p>
         </w:tc>
@@ -17649,7 +21112,7 @@
                 <w:sz w:val="19"/>
                 <w:szCs w:val="19"/>
               </w:rPr>
-              <w:t xml:space="preserve">Motivo y aprobador, que se registran al continuar con un exceso interno</w:t>
+              <w:t xml:space="preserve">Portafolio, instrumento (forward de divisas y de tasas, OTC y novado; swap de divisas y de tasas, OTC y novado; futuros), subyacente, nocional, plazo y propósito</w:t>
             </w:r>
           </w:p>
         </w:tc>
@@ -17678,7 +21141,7 @@
                 <w:sz w:val="19"/>
                 <w:szCs w:val="19"/>
               </w:rPr>
-              <w:t xml:space="preserve">Performance attribution › Resumen de desempeño</w:t>
+              <w:t xml:space="preserve">Órdenes › Derivados</w:t>
             </w:r>
           </w:p>
         </w:tc>
@@ -17705,7 +21168,7 @@
                 <w:sz w:val="19"/>
                 <w:szCs w:val="19"/>
               </w:rPr>
-              <w:t xml:space="preserve">Portafolio y rango de fechas</w:t>
+              <w:t xml:space="preserve">Cotizaciones por contraparte (precio, hora y fuente: teléfono, chat o plataforma), que ingresa el gestor</w:t>
             </w:r>
           </w:p>
         </w:tc>
@@ -17734,7 +21197,7 @@
                 <w:sz w:val="19"/>
                 <w:szCs w:val="19"/>
               </w:rPr>
-              <w:t xml:space="preserve">Performance attribution › Resumen de desempeño</w:t>
+              <w:t xml:space="preserve">Órdenes › Derivados</w:t>
             </w:r>
           </w:p>
         </w:tc>
@@ -17761,7 +21224,7 @@
                 <w:sz w:val="19"/>
                 <w:szCs w:val="19"/>
               </w:rPr>
-              <w:t xml:space="preserve">Benchmark del portafolio</w:t>
+              <w:t xml:space="preserve">Usuario que registra y usuario que confirma</w:t>
             </w:r>
           </w:p>
         </w:tc>
@@ -17790,7 +21253,7 @@
                 <w:sz w:val="19"/>
                 <w:szCs w:val="19"/>
               </w:rPr>
-              <w:t xml:space="preserve">Performance attribution › Atribución de retorno</w:t>
+              <w:t xml:space="preserve">Órdenes › Correcciones</w:t>
             </w:r>
           </w:p>
         </w:tc>
@@ -17817,7 +21280,7 @@
                 <w:sz w:val="19"/>
                 <w:szCs w:val="19"/>
               </w:rPr>
-              <w:t xml:space="preserve">Portafolio, rango de fechas y nivel de análisis (macroactivo, subactivo, clase de inversión o moneda)</w:t>
+              <w:t xml:space="preserve">Las correcciones hechas desde las pantallas de renta fija, renta variable y mercado monetario</w:t>
             </w:r>
           </w:p>
         </w:tc>
@@ -17846,7 +21309,7 @@
                 <w:sz w:val="19"/>
                 <w:szCs w:val="19"/>
               </w:rPr>
-              <w:t xml:space="preserve">Performance attribution › Contribución por activo</w:t>
+              <w:t xml:space="preserve">Órdenes › Decisiones de inversión</w:t>
             </w:r>
           </w:p>
         </w:tc>
@@ -17873,7 +21336,7 @@
                 <w:sz w:val="19"/>
                 <w:szCs w:val="19"/>
               </w:rPr>
-              <w:t xml:space="preserve">Portafolio, rango de fechas y tipo de activo</w:t>
+              <w:t xml:space="preserve">Tipo de decisión, portafolio, monto, proponente, aprobadores y número de acta</w:t>
             </w:r>
           </w:p>
         </w:tc>
@@ -17902,7 +21365,7 @@
                 <w:sz w:val="19"/>
                 <w:szCs w:val="19"/>
               </w:rPr>
-              <w:t xml:space="preserve">Performance attribution › Atribución renta fija</w:t>
+              <w:t xml:space="preserve">Órdenes › Decisiones de inversión</w:t>
             </w:r>
           </w:p>
         </w:tc>
@@ -17929,7 +21392,7 @@
                 <w:sz w:val="19"/>
                 <w:szCs w:val="19"/>
               </w:rPr>
-              <w:t xml:space="preserve">Portafolio y rango de fechas</w:t>
+              <w:t xml:space="preserve">Límites de concentración</w:t>
             </w:r>
           </w:p>
         </w:tc>
@@ -17958,7 +21421,7 @@
                 <w:sz w:val="19"/>
                 <w:szCs w:val="19"/>
               </w:rPr>
-              <w:t xml:space="preserve">Performance attribution › Atribución renta fija</w:t>
+              <w:t xml:space="preserve">Órdenes › Reportes</w:t>
             </w:r>
           </w:p>
         </w:tc>
@@ -17985,7 +21448,7 @@
                 <w:sz w:val="19"/>
                 <w:szCs w:val="19"/>
               </w:rPr>
-              <w:t xml:space="preserve">Índices y tasas de referencia</w:t>
+              <w:t xml:space="preserve">Las órdenes y decisiones registradas en las pantallas anteriores</w:t>
             </w:r>
           </w:p>
         </w:tc>
@@ -18014,7 +21477,7 @@
                 <w:sz w:val="19"/>
                 <w:szCs w:val="19"/>
               </w:rPr>
-              <w:t xml:space="preserve">Performance attribution › Atribución mercado monetario</w:t>
+              <w:t xml:space="preserve">Órdenes › Reportes</w:t>
             </w:r>
           </w:p>
         </w:tc>
@@ -18041,7 +21504,7 @@
                 <w:sz w:val="19"/>
                 <w:szCs w:val="19"/>
               </w:rPr>
-              <w:t xml:space="preserve">Portafolio y rango de fechas</w:t>
+              <w:t xml:space="preserve">Filtros: tipo de vehículo (FIC, FCP o FVP), portafolio y rango de fechas</w:t>
             </w:r>
           </w:p>
         </w:tc>
@@ -18070,7 +21533,7 @@
                 <w:sz w:val="19"/>
                 <w:szCs w:val="19"/>
               </w:rPr>
-              <w:t xml:space="preserve">Performance attribution › Atribución mercado monetario</w:t>
+              <w:t xml:space="preserve">Órdenes › Reportes</w:t>
             </w:r>
           </w:p>
         </w:tc>
@@ -18097,7 +21560,7 @@
                 <w:sz w:val="19"/>
                 <w:szCs w:val="19"/>
               </w:rPr>
-              <w:t xml:space="preserve">Operaciones monetarias, contrapartes y tasas de referencia</w:t>
+              <w:t xml:space="preserve">Registro de lo que hicieron los usuarios</w:t>
             </w:r>
           </w:p>
         </w:tc>
@@ -18126,6 +21589,734 @@
                 <w:sz w:val="19"/>
                 <w:szCs w:val="19"/>
               </w:rPr>
+              <w:t xml:space="preserve">Control de límites › Evaluación</w:t>
+            </w:r>
+          </w:p>
+        </w:tc>
+        <w:tc>
+          <w:tcPr>
+            <w:tcW w:type="dxa" w:w="6360"/>
+            <w:tcBorders>
+              <w:top w:val="single" w:color="D9C6E4" w:sz="4"/>
+              <w:left w:val="single" w:color="D9C6E4" w:sz="4"/>
+              <w:bottom w:val="single" w:color="D9C6E4" w:sz="4"/>
+              <w:right w:val="single" w:color="D9C6E4" w:sz="4"/>
+            </w:tcBorders>
+            <w:tcMar>
+              <w:top w:type="dxa" w:w="80"/>
+              <w:left w:type="dxa" w:w="120"/>
+              <w:bottom w:type="dxa" w:w="80"/>
+              <w:right w:type="dxa" w:w="120"/>
+            </w:tcMar>
+          </w:tcPr>
+          <w:p>
+            <w:r>
+              <w:rPr>
+                <w:rFonts w:ascii="Arial" w:cs="Arial" w:eastAsia="Arial" w:hAnsi="Arial"/>
+                <w:sz w:val="19"/>
+                <w:szCs w:val="19"/>
+              </w:rPr>
+              <w:t xml:space="preserve">Los límites configurados</w:t>
+            </w:r>
+          </w:p>
+        </w:tc>
+      </w:tr>
+      <w:tr>
+        <w:tc>
+          <w:tcPr>
+            <w:tcW w:type="dxa" w:w="3000"/>
+            <w:tcBorders>
+              <w:top w:val="single" w:color="D9C6E4" w:sz="4"/>
+              <w:left w:val="single" w:color="D9C6E4" w:sz="4"/>
+              <w:bottom w:val="single" w:color="D9C6E4" w:sz="4"/>
+              <w:right w:val="single" w:color="D9C6E4" w:sz="4"/>
+            </w:tcBorders>
+            <w:tcMar>
+              <w:top w:type="dxa" w:w="80"/>
+              <w:left w:type="dxa" w:w="120"/>
+              <w:bottom w:type="dxa" w:w="80"/>
+              <w:right w:type="dxa" w:w="120"/>
+            </w:tcMar>
+          </w:tcPr>
+          <w:p>
+            <w:r>
+              <w:rPr>
+                <w:rFonts w:ascii="Arial" w:cs="Arial" w:eastAsia="Arial" w:hAnsi="Arial"/>
+                <w:sz w:val="19"/>
+                <w:szCs w:val="19"/>
+              </w:rPr>
+              <w:t xml:space="preserve">Control de límites › Evaluación</w:t>
+            </w:r>
+          </w:p>
+        </w:tc>
+        <w:tc>
+          <w:tcPr>
+            <w:tcW w:type="dxa" w:w="6360"/>
+            <w:tcBorders>
+              <w:top w:val="single" w:color="D9C6E4" w:sz="4"/>
+              <w:left w:val="single" w:color="D9C6E4" w:sz="4"/>
+              <w:bottom w:val="single" w:color="D9C6E4" w:sz="4"/>
+              <w:right w:val="single" w:color="D9C6E4" w:sz="4"/>
+            </w:tcBorders>
+            <w:tcMar>
+              <w:top w:type="dxa" w:w="80"/>
+              <w:left w:type="dxa" w:w="120"/>
+              <w:bottom w:type="dxa" w:w="80"/>
+              <w:right w:type="dxa" w:w="120"/>
+            </w:tcMar>
+          </w:tcPr>
+          <w:p>
+            <w:r>
+              <w:rPr>
+                <w:rFonts w:ascii="Arial" w:cs="Arial" w:eastAsia="Arial" w:hAnsi="Arial"/>
+                <w:sz w:val="19"/>
+                <w:szCs w:val="19"/>
+              </w:rPr>
+              <w:t xml:space="preserve">Cupos de contraparte y exposición de derivados</w:t>
+            </w:r>
+          </w:p>
+        </w:tc>
+      </w:tr>
+      <w:tr>
+        <w:tc>
+          <w:tcPr>
+            <w:tcW w:type="dxa" w:w="3000"/>
+            <w:tcBorders>
+              <w:top w:val="single" w:color="D9C6E4" w:sz="4"/>
+              <w:left w:val="single" w:color="D9C6E4" w:sz="4"/>
+              <w:bottom w:val="single" w:color="D9C6E4" w:sz="4"/>
+              <w:right w:val="single" w:color="D9C6E4" w:sz="4"/>
+            </w:tcBorders>
+            <w:tcMar>
+              <w:top w:type="dxa" w:w="80"/>
+              <w:left w:type="dxa" w:w="120"/>
+              <w:bottom w:type="dxa" w:w="80"/>
+              <w:right w:type="dxa" w:w="120"/>
+            </w:tcMar>
+          </w:tcPr>
+          <w:p>
+            <w:r>
+              <w:rPr>
+                <w:rFonts w:ascii="Arial" w:cs="Arial" w:eastAsia="Arial" w:hAnsi="Arial"/>
+                <w:sz w:val="19"/>
+                <w:szCs w:val="19"/>
+              </w:rPr>
+              <w:t xml:space="preserve">Control de límites › Evaluación</w:t>
+            </w:r>
+          </w:p>
+        </w:tc>
+        <w:tc>
+          <w:tcPr>
+            <w:tcW w:type="dxa" w:w="6360"/>
+            <w:tcBorders>
+              <w:top w:val="single" w:color="D9C6E4" w:sz="4"/>
+              <w:left w:val="single" w:color="D9C6E4" w:sz="4"/>
+              <w:bottom w:val="single" w:color="D9C6E4" w:sz="4"/>
+              <w:right w:val="single" w:color="D9C6E4" w:sz="4"/>
+            </w:tcBorders>
+            <w:tcMar>
+              <w:top w:type="dxa" w:w="80"/>
+              <w:left w:type="dxa" w:w="120"/>
+              <w:bottom w:type="dxa" w:w="80"/>
+              <w:right w:type="dxa" w:w="120"/>
+            </w:tcMar>
+          </w:tcPr>
+          <w:p>
+            <w:r>
+              <w:rPr>
+                <w:rFonts w:ascii="Arial" w:cs="Arial" w:eastAsia="Arial" w:hAnsi="Arial"/>
+                <w:sz w:val="19"/>
+                <w:szCs w:val="19"/>
+              </w:rPr>
+              <w:t xml:space="preserve">Fecha operativa y filtros (portafolio, evaluación, estado, naturaleza y tipo de activo)</w:t>
+            </w:r>
+          </w:p>
+        </w:tc>
+      </w:tr>
+      <w:tr>
+        <w:tc>
+          <w:tcPr>
+            <w:tcW w:type="dxa" w:w="3000"/>
+            <w:tcBorders>
+              <w:top w:val="single" w:color="D9C6E4" w:sz="4"/>
+              <w:left w:val="single" w:color="D9C6E4" w:sz="4"/>
+              <w:bottom w:val="single" w:color="D9C6E4" w:sz="4"/>
+              <w:right w:val="single" w:color="D9C6E4" w:sz="4"/>
+            </w:tcBorders>
+            <w:tcMar>
+              <w:top w:type="dxa" w:w="80"/>
+              <w:left w:type="dxa" w:w="120"/>
+              <w:bottom w:type="dxa" w:w="80"/>
+              <w:right w:type="dxa" w:w="120"/>
+            </w:tcMar>
+          </w:tcPr>
+          <w:p>
+            <w:r>
+              <w:rPr>
+                <w:rFonts w:ascii="Arial" w:cs="Arial" w:eastAsia="Arial" w:hAnsi="Arial"/>
+                <w:sz w:val="19"/>
+                <w:szCs w:val="19"/>
+              </w:rPr>
+              <w:t xml:space="preserve">Control de límites › Excesos y aprobaciones</w:t>
+            </w:r>
+          </w:p>
+        </w:tc>
+        <w:tc>
+          <w:tcPr>
+            <w:tcW w:type="dxa" w:w="6360"/>
+            <w:tcBorders>
+              <w:top w:val="single" w:color="D9C6E4" w:sz="4"/>
+              <w:left w:val="single" w:color="D9C6E4" w:sz="4"/>
+              <w:bottom w:val="single" w:color="D9C6E4" w:sz="4"/>
+              <w:right w:val="single" w:color="D9C6E4" w:sz="4"/>
+            </w:tcBorders>
+            <w:tcMar>
+              <w:top w:type="dxa" w:w="80"/>
+              <w:left w:type="dxa" w:w="120"/>
+              <w:bottom w:type="dxa" w:w="80"/>
+              <w:right w:type="dxa" w:w="120"/>
+            </w:tcMar>
+          </w:tcPr>
+          <w:p>
+            <w:r>
+              <w:rPr>
+                <w:rFonts w:ascii="Arial" w:cs="Arial" w:eastAsia="Arial" w:hAnsi="Arial"/>
+                <w:sz w:val="19"/>
+                <w:szCs w:val="19"/>
+              </w:rPr>
+              <w:t xml:space="preserve">Los excesos que se producen al validar órdenes de renta fija, renta variable, mercado monetario y derivados, y decisiones de inversión</w:t>
+            </w:r>
+          </w:p>
+        </w:tc>
+      </w:tr>
+      <w:tr>
+        <w:tc>
+          <w:tcPr>
+            <w:tcW w:type="dxa" w:w="3000"/>
+            <w:tcBorders>
+              <w:top w:val="single" w:color="D9C6E4" w:sz="4"/>
+              <w:left w:val="single" w:color="D9C6E4" w:sz="4"/>
+              <w:bottom w:val="single" w:color="D9C6E4" w:sz="4"/>
+              <w:right w:val="single" w:color="D9C6E4" w:sz="4"/>
+            </w:tcBorders>
+            <w:tcMar>
+              <w:top w:type="dxa" w:w="80"/>
+              <w:left w:type="dxa" w:w="120"/>
+              <w:bottom w:type="dxa" w:w="80"/>
+              <w:right w:type="dxa" w:w="120"/>
+            </w:tcMar>
+          </w:tcPr>
+          <w:p>
+            <w:r>
+              <w:rPr>
+                <w:rFonts w:ascii="Arial" w:cs="Arial" w:eastAsia="Arial" w:hAnsi="Arial"/>
+                <w:sz w:val="19"/>
+                <w:szCs w:val="19"/>
+              </w:rPr>
+              <w:t xml:space="preserve">Control de límites › Excesos y aprobaciones</w:t>
+            </w:r>
+          </w:p>
+        </w:tc>
+        <w:tc>
+          <w:tcPr>
+            <w:tcW w:type="dxa" w:w="6360"/>
+            <w:tcBorders>
+              <w:top w:val="single" w:color="D9C6E4" w:sz="4"/>
+              <w:left w:val="single" w:color="D9C6E4" w:sz="4"/>
+              <w:bottom w:val="single" w:color="D9C6E4" w:sz="4"/>
+              <w:right w:val="single" w:color="D9C6E4" w:sz="4"/>
+            </w:tcBorders>
+            <w:tcMar>
+              <w:top w:type="dxa" w:w="80"/>
+              <w:left w:type="dxa" w:w="120"/>
+              <w:bottom w:type="dxa" w:w="80"/>
+              <w:right w:type="dxa" w:w="120"/>
+            </w:tcMar>
+          </w:tcPr>
+          <w:p>
+            <w:r>
+              <w:rPr>
+                <w:rFonts w:ascii="Arial" w:cs="Arial" w:eastAsia="Arial" w:hAnsi="Arial"/>
+                <w:sz w:val="19"/>
+                <w:szCs w:val="19"/>
+              </w:rPr>
+              <w:t xml:space="preserve">Motivo y aprobador, que se registran al continuar con un exceso interno</w:t>
+            </w:r>
+          </w:p>
+        </w:tc>
+      </w:tr>
+      <w:tr>
+        <w:tc>
+          <w:tcPr>
+            <w:tcW w:type="dxa" w:w="3000"/>
+            <w:tcBorders>
+              <w:top w:val="single" w:color="D9C6E4" w:sz="4"/>
+              <w:left w:val="single" w:color="D9C6E4" w:sz="4"/>
+              <w:bottom w:val="single" w:color="D9C6E4" w:sz="4"/>
+              <w:right w:val="single" w:color="D9C6E4" w:sz="4"/>
+            </w:tcBorders>
+            <w:tcMar>
+              <w:top w:type="dxa" w:w="80"/>
+              <w:left w:type="dxa" w:w="120"/>
+              <w:bottom w:type="dxa" w:w="80"/>
+              <w:right w:type="dxa" w:w="120"/>
+            </w:tcMar>
+          </w:tcPr>
+          <w:p>
+            <w:r>
+              <w:rPr>
+                <w:rFonts w:ascii="Arial" w:cs="Arial" w:eastAsia="Arial" w:hAnsi="Arial"/>
+                <w:sz w:val="19"/>
+                <w:szCs w:val="19"/>
+              </w:rPr>
+              <w:t xml:space="preserve">Performance attribution › Resumen de desempeño</w:t>
+            </w:r>
+          </w:p>
+        </w:tc>
+        <w:tc>
+          <w:tcPr>
+            <w:tcW w:type="dxa" w:w="6360"/>
+            <w:tcBorders>
+              <w:top w:val="single" w:color="D9C6E4" w:sz="4"/>
+              <w:left w:val="single" w:color="D9C6E4" w:sz="4"/>
+              <w:bottom w:val="single" w:color="D9C6E4" w:sz="4"/>
+              <w:right w:val="single" w:color="D9C6E4" w:sz="4"/>
+            </w:tcBorders>
+            <w:tcMar>
+              <w:top w:type="dxa" w:w="80"/>
+              <w:left w:type="dxa" w:w="120"/>
+              <w:bottom w:type="dxa" w:w="80"/>
+              <w:right w:type="dxa" w:w="120"/>
+            </w:tcMar>
+          </w:tcPr>
+          <w:p>
+            <w:r>
+              <w:rPr>
+                <w:rFonts w:ascii="Arial" w:cs="Arial" w:eastAsia="Arial" w:hAnsi="Arial"/>
+                <w:sz w:val="19"/>
+                <w:szCs w:val="19"/>
+              </w:rPr>
+              <w:t xml:space="preserve">Portafolio y rango de fechas</w:t>
+            </w:r>
+          </w:p>
+        </w:tc>
+      </w:tr>
+      <w:tr>
+        <w:tc>
+          <w:tcPr>
+            <w:tcW w:type="dxa" w:w="3000"/>
+            <w:tcBorders>
+              <w:top w:val="single" w:color="D9C6E4" w:sz="4"/>
+              <w:left w:val="single" w:color="D9C6E4" w:sz="4"/>
+              <w:bottom w:val="single" w:color="D9C6E4" w:sz="4"/>
+              <w:right w:val="single" w:color="D9C6E4" w:sz="4"/>
+            </w:tcBorders>
+            <w:tcMar>
+              <w:top w:type="dxa" w:w="80"/>
+              <w:left w:type="dxa" w:w="120"/>
+              <w:bottom w:type="dxa" w:w="80"/>
+              <w:right w:type="dxa" w:w="120"/>
+            </w:tcMar>
+          </w:tcPr>
+          <w:p>
+            <w:r>
+              <w:rPr>
+                <w:rFonts w:ascii="Arial" w:cs="Arial" w:eastAsia="Arial" w:hAnsi="Arial"/>
+                <w:sz w:val="19"/>
+                <w:szCs w:val="19"/>
+              </w:rPr>
+              <w:t xml:space="preserve">Performance attribution › Resumen de desempeño</w:t>
+            </w:r>
+          </w:p>
+        </w:tc>
+        <w:tc>
+          <w:tcPr>
+            <w:tcW w:type="dxa" w:w="6360"/>
+            <w:tcBorders>
+              <w:top w:val="single" w:color="D9C6E4" w:sz="4"/>
+              <w:left w:val="single" w:color="D9C6E4" w:sz="4"/>
+              <w:bottom w:val="single" w:color="D9C6E4" w:sz="4"/>
+              <w:right w:val="single" w:color="D9C6E4" w:sz="4"/>
+            </w:tcBorders>
+            <w:tcMar>
+              <w:top w:type="dxa" w:w="80"/>
+              <w:left w:type="dxa" w:w="120"/>
+              <w:bottom w:type="dxa" w:w="80"/>
+              <w:right w:type="dxa" w:w="120"/>
+            </w:tcMar>
+          </w:tcPr>
+          <w:p>
+            <w:r>
+              <w:rPr>
+                <w:rFonts w:ascii="Arial" w:cs="Arial" w:eastAsia="Arial" w:hAnsi="Arial"/>
+                <w:sz w:val="19"/>
+                <w:szCs w:val="19"/>
+              </w:rPr>
+              <w:t xml:space="preserve">Benchmark del portafolio</w:t>
+            </w:r>
+          </w:p>
+        </w:tc>
+      </w:tr>
+      <w:tr>
+        <w:tc>
+          <w:tcPr>
+            <w:tcW w:type="dxa" w:w="3000"/>
+            <w:tcBorders>
+              <w:top w:val="single" w:color="D9C6E4" w:sz="4"/>
+              <w:left w:val="single" w:color="D9C6E4" w:sz="4"/>
+              <w:bottom w:val="single" w:color="D9C6E4" w:sz="4"/>
+              <w:right w:val="single" w:color="D9C6E4" w:sz="4"/>
+            </w:tcBorders>
+            <w:tcMar>
+              <w:top w:type="dxa" w:w="80"/>
+              <w:left w:type="dxa" w:w="120"/>
+              <w:bottom w:type="dxa" w:w="80"/>
+              <w:right w:type="dxa" w:w="120"/>
+            </w:tcMar>
+          </w:tcPr>
+          <w:p>
+            <w:r>
+              <w:rPr>
+                <w:rFonts w:ascii="Arial" w:cs="Arial" w:eastAsia="Arial" w:hAnsi="Arial"/>
+                <w:sz w:val="19"/>
+                <w:szCs w:val="19"/>
+              </w:rPr>
+              <w:t xml:space="preserve">Performance attribution › Atribución de retorno</w:t>
+            </w:r>
+          </w:p>
+        </w:tc>
+        <w:tc>
+          <w:tcPr>
+            <w:tcW w:type="dxa" w:w="6360"/>
+            <w:tcBorders>
+              <w:top w:val="single" w:color="D9C6E4" w:sz="4"/>
+              <w:left w:val="single" w:color="D9C6E4" w:sz="4"/>
+              <w:bottom w:val="single" w:color="D9C6E4" w:sz="4"/>
+              <w:right w:val="single" w:color="D9C6E4" w:sz="4"/>
+            </w:tcBorders>
+            <w:tcMar>
+              <w:top w:type="dxa" w:w="80"/>
+              <w:left w:type="dxa" w:w="120"/>
+              <w:bottom w:type="dxa" w:w="80"/>
+              <w:right w:type="dxa" w:w="120"/>
+            </w:tcMar>
+          </w:tcPr>
+          <w:p>
+            <w:r>
+              <w:rPr>
+                <w:rFonts w:ascii="Arial" w:cs="Arial" w:eastAsia="Arial" w:hAnsi="Arial"/>
+                <w:sz w:val="19"/>
+                <w:szCs w:val="19"/>
+              </w:rPr>
+              <w:t xml:space="preserve">Portafolio, rango de fechas y nivel de análisis (macroactivo, subactivo, clase de inversión o moneda)</w:t>
+            </w:r>
+          </w:p>
+        </w:tc>
+      </w:tr>
+      <w:tr>
+        <w:tc>
+          <w:tcPr>
+            <w:tcW w:type="dxa" w:w="3000"/>
+            <w:tcBorders>
+              <w:top w:val="single" w:color="D9C6E4" w:sz="4"/>
+              <w:left w:val="single" w:color="D9C6E4" w:sz="4"/>
+              <w:bottom w:val="single" w:color="D9C6E4" w:sz="4"/>
+              <w:right w:val="single" w:color="D9C6E4" w:sz="4"/>
+            </w:tcBorders>
+            <w:tcMar>
+              <w:top w:type="dxa" w:w="80"/>
+              <w:left w:type="dxa" w:w="120"/>
+              <w:bottom w:type="dxa" w:w="80"/>
+              <w:right w:type="dxa" w:w="120"/>
+            </w:tcMar>
+          </w:tcPr>
+          <w:p>
+            <w:r>
+              <w:rPr>
+                <w:rFonts w:ascii="Arial" w:cs="Arial" w:eastAsia="Arial" w:hAnsi="Arial"/>
+                <w:sz w:val="19"/>
+                <w:szCs w:val="19"/>
+              </w:rPr>
+              <w:t xml:space="preserve">Performance attribution › Contribución por activo</w:t>
+            </w:r>
+          </w:p>
+        </w:tc>
+        <w:tc>
+          <w:tcPr>
+            <w:tcW w:type="dxa" w:w="6360"/>
+            <w:tcBorders>
+              <w:top w:val="single" w:color="D9C6E4" w:sz="4"/>
+              <w:left w:val="single" w:color="D9C6E4" w:sz="4"/>
+              <w:bottom w:val="single" w:color="D9C6E4" w:sz="4"/>
+              <w:right w:val="single" w:color="D9C6E4" w:sz="4"/>
+            </w:tcBorders>
+            <w:tcMar>
+              <w:top w:type="dxa" w:w="80"/>
+              <w:left w:type="dxa" w:w="120"/>
+              <w:bottom w:type="dxa" w:w="80"/>
+              <w:right w:type="dxa" w:w="120"/>
+            </w:tcMar>
+          </w:tcPr>
+          <w:p>
+            <w:r>
+              <w:rPr>
+                <w:rFonts w:ascii="Arial" w:cs="Arial" w:eastAsia="Arial" w:hAnsi="Arial"/>
+                <w:sz w:val="19"/>
+                <w:szCs w:val="19"/>
+              </w:rPr>
+              <w:t xml:space="preserve">Portafolio, rango de fechas y tipo de activo</w:t>
+            </w:r>
+          </w:p>
+        </w:tc>
+      </w:tr>
+      <w:tr>
+        <w:tc>
+          <w:tcPr>
+            <w:tcW w:type="dxa" w:w="3000"/>
+            <w:tcBorders>
+              <w:top w:val="single" w:color="D9C6E4" w:sz="4"/>
+              <w:left w:val="single" w:color="D9C6E4" w:sz="4"/>
+              <w:bottom w:val="single" w:color="D9C6E4" w:sz="4"/>
+              <w:right w:val="single" w:color="D9C6E4" w:sz="4"/>
+            </w:tcBorders>
+            <w:tcMar>
+              <w:top w:type="dxa" w:w="80"/>
+              <w:left w:type="dxa" w:w="120"/>
+              <w:bottom w:type="dxa" w:w="80"/>
+              <w:right w:type="dxa" w:w="120"/>
+            </w:tcMar>
+          </w:tcPr>
+          <w:p>
+            <w:r>
+              <w:rPr>
+                <w:rFonts w:ascii="Arial" w:cs="Arial" w:eastAsia="Arial" w:hAnsi="Arial"/>
+                <w:sz w:val="19"/>
+                <w:szCs w:val="19"/>
+              </w:rPr>
+              <w:t xml:space="preserve">Performance attribution › Atribución renta fija</w:t>
+            </w:r>
+          </w:p>
+        </w:tc>
+        <w:tc>
+          <w:tcPr>
+            <w:tcW w:type="dxa" w:w="6360"/>
+            <w:tcBorders>
+              <w:top w:val="single" w:color="D9C6E4" w:sz="4"/>
+              <w:left w:val="single" w:color="D9C6E4" w:sz="4"/>
+              <w:bottom w:val="single" w:color="D9C6E4" w:sz="4"/>
+              <w:right w:val="single" w:color="D9C6E4" w:sz="4"/>
+            </w:tcBorders>
+            <w:tcMar>
+              <w:top w:type="dxa" w:w="80"/>
+              <w:left w:type="dxa" w:w="120"/>
+              <w:bottom w:type="dxa" w:w="80"/>
+              <w:right w:type="dxa" w:w="120"/>
+            </w:tcMar>
+          </w:tcPr>
+          <w:p>
+            <w:r>
+              <w:rPr>
+                <w:rFonts w:ascii="Arial" w:cs="Arial" w:eastAsia="Arial" w:hAnsi="Arial"/>
+                <w:sz w:val="19"/>
+                <w:szCs w:val="19"/>
+              </w:rPr>
+              <w:t xml:space="preserve">Portafolio y rango de fechas</w:t>
+            </w:r>
+          </w:p>
+        </w:tc>
+      </w:tr>
+      <w:tr>
+        <w:tc>
+          <w:tcPr>
+            <w:tcW w:type="dxa" w:w="3000"/>
+            <w:tcBorders>
+              <w:top w:val="single" w:color="D9C6E4" w:sz="4"/>
+              <w:left w:val="single" w:color="D9C6E4" w:sz="4"/>
+              <w:bottom w:val="single" w:color="D9C6E4" w:sz="4"/>
+              <w:right w:val="single" w:color="D9C6E4" w:sz="4"/>
+            </w:tcBorders>
+            <w:tcMar>
+              <w:top w:type="dxa" w:w="80"/>
+              <w:left w:type="dxa" w:w="120"/>
+              <w:bottom w:type="dxa" w:w="80"/>
+              <w:right w:type="dxa" w:w="120"/>
+            </w:tcMar>
+          </w:tcPr>
+          <w:p>
+            <w:r>
+              <w:rPr>
+                <w:rFonts w:ascii="Arial" w:cs="Arial" w:eastAsia="Arial" w:hAnsi="Arial"/>
+                <w:sz w:val="19"/>
+                <w:szCs w:val="19"/>
+              </w:rPr>
+              <w:t xml:space="preserve">Performance attribution › Atribución renta fija</w:t>
+            </w:r>
+          </w:p>
+        </w:tc>
+        <w:tc>
+          <w:tcPr>
+            <w:tcW w:type="dxa" w:w="6360"/>
+            <w:tcBorders>
+              <w:top w:val="single" w:color="D9C6E4" w:sz="4"/>
+              <w:left w:val="single" w:color="D9C6E4" w:sz="4"/>
+              <w:bottom w:val="single" w:color="D9C6E4" w:sz="4"/>
+              <w:right w:val="single" w:color="D9C6E4" w:sz="4"/>
+            </w:tcBorders>
+            <w:tcMar>
+              <w:top w:type="dxa" w:w="80"/>
+              <w:left w:type="dxa" w:w="120"/>
+              <w:bottom w:type="dxa" w:w="80"/>
+              <w:right w:type="dxa" w:w="120"/>
+            </w:tcMar>
+          </w:tcPr>
+          <w:p>
+            <w:r>
+              <w:rPr>
+                <w:rFonts w:ascii="Arial" w:cs="Arial" w:eastAsia="Arial" w:hAnsi="Arial"/>
+                <w:sz w:val="19"/>
+                <w:szCs w:val="19"/>
+              </w:rPr>
+              <w:t xml:space="preserve">Índices y tasas de referencia</w:t>
+            </w:r>
+          </w:p>
+        </w:tc>
+      </w:tr>
+      <w:tr>
+        <w:tc>
+          <w:tcPr>
+            <w:tcW w:type="dxa" w:w="3000"/>
+            <w:tcBorders>
+              <w:top w:val="single" w:color="D9C6E4" w:sz="4"/>
+              <w:left w:val="single" w:color="D9C6E4" w:sz="4"/>
+              <w:bottom w:val="single" w:color="D9C6E4" w:sz="4"/>
+              <w:right w:val="single" w:color="D9C6E4" w:sz="4"/>
+            </w:tcBorders>
+            <w:tcMar>
+              <w:top w:type="dxa" w:w="80"/>
+              <w:left w:type="dxa" w:w="120"/>
+              <w:bottom w:type="dxa" w:w="80"/>
+              <w:right w:type="dxa" w:w="120"/>
+            </w:tcMar>
+          </w:tcPr>
+          <w:p>
+            <w:r>
+              <w:rPr>
+                <w:rFonts w:ascii="Arial" w:cs="Arial" w:eastAsia="Arial" w:hAnsi="Arial"/>
+                <w:sz w:val="19"/>
+                <w:szCs w:val="19"/>
+              </w:rPr>
+              <w:t xml:space="preserve">Performance attribution › Atribución mercado monetario</w:t>
+            </w:r>
+          </w:p>
+        </w:tc>
+        <w:tc>
+          <w:tcPr>
+            <w:tcW w:type="dxa" w:w="6360"/>
+            <w:tcBorders>
+              <w:top w:val="single" w:color="D9C6E4" w:sz="4"/>
+              <w:left w:val="single" w:color="D9C6E4" w:sz="4"/>
+              <w:bottom w:val="single" w:color="D9C6E4" w:sz="4"/>
+              <w:right w:val="single" w:color="D9C6E4" w:sz="4"/>
+            </w:tcBorders>
+            <w:tcMar>
+              <w:top w:type="dxa" w:w="80"/>
+              <w:left w:type="dxa" w:w="120"/>
+              <w:bottom w:type="dxa" w:w="80"/>
+              <w:right w:type="dxa" w:w="120"/>
+            </w:tcMar>
+          </w:tcPr>
+          <w:p>
+            <w:r>
+              <w:rPr>
+                <w:rFonts w:ascii="Arial" w:cs="Arial" w:eastAsia="Arial" w:hAnsi="Arial"/>
+                <w:sz w:val="19"/>
+                <w:szCs w:val="19"/>
+              </w:rPr>
+              <w:t xml:space="preserve">Portafolio y rango de fechas</w:t>
+            </w:r>
+          </w:p>
+        </w:tc>
+      </w:tr>
+      <w:tr>
+        <w:tc>
+          <w:tcPr>
+            <w:tcW w:type="dxa" w:w="3000"/>
+            <w:tcBorders>
+              <w:top w:val="single" w:color="D9C6E4" w:sz="4"/>
+              <w:left w:val="single" w:color="D9C6E4" w:sz="4"/>
+              <w:bottom w:val="single" w:color="D9C6E4" w:sz="4"/>
+              <w:right w:val="single" w:color="D9C6E4" w:sz="4"/>
+            </w:tcBorders>
+            <w:tcMar>
+              <w:top w:type="dxa" w:w="80"/>
+              <w:left w:type="dxa" w:w="120"/>
+              <w:bottom w:type="dxa" w:w="80"/>
+              <w:right w:type="dxa" w:w="120"/>
+            </w:tcMar>
+          </w:tcPr>
+          <w:p>
+            <w:r>
+              <w:rPr>
+                <w:rFonts w:ascii="Arial" w:cs="Arial" w:eastAsia="Arial" w:hAnsi="Arial"/>
+                <w:sz w:val="19"/>
+                <w:szCs w:val="19"/>
+              </w:rPr>
+              <w:t xml:space="preserve">Performance attribution › Atribución mercado monetario</w:t>
+            </w:r>
+          </w:p>
+        </w:tc>
+        <w:tc>
+          <w:tcPr>
+            <w:tcW w:type="dxa" w:w="6360"/>
+            <w:tcBorders>
+              <w:top w:val="single" w:color="D9C6E4" w:sz="4"/>
+              <w:left w:val="single" w:color="D9C6E4" w:sz="4"/>
+              <w:bottom w:val="single" w:color="D9C6E4" w:sz="4"/>
+              <w:right w:val="single" w:color="D9C6E4" w:sz="4"/>
+            </w:tcBorders>
+            <w:tcMar>
+              <w:top w:type="dxa" w:w="80"/>
+              <w:left w:type="dxa" w:w="120"/>
+              <w:bottom w:type="dxa" w:w="80"/>
+              <w:right w:type="dxa" w:w="120"/>
+            </w:tcMar>
+          </w:tcPr>
+          <w:p>
+            <w:r>
+              <w:rPr>
+                <w:rFonts w:ascii="Arial" w:cs="Arial" w:eastAsia="Arial" w:hAnsi="Arial"/>
+                <w:sz w:val="19"/>
+                <w:szCs w:val="19"/>
+              </w:rPr>
+              <w:t xml:space="preserve">Operaciones monetarias, contrapartes y tasas de referencia</w:t>
+            </w:r>
+          </w:p>
+        </w:tc>
+      </w:tr>
+      <w:tr>
+        <w:tc>
+          <w:tcPr>
+            <w:tcW w:type="dxa" w:w="3000"/>
+            <w:tcBorders>
+              <w:top w:val="single" w:color="D9C6E4" w:sz="4"/>
+              <w:left w:val="single" w:color="D9C6E4" w:sz="4"/>
+              <w:bottom w:val="single" w:color="D9C6E4" w:sz="4"/>
+              <w:right w:val="single" w:color="D9C6E4" w:sz="4"/>
+            </w:tcBorders>
+            <w:tcMar>
+              <w:top w:type="dxa" w:w="80"/>
+              <w:left w:type="dxa" w:w="120"/>
+              <w:bottom w:type="dxa" w:w="80"/>
+              <w:right w:type="dxa" w:w="120"/>
+            </w:tcMar>
+          </w:tcPr>
+          <w:p>
+            <w:r>
+              <w:rPr>
+                <w:rFonts w:ascii="Arial" w:cs="Arial" w:eastAsia="Arial" w:hAnsi="Arial"/>
+                <w:sz w:val="19"/>
+                <w:szCs w:val="19"/>
+              </w:rPr>
               <w:t xml:space="preserve">Performance attribution › Atribución por producto</w:t>
             </w:r>
           </w:p>
@@ -18154,6 +22345,118 @@
                 <w:szCs w:val="19"/>
               </w:rPr>
               <w:t xml:space="preserve">Portafolio y rango de fechas</w:t>
+            </w:r>
+          </w:p>
+        </w:tc>
+      </w:tr>
+      <w:tr>
+        <w:tc>
+          <w:tcPr>
+            <w:tcW w:type="dxa" w:w="3000"/>
+            <w:tcBorders>
+              <w:top w:val="single" w:color="D9C6E4" w:sz="4"/>
+              <w:left w:val="single" w:color="D9C6E4" w:sz="4"/>
+              <w:bottom w:val="single" w:color="D9C6E4" w:sz="4"/>
+              <w:right w:val="single" w:color="D9C6E4" w:sz="4"/>
+            </w:tcBorders>
+            <w:tcMar>
+              <w:top w:type="dxa" w:w="80"/>
+              <w:left w:type="dxa" w:w="120"/>
+              <w:bottom w:type="dxa" w:w="80"/>
+              <w:right w:type="dxa" w:w="120"/>
+            </w:tcMar>
+          </w:tcPr>
+          <w:p>
+            <w:r>
+              <w:rPr>
+                <w:rFonts w:ascii="Arial" w:cs="Arial" w:eastAsia="Arial" w:hAnsi="Arial"/>
+                <w:sz w:val="19"/>
+                <w:szCs w:val="19"/>
+              </w:rPr>
+              <w:t xml:space="preserve">Performance attribution › Comparación con pares</w:t>
+            </w:r>
+          </w:p>
+        </w:tc>
+        <w:tc>
+          <w:tcPr>
+            <w:tcW w:type="dxa" w:w="6360"/>
+            <w:tcBorders>
+              <w:top w:val="single" w:color="D9C6E4" w:sz="4"/>
+              <w:left w:val="single" w:color="D9C6E4" w:sz="4"/>
+              <w:bottom w:val="single" w:color="D9C6E4" w:sz="4"/>
+              <w:right w:val="single" w:color="D9C6E4" w:sz="4"/>
+            </w:tcBorders>
+            <w:tcMar>
+              <w:top w:type="dxa" w:w="80"/>
+              <w:left w:type="dxa" w:w="120"/>
+              <w:bottom w:type="dxa" w:w="80"/>
+              <w:right w:type="dxa" w:w="120"/>
+            </w:tcMar>
+          </w:tcPr>
+          <w:p>
+            <w:r>
+              <w:rPr>
+                <w:rFonts w:ascii="Arial" w:cs="Arial" w:eastAsia="Arial" w:hAnsi="Arial"/>
+                <w:sz w:val="19"/>
+                <w:szCs w:val="19"/>
+              </w:rPr>
+              <w:t xml:space="preserve">Portafolio y rango de fechas</w:t>
+            </w:r>
+          </w:p>
+        </w:tc>
+      </w:tr>
+      <w:tr>
+        <w:tc>
+          <w:tcPr>
+            <w:tcW w:type="dxa" w:w="3000"/>
+            <w:tcBorders>
+              <w:top w:val="single" w:color="D9C6E4" w:sz="4"/>
+              <w:left w:val="single" w:color="D9C6E4" w:sz="4"/>
+              <w:bottom w:val="single" w:color="D9C6E4" w:sz="4"/>
+              <w:right w:val="single" w:color="D9C6E4" w:sz="4"/>
+            </w:tcBorders>
+            <w:tcMar>
+              <w:top w:type="dxa" w:w="80"/>
+              <w:left w:type="dxa" w:w="120"/>
+              <w:bottom w:type="dxa" w:w="80"/>
+              <w:right w:type="dxa" w:w="120"/>
+            </w:tcMar>
+          </w:tcPr>
+          <w:p>
+            <w:r>
+              <w:rPr>
+                <w:rFonts w:ascii="Arial" w:cs="Arial" w:eastAsia="Arial" w:hAnsi="Arial"/>
+                <w:sz w:val="19"/>
+                <w:szCs w:val="19"/>
+              </w:rPr>
+              <w:t xml:space="preserve">Performance attribution › Cálculos automáticos</w:t>
+            </w:r>
+          </w:p>
+        </w:tc>
+        <w:tc>
+          <w:tcPr>
+            <w:tcW w:type="dxa" w:w="6360"/>
+            <w:tcBorders>
+              <w:top w:val="single" w:color="D9C6E4" w:sz="4"/>
+              <w:left w:val="single" w:color="D9C6E4" w:sz="4"/>
+              <w:bottom w:val="single" w:color="D9C6E4" w:sz="4"/>
+              <w:right w:val="single" w:color="D9C6E4" w:sz="4"/>
+            </w:tcBorders>
+            <w:tcMar>
+              <w:top w:type="dxa" w:w="80"/>
+              <w:left w:type="dxa" w:w="120"/>
+              <w:bottom w:type="dxa" w:w="80"/>
+              <w:right w:type="dxa" w:w="120"/>
+            </w:tcMar>
+          </w:tcPr>
+          <w:p>
+            <w:r>
+              <w:rPr>
+                <w:rFonts w:ascii="Arial" w:cs="Arial" w:eastAsia="Arial" w:hAnsi="Arial"/>
+                <w:sz w:val="19"/>
+                <w:szCs w:val="19"/>
+              </w:rPr>
+              <w:t xml:space="preserve">Cuáles cálculos se ejecutan automáticamente</w:t>
             </w:r>
           </w:p>
         </w:tc>

--- a/docs/Front_de_Inversiones_Descripcion_Funcional.docx
+++ b/docs/Front_de_Inversiones_Descripcion_Funcional.docx
@@ -11717,7 +11717,7 @@
                 <w:sz w:val="21"/>
                 <w:szCs w:val="21"/>
               </w:rPr>
-              <w:t xml:space="preserve">Motivo y aprobador, que se registran al continuar con un exceso interno — </w:t>
+              <w:t xml:space="preserve">Motivo y aprobador, que se registran al continuar con un exceso interno, o el motivo solo si la aprobación se pide para después — </w:t>
             </w:r>
             <w:r>
               <w:rPr>
@@ -11799,7 +11799,43 @@
                 <w:sz w:val="21"/>
                 <w:szCs w:val="21"/>
               </w:rPr>
-              <w:t xml:space="preserve">Cada exceso queda registrado: el normativo como «Bloqueado» (no se permitió la orden) y el interno como «Aprobado» (con motivo y aprobador).</w:t>
+              <w:t xml:space="preserve">Cada exceso queda registrado: el normativo como «Bloqueado» (no se permitió la orden) y el interno como «Aprobado» (con motivo y aprobador) o «Pendiente» si quien registra la orden pidió la aprobación posterior.</w:t>
+            </w:r>
+          </w:p>
+          <w:p>
+            <w:pPr>
+              <w:pStyle w:val="ListParagraph"/>
+              <w:numPr>
+                <w:ilvl w:val="0"/>
+                <w:numId w:val="2"/>
+              </w:numPr>
+              <w:spacing w:after="60" w:line="264"/>
+            </w:pPr>
+            <w:r>
+              <w:rPr>
+                <w:rFonts w:ascii="Arial" w:cs="Arial" w:eastAsia="Arial" w:hAnsi="Arial"/>
+                <w:sz w:val="21"/>
+                <w:szCs w:val="21"/>
+              </w:rPr>
+              <w:t xml:space="preserve">Con un exceso interno, quien registra la orden elige entre aprobar ahora (indica el aprobador) o solicitar la aprobación posterior (solo indica el motivo). En el segundo caso la orden queda registrada pero no se puede confirmar mientras el exceso siga pendiente.</w:t>
+            </w:r>
+          </w:p>
+          <w:p>
+            <w:pPr>
+              <w:pStyle w:val="ListParagraph"/>
+              <w:numPr>
+                <w:ilvl w:val="0"/>
+                <w:numId w:val="2"/>
+              </w:numPr>
+              <w:spacing w:after="60" w:line="264"/>
+            </w:pPr>
+            <w:r>
+              <w:rPr>
+                <w:rFonts w:ascii="Arial" w:cs="Arial" w:eastAsia="Arial" w:hAnsi="Arial"/>
+                <w:sz w:val="21"/>
+                <w:szCs w:val="21"/>
+              </w:rPr>
+              <w:t xml:space="preserve">Un usuario distinto de quien solicitó la excepción aprueba o rechaza el exceso pendiente desde esta pantalla. Si lo aprueba, la orden puede confirmarse; si lo rechaza (con motivo), la orden queda anulada. Ambas decisiones quedan en la bitácora de auditoría.</w:t>
             </w:r>
           </w:p>
           <w:p>
@@ -11888,7 +11924,7 @@
                 <w:sz w:val="21"/>
                 <w:szCs w:val="21"/>
               </w:rPr>
-              <w:t xml:space="preserve">Un registro que no se edita, con quién solicitó, quién aprobó, el motivo y el resultado, para auditoría.</w:t>
+              <w:t xml:space="preserve">Un registro con quién solicitó, quién aprobó o rechazó, el motivo y el resultado (aprobado, pendiente, rechazado o bloqueado); solo los pendientes admiten acciones.</w:t>
             </w:r>
           </w:p>
         </w:tc>
@@ -15830,7 +15866,7 @@
           <w:sz w:val="21"/>
           <w:szCs w:val="21"/>
         </w:rPr>
-        <w:t xml:space="preserve">Si la aprobación de un exceso interno siempre se da en el momento de registrar, o si puede llegar después.</w:t>
+        <w:t xml:space="preserve">Cuánto tiempo puede permanecer pendiente un exceso interno antes de escalarse, y quién puede aprobarlo en cada fondo: en el prototipo cualquier usuario distinto de quien lo solicitó.</w:t>
       </w:r>
     </w:p>
     <w:p>
@@ -21840,7 +21876,7 @@
                 <w:sz w:val="19"/>
                 <w:szCs w:val="19"/>
               </w:rPr>
-              <w:t xml:space="preserve">Motivo y aprobador, que se registran al continuar con un exceso interno</w:t>
+              <w:t xml:space="preserve">Motivo y aprobador, que se registran al continuar con un exceso interno, o el motivo solo si la aprobación se pide para después</w:t>
             </w:r>
           </w:p>
         </w:tc>

--- a/docs/Front_de_Inversiones_Descripcion_Funcional.docx
+++ b/docs/Front_de_Inversiones_Descripcion_Funcional.docx
@@ -1484,394 +1484,6 @@
           <w:sz w:val="23"/>
           <w:szCs w:val="23"/>
         </w:rPr>
-        <w:t xml:space="preserve">Flujo de órdenes</w:t>
-      </w:r>
-    </w:p>
-    <w:p>
-      <w:pPr>
-        <w:keepNext/>
-        <w:spacing w:after="100" w:line="276"/>
-      </w:pPr>
-      <w:r>
-        <w:rPr>
-          <w:rFonts w:ascii="Arial" w:cs="Arial" w:eastAsia="Arial" w:hAnsi="Arial"/>
-          <w:i/>
-          <w:iCs/>
-          <w:color w:val="555555"/>
-          <w:sz w:val="21"/>
-          <w:szCs w:val="21"/>
-        </w:rPr>
-        <w:t xml:space="preserve">Define por qué estados pasa una orden o una decisión, qué se puede hacer en cada estado y los parámetros de las reglas de mejor ejecución.</w:t>
-      </w:r>
-    </w:p>
-    <w:tbl>
-      <w:tblPr>
-        <w:tblW w:type="dxa" w:w="9360"/>
-        <w:tblBorders>
-          <w:top w:val="single" w:color="auto" w:sz="4"/>
-          <w:left w:val="single" w:color="auto" w:sz="4"/>
-          <w:bottom w:val="single" w:color="auto" w:sz="4"/>
-          <w:right w:val="single" w:color="auto" w:sz="4"/>
-          <w:insideH w:val="single" w:color="auto" w:sz="4"/>
-          <w:insideV w:val="single" w:color="auto" w:sz="4"/>
-        </w:tblBorders>
-      </w:tblPr>
-      <w:tblGrid>
-        <w:gridCol w:w="1500"/>
-        <w:gridCol w:w="7860"/>
-      </w:tblGrid>
-      <w:tr>
-        <w:tc>
-          <w:tcPr>
-            <w:tcW w:type="dxa" w:w="1500"/>
-            <w:tcBorders>
-              <w:top w:val="single" w:color="D9C6E4" w:sz="4"/>
-              <w:left w:val="single" w:color="D9C6E4" w:sz="4"/>
-              <w:bottom w:val="single" w:color="D9C6E4" w:sz="4"/>
-              <w:right w:val="single" w:color="D9C6E4" w:sz="4"/>
-            </w:tcBorders>
-            <w:shd w:fill="F3E8F9" w:color="auto" w:val="clear"/>
-            <w:tcMar>
-              <w:top w:type="dxa" w:w="80"/>
-              <w:left w:type="dxa" w:w="120"/>
-              <w:bottom w:type="dxa" w:w="80"/>
-              <w:right w:type="dxa" w:w="120"/>
-            </w:tcMar>
-          </w:tcPr>
-          <w:p>
-            <w:pPr>
-              <w:spacing w:after="0"/>
-            </w:pPr>
-            <w:r>
-              <w:rPr>
-                <w:rFonts w:ascii="Arial" w:cs="Arial" w:eastAsia="Arial" w:hAnsi="Arial"/>
-                <w:b/>
-                <w:bCs/>
-                <w:color w:val="6A1B9A"/>
-                <w:sz w:val="21"/>
-                <w:szCs w:val="21"/>
-              </w:rPr>
-              <w:t xml:space="preserve">Entrada</w:t>
-            </w:r>
-          </w:p>
-        </w:tc>
-        <w:tc>
-          <w:tcPr>
-            <w:tcW w:type="dxa" w:w="7860"/>
-            <w:tcBorders>
-              <w:top w:val="single" w:color="D9C6E4" w:sz="4"/>
-              <w:left w:val="single" w:color="D9C6E4" w:sz="4"/>
-              <w:bottom w:val="single" w:color="D9C6E4" w:sz="4"/>
-              <w:right w:val="single" w:color="D9C6E4" w:sz="4"/>
-            </w:tcBorders>
-            <w:tcMar>
-              <w:top w:type="dxa" w:w="80"/>
-              <w:left w:type="dxa" w:w="120"/>
-              <w:bottom w:type="dxa" w:w="80"/>
-              <w:right w:type="dxa" w:w="120"/>
-            </w:tcMar>
-          </w:tcPr>
-          <w:p>
-            <w:pPr>
-              <w:pStyle w:val="ListParagraph"/>
-              <w:numPr>
-                <w:ilvl w:val="0"/>
-                <w:numId w:val="2"/>
-              </w:numPr>
-              <w:spacing w:after="60" w:line="264"/>
-            </w:pPr>
-            <w:r>
-              <w:rPr>
-                <w:rFonts w:ascii="Arial" w:cs="Arial" w:eastAsia="Arial" w:hAnsi="Arial"/>
-                <w:sz w:val="21"/>
-                <w:szCs w:val="21"/>
-              </w:rPr>
-              <w:t xml:space="preserve">Estados del ciclo de vida de una orden (registrada, complementación, finalizada, anulada), de una orden de derivados y de una decisión de inversión, con las acciones permitidas en cada uno — </w:t>
-            </w:r>
-            <w:r>
-              <w:rPr>
-                <w:rFonts w:ascii="Arial" w:cs="Arial" w:eastAsia="Arial" w:hAnsi="Arial"/>
-                <w:b/>
-                <w:bCs/>
-                <w:color w:val="1B5E20"/>
-                <w:sz w:val="21"/>
-                <w:szCs w:val="21"/>
-              </w:rPr>
-              <w:t xml:space="preserve">Origen: Front de Inversiones</w:t>
-            </w:r>
-          </w:p>
-          <w:p>
-            <w:pPr>
-              <w:pStyle w:val="ListParagraph"/>
-              <w:numPr>
-                <w:ilvl w:val="0"/>
-                <w:numId w:val="2"/>
-              </w:numPr>
-              <w:spacing w:after="60" w:line="264"/>
-            </w:pPr>
-            <w:r>
-              <w:rPr>
-                <w:rFonts w:ascii="Arial" w:cs="Arial" w:eastAsia="Arial" w:hAnsi="Arial"/>
-                <w:sz w:val="21"/>
-                <w:szCs w:val="21"/>
-              </w:rPr>
-              <w:t xml:space="preserve">Parámetros: mínimo de cotizaciones de contrapartes distintas, tolerancia frente al valor indicativo, días para considerar un dato precargado como desactualizado, meses para considerar vencida una valoración y prepago anual supuesto de la cartera — </w:t>
-            </w:r>
-            <w:r>
-              <w:rPr>
-                <w:rFonts w:ascii="Arial" w:cs="Arial" w:eastAsia="Arial" w:hAnsi="Arial"/>
-                <w:b/>
-                <w:bCs/>
-                <w:color w:val="1B5E20"/>
-                <w:sz w:val="21"/>
-                <w:szCs w:val="21"/>
-              </w:rPr>
-              <w:t xml:space="preserve">Origen: Front de Inversiones</w:t>
-            </w:r>
-          </w:p>
-          <w:p>
-            <w:pPr>
-              <w:pStyle w:val="ListParagraph"/>
-              <w:numPr>
-                <w:ilvl w:val="0"/>
-                <w:numId w:val="2"/>
-              </w:numPr>
-              <w:spacing w:after="60" w:line="264"/>
-            </w:pPr>
-            <w:r>
-              <w:rPr>
-                <w:rFonts w:ascii="Arial" w:cs="Arial" w:eastAsia="Arial" w:hAnsi="Arial"/>
-                <w:sz w:val="21"/>
-                <w:szCs w:val="21"/>
-              </w:rPr>
-              <w:t xml:space="preserve">Si la validación previa de límites muestra el detalle de cada límite o solo alertas genéricas — </w:t>
-            </w:r>
-            <w:r>
-              <w:rPr>
-                <w:rFonts w:ascii="Arial" w:cs="Arial" w:eastAsia="Arial" w:hAnsi="Arial"/>
-                <w:b/>
-                <w:bCs/>
-                <w:color w:val="1B5E20"/>
-                <w:sz w:val="21"/>
-                <w:szCs w:val="21"/>
-              </w:rPr>
-              <w:t xml:space="preserve">Origen: Front de Inversiones</w:t>
-            </w:r>
-          </w:p>
-        </w:tc>
-      </w:tr>
-      <w:tr>
-        <w:tc>
-          <w:tcPr>
-            <w:tcW w:type="dxa" w:w="1500"/>
-            <w:tcBorders>
-              <w:top w:val="single" w:color="D9C6E4" w:sz="4"/>
-              <w:left w:val="single" w:color="D9C6E4" w:sz="4"/>
-              <w:bottom w:val="single" w:color="D9C6E4" w:sz="4"/>
-              <w:right w:val="single" w:color="D9C6E4" w:sz="4"/>
-            </w:tcBorders>
-            <w:shd w:fill="F3E8F9" w:color="auto" w:val="clear"/>
-            <w:tcMar>
-              <w:top w:type="dxa" w:w="80"/>
-              <w:left w:type="dxa" w:w="120"/>
-              <w:bottom w:type="dxa" w:w="80"/>
-              <w:right w:type="dxa" w:w="120"/>
-            </w:tcMar>
-          </w:tcPr>
-          <w:p>
-            <w:pPr>
-              <w:spacing w:after="0"/>
-            </w:pPr>
-            <w:r>
-              <w:rPr>
-                <w:rFonts w:ascii="Arial" w:cs="Arial" w:eastAsia="Arial" w:hAnsi="Arial"/>
-                <w:b/>
-                <w:bCs/>
-                <w:color w:val="6A1B9A"/>
-                <w:sz w:val="21"/>
-                <w:szCs w:val="21"/>
-              </w:rPr>
-              <w:t xml:space="preserve">Proceso</w:t>
-            </w:r>
-          </w:p>
-        </w:tc>
-        <w:tc>
-          <w:tcPr>
-            <w:tcW w:type="dxa" w:w="7860"/>
-            <w:tcBorders>
-              <w:top w:val="single" w:color="D9C6E4" w:sz="4"/>
-              <w:left w:val="single" w:color="D9C6E4" w:sz="4"/>
-              <w:bottom w:val="single" w:color="D9C6E4" w:sz="4"/>
-              <w:right w:val="single" w:color="D9C6E4" w:sz="4"/>
-            </w:tcBorders>
-            <w:tcMar>
-              <w:top w:type="dxa" w:w="80"/>
-              <w:left w:type="dxa" w:w="120"/>
-              <w:bottom w:type="dxa" w:w="80"/>
-              <w:right w:type="dxa" w:w="120"/>
-            </w:tcMar>
-          </w:tcPr>
-          <w:p>
-            <w:pPr>
-              <w:pStyle w:val="ListParagraph"/>
-              <w:numPr>
-                <w:ilvl w:val="0"/>
-                <w:numId w:val="2"/>
-              </w:numPr>
-              <w:spacing w:after="60" w:line="264"/>
-            </w:pPr>
-            <w:r>
-              <w:rPr>
-                <w:rFonts w:ascii="Arial" w:cs="Arial" w:eastAsia="Arial" w:hAnsi="Arial"/>
-                <w:sz w:val="21"/>
-                <w:szCs w:val="21"/>
-              </w:rPr>
-              <w:t xml:space="preserve">El usuario consulta cada estado y puede editar qué acciones permite y cuál es el siguiente estado, o inactivarlo.</w:t>
-            </w:r>
-          </w:p>
-          <w:p>
-            <w:pPr>
-              <w:pStyle w:val="ListParagraph"/>
-              <w:numPr>
-                <w:ilvl w:val="0"/>
-                <w:numId w:val="2"/>
-              </w:numPr>
-              <w:spacing w:after="60" w:line="264"/>
-            </w:pPr>
-            <w:r>
-              <w:rPr>
-                <w:rFonts w:ascii="Arial" w:cs="Arial" w:eastAsia="Arial" w:hAnsi="Arial"/>
-                <w:sz w:val="21"/>
-                <w:szCs w:val="21"/>
-              </w:rPr>
-              <w:t xml:space="preserve">El usuario cambia los parámetros y los guarda; los valores se validan antes de aceptarse.</w:t>
-            </w:r>
-          </w:p>
-        </w:tc>
-      </w:tr>
-      <w:tr>
-        <w:tc>
-          <w:tcPr>
-            <w:tcW w:type="dxa" w:w="1500"/>
-            <w:tcBorders>
-              <w:top w:val="single" w:color="D9C6E4" w:sz="4"/>
-              <w:left w:val="single" w:color="D9C6E4" w:sz="4"/>
-              <w:bottom w:val="single" w:color="D9C6E4" w:sz="4"/>
-              <w:right w:val="single" w:color="D9C6E4" w:sz="4"/>
-            </w:tcBorders>
-            <w:shd w:fill="F3E8F9" w:color="auto" w:val="clear"/>
-            <w:tcMar>
-              <w:top w:type="dxa" w:w="80"/>
-              <w:left w:type="dxa" w:w="120"/>
-              <w:bottom w:type="dxa" w:w="80"/>
-              <w:right w:type="dxa" w:w="120"/>
-            </w:tcMar>
-          </w:tcPr>
-          <w:p>
-            <w:pPr>
-              <w:spacing w:after="0"/>
-            </w:pPr>
-            <w:r>
-              <w:rPr>
-                <w:rFonts w:ascii="Arial" w:cs="Arial" w:eastAsia="Arial" w:hAnsi="Arial"/>
-                <w:b/>
-                <w:bCs/>
-                <w:color w:val="6A1B9A"/>
-                <w:sz w:val="21"/>
-                <w:szCs w:val="21"/>
-              </w:rPr>
-              <w:t xml:space="preserve">Salida</w:t>
-            </w:r>
-          </w:p>
-        </w:tc>
-        <w:tc>
-          <w:tcPr>
-            <w:tcW w:type="dxa" w:w="7860"/>
-            <w:tcBorders>
-              <w:top w:val="single" w:color="D9C6E4" w:sz="4"/>
-              <w:left w:val="single" w:color="D9C6E4" w:sz="4"/>
-              <w:bottom w:val="single" w:color="D9C6E4" w:sz="4"/>
-              <w:right w:val="single" w:color="D9C6E4" w:sz="4"/>
-            </w:tcBorders>
-            <w:tcMar>
-              <w:top w:type="dxa" w:w="80"/>
-              <w:left w:type="dxa" w:w="120"/>
-              <w:bottom w:type="dxa" w:w="80"/>
-              <w:right w:type="dxa" w:w="120"/>
-            </w:tcMar>
-          </w:tcPr>
-          <w:p>
-            <w:pPr>
-              <w:pStyle w:val="ListParagraph"/>
-              <w:numPr>
-                <w:ilvl w:val="0"/>
-                <w:numId w:val="2"/>
-              </w:numPr>
-              <w:spacing w:after="60" w:line="264"/>
-            </w:pPr>
-            <w:r>
-              <w:rPr>
-                <w:rFonts w:ascii="Arial" w:cs="Arial" w:eastAsia="Arial" w:hAnsi="Arial"/>
-                <w:sz w:val="21"/>
-                <w:szCs w:val="21"/>
-              </w:rPr>
-              <w:t xml:space="preserve">Las reglas que gobiernan las pantallas de órdenes: qué botones aparecen según el estado de la orden.</w:t>
-            </w:r>
-          </w:p>
-          <w:p>
-            <w:pPr>
-              <w:pStyle w:val="ListParagraph"/>
-              <w:numPr>
-                <w:ilvl w:val="0"/>
-                <w:numId w:val="2"/>
-              </w:numPr>
-              <w:spacing w:after="60" w:line="264"/>
-            </w:pPr>
-            <w:r>
-              <w:rPr>
-                <w:rFonts w:ascii="Arial" w:cs="Arial" w:eastAsia="Arial" w:hAnsi="Arial"/>
-                <w:sz w:val="21"/>
-                <w:szCs w:val="21"/>
-              </w:rPr>
-              <w:t xml:space="preserve">Los umbrales que usan el cotizador de derivados, la señal de dato desactualizado, la marca de valoración vencida y los flujos de cartera con prepago.</w:t>
-            </w:r>
-          </w:p>
-          <w:p>
-            <w:pPr>
-              <w:pStyle w:val="ListParagraph"/>
-              <w:numPr>
-                <w:ilvl w:val="0"/>
-                <w:numId w:val="2"/>
-              </w:numPr>
-              <w:spacing w:after="60" w:line="264"/>
-            </w:pPr>
-            <w:r>
-              <w:rPr>
-                <w:rFonts w:ascii="Arial" w:cs="Arial" w:eastAsia="Arial" w:hAnsi="Arial"/>
-                <w:sz w:val="21"/>
-                <w:szCs w:val="21"/>
-              </w:rPr>
-              <w:t xml:space="preserve">Los umbrales son valores ilustrativos, por definir con Compliance.</w:t>
-            </w:r>
-          </w:p>
-        </w:tc>
-      </w:tr>
-    </w:tbl>
-    <w:p>
-      <w:pPr>
-        <w:pStyle w:val="Heading3"/>
-        <w:keepNext/>
-        <w:spacing w:after="80" w:before="240"/>
-      </w:pPr>
-      <w:r>
-        <w:rPr>
-          <w:rFonts w:ascii="Arial" w:cs="Arial" w:eastAsia="Arial" w:hAnsi="Arial"/>
-          <w:b/>
-          <w:bCs/>
-          <w:color w:val="222222"/>
-          <w:sz w:val="23"/>
-          <w:szCs w:val="23"/>
-        </w:rPr>
         <w:t xml:space="preserve">Portafolios</w:t>
       </w:r>
     </w:p>
@@ -3635,6 +3247,300 @@
           <w:sz w:val="23"/>
           <w:szCs w:val="23"/>
         </w:rPr>
+        <w:t xml:space="preserve">Tasas de referencia</w:t>
+      </w:r>
+    </w:p>
+    <w:p>
+      <w:pPr>
+        <w:keepNext/>
+        <w:spacing w:after="100" w:line="276"/>
+      </w:pPr>
+      <w:r>
+        <w:rPr>
+          <w:rFonts w:ascii="Arial" w:cs="Arial" w:eastAsia="Arial" w:hAnsi="Arial"/>
+          <w:i/>
+          <w:iCs/>
+          <w:color w:val="555555"/>
+          <w:sz w:val="21"/>
+          <w:szCs w:val="21"/>
+        </w:rPr>
+        <w:t xml:space="preserve">Reúne las tasas de mercado que se usan para valorar y para comparar el desempeño.</w:t>
+      </w:r>
+    </w:p>
+    <w:tbl>
+      <w:tblPr>
+        <w:tblW w:type="dxa" w:w="9360"/>
+        <w:tblBorders>
+          <w:top w:val="single" w:color="auto" w:sz="4"/>
+          <w:left w:val="single" w:color="auto" w:sz="4"/>
+          <w:bottom w:val="single" w:color="auto" w:sz="4"/>
+          <w:right w:val="single" w:color="auto" w:sz="4"/>
+          <w:insideH w:val="single" w:color="auto" w:sz="4"/>
+          <w:insideV w:val="single" w:color="auto" w:sz="4"/>
+        </w:tblBorders>
+      </w:tblPr>
+      <w:tblGrid>
+        <w:gridCol w:w="1500"/>
+        <w:gridCol w:w="7860"/>
+      </w:tblGrid>
+      <w:tr>
+        <w:tc>
+          <w:tcPr>
+            <w:tcW w:type="dxa" w:w="1500"/>
+            <w:tcBorders>
+              <w:top w:val="single" w:color="D9C6E4" w:sz="4"/>
+              <w:left w:val="single" w:color="D9C6E4" w:sz="4"/>
+              <w:bottom w:val="single" w:color="D9C6E4" w:sz="4"/>
+              <w:right w:val="single" w:color="D9C6E4" w:sz="4"/>
+            </w:tcBorders>
+            <w:shd w:fill="F3E8F9" w:color="auto" w:val="clear"/>
+            <w:tcMar>
+              <w:top w:type="dxa" w:w="80"/>
+              <w:left w:type="dxa" w:w="120"/>
+              <w:bottom w:type="dxa" w:w="80"/>
+              <w:right w:type="dxa" w:w="120"/>
+            </w:tcMar>
+          </w:tcPr>
+          <w:p>
+            <w:pPr>
+              <w:spacing w:after="0"/>
+            </w:pPr>
+            <w:r>
+              <w:rPr>
+                <w:rFonts w:ascii="Arial" w:cs="Arial" w:eastAsia="Arial" w:hAnsi="Arial"/>
+                <w:b/>
+                <w:bCs/>
+                <w:color w:val="6A1B9A"/>
+                <w:sz w:val="21"/>
+                <w:szCs w:val="21"/>
+              </w:rPr>
+              <w:t xml:space="preserve">Entrada</w:t>
+            </w:r>
+          </w:p>
+        </w:tc>
+        <w:tc>
+          <w:tcPr>
+            <w:tcW w:type="dxa" w:w="7860"/>
+            <w:tcBorders>
+              <w:top w:val="single" w:color="D9C6E4" w:sz="4"/>
+              <w:left w:val="single" w:color="D9C6E4" w:sz="4"/>
+              <w:bottom w:val="single" w:color="D9C6E4" w:sz="4"/>
+              <w:right w:val="single" w:color="D9C6E4" w:sz="4"/>
+            </w:tcBorders>
+            <w:tcMar>
+              <w:top w:type="dxa" w:w="80"/>
+              <w:left w:type="dxa" w:w="120"/>
+              <w:bottom w:type="dxa" w:w="80"/>
+              <w:right w:type="dxa" w:w="120"/>
+            </w:tcMar>
+          </w:tcPr>
+          <w:p>
+            <w:pPr>
+              <w:pStyle w:val="ListParagraph"/>
+              <w:numPr>
+                <w:ilvl w:val="0"/>
+                <w:numId w:val="2"/>
+              </w:numPr>
+              <w:spacing w:after="60" w:line="264"/>
+            </w:pPr>
+            <w:r>
+              <w:rPr>
+                <w:rFonts w:ascii="Arial" w:cs="Arial" w:eastAsia="Arial" w:hAnsi="Arial"/>
+                <w:sz w:val="21"/>
+                <w:szCs w:val="21"/>
+              </w:rPr>
+              <w:t xml:space="preserve">Tasa, descripción, valor efectivo anual, fecha desde la que rige y fuente — </w:t>
+            </w:r>
+            <w:r>
+              <w:rPr>
+                <w:rFonts w:ascii="Arial" w:cs="Arial" w:eastAsia="Arial" w:hAnsi="Arial"/>
+                <w:b/>
+                <w:bCs/>
+                <w:color w:val="1B5E20"/>
+                <w:sz w:val="21"/>
+                <w:szCs w:val="21"/>
+              </w:rPr>
+              <w:t xml:space="preserve">Origen: Front de Inversiones</w:t>
+            </w:r>
+          </w:p>
+        </w:tc>
+      </w:tr>
+      <w:tr>
+        <w:tc>
+          <w:tcPr>
+            <w:tcW w:type="dxa" w:w="1500"/>
+            <w:tcBorders>
+              <w:top w:val="single" w:color="D9C6E4" w:sz="4"/>
+              <w:left w:val="single" w:color="D9C6E4" w:sz="4"/>
+              <w:bottom w:val="single" w:color="D9C6E4" w:sz="4"/>
+              <w:right w:val="single" w:color="D9C6E4" w:sz="4"/>
+            </w:tcBorders>
+            <w:shd w:fill="F3E8F9" w:color="auto" w:val="clear"/>
+            <w:tcMar>
+              <w:top w:type="dxa" w:w="80"/>
+              <w:left w:type="dxa" w:w="120"/>
+              <w:bottom w:type="dxa" w:w="80"/>
+              <w:right w:type="dxa" w:w="120"/>
+            </w:tcMar>
+          </w:tcPr>
+          <w:p>
+            <w:pPr>
+              <w:spacing w:after="0"/>
+            </w:pPr>
+            <w:r>
+              <w:rPr>
+                <w:rFonts w:ascii="Arial" w:cs="Arial" w:eastAsia="Arial" w:hAnsi="Arial"/>
+                <w:b/>
+                <w:bCs/>
+                <w:color w:val="6A1B9A"/>
+                <w:sz w:val="21"/>
+                <w:szCs w:val="21"/>
+              </w:rPr>
+              <w:t xml:space="preserve">Proceso</w:t>
+            </w:r>
+          </w:p>
+        </w:tc>
+        <w:tc>
+          <w:tcPr>
+            <w:tcW w:type="dxa" w:w="7860"/>
+            <w:tcBorders>
+              <w:top w:val="single" w:color="D9C6E4" w:sz="4"/>
+              <w:left w:val="single" w:color="D9C6E4" w:sz="4"/>
+              <w:bottom w:val="single" w:color="D9C6E4" w:sz="4"/>
+              <w:right w:val="single" w:color="D9C6E4" w:sz="4"/>
+            </w:tcBorders>
+            <w:tcMar>
+              <w:top w:type="dxa" w:w="80"/>
+              <w:left w:type="dxa" w:w="120"/>
+              <w:bottom w:type="dxa" w:w="80"/>
+              <w:right w:type="dxa" w:w="120"/>
+            </w:tcMar>
+          </w:tcPr>
+          <w:p>
+            <w:pPr>
+              <w:pStyle w:val="ListParagraph"/>
+              <w:numPr>
+                <w:ilvl w:val="0"/>
+                <w:numId w:val="2"/>
+              </w:numPr>
+              <w:spacing w:after="60" w:line="264"/>
+            </w:pPr>
+            <w:r>
+              <w:rPr>
+                <w:rFonts w:ascii="Arial" w:cs="Arial" w:eastAsia="Arial" w:hAnsi="Arial"/>
+                <w:sz w:val="21"/>
+                <w:szCs w:val="21"/>
+              </w:rPr>
+              <w:t xml:space="preserve">El usuario crea, edita e inactiva tasas.</w:t>
+            </w:r>
+          </w:p>
+        </w:tc>
+      </w:tr>
+      <w:tr>
+        <w:tc>
+          <w:tcPr>
+            <w:tcW w:type="dxa" w:w="1500"/>
+            <w:tcBorders>
+              <w:top w:val="single" w:color="D9C6E4" w:sz="4"/>
+              <w:left w:val="single" w:color="D9C6E4" w:sz="4"/>
+              <w:bottom w:val="single" w:color="D9C6E4" w:sz="4"/>
+              <w:right w:val="single" w:color="D9C6E4" w:sz="4"/>
+            </w:tcBorders>
+            <w:shd w:fill="F3E8F9" w:color="auto" w:val="clear"/>
+            <w:tcMar>
+              <w:top w:type="dxa" w:w="80"/>
+              <w:left w:type="dxa" w:w="120"/>
+              <w:bottom w:type="dxa" w:w="80"/>
+              <w:right w:type="dxa" w:w="120"/>
+            </w:tcMar>
+          </w:tcPr>
+          <w:p>
+            <w:pPr>
+              <w:spacing w:after="0"/>
+            </w:pPr>
+            <w:r>
+              <w:rPr>
+                <w:rFonts w:ascii="Arial" w:cs="Arial" w:eastAsia="Arial" w:hAnsi="Arial"/>
+                <w:b/>
+                <w:bCs/>
+                <w:color w:val="6A1B9A"/>
+                <w:sz w:val="21"/>
+                <w:szCs w:val="21"/>
+              </w:rPr>
+              <w:t xml:space="preserve">Salida</w:t>
+            </w:r>
+          </w:p>
+        </w:tc>
+        <w:tc>
+          <w:tcPr>
+            <w:tcW w:type="dxa" w:w="7860"/>
+            <w:tcBorders>
+              <w:top w:val="single" w:color="D9C6E4" w:sz="4"/>
+              <w:left w:val="single" w:color="D9C6E4" w:sz="4"/>
+              <w:bottom w:val="single" w:color="D9C6E4" w:sz="4"/>
+              <w:right w:val="single" w:color="D9C6E4" w:sz="4"/>
+            </w:tcBorders>
+            <w:tcMar>
+              <w:top w:type="dxa" w:w="80"/>
+              <w:left w:type="dxa" w:w="120"/>
+              <w:bottom w:type="dxa" w:w="80"/>
+              <w:right w:type="dxa" w:w="120"/>
+            </w:tcMar>
+          </w:tcPr>
+          <w:p>
+            <w:pPr>
+              <w:pStyle w:val="ListParagraph"/>
+              <w:numPr>
+                <w:ilvl w:val="0"/>
+                <w:numId w:val="2"/>
+              </w:numPr>
+              <w:spacing w:after="60" w:line="264"/>
+            </w:pPr>
+            <w:r>
+              <w:rPr>
+                <w:rFonts w:ascii="Arial" w:cs="Arial" w:eastAsia="Arial" w:hAnsi="Arial"/>
+                <w:sz w:val="21"/>
+                <w:szCs w:val="21"/>
+              </w:rPr>
+              <w:t xml:space="preserve">La base para calcular el valor indicativo de los derivados.</w:t>
+            </w:r>
+          </w:p>
+          <w:p>
+            <w:pPr>
+              <w:pStyle w:val="ListParagraph"/>
+              <w:numPr>
+                <w:ilvl w:val="0"/>
+                <w:numId w:val="2"/>
+              </w:numPr>
+              <w:spacing w:after="60" w:line="264"/>
+            </w:pPr>
+            <w:r>
+              <w:rPr>
+                <w:rFonts w:ascii="Arial" w:cs="Arial" w:eastAsia="Arial" w:hAnsi="Arial"/>
+                <w:sz w:val="21"/>
+                <w:szCs w:val="21"/>
+              </w:rPr>
+              <w:t xml:space="preserve">La base para el devengo de las operaciones monetarias y la atribución de renta fija y mercado monetario.</w:t>
+            </w:r>
+          </w:p>
+        </w:tc>
+      </w:tr>
+    </w:tbl>
+    <w:p>
+      <w:pPr>
+        <w:pStyle w:val="Heading3"/>
+        <w:keepNext/>
+        <w:spacing w:after="80" w:before="240"/>
+      </w:pPr>
+      <w:r>
+        <w:rPr>
+          <w:rFonts w:ascii="Arial" w:cs="Arial" w:eastAsia="Arial" w:hAnsi="Arial"/>
+          <w:b/>
+          <w:bCs/>
+          <w:color w:val="222222"/>
+          <w:sz w:val="23"/>
+          <w:szCs w:val="23"/>
+        </w:rPr>
         <w:t xml:space="preserve">Proveedores de precios</w:t>
       </w:r>
     </w:p>
@@ -3891,300 +3797,6 @@
                 <w:szCs w:val="21"/>
               </w:rPr>
               <w:t xml:space="preserve">La fuente que usa Precios en línea.</w:t>
-            </w:r>
-          </w:p>
-        </w:tc>
-      </w:tr>
-    </w:tbl>
-    <w:p>
-      <w:pPr>
-        <w:pStyle w:val="Heading3"/>
-        <w:keepNext/>
-        <w:spacing w:after="80" w:before="240"/>
-      </w:pPr>
-      <w:r>
-        <w:rPr>
-          <w:rFonts w:ascii="Arial" w:cs="Arial" w:eastAsia="Arial" w:hAnsi="Arial"/>
-          <w:b/>
-          <w:bCs/>
-          <w:color w:val="222222"/>
-          <w:sz w:val="23"/>
-          <w:szCs w:val="23"/>
-        </w:rPr>
-        <w:t xml:space="preserve">Tasas de referencia</w:t>
-      </w:r>
-    </w:p>
-    <w:p>
-      <w:pPr>
-        <w:keepNext/>
-        <w:spacing w:after="100" w:line="276"/>
-      </w:pPr>
-      <w:r>
-        <w:rPr>
-          <w:rFonts w:ascii="Arial" w:cs="Arial" w:eastAsia="Arial" w:hAnsi="Arial"/>
-          <w:i/>
-          <w:iCs/>
-          <w:color w:val="555555"/>
-          <w:sz w:val="21"/>
-          <w:szCs w:val="21"/>
-        </w:rPr>
-        <w:t xml:space="preserve">Reúne las tasas de mercado que se usan para valorar y para comparar el desempeño.</w:t>
-      </w:r>
-    </w:p>
-    <w:tbl>
-      <w:tblPr>
-        <w:tblW w:type="dxa" w:w="9360"/>
-        <w:tblBorders>
-          <w:top w:val="single" w:color="auto" w:sz="4"/>
-          <w:left w:val="single" w:color="auto" w:sz="4"/>
-          <w:bottom w:val="single" w:color="auto" w:sz="4"/>
-          <w:right w:val="single" w:color="auto" w:sz="4"/>
-          <w:insideH w:val="single" w:color="auto" w:sz="4"/>
-          <w:insideV w:val="single" w:color="auto" w:sz="4"/>
-        </w:tblBorders>
-      </w:tblPr>
-      <w:tblGrid>
-        <w:gridCol w:w="1500"/>
-        <w:gridCol w:w="7860"/>
-      </w:tblGrid>
-      <w:tr>
-        <w:tc>
-          <w:tcPr>
-            <w:tcW w:type="dxa" w:w="1500"/>
-            <w:tcBorders>
-              <w:top w:val="single" w:color="D9C6E4" w:sz="4"/>
-              <w:left w:val="single" w:color="D9C6E4" w:sz="4"/>
-              <w:bottom w:val="single" w:color="D9C6E4" w:sz="4"/>
-              <w:right w:val="single" w:color="D9C6E4" w:sz="4"/>
-            </w:tcBorders>
-            <w:shd w:fill="F3E8F9" w:color="auto" w:val="clear"/>
-            <w:tcMar>
-              <w:top w:type="dxa" w:w="80"/>
-              <w:left w:type="dxa" w:w="120"/>
-              <w:bottom w:type="dxa" w:w="80"/>
-              <w:right w:type="dxa" w:w="120"/>
-            </w:tcMar>
-          </w:tcPr>
-          <w:p>
-            <w:pPr>
-              <w:spacing w:after="0"/>
-            </w:pPr>
-            <w:r>
-              <w:rPr>
-                <w:rFonts w:ascii="Arial" w:cs="Arial" w:eastAsia="Arial" w:hAnsi="Arial"/>
-                <w:b/>
-                <w:bCs/>
-                <w:color w:val="6A1B9A"/>
-                <w:sz w:val="21"/>
-                <w:szCs w:val="21"/>
-              </w:rPr>
-              <w:t xml:space="preserve">Entrada</w:t>
-            </w:r>
-          </w:p>
-        </w:tc>
-        <w:tc>
-          <w:tcPr>
-            <w:tcW w:type="dxa" w:w="7860"/>
-            <w:tcBorders>
-              <w:top w:val="single" w:color="D9C6E4" w:sz="4"/>
-              <w:left w:val="single" w:color="D9C6E4" w:sz="4"/>
-              <w:bottom w:val="single" w:color="D9C6E4" w:sz="4"/>
-              <w:right w:val="single" w:color="D9C6E4" w:sz="4"/>
-            </w:tcBorders>
-            <w:tcMar>
-              <w:top w:type="dxa" w:w="80"/>
-              <w:left w:type="dxa" w:w="120"/>
-              <w:bottom w:type="dxa" w:w="80"/>
-              <w:right w:type="dxa" w:w="120"/>
-            </w:tcMar>
-          </w:tcPr>
-          <w:p>
-            <w:pPr>
-              <w:pStyle w:val="ListParagraph"/>
-              <w:numPr>
-                <w:ilvl w:val="0"/>
-                <w:numId w:val="2"/>
-              </w:numPr>
-              <w:spacing w:after="60" w:line="264"/>
-            </w:pPr>
-            <w:r>
-              <w:rPr>
-                <w:rFonts w:ascii="Arial" w:cs="Arial" w:eastAsia="Arial" w:hAnsi="Arial"/>
-                <w:sz w:val="21"/>
-                <w:szCs w:val="21"/>
-              </w:rPr>
-              <w:t xml:space="preserve">Tasa, descripción, valor efectivo anual, fecha desde la que rige y fuente — </w:t>
-            </w:r>
-            <w:r>
-              <w:rPr>
-                <w:rFonts w:ascii="Arial" w:cs="Arial" w:eastAsia="Arial" w:hAnsi="Arial"/>
-                <w:b/>
-                <w:bCs/>
-                <w:color w:val="1B5E20"/>
-                <w:sz w:val="21"/>
-                <w:szCs w:val="21"/>
-              </w:rPr>
-              <w:t xml:space="preserve">Origen: Front de Inversiones</w:t>
-            </w:r>
-          </w:p>
-        </w:tc>
-      </w:tr>
-      <w:tr>
-        <w:tc>
-          <w:tcPr>
-            <w:tcW w:type="dxa" w:w="1500"/>
-            <w:tcBorders>
-              <w:top w:val="single" w:color="D9C6E4" w:sz="4"/>
-              <w:left w:val="single" w:color="D9C6E4" w:sz="4"/>
-              <w:bottom w:val="single" w:color="D9C6E4" w:sz="4"/>
-              <w:right w:val="single" w:color="D9C6E4" w:sz="4"/>
-            </w:tcBorders>
-            <w:shd w:fill="F3E8F9" w:color="auto" w:val="clear"/>
-            <w:tcMar>
-              <w:top w:type="dxa" w:w="80"/>
-              <w:left w:type="dxa" w:w="120"/>
-              <w:bottom w:type="dxa" w:w="80"/>
-              <w:right w:type="dxa" w:w="120"/>
-            </w:tcMar>
-          </w:tcPr>
-          <w:p>
-            <w:pPr>
-              <w:spacing w:after="0"/>
-            </w:pPr>
-            <w:r>
-              <w:rPr>
-                <w:rFonts w:ascii="Arial" w:cs="Arial" w:eastAsia="Arial" w:hAnsi="Arial"/>
-                <w:b/>
-                <w:bCs/>
-                <w:color w:val="6A1B9A"/>
-                <w:sz w:val="21"/>
-                <w:szCs w:val="21"/>
-              </w:rPr>
-              <w:t xml:space="preserve">Proceso</w:t>
-            </w:r>
-          </w:p>
-        </w:tc>
-        <w:tc>
-          <w:tcPr>
-            <w:tcW w:type="dxa" w:w="7860"/>
-            <w:tcBorders>
-              <w:top w:val="single" w:color="D9C6E4" w:sz="4"/>
-              <w:left w:val="single" w:color="D9C6E4" w:sz="4"/>
-              <w:bottom w:val="single" w:color="D9C6E4" w:sz="4"/>
-              <w:right w:val="single" w:color="D9C6E4" w:sz="4"/>
-            </w:tcBorders>
-            <w:tcMar>
-              <w:top w:type="dxa" w:w="80"/>
-              <w:left w:type="dxa" w:w="120"/>
-              <w:bottom w:type="dxa" w:w="80"/>
-              <w:right w:type="dxa" w:w="120"/>
-            </w:tcMar>
-          </w:tcPr>
-          <w:p>
-            <w:pPr>
-              <w:pStyle w:val="ListParagraph"/>
-              <w:numPr>
-                <w:ilvl w:val="0"/>
-                <w:numId w:val="2"/>
-              </w:numPr>
-              <w:spacing w:after="60" w:line="264"/>
-            </w:pPr>
-            <w:r>
-              <w:rPr>
-                <w:rFonts w:ascii="Arial" w:cs="Arial" w:eastAsia="Arial" w:hAnsi="Arial"/>
-                <w:sz w:val="21"/>
-                <w:szCs w:val="21"/>
-              </w:rPr>
-              <w:t xml:space="preserve">El usuario crea, edita e inactiva tasas.</w:t>
-            </w:r>
-          </w:p>
-        </w:tc>
-      </w:tr>
-      <w:tr>
-        <w:tc>
-          <w:tcPr>
-            <w:tcW w:type="dxa" w:w="1500"/>
-            <w:tcBorders>
-              <w:top w:val="single" w:color="D9C6E4" w:sz="4"/>
-              <w:left w:val="single" w:color="D9C6E4" w:sz="4"/>
-              <w:bottom w:val="single" w:color="D9C6E4" w:sz="4"/>
-              <w:right w:val="single" w:color="D9C6E4" w:sz="4"/>
-            </w:tcBorders>
-            <w:shd w:fill="F3E8F9" w:color="auto" w:val="clear"/>
-            <w:tcMar>
-              <w:top w:type="dxa" w:w="80"/>
-              <w:left w:type="dxa" w:w="120"/>
-              <w:bottom w:type="dxa" w:w="80"/>
-              <w:right w:type="dxa" w:w="120"/>
-            </w:tcMar>
-          </w:tcPr>
-          <w:p>
-            <w:pPr>
-              <w:spacing w:after="0"/>
-            </w:pPr>
-            <w:r>
-              <w:rPr>
-                <w:rFonts w:ascii="Arial" w:cs="Arial" w:eastAsia="Arial" w:hAnsi="Arial"/>
-                <w:b/>
-                <w:bCs/>
-                <w:color w:val="6A1B9A"/>
-                <w:sz w:val="21"/>
-                <w:szCs w:val="21"/>
-              </w:rPr>
-              <w:t xml:space="preserve">Salida</w:t>
-            </w:r>
-          </w:p>
-        </w:tc>
-        <w:tc>
-          <w:tcPr>
-            <w:tcW w:type="dxa" w:w="7860"/>
-            <w:tcBorders>
-              <w:top w:val="single" w:color="D9C6E4" w:sz="4"/>
-              <w:left w:val="single" w:color="D9C6E4" w:sz="4"/>
-              <w:bottom w:val="single" w:color="D9C6E4" w:sz="4"/>
-              <w:right w:val="single" w:color="D9C6E4" w:sz="4"/>
-            </w:tcBorders>
-            <w:tcMar>
-              <w:top w:type="dxa" w:w="80"/>
-              <w:left w:type="dxa" w:w="120"/>
-              <w:bottom w:type="dxa" w:w="80"/>
-              <w:right w:type="dxa" w:w="120"/>
-            </w:tcMar>
-          </w:tcPr>
-          <w:p>
-            <w:pPr>
-              <w:pStyle w:val="ListParagraph"/>
-              <w:numPr>
-                <w:ilvl w:val="0"/>
-                <w:numId w:val="2"/>
-              </w:numPr>
-              <w:spacing w:after="60" w:line="264"/>
-            </w:pPr>
-            <w:r>
-              <w:rPr>
-                <w:rFonts w:ascii="Arial" w:cs="Arial" w:eastAsia="Arial" w:hAnsi="Arial"/>
-                <w:sz w:val="21"/>
-                <w:szCs w:val="21"/>
-              </w:rPr>
-              <w:t xml:space="preserve">La base para calcular el valor indicativo de los derivados.</w:t>
-            </w:r>
-          </w:p>
-          <w:p>
-            <w:pPr>
-              <w:pStyle w:val="ListParagraph"/>
-              <w:numPr>
-                <w:ilvl w:val="0"/>
-                <w:numId w:val="2"/>
-              </w:numPr>
-              <w:spacing w:after="60" w:line="264"/>
-            </w:pPr>
-            <w:r>
-              <w:rPr>
-                <w:rFonts w:ascii="Arial" w:cs="Arial" w:eastAsia="Arial" w:hAnsi="Arial"/>
-                <w:sz w:val="21"/>
-                <w:szCs w:val="21"/>
-              </w:rPr>
-              <w:t xml:space="preserve">La base para el devengo de las operaciones monetarias y la atribución de renta fija y mercado monetario.</w:t>
             </w:r>
           </w:p>
         </w:tc>
@@ -4584,6 +4196,394 @@
                 <w:szCs w:val="21"/>
               </w:rPr>
               <w:t xml:space="preserve">Los límites que se validan antes de registrar cualquier orden o decisión.</w:t>
+            </w:r>
+          </w:p>
+        </w:tc>
+      </w:tr>
+    </w:tbl>
+    <w:p>
+      <w:pPr>
+        <w:pStyle w:val="Heading3"/>
+        <w:keepNext/>
+        <w:spacing w:after="80" w:before="240"/>
+      </w:pPr>
+      <w:r>
+        <w:rPr>
+          <w:rFonts w:ascii="Arial" w:cs="Arial" w:eastAsia="Arial" w:hAnsi="Arial"/>
+          <w:b/>
+          <w:bCs/>
+          <w:color w:val="222222"/>
+          <w:sz w:val="23"/>
+          <w:szCs w:val="23"/>
+        </w:rPr>
+        <w:t xml:space="preserve">Flujo de órdenes</w:t>
+      </w:r>
+    </w:p>
+    <w:p>
+      <w:pPr>
+        <w:keepNext/>
+        <w:spacing w:after="100" w:line="276"/>
+      </w:pPr>
+      <w:r>
+        <w:rPr>
+          <w:rFonts w:ascii="Arial" w:cs="Arial" w:eastAsia="Arial" w:hAnsi="Arial"/>
+          <w:i/>
+          <w:iCs/>
+          <w:color w:val="555555"/>
+          <w:sz w:val="21"/>
+          <w:szCs w:val="21"/>
+        </w:rPr>
+        <w:t xml:space="preserve">Define por qué estados pasa una orden o una decisión, qué se puede hacer en cada estado y los parámetros de las reglas de mejor ejecución.</w:t>
+      </w:r>
+    </w:p>
+    <w:tbl>
+      <w:tblPr>
+        <w:tblW w:type="dxa" w:w="9360"/>
+        <w:tblBorders>
+          <w:top w:val="single" w:color="auto" w:sz="4"/>
+          <w:left w:val="single" w:color="auto" w:sz="4"/>
+          <w:bottom w:val="single" w:color="auto" w:sz="4"/>
+          <w:right w:val="single" w:color="auto" w:sz="4"/>
+          <w:insideH w:val="single" w:color="auto" w:sz="4"/>
+          <w:insideV w:val="single" w:color="auto" w:sz="4"/>
+        </w:tblBorders>
+      </w:tblPr>
+      <w:tblGrid>
+        <w:gridCol w:w="1500"/>
+        <w:gridCol w:w="7860"/>
+      </w:tblGrid>
+      <w:tr>
+        <w:tc>
+          <w:tcPr>
+            <w:tcW w:type="dxa" w:w="1500"/>
+            <w:tcBorders>
+              <w:top w:val="single" w:color="D9C6E4" w:sz="4"/>
+              <w:left w:val="single" w:color="D9C6E4" w:sz="4"/>
+              <w:bottom w:val="single" w:color="D9C6E4" w:sz="4"/>
+              <w:right w:val="single" w:color="D9C6E4" w:sz="4"/>
+            </w:tcBorders>
+            <w:shd w:fill="F3E8F9" w:color="auto" w:val="clear"/>
+            <w:tcMar>
+              <w:top w:type="dxa" w:w="80"/>
+              <w:left w:type="dxa" w:w="120"/>
+              <w:bottom w:type="dxa" w:w="80"/>
+              <w:right w:type="dxa" w:w="120"/>
+            </w:tcMar>
+          </w:tcPr>
+          <w:p>
+            <w:pPr>
+              <w:spacing w:after="0"/>
+            </w:pPr>
+            <w:r>
+              <w:rPr>
+                <w:rFonts w:ascii="Arial" w:cs="Arial" w:eastAsia="Arial" w:hAnsi="Arial"/>
+                <w:b/>
+                <w:bCs/>
+                <w:color w:val="6A1B9A"/>
+                <w:sz w:val="21"/>
+                <w:szCs w:val="21"/>
+              </w:rPr>
+              <w:t xml:space="preserve">Entrada</w:t>
+            </w:r>
+          </w:p>
+        </w:tc>
+        <w:tc>
+          <w:tcPr>
+            <w:tcW w:type="dxa" w:w="7860"/>
+            <w:tcBorders>
+              <w:top w:val="single" w:color="D9C6E4" w:sz="4"/>
+              <w:left w:val="single" w:color="D9C6E4" w:sz="4"/>
+              <w:bottom w:val="single" w:color="D9C6E4" w:sz="4"/>
+              <w:right w:val="single" w:color="D9C6E4" w:sz="4"/>
+            </w:tcBorders>
+            <w:tcMar>
+              <w:top w:type="dxa" w:w="80"/>
+              <w:left w:type="dxa" w:w="120"/>
+              <w:bottom w:type="dxa" w:w="80"/>
+              <w:right w:type="dxa" w:w="120"/>
+            </w:tcMar>
+          </w:tcPr>
+          <w:p>
+            <w:pPr>
+              <w:pStyle w:val="ListParagraph"/>
+              <w:numPr>
+                <w:ilvl w:val="0"/>
+                <w:numId w:val="2"/>
+              </w:numPr>
+              <w:spacing w:after="60" w:line="264"/>
+            </w:pPr>
+            <w:r>
+              <w:rPr>
+                <w:rFonts w:ascii="Arial" w:cs="Arial" w:eastAsia="Arial" w:hAnsi="Arial"/>
+                <w:sz w:val="21"/>
+                <w:szCs w:val="21"/>
+              </w:rPr>
+              <w:t xml:space="preserve">Estados del ciclo de vida de una orden (registrada, complementación, finalizada, anulada), de una orden de derivados y de una decisión de inversión, con las acciones permitidas en cada uno — </w:t>
+            </w:r>
+            <w:r>
+              <w:rPr>
+                <w:rFonts w:ascii="Arial" w:cs="Arial" w:eastAsia="Arial" w:hAnsi="Arial"/>
+                <w:b/>
+                <w:bCs/>
+                <w:color w:val="1B5E20"/>
+                <w:sz w:val="21"/>
+                <w:szCs w:val="21"/>
+              </w:rPr>
+              <w:t xml:space="preserve">Origen: Front de Inversiones</w:t>
+            </w:r>
+          </w:p>
+          <w:p>
+            <w:pPr>
+              <w:pStyle w:val="ListParagraph"/>
+              <w:numPr>
+                <w:ilvl w:val="0"/>
+                <w:numId w:val="2"/>
+              </w:numPr>
+              <w:spacing w:after="60" w:line="264"/>
+            </w:pPr>
+            <w:r>
+              <w:rPr>
+                <w:rFonts w:ascii="Arial" w:cs="Arial" w:eastAsia="Arial" w:hAnsi="Arial"/>
+                <w:sz w:val="21"/>
+                <w:szCs w:val="21"/>
+              </w:rPr>
+              <w:t xml:space="preserve">Parámetros: mínimo de cotizaciones de contrapartes distintas, tolerancia frente al valor indicativo, días para considerar un dato precargado como desactualizado, meses para considerar vencida una valoración y prepago anual supuesto de la cartera — </w:t>
+            </w:r>
+            <w:r>
+              <w:rPr>
+                <w:rFonts w:ascii="Arial" w:cs="Arial" w:eastAsia="Arial" w:hAnsi="Arial"/>
+                <w:b/>
+                <w:bCs/>
+                <w:color w:val="1B5E20"/>
+                <w:sz w:val="21"/>
+                <w:szCs w:val="21"/>
+              </w:rPr>
+              <w:t xml:space="preserve">Origen: Front de Inversiones</w:t>
+            </w:r>
+          </w:p>
+          <w:p>
+            <w:pPr>
+              <w:pStyle w:val="ListParagraph"/>
+              <w:numPr>
+                <w:ilvl w:val="0"/>
+                <w:numId w:val="2"/>
+              </w:numPr>
+              <w:spacing w:after="60" w:line="264"/>
+            </w:pPr>
+            <w:r>
+              <w:rPr>
+                <w:rFonts w:ascii="Arial" w:cs="Arial" w:eastAsia="Arial" w:hAnsi="Arial"/>
+                <w:sz w:val="21"/>
+                <w:szCs w:val="21"/>
+              </w:rPr>
+              <w:t xml:space="preserve">Si la validación previa de límites muestra el detalle de cada límite o solo alertas genéricas — </w:t>
+            </w:r>
+            <w:r>
+              <w:rPr>
+                <w:rFonts w:ascii="Arial" w:cs="Arial" w:eastAsia="Arial" w:hAnsi="Arial"/>
+                <w:b/>
+                <w:bCs/>
+                <w:color w:val="1B5E20"/>
+                <w:sz w:val="21"/>
+                <w:szCs w:val="21"/>
+              </w:rPr>
+              <w:t xml:space="preserve">Origen: Front de Inversiones</w:t>
+            </w:r>
+          </w:p>
+        </w:tc>
+      </w:tr>
+      <w:tr>
+        <w:tc>
+          <w:tcPr>
+            <w:tcW w:type="dxa" w:w="1500"/>
+            <w:tcBorders>
+              <w:top w:val="single" w:color="D9C6E4" w:sz="4"/>
+              <w:left w:val="single" w:color="D9C6E4" w:sz="4"/>
+              <w:bottom w:val="single" w:color="D9C6E4" w:sz="4"/>
+              <w:right w:val="single" w:color="D9C6E4" w:sz="4"/>
+            </w:tcBorders>
+            <w:shd w:fill="F3E8F9" w:color="auto" w:val="clear"/>
+            <w:tcMar>
+              <w:top w:type="dxa" w:w="80"/>
+              <w:left w:type="dxa" w:w="120"/>
+              <w:bottom w:type="dxa" w:w="80"/>
+              <w:right w:type="dxa" w:w="120"/>
+            </w:tcMar>
+          </w:tcPr>
+          <w:p>
+            <w:pPr>
+              <w:spacing w:after="0"/>
+            </w:pPr>
+            <w:r>
+              <w:rPr>
+                <w:rFonts w:ascii="Arial" w:cs="Arial" w:eastAsia="Arial" w:hAnsi="Arial"/>
+                <w:b/>
+                <w:bCs/>
+                <w:color w:val="6A1B9A"/>
+                <w:sz w:val="21"/>
+                <w:szCs w:val="21"/>
+              </w:rPr>
+              <w:t xml:space="preserve">Proceso</w:t>
+            </w:r>
+          </w:p>
+        </w:tc>
+        <w:tc>
+          <w:tcPr>
+            <w:tcW w:type="dxa" w:w="7860"/>
+            <w:tcBorders>
+              <w:top w:val="single" w:color="D9C6E4" w:sz="4"/>
+              <w:left w:val="single" w:color="D9C6E4" w:sz="4"/>
+              <w:bottom w:val="single" w:color="D9C6E4" w:sz="4"/>
+              <w:right w:val="single" w:color="D9C6E4" w:sz="4"/>
+            </w:tcBorders>
+            <w:tcMar>
+              <w:top w:type="dxa" w:w="80"/>
+              <w:left w:type="dxa" w:w="120"/>
+              <w:bottom w:type="dxa" w:w="80"/>
+              <w:right w:type="dxa" w:w="120"/>
+            </w:tcMar>
+          </w:tcPr>
+          <w:p>
+            <w:pPr>
+              <w:pStyle w:val="ListParagraph"/>
+              <w:numPr>
+                <w:ilvl w:val="0"/>
+                <w:numId w:val="2"/>
+              </w:numPr>
+              <w:spacing w:after="60" w:line="264"/>
+            </w:pPr>
+            <w:r>
+              <w:rPr>
+                <w:rFonts w:ascii="Arial" w:cs="Arial" w:eastAsia="Arial" w:hAnsi="Arial"/>
+                <w:sz w:val="21"/>
+                <w:szCs w:val="21"/>
+              </w:rPr>
+              <w:t xml:space="preserve">El usuario consulta cada estado y puede editar qué acciones permite y cuál es el siguiente estado, o inactivarlo.</w:t>
+            </w:r>
+          </w:p>
+          <w:p>
+            <w:pPr>
+              <w:pStyle w:val="ListParagraph"/>
+              <w:numPr>
+                <w:ilvl w:val="0"/>
+                <w:numId w:val="2"/>
+              </w:numPr>
+              <w:spacing w:after="60" w:line="264"/>
+            </w:pPr>
+            <w:r>
+              <w:rPr>
+                <w:rFonts w:ascii="Arial" w:cs="Arial" w:eastAsia="Arial" w:hAnsi="Arial"/>
+                <w:sz w:val="21"/>
+                <w:szCs w:val="21"/>
+              </w:rPr>
+              <w:t xml:space="preserve">El usuario cambia los parámetros y los guarda; los valores se validan antes de aceptarse.</w:t>
+            </w:r>
+          </w:p>
+        </w:tc>
+      </w:tr>
+      <w:tr>
+        <w:tc>
+          <w:tcPr>
+            <w:tcW w:type="dxa" w:w="1500"/>
+            <w:tcBorders>
+              <w:top w:val="single" w:color="D9C6E4" w:sz="4"/>
+              <w:left w:val="single" w:color="D9C6E4" w:sz="4"/>
+              <w:bottom w:val="single" w:color="D9C6E4" w:sz="4"/>
+              <w:right w:val="single" w:color="D9C6E4" w:sz="4"/>
+            </w:tcBorders>
+            <w:shd w:fill="F3E8F9" w:color="auto" w:val="clear"/>
+            <w:tcMar>
+              <w:top w:type="dxa" w:w="80"/>
+              <w:left w:type="dxa" w:w="120"/>
+              <w:bottom w:type="dxa" w:w="80"/>
+              <w:right w:type="dxa" w:w="120"/>
+            </w:tcMar>
+          </w:tcPr>
+          <w:p>
+            <w:pPr>
+              <w:spacing w:after="0"/>
+            </w:pPr>
+            <w:r>
+              <w:rPr>
+                <w:rFonts w:ascii="Arial" w:cs="Arial" w:eastAsia="Arial" w:hAnsi="Arial"/>
+                <w:b/>
+                <w:bCs/>
+                <w:color w:val="6A1B9A"/>
+                <w:sz w:val="21"/>
+                <w:szCs w:val="21"/>
+              </w:rPr>
+              <w:t xml:space="preserve">Salida</w:t>
+            </w:r>
+          </w:p>
+        </w:tc>
+        <w:tc>
+          <w:tcPr>
+            <w:tcW w:type="dxa" w:w="7860"/>
+            <w:tcBorders>
+              <w:top w:val="single" w:color="D9C6E4" w:sz="4"/>
+              <w:left w:val="single" w:color="D9C6E4" w:sz="4"/>
+              <w:bottom w:val="single" w:color="D9C6E4" w:sz="4"/>
+              <w:right w:val="single" w:color="D9C6E4" w:sz="4"/>
+            </w:tcBorders>
+            <w:tcMar>
+              <w:top w:type="dxa" w:w="80"/>
+              <w:left w:type="dxa" w:w="120"/>
+              <w:bottom w:type="dxa" w:w="80"/>
+              <w:right w:type="dxa" w:w="120"/>
+            </w:tcMar>
+          </w:tcPr>
+          <w:p>
+            <w:pPr>
+              <w:pStyle w:val="ListParagraph"/>
+              <w:numPr>
+                <w:ilvl w:val="0"/>
+                <w:numId w:val="2"/>
+              </w:numPr>
+              <w:spacing w:after="60" w:line="264"/>
+            </w:pPr>
+            <w:r>
+              <w:rPr>
+                <w:rFonts w:ascii="Arial" w:cs="Arial" w:eastAsia="Arial" w:hAnsi="Arial"/>
+                <w:sz w:val="21"/>
+                <w:szCs w:val="21"/>
+              </w:rPr>
+              <w:t xml:space="preserve">Las reglas que gobiernan las pantallas de órdenes: qué botones aparecen según el estado de la orden.</w:t>
+            </w:r>
+          </w:p>
+          <w:p>
+            <w:pPr>
+              <w:pStyle w:val="ListParagraph"/>
+              <w:numPr>
+                <w:ilvl w:val="0"/>
+                <w:numId w:val="2"/>
+              </w:numPr>
+              <w:spacing w:after="60" w:line="264"/>
+            </w:pPr>
+            <w:r>
+              <w:rPr>
+                <w:rFonts w:ascii="Arial" w:cs="Arial" w:eastAsia="Arial" w:hAnsi="Arial"/>
+                <w:sz w:val="21"/>
+                <w:szCs w:val="21"/>
+              </w:rPr>
+              <w:t xml:space="preserve">Los umbrales que usan el cotizador de derivados, la señal de dato desactualizado, la marca de valoración vencida y los flujos de cartera con prepago.</w:t>
+            </w:r>
+          </w:p>
+          <w:p>
+            <w:pPr>
+              <w:pStyle w:val="ListParagraph"/>
+              <w:numPr>
+                <w:ilvl w:val="0"/>
+                <w:numId w:val="2"/>
+              </w:numPr>
+              <w:spacing w:after="60" w:line="264"/>
+            </w:pPr>
+            <w:r>
+              <w:rPr>
+                <w:rFonts w:ascii="Arial" w:cs="Arial" w:eastAsia="Arial" w:hAnsi="Arial"/>
+                <w:sz w:val="21"/>
+                <w:szCs w:val="21"/>
+              </w:rPr>
+              <w:t xml:space="preserve">Los umbrales son valores ilustrativos, por definir con Compliance.</w:t>
             </w:r>
           </w:p>
         </w:tc>
@@ -5410,6 +5410,979 @@
           <w:sz w:val="23"/>
           <w:szCs w:val="23"/>
         </w:rPr>
+        <w:t xml:space="preserve">Precios en línea</w:t>
+      </w:r>
+    </w:p>
+    <w:p>
+      <w:pPr>
+        <w:keepNext/>
+        <w:spacing w:after="100" w:line="276"/>
+      </w:pPr>
+      <w:r>
+        <w:rPr>
+          <w:rFonts w:ascii="Arial" w:cs="Arial" w:eastAsia="Arial" w:hAnsi="Arial"/>
+          <w:i/>
+          <w:iCs/>
+          <w:color w:val="555555"/>
+          <w:sz w:val="21"/>
+          <w:szCs w:val="21"/>
+        </w:rPr>
+        <w:t xml:space="preserve">Consulta los precios de mercado de cada instrumento, tomados del proveedor que corresponde a su clase de activo.</w:t>
+      </w:r>
+    </w:p>
+    <w:tbl>
+      <w:tblPr>
+        <w:tblW w:type="dxa" w:w="9360"/>
+        <w:tblBorders>
+          <w:top w:val="single" w:color="auto" w:sz="4"/>
+          <w:left w:val="single" w:color="auto" w:sz="4"/>
+          <w:bottom w:val="single" w:color="auto" w:sz="4"/>
+          <w:right w:val="single" w:color="auto" w:sz="4"/>
+          <w:insideH w:val="single" w:color="auto" w:sz="4"/>
+          <w:insideV w:val="single" w:color="auto" w:sz="4"/>
+        </w:tblBorders>
+      </w:tblPr>
+      <w:tblGrid>
+        <w:gridCol w:w="1500"/>
+        <w:gridCol w:w="7860"/>
+      </w:tblGrid>
+      <w:tr>
+        <w:tc>
+          <w:tcPr>
+            <w:tcW w:type="dxa" w:w="1500"/>
+            <w:tcBorders>
+              <w:top w:val="single" w:color="D9C6E4" w:sz="4"/>
+              <w:left w:val="single" w:color="D9C6E4" w:sz="4"/>
+              <w:bottom w:val="single" w:color="D9C6E4" w:sz="4"/>
+              <w:right w:val="single" w:color="D9C6E4" w:sz="4"/>
+            </w:tcBorders>
+            <w:shd w:fill="F3E8F9" w:color="auto" w:val="clear"/>
+            <w:tcMar>
+              <w:top w:type="dxa" w:w="80"/>
+              <w:left w:type="dxa" w:w="120"/>
+              <w:bottom w:type="dxa" w:w="80"/>
+              <w:right w:type="dxa" w:w="120"/>
+            </w:tcMar>
+          </w:tcPr>
+          <w:p>
+            <w:pPr>
+              <w:spacing w:after="0"/>
+            </w:pPr>
+            <w:r>
+              <w:rPr>
+                <w:rFonts w:ascii="Arial" w:cs="Arial" w:eastAsia="Arial" w:hAnsi="Arial"/>
+                <w:b/>
+                <w:bCs/>
+                <w:color w:val="6A1B9A"/>
+                <w:sz w:val="21"/>
+                <w:szCs w:val="21"/>
+              </w:rPr>
+              <w:t xml:space="preserve">Entrada</w:t>
+            </w:r>
+          </w:p>
+        </w:tc>
+        <w:tc>
+          <w:tcPr>
+            <w:tcW w:type="dxa" w:w="7860"/>
+            <w:tcBorders>
+              <w:top w:val="single" w:color="D9C6E4" w:sz="4"/>
+              <w:left w:val="single" w:color="D9C6E4" w:sz="4"/>
+              <w:bottom w:val="single" w:color="D9C6E4" w:sz="4"/>
+              <w:right w:val="single" w:color="D9C6E4" w:sz="4"/>
+            </w:tcBorders>
+            <w:tcMar>
+              <w:top w:type="dxa" w:w="80"/>
+              <w:left w:type="dxa" w:w="120"/>
+              <w:bottom w:type="dxa" w:w="80"/>
+              <w:right w:type="dxa" w:w="120"/>
+            </w:tcMar>
+          </w:tcPr>
+          <w:p>
+            <w:pPr>
+              <w:pStyle w:val="ListParagraph"/>
+              <w:numPr>
+                <w:ilvl w:val="0"/>
+                <w:numId w:val="2"/>
+              </w:numPr>
+              <w:spacing w:after="60" w:line="264"/>
+            </w:pPr>
+            <w:r>
+              <w:rPr>
+                <w:rFonts w:ascii="Arial" w:cs="Arial" w:eastAsia="Arial" w:hAnsi="Arial"/>
+                <w:sz w:val="21"/>
+                <w:szCs w:val="21"/>
+              </w:rPr>
+              <w:t xml:space="preserve">Proveedores de precios, con su prioridad y frecuencia — </w:t>
+            </w:r>
+            <w:r>
+              <w:rPr>
+                <w:rFonts w:ascii="Arial" w:cs="Arial" w:eastAsia="Arial" w:hAnsi="Arial"/>
+                <w:b/>
+                <w:bCs/>
+                <w:color w:val="1B5E20"/>
+                <w:sz w:val="21"/>
+                <w:szCs w:val="21"/>
+              </w:rPr>
+              <w:t xml:space="preserve">Origen: Front de Inversiones</w:t>
+            </w:r>
+          </w:p>
+          <w:p>
+            <w:pPr>
+              <w:pStyle w:val="ListParagraph"/>
+              <w:numPr>
+                <w:ilvl w:val="0"/>
+                <w:numId w:val="2"/>
+              </w:numPr>
+              <w:spacing w:after="60" w:line="264"/>
+            </w:pPr>
+            <w:r>
+              <w:rPr>
+                <w:rFonts w:ascii="Arial" w:cs="Arial" w:eastAsia="Arial" w:hAnsi="Arial"/>
+                <w:sz w:val="21"/>
+                <w:szCs w:val="21"/>
+              </w:rPr>
+              <w:t xml:space="preserve">Precios de renta fija, renta variable y divisas, con su variación — </w:t>
+            </w:r>
+            <w:r>
+              <w:rPr>
+                <w:rFonts w:ascii="Arial" w:cs="Arial" w:eastAsia="Arial" w:hAnsi="Arial"/>
+                <w:b/>
+                <w:bCs/>
+                <w:color w:val="6A1B9A"/>
+                <w:sz w:val="21"/>
+                <w:szCs w:val="21"/>
+              </w:rPr>
+              <w:t xml:space="preserve">Origen: New Inversiones</w:t>
+            </w:r>
+          </w:p>
+        </w:tc>
+      </w:tr>
+      <w:tr>
+        <w:tc>
+          <w:tcPr>
+            <w:tcW w:type="dxa" w:w="1500"/>
+            <w:tcBorders>
+              <w:top w:val="single" w:color="D9C6E4" w:sz="4"/>
+              <w:left w:val="single" w:color="D9C6E4" w:sz="4"/>
+              <w:bottom w:val="single" w:color="D9C6E4" w:sz="4"/>
+              <w:right w:val="single" w:color="D9C6E4" w:sz="4"/>
+            </w:tcBorders>
+            <w:shd w:fill="F3E8F9" w:color="auto" w:val="clear"/>
+            <w:tcMar>
+              <w:top w:type="dxa" w:w="80"/>
+              <w:left w:type="dxa" w:w="120"/>
+              <w:bottom w:type="dxa" w:w="80"/>
+              <w:right w:type="dxa" w:w="120"/>
+            </w:tcMar>
+          </w:tcPr>
+          <w:p>
+            <w:pPr>
+              <w:spacing w:after="0"/>
+            </w:pPr>
+            <w:r>
+              <w:rPr>
+                <w:rFonts w:ascii="Arial" w:cs="Arial" w:eastAsia="Arial" w:hAnsi="Arial"/>
+                <w:b/>
+                <w:bCs/>
+                <w:color w:val="6A1B9A"/>
+                <w:sz w:val="21"/>
+                <w:szCs w:val="21"/>
+              </w:rPr>
+              <w:t xml:space="preserve">Proceso</w:t>
+            </w:r>
+          </w:p>
+        </w:tc>
+        <w:tc>
+          <w:tcPr>
+            <w:tcW w:type="dxa" w:w="7860"/>
+            <w:tcBorders>
+              <w:top w:val="single" w:color="D9C6E4" w:sz="4"/>
+              <w:left w:val="single" w:color="D9C6E4" w:sz="4"/>
+              <w:bottom w:val="single" w:color="D9C6E4" w:sz="4"/>
+              <w:right w:val="single" w:color="D9C6E4" w:sz="4"/>
+            </w:tcBorders>
+            <w:tcMar>
+              <w:top w:type="dxa" w:w="80"/>
+              <w:left w:type="dxa" w:w="120"/>
+              <w:bottom w:type="dxa" w:w="80"/>
+              <w:right w:type="dxa" w:w="120"/>
+            </w:tcMar>
+          </w:tcPr>
+          <w:p>
+            <w:pPr>
+              <w:pStyle w:val="ListParagraph"/>
+              <w:numPr>
+                <w:ilvl w:val="0"/>
+                <w:numId w:val="2"/>
+              </w:numPr>
+              <w:spacing w:after="60" w:line="264"/>
+            </w:pPr>
+            <w:r>
+              <w:rPr>
+                <w:rFonts w:ascii="Arial" w:cs="Arial" w:eastAsia="Arial" w:hAnsi="Arial"/>
+                <w:sz w:val="21"/>
+                <w:szCs w:val="21"/>
+              </w:rPr>
+              <w:t xml:space="preserve">El sistema elige para cada clase el proveedor activo de menor prioridad (por ejemplo Bloomberg o Reuters). Si no hay ninguno activo lo avisa. El usuario actualiza los precios cuando quiere.</w:t>
+            </w:r>
+          </w:p>
+        </w:tc>
+      </w:tr>
+      <w:tr>
+        <w:tc>
+          <w:tcPr>
+            <w:tcW w:type="dxa" w:w="1500"/>
+            <w:tcBorders>
+              <w:top w:val="single" w:color="D9C6E4" w:sz="4"/>
+              <w:left w:val="single" w:color="D9C6E4" w:sz="4"/>
+              <w:bottom w:val="single" w:color="D9C6E4" w:sz="4"/>
+              <w:right w:val="single" w:color="D9C6E4" w:sz="4"/>
+            </w:tcBorders>
+            <w:shd w:fill="F3E8F9" w:color="auto" w:val="clear"/>
+            <w:tcMar>
+              <w:top w:type="dxa" w:w="80"/>
+              <w:left w:type="dxa" w:w="120"/>
+              <w:bottom w:type="dxa" w:w="80"/>
+              <w:right w:type="dxa" w:w="120"/>
+            </w:tcMar>
+          </w:tcPr>
+          <w:p>
+            <w:pPr>
+              <w:spacing w:after="0"/>
+            </w:pPr>
+            <w:r>
+              <w:rPr>
+                <w:rFonts w:ascii="Arial" w:cs="Arial" w:eastAsia="Arial" w:hAnsi="Arial"/>
+                <w:b/>
+                <w:bCs/>
+                <w:color w:val="6A1B9A"/>
+                <w:sz w:val="21"/>
+                <w:szCs w:val="21"/>
+              </w:rPr>
+              <w:t xml:space="preserve">Salida</w:t>
+            </w:r>
+          </w:p>
+        </w:tc>
+        <w:tc>
+          <w:tcPr>
+            <w:tcW w:type="dxa" w:w="7860"/>
+            <w:tcBorders>
+              <w:top w:val="single" w:color="D9C6E4" w:sz="4"/>
+              <w:left w:val="single" w:color="D9C6E4" w:sz="4"/>
+              <w:bottom w:val="single" w:color="D9C6E4" w:sz="4"/>
+              <w:right w:val="single" w:color="D9C6E4" w:sz="4"/>
+            </w:tcBorders>
+            <w:tcMar>
+              <w:top w:type="dxa" w:w="80"/>
+              <w:left w:type="dxa" w:w="120"/>
+              <w:bottom w:type="dxa" w:w="80"/>
+              <w:right w:type="dxa" w:w="120"/>
+            </w:tcMar>
+          </w:tcPr>
+          <w:p>
+            <w:pPr>
+              <w:pStyle w:val="ListParagraph"/>
+              <w:numPr>
+                <w:ilvl w:val="0"/>
+                <w:numId w:val="2"/>
+              </w:numPr>
+              <w:spacing w:after="60" w:line="264"/>
+            </w:pPr>
+            <w:r>
+              <w:rPr>
+                <w:rFonts w:ascii="Arial" w:cs="Arial" w:eastAsia="Arial" w:hAnsi="Arial"/>
+                <w:sz w:val="21"/>
+                <w:szCs w:val="21"/>
+              </w:rPr>
+              <w:t xml:space="preserve">Una tabla con precio, variación, unidad y proveedor, con la hora de la última actualización.</w:t>
+            </w:r>
+          </w:p>
+        </w:tc>
+      </w:tr>
+    </w:tbl>
+    <w:p>
+      <w:pPr>
+        <w:pStyle w:val="Heading3"/>
+        <w:keepNext/>
+        <w:spacing w:after="80" w:before="240"/>
+      </w:pPr>
+      <w:r>
+        <w:rPr>
+          <w:rFonts w:ascii="Arial" w:cs="Arial" w:eastAsia="Arial" w:hAnsi="Arial"/>
+          <w:b/>
+          <w:bCs/>
+          <w:color w:val="222222"/>
+          <w:sz w:val="23"/>
+          <w:szCs w:val="23"/>
+        </w:rPr>
+        <w:t xml:space="preserve">Operaciones en tránsito</w:t>
+      </w:r>
+    </w:p>
+    <w:p>
+      <w:pPr>
+        <w:keepNext/>
+        <w:spacing w:after="100" w:line="276"/>
+      </w:pPr>
+      <w:r>
+        <w:rPr>
+          <w:rFonts w:ascii="Arial" w:cs="Arial" w:eastAsia="Arial" w:hAnsi="Arial"/>
+          <w:i/>
+          <w:iCs/>
+          <w:color w:val="555555"/>
+          <w:sz w:val="21"/>
+          <w:szCs w:val="21"/>
+        </w:rPr>
+        <w:t xml:space="preserve">Reúne las operaciones ya registradas que todavía no se han cumplido.</w:t>
+      </w:r>
+    </w:p>
+    <w:tbl>
+      <w:tblPr>
+        <w:tblW w:type="dxa" w:w="9360"/>
+        <w:tblBorders>
+          <w:top w:val="single" w:color="auto" w:sz="4"/>
+          <w:left w:val="single" w:color="auto" w:sz="4"/>
+          <w:bottom w:val="single" w:color="auto" w:sz="4"/>
+          <w:right w:val="single" w:color="auto" w:sz="4"/>
+          <w:insideH w:val="single" w:color="auto" w:sz="4"/>
+          <w:insideV w:val="single" w:color="auto" w:sz="4"/>
+        </w:tblBorders>
+      </w:tblPr>
+      <w:tblGrid>
+        <w:gridCol w:w="1500"/>
+        <w:gridCol w:w="7860"/>
+      </w:tblGrid>
+      <w:tr>
+        <w:tc>
+          <w:tcPr>
+            <w:tcW w:type="dxa" w:w="1500"/>
+            <w:tcBorders>
+              <w:top w:val="single" w:color="D9C6E4" w:sz="4"/>
+              <w:left w:val="single" w:color="D9C6E4" w:sz="4"/>
+              <w:bottom w:val="single" w:color="D9C6E4" w:sz="4"/>
+              <w:right w:val="single" w:color="D9C6E4" w:sz="4"/>
+            </w:tcBorders>
+            <w:shd w:fill="F3E8F9" w:color="auto" w:val="clear"/>
+            <w:tcMar>
+              <w:top w:type="dxa" w:w="80"/>
+              <w:left w:type="dxa" w:w="120"/>
+              <w:bottom w:type="dxa" w:w="80"/>
+              <w:right w:type="dxa" w:w="120"/>
+            </w:tcMar>
+          </w:tcPr>
+          <w:p>
+            <w:pPr>
+              <w:spacing w:after="0"/>
+            </w:pPr>
+            <w:r>
+              <w:rPr>
+                <w:rFonts w:ascii="Arial" w:cs="Arial" w:eastAsia="Arial" w:hAnsi="Arial"/>
+                <w:b/>
+                <w:bCs/>
+                <w:color w:val="6A1B9A"/>
+                <w:sz w:val="21"/>
+                <w:szCs w:val="21"/>
+              </w:rPr>
+              <w:t xml:space="preserve">Entrada</w:t>
+            </w:r>
+          </w:p>
+        </w:tc>
+        <w:tc>
+          <w:tcPr>
+            <w:tcW w:type="dxa" w:w="7860"/>
+            <w:tcBorders>
+              <w:top w:val="single" w:color="D9C6E4" w:sz="4"/>
+              <w:left w:val="single" w:color="D9C6E4" w:sz="4"/>
+              <w:bottom w:val="single" w:color="D9C6E4" w:sz="4"/>
+              <w:right w:val="single" w:color="D9C6E4" w:sz="4"/>
+            </w:tcBorders>
+            <w:tcMar>
+              <w:top w:type="dxa" w:w="80"/>
+              <w:left w:type="dxa" w:w="120"/>
+              <w:bottom w:type="dxa" w:w="80"/>
+              <w:right w:type="dxa" w:w="120"/>
+            </w:tcMar>
+          </w:tcPr>
+          <w:p>
+            <w:pPr>
+              <w:pStyle w:val="ListParagraph"/>
+              <w:numPr>
+                <w:ilvl w:val="0"/>
+                <w:numId w:val="2"/>
+              </w:numPr>
+              <w:spacing w:after="60" w:line="264"/>
+            </w:pPr>
+            <w:r>
+              <w:rPr>
+                <w:rFonts w:ascii="Arial" w:cs="Arial" w:eastAsia="Arial" w:hAnsi="Arial"/>
+                <w:sz w:val="21"/>
+                <w:szCs w:val="21"/>
+              </w:rPr>
+              <w:t xml:space="preserve">Órdenes de renta fija, renta variable y mercado monetario con su fecha de liquidación y su contraparte — </w:t>
+            </w:r>
+            <w:r>
+              <w:rPr>
+                <w:rFonts w:ascii="Arial" w:cs="Arial" w:eastAsia="Arial" w:hAnsi="Arial"/>
+                <w:b/>
+                <w:bCs/>
+                <w:color w:val="1B5E20"/>
+                <w:sz w:val="21"/>
+                <w:szCs w:val="21"/>
+              </w:rPr>
+              <w:t xml:space="preserve">Origen: Front de Inversiones</w:t>
+            </w:r>
+          </w:p>
+          <w:p>
+            <w:pPr>
+              <w:pStyle w:val="ListParagraph"/>
+              <w:numPr>
+                <w:ilvl w:val="0"/>
+                <w:numId w:val="2"/>
+              </w:numPr>
+              <w:spacing w:after="60" w:line="264"/>
+            </w:pPr>
+            <w:r>
+              <w:rPr>
+                <w:rFonts w:ascii="Arial" w:cs="Arial" w:eastAsia="Arial" w:hAnsi="Arial"/>
+                <w:sz w:val="21"/>
+                <w:szCs w:val="21"/>
+              </w:rPr>
+              <w:t xml:space="preserve">Datos de los instrumentos y de las posiciones — </w:t>
+            </w:r>
+            <w:r>
+              <w:rPr>
+                <w:rFonts w:ascii="Arial" w:cs="Arial" w:eastAsia="Arial" w:hAnsi="Arial"/>
+                <w:b/>
+                <w:bCs/>
+                <w:color w:val="6A1B9A"/>
+                <w:sz w:val="21"/>
+                <w:szCs w:val="21"/>
+              </w:rPr>
+              <w:t xml:space="preserve">Origen: New Inversiones</w:t>
+            </w:r>
+          </w:p>
+        </w:tc>
+      </w:tr>
+      <w:tr>
+        <w:tc>
+          <w:tcPr>
+            <w:tcW w:type="dxa" w:w="1500"/>
+            <w:tcBorders>
+              <w:top w:val="single" w:color="D9C6E4" w:sz="4"/>
+              <w:left w:val="single" w:color="D9C6E4" w:sz="4"/>
+              <w:bottom w:val="single" w:color="D9C6E4" w:sz="4"/>
+              <w:right w:val="single" w:color="D9C6E4" w:sz="4"/>
+            </w:tcBorders>
+            <w:shd w:fill="F3E8F9" w:color="auto" w:val="clear"/>
+            <w:tcMar>
+              <w:top w:type="dxa" w:w="80"/>
+              <w:left w:type="dxa" w:w="120"/>
+              <w:bottom w:type="dxa" w:w="80"/>
+              <w:right w:type="dxa" w:w="120"/>
+            </w:tcMar>
+          </w:tcPr>
+          <w:p>
+            <w:pPr>
+              <w:spacing w:after="0"/>
+            </w:pPr>
+            <w:r>
+              <w:rPr>
+                <w:rFonts w:ascii="Arial" w:cs="Arial" w:eastAsia="Arial" w:hAnsi="Arial"/>
+                <w:b/>
+                <w:bCs/>
+                <w:color w:val="6A1B9A"/>
+                <w:sz w:val="21"/>
+                <w:szCs w:val="21"/>
+              </w:rPr>
+              <w:t xml:space="preserve">Proceso</w:t>
+            </w:r>
+          </w:p>
+        </w:tc>
+        <w:tc>
+          <w:tcPr>
+            <w:tcW w:type="dxa" w:w="7860"/>
+            <w:tcBorders>
+              <w:top w:val="single" w:color="D9C6E4" w:sz="4"/>
+              <w:left w:val="single" w:color="D9C6E4" w:sz="4"/>
+              <w:bottom w:val="single" w:color="D9C6E4" w:sz="4"/>
+              <w:right w:val="single" w:color="D9C6E4" w:sz="4"/>
+            </w:tcBorders>
+            <w:tcMar>
+              <w:top w:type="dxa" w:w="80"/>
+              <w:left w:type="dxa" w:w="120"/>
+              <w:bottom w:type="dxa" w:w="80"/>
+              <w:right w:type="dxa" w:w="120"/>
+            </w:tcMar>
+          </w:tcPr>
+          <w:p>
+            <w:pPr>
+              <w:pStyle w:val="ListParagraph"/>
+              <w:numPr>
+                <w:ilvl w:val="0"/>
+                <w:numId w:val="2"/>
+              </w:numPr>
+              <w:spacing w:after="60" w:line="264"/>
+            </w:pPr>
+            <w:r>
+              <w:rPr>
+                <w:rFonts w:ascii="Arial" w:cs="Arial" w:eastAsia="Arial" w:hAnsi="Arial"/>
+                <w:sz w:val="21"/>
+                <w:szCs w:val="21"/>
+              </w:rPr>
+              <w:t xml:space="preserve">El sistema toma las órdenes no anuladas cuya liquidación es hoy o futura, y marca las que liquidan hoy y los títulos no emitidos. El usuario filtra por producto, portafolio y contraparte.</w:t>
+            </w:r>
+          </w:p>
+        </w:tc>
+      </w:tr>
+      <w:tr>
+        <w:tc>
+          <w:tcPr>
+            <w:tcW w:type="dxa" w:w="1500"/>
+            <w:tcBorders>
+              <w:top w:val="single" w:color="D9C6E4" w:sz="4"/>
+              <w:left w:val="single" w:color="D9C6E4" w:sz="4"/>
+              <w:bottom w:val="single" w:color="D9C6E4" w:sz="4"/>
+              <w:right w:val="single" w:color="D9C6E4" w:sz="4"/>
+            </w:tcBorders>
+            <w:shd w:fill="F3E8F9" w:color="auto" w:val="clear"/>
+            <w:tcMar>
+              <w:top w:type="dxa" w:w="80"/>
+              <w:left w:type="dxa" w:w="120"/>
+              <w:bottom w:type="dxa" w:w="80"/>
+              <w:right w:type="dxa" w:w="120"/>
+            </w:tcMar>
+          </w:tcPr>
+          <w:p>
+            <w:pPr>
+              <w:spacing w:after="0"/>
+            </w:pPr>
+            <w:r>
+              <w:rPr>
+                <w:rFonts w:ascii="Arial" w:cs="Arial" w:eastAsia="Arial" w:hAnsi="Arial"/>
+                <w:b/>
+                <w:bCs/>
+                <w:color w:val="6A1B9A"/>
+                <w:sz w:val="21"/>
+                <w:szCs w:val="21"/>
+              </w:rPr>
+              <w:t xml:space="preserve">Salida</w:t>
+            </w:r>
+          </w:p>
+        </w:tc>
+        <w:tc>
+          <w:tcPr>
+            <w:tcW w:type="dxa" w:w="7860"/>
+            <w:tcBorders>
+              <w:top w:val="single" w:color="D9C6E4" w:sz="4"/>
+              <w:left w:val="single" w:color="D9C6E4" w:sz="4"/>
+              <w:bottom w:val="single" w:color="D9C6E4" w:sz="4"/>
+              <w:right w:val="single" w:color="D9C6E4" w:sz="4"/>
+            </w:tcBorders>
+            <w:tcMar>
+              <w:top w:type="dxa" w:w="80"/>
+              <w:left w:type="dxa" w:w="120"/>
+              <w:bottom w:type="dxa" w:w="80"/>
+              <w:right w:type="dxa" w:w="120"/>
+            </w:tcMar>
+          </w:tcPr>
+          <w:p>
+            <w:pPr>
+              <w:pStyle w:val="ListParagraph"/>
+              <w:numPr>
+                <w:ilvl w:val="0"/>
+                <w:numId w:val="2"/>
+              </w:numPr>
+              <w:spacing w:after="60" w:line="264"/>
+            </w:pPr>
+            <w:r>
+              <w:rPr>
+                <w:rFonts w:ascii="Arial" w:cs="Arial" w:eastAsia="Arial" w:hAnsi="Arial"/>
+                <w:sz w:val="21"/>
+                <w:szCs w:val="21"/>
+              </w:rPr>
+              <w:t xml:space="preserve">Una tabla con el valor por liquidar, las operaciones que liquidan hoy y los títulos no emitidos, exportable a Excel y CSV.</w:t>
+            </w:r>
+          </w:p>
+        </w:tc>
+      </w:tr>
+    </w:tbl>
+    <w:p>
+      <w:pPr>
+        <w:pStyle w:val="Heading3"/>
+        <w:keepNext/>
+        <w:spacing w:after="80" w:before="240"/>
+      </w:pPr>
+      <w:r>
+        <w:rPr>
+          <w:rFonts w:ascii="Arial" w:cs="Arial" w:eastAsia="Arial" w:hAnsi="Arial"/>
+          <w:b/>
+          <w:bCs/>
+          <w:color w:val="222222"/>
+          <w:sz w:val="23"/>
+          <w:szCs w:val="23"/>
+        </w:rPr>
+        <w:t xml:space="preserve">Mercado monetario (Dashboard)</w:t>
+      </w:r>
+    </w:p>
+    <w:p>
+      <w:pPr>
+        <w:keepNext/>
+        <w:spacing w:after="100" w:line="276"/>
+      </w:pPr>
+      <w:r>
+        <w:rPr>
+          <w:rFonts w:ascii="Arial" w:cs="Arial" w:eastAsia="Arial" w:hAnsi="Arial"/>
+          <w:i/>
+          <w:iCs/>
+          <w:color w:val="555555"/>
+          <w:sz w:val="21"/>
+          <w:szCs w:val="21"/>
+        </w:rPr>
+        <w:t xml:space="preserve">Muestra la posición de las operaciones monetarias de un portafolio, sus vencimientos y su devengo.</w:t>
+      </w:r>
+    </w:p>
+    <w:tbl>
+      <w:tblPr>
+        <w:tblW w:type="dxa" w:w="9360"/>
+        <w:tblBorders>
+          <w:top w:val="single" w:color="auto" w:sz="4"/>
+          <w:left w:val="single" w:color="auto" w:sz="4"/>
+          <w:bottom w:val="single" w:color="auto" w:sz="4"/>
+          <w:right w:val="single" w:color="auto" w:sz="4"/>
+          <w:insideH w:val="single" w:color="auto" w:sz="4"/>
+          <w:insideV w:val="single" w:color="auto" w:sz="4"/>
+        </w:tblBorders>
+      </w:tblPr>
+      <w:tblGrid>
+        <w:gridCol w:w="1500"/>
+        <w:gridCol w:w="7860"/>
+      </w:tblGrid>
+      <w:tr>
+        <w:tc>
+          <w:tcPr>
+            <w:tcW w:type="dxa" w:w="1500"/>
+            <w:tcBorders>
+              <w:top w:val="single" w:color="D9C6E4" w:sz="4"/>
+              <w:left w:val="single" w:color="D9C6E4" w:sz="4"/>
+              <w:bottom w:val="single" w:color="D9C6E4" w:sz="4"/>
+              <w:right w:val="single" w:color="D9C6E4" w:sz="4"/>
+            </w:tcBorders>
+            <w:shd w:fill="F3E8F9" w:color="auto" w:val="clear"/>
+            <w:tcMar>
+              <w:top w:type="dxa" w:w="80"/>
+              <w:left w:type="dxa" w:w="120"/>
+              <w:bottom w:type="dxa" w:w="80"/>
+              <w:right w:type="dxa" w:w="120"/>
+            </w:tcMar>
+          </w:tcPr>
+          <w:p>
+            <w:pPr>
+              <w:spacing w:after="0"/>
+            </w:pPr>
+            <w:r>
+              <w:rPr>
+                <w:rFonts w:ascii="Arial" w:cs="Arial" w:eastAsia="Arial" w:hAnsi="Arial"/>
+                <w:b/>
+                <w:bCs/>
+                <w:color w:val="6A1B9A"/>
+                <w:sz w:val="21"/>
+                <w:szCs w:val="21"/>
+              </w:rPr>
+              <w:t xml:space="preserve">Entrada</w:t>
+            </w:r>
+          </w:p>
+        </w:tc>
+        <w:tc>
+          <w:tcPr>
+            <w:tcW w:type="dxa" w:w="7860"/>
+            <w:tcBorders>
+              <w:top w:val="single" w:color="D9C6E4" w:sz="4"/>
+              <w:left w:val="single" w:color="D9C6E4" w:sz="4"/>
+              <w:bottom w:val="single" w:color="D9C6E4" w:sz="4"/>
+              <w:right w:val="single" w:color="D9C6E4" w:sz="4"/>
+            </w:tcBorders>
+            <w:tcMar>
+              <w:top w:type="dxa" w:w="80"/>
+              <w:left w:type="dxa" w:w="120"/>
+              <w:bottom w:type="dxa" w:w="80"/>
+              <w:right w:type="dxa" w:w="120"/>
+            </w:tcMar>
+          </w:tcPr>
+          <w:p>
+            <w:pPr>
+              <w:pStyle w:val="ListParagraph"/>
+              <w:numPr>
+                <w:ilvl w:val="0"/>
+                <w:numId w:val="2"/>
+              </w:numPr>
+              <w:spacing w:after="60" w:line="264"/>
+            </w:pPr>
+            <w:r>
+              <w:rPr>
+                <w:rFonts w:ascii="Arial" w:cs="Arial" w:eastAsia="Arial" w:hAnsi="Arial"/>
+                <w:sz w:val="21"/>
+                <w:szCs w:val="21"/>
+              </w:rPr>
+              <w:t xml:space="preserve">Operaciones monetarias vigentes, con contraparte, valor, tasa y plazo — </w:t>
+            </w:r>
+            <w:r>
+              <w:rPr>
+                <w:rFonts w:ascii="Arial" w:cs="Arial" w:eastAsia="Arial" w:hAnsi="Arial"/>
+                <w:b/>
+                <w:bCs/>
+                <w:color w:val="1B5E20"/>
+                <w:sz w:val="21"/>
+                <w:szCs w:val="21"/>
+              </w:rPr>
+              <w:t xml:space="preserve">Origen: Front de Inversiones</w:t>
+            </w:r>
+          </w:p>
+          <w:p>
+            <w:pPr>
+              <w:pStyle w:val="ListParagraph"/>
+              <w:numPr>
+                <w:ilvl w:val="0"/>
+                <w:numId w:val="2"/>
+              </w:numPr>
+              <w:spacing w:after="60" w:line="264"/>
+            </w:pPr>
+            <w:r>
+              <w:rPr>
+                <w:rFonts w:ascii="Arial" w:cs="Arial" w:eastAsia="Arial" w:hAnsi="Arial"/>
+                <w:sz w:val="21"/>
+                <w:szCs w:val="21"/>
+              </w:rPr>
+              <w:t xml:space="preserve">Cupos de las contrapartes — </w:t>
+            </w:r>
+            <w:r>
+              <w:rPr>
+                <w:rFonts w:ascii="Arial" w:cs="Arial" w:eastAsia="Arial" w:hAnsi="Arial"/>
+                <w:b/>
+                <w:bCs/>
+                <w:color w:val="1B5E20"/>
+                <w:sz w:val="21"/>
+                <w:szCs w:val="21"/>
+              </w:rPr>
+              <w:t xml:space="preserve">Origen: Front de Inversiones</w:t>
+            </w:r>
+          </w:p>
+          <w:p>
+            <w:pPr>
+              <w:pStyle w:val="ListParagraph"/>
+              <w:numPr>
+                <w:ilvl w:val="0"/>
+                <w:numId w:val="2"/>
+              </w:numPr>
+              <w:spacing w:after="60" w:line="264"/>
+            </w:pPr>
+            <w:r>
+              <w:rPr>
+                <w:rFonts w:ascii="Arial" w:cs="Arial" w:eastAsia="Arial" w:hAnsi="Arial"/>
+                <w:sz w:val="21"/>
+                <w:szCs w:val="21"/>
+              </w:rPr>
+              <w:t xml:space="preserve">Tasas de referencia — </w:t>
+            </w:r>
+            <w:r>
+              <w:rPr>
+                <w:rFonts w:ascii="Arial" w:cs="Arial" w:eastAsia="Arial" w:hAnsi="Arial"/>
+                <w:b/>
+                <w:bCs/>
+                <w:color w:val="1B5E20"/>
+                <w:sz w:val="21"/>
+                <w:szCs w:val="21"/>
+              </w:rPr>
+              <w:t xml:space="preserve">Origen: Front de Inversiones</w:t>
+            </w:r>
+          </w:p>
+          <w:p>
+            <w:pPr>
+              <w:pStyle w:val="ListParagraph"/>
+              <w:numPr>
+                <w:ilvl w:val="0"/>
+                <w:numId w:val="2"/>
+              </w:numPr>
+              <w:spacing w:after="60" w:line="264"/>
+            </w:pPr>
+            <w:r>
+              <w:rPr>
+                <w:rFonts w:ascii="Arial" w:cs="Arial" w:eastAsia="Arial" w:hAnsi="Arial"/>
+                <w:sz w:val="21"/>
+                <w:szCs w:val="21"/>
+              </w:rPr>
+              <w:t xml:space="preserve">Portafolio y fecha operativa — </w:t>
+            </w:r>
+            <w:r>
+              <w:rPr>
+                <w:rFonts w:ascii="Arial" w:cs="Arial" w:eastAsia="Arial" w:hAnsi="Arial"/>
+                <w:b/>
+                <w:bCs/>
+                <w:color w:val="1B5E20"/>
+                <w:sz w:val="21"/>
+                <w:szCs w:val="21"/>
+              </w:rPr>
+              <w:t xml:space="preserve">Origen: Front de Inversiones</w:t>
+            </w:r>
+          </w:p>
+        </w:tc>
+      </w:tr>
+      <w:tr>
+        <w:tc>
+          <w:tcPr>
+            <w:tcW w:type="dxa" w:w="1500"/>
+            <w:tcBorders>
+              <w:top w:val="single" w:color="D9C6E4" w:sz="4"/>
+              <w:left w:val="single" w:color="D9C6E4" w:sz="4"/>
+              <w:bottom w:val="single" w:color="D9C6E4" w:sz="4"/>
+              <w:right w:val="single" w:color="D9C6E4" w:sz="4"/>
+            </w:tcBorders>
+            <w:shd w:fill="F3E8F9" w:color="auto" w:val="clear"/>
+            <w:tcMar>
+              <w:top w:type="dxa" w:w="80"/>
+              <w:left w:type="dxa" w:w="120"/>
+              <w:bottom w:type="dxa" w:w="80"/>
+              <w:right w:type="dxa" w:w="120"/>
+            </w:tcMar>
+          </w:tcPr>
+          <w:p>
+            <w:pPr>
+              <w:spacing w:after="0"/>
+            </w:pPr>
+            <w:r>
+              <w:rPr>
+                <w:rFonts w:ascii="Arial" w:cs="Arial" w:eastAsia="Arial" w:hAnsi="Arial"/>
+                <w:b/>
+                <w:bCs/>
+                <w:color w:val="6A1B9A"/>
+                <w:sz w:val="21"/>
+                <w:szCs w:val="21"/>
+              </w:rPr>
+              <w:t xml:space="preserve">Proceso</w:t>
+            </w:r>
+          </w:p>
+        </w:tc>
+        <w:tc>
+          <w:tcPr>
+            <w:tcW w:type="dxa" w:w="7860"/>
+            <w:tcBorders>
+              <w:top w:val="single" w:color="D9C6E4" w:sz="4"/>
+              <w:left w:val="single" w:color="D9C6E4" w:sz="4"/>
+              <w:bottom w:val="single" w:color="D9C6E4" w:sz="4"/>
+              <w:right w:val="single" w:color="D9C6E4" w:sz="4"/>
+            </w:tcBorders>
+            <w:tcMar>
+              <w:top w:type="dxa" w:w="80"/>
+              <w:left w:type="dxa" w:w="120"/>
+              <w:bottom w:type="dxa" w:w="80"/>
+              <w:right w:type="dxa" w:w="120"/>
+            </w:tcMar>
+          </w:tcPr>
+          <w:p>
+            <w:pPr>
+              <w:pStyle w:val="ListParagraph"/>
+              <w:numPr>
+                <w:ilvl w:val="0"/>
+                <w:numId w:val="2"/>
+              </w:numPr>
+              <w:spacing w:after="60" w:line="264"/>
+            </w:pPr>
+            <w:r>
+              <w:rPr>
+                <w:rFonts w:ascii="Arial" w:cs="Arial" w:eastAsia="Arial" w:hAnsi="Arial"/>
+                <w:sz w:val="21"/>
+                <w:szCs w:val="21"/>
+              </w:rPr>
+              <w:t xml:space="preserve">El sistema calcula saldo, plazo y tasa promedio ponderados, lo que vence en 7 días, la liquidez a un día, la escalera de vencimientos y el devengo del día.</w:t>
+            </w:r>
+          </w:p>
+        </w:tc>
+      </w:tr>
+      <w:tr>
+        <w:tc>
+          <w:tcPr>
+            <w:tcW w:type="dxa" w:w="1500"/>
+            <w:tcBorders>
+              <w:top w:val="single" w:color="D9C6E4" w:sz="4"/>
+              <w:left w:val="single" w:color="D9C6E4" w:sz="4"/>
+              <w:bottom w:val="single" w:color="D9C6E4" w:sz="4"/>
+              <w:right w:val="single" w:color="D9C6E4" w:sz="4"/>
+            </w:tcBorders>
+            <w:shd w:fill="F3E8F9" w:color="auto" w:val="clear"/>
+            <w:tcMar>
+              <w:top w:type="dxa" w:w="80"/>
+              <w:left w:type="dxa" w:w="120"/>
+              <w:bottom w:type="dxa" w:w="80"/>
+              <w:right w:type="dxa" w:w="120"/>
+            </w:tcMar>
+          </w:tcPr>
+          <w:p>
+            <w:pPr>
+              <w:spacing w:after="0"/>
+            </w:pPr>
+            <w:r>
+              <w:rPr>
+                <w:rFonts w:ascii="Arial" w:cs="Arial" w:eastAsia="Arial" w:hAnsi="Arial"/>
+                <w:b/>
+                <w:bCs/>
+                <w:color w:val="6A1B9A"/>
+                <w:sz w:val="21"/>
+                <w:szCs w:val="21"/>
+              </w:rPr>
+              <w:t xml:space="preserve">Salida</w:t>
+            </w:r>
+          </w:p>
+        </w:tc>
+        <w:tc>
+          <w:tcPr>
+            <w:tcW w:type="dxa" w:w="7860"/>
+            <w:tcBorders>
+              <w:top w:val="single" w:color="D9C6E4" w:sz="4"/>
+              <w:left w:val="single" w:color="D9C6E4" w:sz="4"/>
+              <w:bottom w:val="single" w:color="D9C6E4" w:sz="4"/>
+              <w:right w:val="single" w:color="D9C6E4" w:sz="4"/>
+            </w:tcBorders>
+            <w:tcMar>
+              <w:top w:type="dxa" w:w="80"/>
+              <w:left w:type="dxa" w:w="120"/>
+              <w:bottom w:type="dxa" w:w="80"/>
+              <w:right w:type="dxa" w:w="120"/>
+            </w:tcMar>
+          </w:tcPr>
+          <w:p>
+            <w:pPr>
+              <w:pStyle w:val="ListParagraph"/>
+              <w:numPr>
+                <w:ilvl w:val="0"/>
+                <w:numId w:val="2"/>
+              </w:numPr>
+              <w:spacing w:after="60" w:line="264"/>
+            </w:pPr>
+            <w:r>
+              <w:rPr>
+                <w:rFonts w:ascii="Arial" w:cs="Arial" w:eastAsia="Arial" w:hAnsi="Arial"/>
+                <w:sz w:val="21"/>
+                <w:szCs w:val="21"/>
+              </w:rPr>
+              <w:t xml:space="preserve">Tres vistas: posición vigente, escalera de vencimientos, y devengo y rentabilidad.</w:t>
+            </w:r>
+          </w:p>
+        </w:tc>
+      </w:tr>
+    </w:tbl>
+    <w:p>
+      <w:pPr>
+        <w:pStyle w:val="Heading3"/>
+        <w:keepNext/>
+        <w:spacing w:after="80" w:before="240"/>
+      </w:pPr>
+      <w:r>
+        <w:rPr>
+          <w:rFonts w:ascii="Arial" w:cs="Arial" w:eastAsia="Arial" w:hAnsi="Arial"/>
+          <w:b/>
+          <w:bCs/>
+          <w:color w:val="222222"/>
+          <w:sz w:val="23"/>
+          <w:szCs w:val="23"/>
+        </w:rPr>
         <w:t xml:space="preserve">Flujos futuros</w:t>
       </w:r>
     </w:p>
@@ -5836,6 +6809,398 @@
                 <w:szCs w:val="21"/>
               </w:rPr>
               <w:t xml:space="preserve">La liquidez esperada del fondo, el canon neto esperado de los inmuebles, los desembolsos esperados y los flujos de cartera con prepago.</w:t>
+            </w:r>
+          </w:p>
+        </w:tc>
+      </w:tr>
+    </w:tbl>
+    <w:p>
+      <w:pPr>
+        <w:pStyle w:val="Heading3"/>
+        <w:keepNext/>
+        <w:spacing w:after="80" w:before="240"/>
+      </w:pPr>
+      <w:r>
+        <w:rPr>
+          <w:rFonts w:ascii="Arial" w:cs="Arial" w:eastAsia="Arial" w:hAnsi="Arial"/>
+          <w:b/>
+          <w:bCs/>
+          <w:color w:val="222222"/>
+          <w:sz w:val="23"/>
+          <w:szCs w:val="23"/>
+        </w:rPr>
+        <w:t xml:space="preserve">Liquidez</w:t>
+      </w:r>
+    </w:p>
+    <w:p>
+      <w:pPr>
+        <w:keepNext/>
+        <w:spacing w:after="100" w:line="276"/>
+      </w:pPr>
+      <w:r>
+        <w:rPr>
+          <w:rFonts w:ascii="Arial" w:cs="Arial" w:eastAsia="Arial" w:hAnsi="Arial"/>
+          <w:i/>
+          <w:iCs/>
+          <w:color w:val="555555"/>
+          <w:sz w:val="21"/>
+          <w:szCs w:val="21"/>
+        </w:rPr>
+        <w:t xml:space="preserve">Anticipa cuánta caja entra y sale, para detectar un déficit de liquidez a tiempo.</w:t>
+      </w:r>
+    </w:p>
+    <w:tbl>
+      <w:tblPr>
+        <w:tblW w:type="dxa" w:w="9360"/>
+        <w:tblBorders>
+          <w:top w:val="single" w:color="auto" w:sz="4"/>
+          <w:left w:val="single" w:color="auto" w:sz="4"/>
+          <w:bottom w:val="single" w:color="auto" w:sz="4"/>
+          <w:right w:val="single" w:color="auto" w:sz="4"/>
+          <w:insideH w:val="single" w:color="auto" w:sz="4"/>
+          <w:insideV w:val="single" w:color="auto" w:sz="4"/>
+        </w:tblBorders>
+      </w:tblPr>
+      <w:tblGrid>
+        <w:gridCol w:w="1500"/>
+        <w:gridCol w:w="7860"/>
+      </w:tblGrid>
+      <w:tr>
+        <w:tc>
+          <w:tcPr>
+            <w:tcW w:type="dxa" w:w="1500"/>
+            <w:tcBorders>
+              <w:top w:val="single" w:color="D9C6E4" w:sz="4"/>
+              <w:left w:val="single" w:color="D9C6E4" w:sz="4"/>
+              <w:bottom w:val="single" w:color="D9C6E4" w:sz="4"/>
+              <w:right w:val="single" w:color="D9C6E4" w:sz="4"/>
+            </w:tcBorders>
+            <w:shd w:fill="F3E8F9" w:color="auto" w:val="clear"/>
+            <w:tcMar>
+              <w:top w:type="dxa" w:w="80"/>
+              <w:left w:type="dxa" w:w="120"/>
+              <w:bottom w:type="dxa" w:w="80"/>
+              <w:right w:type="dxa" w:w="120"/>
+            </w:tcMar>
+          </w:tcPr>
+          <w:p>
+            <w:pPr>
+              <w:spacing w:after="0"/>
+            </w:pPr>
+            <w:r>
+              <w:rPr>
+                <w:rFonts w:ascii="Arial" w:cs="Arial" w:eastAsia="Arial" w:hAnsi="Arial"/>
+                <w:b/>
+                <w:bCs/>
+                <w:color w:val="6A1B9A"/>
+                <w:sz w:val="21"/>
+                <w:szCs w:val="21"/>
+              </w:rPr>
+              <w:t xml:space="preserve">Entrada</w:t>
+            </w:r>
+          </w:p>
+        </w:tc>
+        <w:tc>
+          <w:tcPr>
+            <w:tcW w:type="dxa" w:w="7860"/>
+            <w:tcBorders>
+              <w:top w:val="single" w:color="D9C6E4" w:sz="4"/>
+              <w:left w:val="single" w:color="D9C6E4" w:sz="4"/>
+              <w:bottom w:val="single" w:color="D9C6E4" w:sz="4"/>
+              <w:right w:val="single" w:color="D9C6E4" w:sz="4"/>
+            </w:tcBorders>
+            <w:tcMar>
+              <w:top w:type="dxa" w:w="80"/>
+              <w:left w:type="dxa" w:w="120"/>
+              <w:bottom w:type="dxa" w:w="80"/>
+              <w:right w:type="dxa" w:w="120"/>
+            </w:tcMar>
+          </w:tcPr>
+          <w:p>
+            <w:pPr>
+              <w:pStyle w:val="ListParagraph"/>
+              <w:numPr>
+                <w:ilvl w:val="0"/>
+                <w:numId w:val="2"/>
+              </w:numPr>
+              <w:spacing w:after="60" w:line="264"/>
+            </w:pPr>
+            <w:r>
+              <w:rPr>
+                <w:rFonts w:ascii="Arial" w:cs="Arial" w:eastAsia="Arial" w:hAnsi="Arial"/>
+                <w:sz w:val="21"/>
+                <w:szCs w:val="21"/>
+              </w:rPr>
+              <w:t xml:space="preserve">Portafolio, tipo de flujo, forma de agrupar (día, semana, mes o rango completo) y rango de fechas — </w:t>
+            </w:r>
+            <w:r>
+              <w:rPr>
+                <w:rFonts w:ascii="Arial" w:cs="Arial" w:eastAsia="Arial" w:hAnsi="Arial"/>
+                <w:b/>
+                <w:bCs/>
+                <w:color w:val="1B5E20"/>
+                <w:sz w:val="21"/>
+                <w:szCs w:val="21"/>
+              </w:rPr>
+              <w:t xml:space="preserve">Origen: Front de Inversiones</w:t>
+            </w:r>
+          </w:p>
+          <w:p>
+            <w:pPr>
+              <w:pStyle w:val="ListParagraph"/>
+              <w:numPr>
+                <w:ilvl w:val="0"/>
+                <w:numId w:val="2"/>
+              </w:numPr>
+              <w:spacing w:after="60" w:line="264"/>
+            </w:pPr>
+            <w:r>
+              <w:rPr>
+                <w:rFonts w:ascii="Arial" w:cs="Arial" w:eastAsia="Arial" w:hAnsi="Arial"/>
+                <w:sz w:val="21"/>
+                <w:szCs w:val="21"/>
+              </w:rPr>
+              <w:t xml:space="preserve">Compras y ventas de contado pendientes, vencimientos monetarios y flujos de derivados al vencimiento — </w:t>
+            </w:r>
+            <w:r>
+              <w:rPr>
+                <w:rFonts w:ascii="Arial" w:cs="Arial" w:eastAsia="Arial" w:hAnsi="Arial"/>
+                <w:b/>
+                <w:bCs/>
+                <w:color w:val="1B5E20"/>
+                <w:sz w:val="21"/>
+                <w:szCs w:val="21"/>
+              </w:rPr>
+              <w:t xml:space="preserve">Origen: Front de Inversiones</w:t>
+            </w:r>
+          </w:p>
+          <w:p>
+            <w:pPr>
+              <w:pStyle w:val="ListParagraph"/>
+              <w:numPr>
+                <w:ilvl w:val="0"/>
+                <w:numId w:val="2"/>
+              </w:numPr>
+              <w:spacing w:after="60" w:line="264"/>
+            </w:pPr>
+            <w:r>
+              <w:rPr>
+                <w:rFonts w:ascii="Arial" w:cs="Arial" w:eastAsia="Arial" w:hAnsi="Arial"/>
+                <w:sz w:val="21"/>
+                <w:szCs w:val="21"/>
+              </w:rPr>
+              <w:t xml:space="preserve">Cupones y pagos de capital de la renta fija — </w:t>
+            </w:r>
+            <w:r>
+              <w:rPr>
+                <w:rFonts w:ascii="Arial" w:cs="Arial" w:eastAsia="Arial" w:hAnsi="Arial"/>
+                <w:b/>
+                <w:bCs/>
+                <w:color w:val="6A1B9A"/>
+                <w:sz w:val="21"/>
+                <w:szCs w:val="21"/>
+              </w:rPr>
+              <w:t xml:space="preserve">Origen: New Inversiones</w:t>
+            </w:r>
+          </w:p>
+          <w:p>
+            <w:pPr>
+              <w:pStyle w:val="ListParagraph"/>
+              <w:numPr>
+                <w:ilvl w:val="0"/>
+                <w:numId w:val="2"/>
+              </w:numPr>
+              <w:spacing w:after="60" w:line="264"/>
+            </w:pPr>
+            <w:r>
+              <w:rPr>
+                <w:rFonts w:ascii="Arial" w:cs="Arial" w:eastAsia="Arial" w:hAnsi="Arial"/>
+                <w:sz w:val="21"/>
+                <w:szCs w:val="21"/>
+              </w:rPr>
+              <w:t xml:space="preserve">Aportes y retiros esperados del fondo — </w:t>
+            </w:r>
+            <w:r>
+              <w:rPr>
+                <w:rFonts w:ascii="Arial" w:cs="Arial" w:eastAsia="Arial" w:hAnsi="Arial"/>
+                <w:b/>
+                <w:bCs/>
+                <w:color w:val="6A1B9A"/>
+                <w:sz w:val="21"/>
+                <w:szCs w:val="21"/>
+              </w:rPr>
+              <w:t xml:space="preserve">Origen: Administración del fondo</w:t>
+            </w:r>
+          </w:p>
+          <w:p>
+            <w:pPr>
+              <w:pStyle w:val="ListParagraph"/>
+              <w:numPr>
+                <w:ilvl w:val="0"/>
+                <w:numId w:val="2"/>
+              </w:numPr>
+              <w:spacing w:after="60" w:line="264"/>
+            </w:pPr>
+            <w:r>
+              <w:rPr>
+                <w:rFonts w:ascii="Arial" w:cs="Arial" w:eastAsia="Arial" w:hAnsi="Arial"/>
+                <w:sz w:val="21"/>
+                <w:szCs w:val="21"/>
+              </w:rPr>
+              <w:t xml:space="preserve">Caja disponible del portafolio (supuesto) — </w:t>
+            </w:r>
+            <w:r>
+              <w:rPr>
+                <w:rFonts w:ascii="Arial" w:cs="Arial" w:eastAsia="Arial" w:hAnsi="Arial"/>
+                <w:b/>
+                <w:bCs/>
+                <w:color w:val="6A1B9A"/>
+                <w:sz w:val="21"/>
+                <w:szCs w:val="21"/>
+              </w:rPr>
+              <w:t xml:space="preserve">Origen: Contabilidad</w:t>
+            </w:r>
+          </w:p>
+        </w:tc>
+      </w:tr>
+      <w:tr>
+        <w:tc>
+          <w:tcPr>
+            <w:tcW w:type="dxa" w:w="1500"/>
+            <w:tcBorders>
+              <w:top w:val="single" w:color="D9C6E4" w:sz="4"/>
+              <w:left w:val="single" w:color="D9C6E4" w:sz="4"/>
+              <w:bottom w:val="single" w:color="D9C6E4" w:sz="4"/>
+              <w:right w:val="single" w:color="D9C6E4" w:sz="4"/>
+            </w:tcBorders>
+            <w:shd w:fill="F3E8F9" w:color="auto" w:val="clear"/>
+            <w:tcMar>
+              <w:top w:type="dxa" w:w="80"/>
+              <w:left w:type="dxa" w:w="120"/>
+              <w:bottom w:type="dxa" w:w="80"/>
+              <w:right w:type="dxa" w:w="120"/>
+            </w:tcMar>
+          </w:tcPr>
+          <w:p>
+            <w:pPr>
+              <w:spacing w:after="0"/>
+            </w:pPr>
+            <w:r>
+              <w:rPr>
+                <w:rFonts w:ascii="Arial" w:cs="Arial" w:eastAsia="Arial" w:hAnsi="Arial"/>
+                <w:b/>
+                <w:bCs/>
+                <w:color w:val="6A1B9A"/>
+                <w:sz w:val="21"/>
+                <w:szCs w:val="21"/>
+              </w:rPr>
+              <w:t xml:space="preserve">Proceso</w:t>
+            </w:r>
+          </w:p>
+        </w:tc>
+        <w:tc>
+          <w:tcPr>
+            <w:tcW w:type="dxa" w:w="7860"/>
+            <w:tcBorders>
+              <w:top w:val="single" w:color="D9C6E4" w:sz="4"/>
+              <w:left w:val="single" w:color="D9C6E4" w:sz="4"/>
+              <w:bottom w:val="single" w:color="D9C6E4" w:sz="4"/>
+              <w:right w:val="single" w:color="D9C6E4" w:sz="4"/>
+            </w:tcBorders>
+            <w:tcMar>
+              <w:top w:type="dxa" w:w="80"/>
+              <w:left w:type="dxa" w:w="120"/>
+              <w:bottom w:type="dxa" w:w="80"/>
+              <w:right w:type="dxa" w:w="120"/>
+            </w:tcMar>
+          </w:tcPr>
+          <w:p>
+            <w:pPr>
+              <w:pStyle w:val="ListParagraph"/>
+              <w:numPr>
+                <w:ilvl w:val="0"/>
+                <w:numId w:val="2"/>
+              </w:numPr>
+              <w:spacing w:after="60" w:line="264"/>
+            </w:pPr>
+            <w:r>
+              <w:rPr>
+                <w:rFonts w:ascii="Arial" w:cs="Arial" w:eastAsia="Arial" w:hAnsi="Arial"/>
+                <w:sz w:val="21"/>
+                <w:szCs w:val="21"/>
+              </w:rPr>
+              <w:t xml:space="preserve">El sistema reúne los flujos del rango, los agrupa como pidió el usuario, calcula entradas, salidas, neto y saldo de caja acumulado, y avisa si el saldo queda negativo.</w:t>
+            </w:r>
+          </w:p>
+        </w:tc>
+      </w:tr>
+      <w:tr>
+        <w:tc>
+          <w:tcPr>
+            <w:tcW w:type="dxa" w:w="1500"/>
+            <w:tcBorders>
+              <w:top w:val="single" w:color="D9C6E4" w:sz="4"/>
+              <w:left w:val="single" w:color="D9C6E4" w:sz="4"/>
+              <w:bottom w:val="single" w:color="D9C6E4" w:sz="4"/>
+              <w:right w:val="single" w:color="D9C6E4" w:sz="4"/>
+            </w:tcBorders>
+            <w:shd w:fill="F3E8F9" w:color="auto" w:val="clear"/>
+            <w:tcMar>
+              <w:top w:type="dxa" w:w="80"/>
+              <w:left w:type="dxa" w:w="120"/>
+              <w:bottom w:type="dxa" w:w="80"/>
+              <w:right w:type="dxa" w:w="120"/>
+            </w:tcMar>
+          </w:tcPr>
+          <w:p>
+            <w:pPr>
+              <w:spacing w:after="0"/>
+            </w:pPr>
+            <w:r>
+              <w:rPr>
+                <w:rFonts w:ascii="Arial" w:cs="Arial" w:eastAsia="Arial" w:hAnsi="Arial"/>
+                <w:b/>
+                <w:bCs/>
+                <w:color w:val="6A1B9A"/>
+                <w:sz w:val="21"/>
+                <w:szCs w:val="21"/>
+              </w:rPr>
+              <w:t xml:space="preserve">Salida</w:t>
+            </w:r>
+          </w:p>
+        </w:tc>
+        <w:tc>
+          <w:tcPr>
+            <w:tcW w:type="dxa" w:w="7860"/>
+            <w:tcBorders>
+              <w:top w:val="single" w:color="D9C6E4" w:sz="4"/>
+              <w:left w:val="single" w:color="D9C6E4" w:sz="4"/>
+              <w:bottom w:val="single" w:color="D9C6E4" w:sz="4"/>
+              <w:right w:val="single" w:color="D9C6E4" w:sz="4"/>
+            </w:tcBorders>
+            <w:tcMar>
+              <w:top w:type="dxa" w:w="80"/>
+              <w:left w:type="dxa" w:w="120"/>
+              <w:bottom w:type="dxa" w:w="80"/>
+              <w:right w:type="dxa" w:w="120"/>
+            </w:tcMar>
+          </w:tcPr>
+          <w:p>
+            <w:pPr>
+              <w:pStyle w:val="ListParagraph"/>
+              <w:numPr>
+                <w:ilvl w:val="0"/>
+                <w:numId w:val="2"/>
+              </w:numPr>
+              <w:spacing w:after="60" w:line="264"/>
+            </w:pPr>
+            <w:r>
+              <w:rPr>
+                <w:rFonts w:ascii="Arial" w:cs="Arial" w:eastAsia="Arial" w:hAnsi="Arial"/>
+                <w:sz w:val="21"/>
+                <w:szCs w:val="21"/>
+              </w:rPr>
+              <w:t xml:space="preserve">Indicadores, alerta de déficit, una tabla por período y el detalle de los eventos, ambos exportables a Excel y CSV.</w:t>
             </w:r>
           </w:p>
         </w:tc>
@@ -6161,7 +7526,7 @@
           <w:sz w:val="23"/>
           <w:szCs w:val="23"/>
         </w:rPr>
-        <w:t xml:space="preserve">Operaciones en tránsito</w:t>
+        <w:t xml:space="preserve">Exposición y cobertura</w:t>
       </w:r>
     </w:p>
     <w:p>
@@ -6178,7 +7543,7 @@
           <w:sz w:val="21"/>
           <w:szCs w:val="21"/>
         </w:rPr>
-        <w:t xml:space="preserve">Reúne las operaciones ya registradas que todavía no se han cumplido.</w:t>
+        <w:t xml:space="preserve">Muestra cuánta de la exposición de un portafolio está cubierta con derivados.</w:t>
       </w:r>
     </w:p>
     <w:tbl>
@@ -6263,7 +7628,7 @@
                 <w:sz w:val="21"/>
                 <w:szCs w:val="21"/>
               </w:rPr>
-              <w:t xml:space="preserve">Órdenes de renta fija, renta variable y mercado monetario con su fecha de liquidación y su contraparte — </w:t>
+              <w:t xml:space="preserve">Exposición bruta por subyacente de cada portafolio — </w:t>
             </w:r>
             <w:r>
               <w:rPr>
@@ -6292,7 +7657,7 @@
                 <w:sz w:val="21"/>
                 <w:szCs w:val="21"/>
               </w:rPr>
-              <w:t xml:space="preserve">Datos de los instrumentos y de las posiciones — </w:t>
+              <w:t xml:space="preserve">Posiciones de derivados, con propósito, nocional y valor de mercado — </w:t>
             </w:r>
             <w:r>
               <w:rPr>
@@ -6303,7 +7668,36 @@
                 <w:sz w:val="21"/>
                 <w:szCs w:val="21"/>
               </w:rPr>
-              <w:t xml:space="preserve">Origen: New Inversiones</w:t>
+              <w:t xml:space="preserve">Origen: Derivados</w:t>
+            </w:r>
+          </w:p>
+          <w:p>
+            <w:pPr>
+              <w:pStyle w:val="ListParagraph"/>
+              <w:numPr>
+                <w:ilvl w:val="0"/>
+                <w:numId w:val="2"/>
+              </w:numPr>
+              <w:spacing w:after="60" w:line="264"/>
+            </w:pPr>
+            <w:r>
+              <w:rPr>
+                <w:rFonts w:ascii="Arial" w:cs="Arial" w:eastAsia="Arial" w:hAnsi="Arial"/>
+                <w:sz w:val="21"/>
+                <w:szCs w:val="21"/>
+              </w:rPr>
+              <w:t xml:space="preserve">Portafolio y fecha operativa — </w:t>
+            </w:r>
+            <w:r>
+              <w:rPr>
+                <w:rFonts w:ascii="Arial" w:cs="Arial" w:eastAsia="Arial" w:hAnsi="Arial"/>
+                <w:b/>
+                <w:bCs/>
+                <w:color w:val="1B5E20"/>
+                <w:sz w:val="21"/>
+                <w:szCs w:val="21"/>
+              </w:rPr>
+              <w:t xml:space="preserve">Origen: Front de Inversiones</w:t>
             </w:r>
           </w:p>
         </w:tc>
@@ -6374,7 +7768,25 @@
                 <w:sz w:val="21"/>
                 <w:szCs w:val="21"/>
               </w:rPr>
-              <w:t xml:space="preserve">El sistema toma las órdenes no anuladas cuya liquidación es hoy o futura, y marca las que liquidan hoy y los títulos no emitidos. El usuario filtra por producto, portafolio y contraparte.</w:t>
+              <w:t xml:space="preserve">El sistema compara la exposición bruta con la cobertura. En una operación de «cobertura e inversión» cuenta la mitad del nocional como cobertura.</w:t>
+            </w:r>
+          </w:p>
+          <w:p>
+            <w:pPr>
+              <w:pStyle w:val="ListParagraph"/>
+              <w:numPr>
+                <w:ilvl w:val="0"/>
+                <w:numId w:val="2"/>
+              </w:numPr>
+              <w:spacing w:after="60" w:line="264"/>
+            </w:pPr>
+            <w:r>
+              <w:rPr>
+                <w:rFonts w:ascii="Arial" w:cs="Arial" w:eastAsia="Arial" w:hAnsi="Arial"/>
+                <w:sz w:val="21"/>
+                <w:szCs w:val="21"/>
+              </w:rPr>
+              <w:t xml:space="preserve">Calcula el descubierto, el porcentaje cubierto, el valor de mercado y lo que vence en 30 días.</w:t>
             </w:r>
           </w:p>
         </w:tc>
@@ -6445,704 +7857,7 @@
                 <w:sz w:val="21"/>
                 <w:szCs w:val="21"/>
               </w:rPr>
-              <w:t xml:space="preserve">Una tabla con el valor por liquidar, las operaciones que liquidan hoy y los títulos no emitidos, exportable a Excel y CSV.</w:t>
-            </w:r>
-          </w:p>
-        </w:tc>
-      </w:tr>
-    </w:tbl>
-    <w:p>
-      <w:pPr>
-        <w:pStyle w:val="Heading3"/>
-        <w:keepNext/>
-        <w:spacing w:after="80" w:before="240"/>
-      </w:pPr>
-      <w:r>
-        <w:rPr>
-          <w:rFonts w:ascii="Arial" w:cs="Arial" w:eastAsia="Arial" w:hAnsi="Arial"/>
-          <w:b/>
-          <w:bCs/>
-          <w:color w:val="222222"/>
-          <w:sz w:val="23"/>
-          <w:szCs w:val="23"/>
-        </w:rPr>
-        <w:t xml:space="preserve">Liquidez</w:t>
-      </w:r>
-    </w:p>
-    <w:p>
-      <w:pPr>
-        <w:keepNext/>
-        <w:spacing w:after="100" w:line="276"/>
-      </w:pPr>
-      <w:r>
-        <w:rPr>
-          <w:rFonts w:ascii="Arial" w:cs="Arial" w:eastAsia="Arial" w:hAnsi="Arial"/>
-          <w:i/>
-          <w:iCs/>
-          <w:color w:val="555555"/>
-          <w:sz w:val="21"/>
-          <w:szCs w:val="21"/>
-        </w:rPr>
-        <w:t xml:space="preserve">Anticipa cuánta caja entra y sale, para detectar un déficit de liquidez a tiempo.</w:t>
-      </w:r>
-    </w:p>
-    <w:tbl>
-      <w:tblPr>
-        <w:tblW w:type="dxa" w:w="9360"/>
-        <w:tblBorders>
-          <w:top w:val="single" w:color="auto" w:sz="4"/>
-          <w:left w:val="single" w:color="auto" w:sz="4"/>
-          <w:bottom w:val="single" w:color="auto" w:sz="4"/>
-          <w:right w:val="single" w:color="auto" w:sz="4"/>
-          <w:insideH w:val="single" w:color="auto" w:sz="4"/>
-          <w:insideV w:val="single" w:color="auto" w:sz="4"/>
-        </w:tblBorders>
-      </w:tblPr>
-      <w:tblGrid>
-        <w:gridCol w:w="1500"/>
-        <w:gridCol w:w="7860"/>
-      </w:tblGrid>
-      <w:tr>
-        <w:tc>
-          <w:tcPr>
-            <w:tcW w:type="dxa" w:w="1500"/>
-            <w:tcBorders>
-              <w:top w:val="single" w:color="D9C6E4" w:sz="4"/>
-              <w:left w:val="single" w:color="D9C6E4" w:sz="4"/>
-              <w:bottom w:val="single" w:color="D9C6E4" w:sz="4"/>
-              <w:right w:val="single" w:color="D9C6E4" w:sz="4"/>
-            </w:tcBorders>
-            <w:shd w:fill="F3E8F9" w:color="auto" w:val="clear"/>
-            <w:tcMar>
-              <w:top w:type="dxa" w:w="80"/>
-              <w:left w:type="dxa" w:w="120"/>
-              <w:bottom w:type="dxa" w:w="80"/>
-              <w:right w:type="dxa" w:w="120"/>
-            </w:tcMar>
-          </w:tcPr>
-          <w:p>
-            <w:pPr>
-              <w:spacing w:after="0"/>
-            </w:pPr>
-            <w:r>
-              <w:rPr>
-                <w:rFonts w:ascii="Arial" w:cs="Arial" w:eastAsia="Arial" w:hAnsi="Arial"/>
-                <w:b/>
-                <w:bCs/>
-                <w:color w:val="6A1B9A"/>
-                <w:sz w:val="21"/>
-                <w:szCs w:val="21"/>
-              </w:rPr>
-              <w:t xml:space="preserve">Entrada</w:t>
-            </w:r>
-          </w:p>
-        </w:tc>
-        <w:tc>
-          <w:tcPr>
-            <w:tcW w:type="dxa" w:w="7860"/>
-            <w:tcBorders>
-              <w:top w:val="single" w:color="D9C6E4" w:sz="4"/>
-              <w:left w:val="single" w:color="D9C6E4" w:sz="4"/>
-              <w:bottom w:val="single" w:color="D9C6E4" w:sz="4"/>
-              <w:right w:val="single" w:color="D9C6E4" w:sz="4"/>
-            </w:tcBorders>
-            <w:tcMar>
-              <w:top w:type="dxa" w:w="80"/>
-              <w:left w:type="dxa" w:w="120"/>
-              <w:bottom w:type="dxa" w:w="80"/>
-              <w:right w:type="dxa" w:w="120"/>
-            </w:tcMar>
-          </w:tcPr>
-          <w:p>
-            <w:pPr>
-              <w:pStyle w:val="ListParagraph"/>
-              <w:numPr>
-                <w:ilvl w:val="0"/>
-                <w:numId w:val="2"/>
-              </w:numPr>
-              <w:spacing w:after="60" w:line="264"/>
-            </w:pPr>
-            <w:r>
-              <w:rPr>
-                <w:rFonts w:ascii="Arial" w:cs="Arial" w:eastAsia="Arial" w:hAnsi="Arial"/>
-                <w:sz w:val="21"/>
-                <w:szCs w:val="21"/>
-              </w:rPr>
-              <w:t xml:space="preserve">Portafolio, tipo de flujo, forma de agrupar (día, semana, mes o rango completo) y rango de fechas — </w:t>
-            </w:r>
-            <w:r>
-              <w:rPr>
-                <w:rFonts w:ascii="Arial" w:cs="Arial" w:eastAsia="Arial" w:hAnsi="Arial"/>
-                <w:b/>
-                <w:bCs/>
-                <w:color w:val="1B5E20"/>
-                <w:sz w:val="21"/>
-                <w:szCs w:val="21"/>
-              </w:rPr>
-              <w:t xml:space="preserve">Origen: Front de Inversiones</w:t>
-            </w:r>
-          </w:p>
-          <w:p>
-            <w:pPr>
-              <w:pStyle w:val="ListParagraph"/>
-              <w:numPr>
-                <w:ilvl w:val="0"/>
-                <w:numId w:val="2"/>
-              </w:numPr>
-              <w:spacing w:after="60" w:line="264"/>
-            </w:pPr>
-            <w:r>
-              <w:rPr>
-                <w:rFonts w:ascii="Arial" w:cs="Arial" w:eastAsia="Arial" w:hAnsi="Arial"/>
-                <w:sz w:val="21"/>
-                <w:szCs w:val="21"/>
-              </w:rPr>
-              <w:t xml:space="preserve">Compras y ventas de contado pendientes, vencimientos monetarios y flujos de derivados al vencimiento — </w:t>
-            </w:r>
-            <w:r>
-              <w:rPr>
-                <w:rFonts w:ascii="Arial" w:cs="Arial" w:eastAsia="Arial" w:hAnsi="Arial"/>
-                <w:b/>
-                <w:bCs/>
-                <w:color w:val="1B5E20"/>
-                <w:sz w:val="21"/>
-                <w:szCs w:val="21"/>
-              </w:rPr>
-              <w:t xml:space="preserve">Origen: Front de Inversiones</w:t>
-            </w:r>
-          </w:p>
-          <w:p>
-            <w:pPr>
-              <w:pStyle w:val="ListParagraph"/>
-              <w:numPr>
-                <w:ilvl w:val="0"/>
-                <w:numId w:val="2"/>
-              </w:numPr>
-              <w:spacing w:after="60" w:line="264"/>
-            </w:pPr>
-            <w:r>
-              <w:rPr>
-                <w:rFonts w:ascii="Arial" w:cs="Arial" w:eastAsia="Arial" w:hAnsi="Arial"/>
-                <w:sz w:val="21"/>
-                <w:szCs w:val="21"/>
-              </w:rPr>
-              <w:t xml:space="preserve">Cupones y pagos de capital de la renta fija — </w:t>
-            </w:r>
-            <w:r>
-              <w:rPr>
-                <w:rFonts w:ascii="Arial" w:cs="Arial" w:eastAsia="Arial" w:hAnsi="Arial"/>
-                <w:b/>
-                <w:bCs/>
-                <w:color w:val="6A1B9A"/>
-                <w:sz w:val="21"/>
-                <w:szCs w:val="21"/>
-              </w:rPr>
-              <w:t xml:space="preserve">Origen: New Inversiones</w:t>
-            </w:r>
-          </w:p>
-          <w:p>
-            <w:pPr>
-              <w:pStyle w:val="ListParagraph"/>
-              <w:numPr>
-                <w:ilvl w:val="0"/>
-                <w:numId w:val="2"/>
-              </w:numPr>
-              <w:spacing w:after="60" w:line="264"/>
-            </w:pPr>
-            <w:r>
-              <w:rPr>
-                <w:rFonts w:ascii="Arial" w:cs="Arial" w:eastAsia="Arial" w:hAnsi="Arial"/>
-                <w:sz w:val="21"/>
-                <w:szCs w:val="21"/>
-              </w:rPr>
-              <w:t xml:space="preserve">Aportes y retiros esperados del fondo — </w:t>
-            </w:r>
-            <w:r>
-              <w:rPr>
-                <w:rFonts w:ascii="Arial" w:cs="Arial" w:eastAsia="Arial" w:hAnsi="Arial"/>
-                <w:b/>
-                <w:bCs/>
-                <w:color w:val="6A1B9A"/>
-                <w:sz w:val="21"/>
-                <w:szCs w:val="21"/>
-              </w:rPr>
-              <w:t xml:space="preserve">Origen: Administración del fondo</w:t>
-            </w:r>
-          </w:p>
-          <w:p>
-            <w:pPr>
-              <w:pStyle w:val="ListParagraph"/>
-              <w:numPr>
-                <w:ilvl w:val="0"/>
-                <w:numId w:val="2"/>
-              </w:numPr>
-              <w:spacing w:after="60" w:line="264"/>
-            </w:pPr>
-            <w:r>
-              <w:rPr>
-                <w:rFonts w:ascii="Arial" w:cs="Arial" w:eastAsia="Arial" w:hAnsi="Arial"/>
-                <w:sz w:val="21"/>
-                <w:szCs w:val="21"/>
-              </w:rPr>
-              <w:t xml:space="preserve">Caja disponible del portafolio (supuesto) — </w:t>
-            </w:r>
-            <w:r>
-              <w:rPr>
-                <w:rFonts w:ascii="Arial" w:cs="Arial" w:eastAsia="Arial" w:hAnsi="Arial"/>
-                <w:b/>
-                <w:bCs/>
-                <w:color w:val="6A1B9A"/>
-                <w:sz w:val="21"/>
-                <w:szCs w:val="21"/>
-              </w:rPr>
-              <w:t xml:space="preserve">Origen: Contabilidad</w:t>
-            </w:r>
-          </w:p>
-        </w:tc>
-      </w:tr>
-      <w:tr>
-        <w:tc>
-          <w:tcPr>
-            <w:tcW w:type="dxa" w:w="1500"/>
-            <w:tcBorders>
-              <w:top w:val="single" w:color="D9C6E4" w:sz="4"/>
-              <w:left w:val="single" w:color="D9C6E4" w:sz="4"/>
-              <w:bottom w:val="single" w:color="D9C6E4" w:sz="4"/>
-              <w:right w:val="single" w:color="D9C6E4" w:sz="4"/>
-            </w:tcBorders>
-            <w:shd w:fill="F3E8F9" w:color="auto" w:val="clear"/>
-            <w:tcMar>
-              <w:top w:type="dxa" w:w="80"/>
-              <w:left w:type="dxa" w:w="120"/>
-              <w:bottom w:type="dxa" w:w="80"/>
-              <w:right w:type="dxa" w:w="120"/>
-            </w:tcMar>
-          </w:tcPr>
-          <w:p>
-            <w:pPr>
-              <w:spacing w:after="0"/>
-            </w:pPr>
-            <w:r>
-              <w:rPr>
-                <w:rFonts w:ascii="Arial" w:cs="Arial" w:eastAsia="Arial" w:hAnsi="Arial"/>
-                <w:b/>
-                <w:bCs/>
-                <w:color w:val="6A1B9A"/>
-                <w:sz w:val="21"/>
-                <w:szCs w:val="21"/>
-              </w:rPr>
-              <w:t xml:space="preserve">Proceso</w:t>
-            </w:r>
-          </w:p>
-        </w:tc>
-        <w:tc>
-          <w:tcPr>
-            <w:tcW w:type="dxa" w:w="7860"/>
-            <w:tcBorders>
-              <w:top w:val="single" w:color="D9C6E4" w:sz="4"/>
-              <w:left w:val="single" w:color="D9C6E4" w:sz="4"/>
-              <w:bottom w:val="single" w:color="D9C6E4" w:sz="4"/>
-              <w:right w:val="single" w:color="D9C6E4" w:sz="4"/>
-            </w:tcBorders>
-            <w:tcMar>
-              <w:top w:type="dxa" w:w="80"/>
-              <w:left w:type="dxa" w:w="120"/>
-              <w:bottom w:type="dxa" w:w="80"/>
-              <w:right w:type="dxa" w:w="120"/>
-            </w:tcMar>
-          </w:tcPr>
-          <w:p>
-            <w:pPr>
-              <w:pStyle w:val="ListParagraph"/>
-              <w:numPr>
-                <w:ilvl w:val="0"/>
-                <w:numId w:val="2"/>
-              </w:numPr>
-              <w:spacing w:after="60" w:line="264"/>
-            </w:pPr>
-            <w:r>
-              <w:rPr>
-                <w:rFonts w:ascii="Arial" w:cs="Arial" w:eastAsia="Arial" w:hAnsi="Arial"/>
-                <w:sz w:val="21"/>
-                <w:szCs w:val="21"/>
-              </w:rPr>
-              <w:t xml:space="preserve">El sistema reúne los flujos del rango, los agrupa como pidió el usuario, calcula entradas, salidas, neto y saldo de caja acumulado, y avisa si el saldo queda negativo.</w:t>
-            </w:r>
-          </w:p>
-        </w:tc>
-      </w:tr>
-      <w:tr>
-        <w:tc>
-          <w:tcPr>
-            <w:tcW w:type="dxa" w:w="1500"/>
-            <w:tcBorders>
-              <w:top w:val="single" w:color="D9C6E4" w:sz="4"/>
-              <w:left w:val="single" w:color="D9C6E4" w:sz="4"/>
-              <w:bottom w:val="single" w:color="D9C6E4" w:sz="4"/>
-              <w:right w:val="single" w:color="D9C6E4" w:sz="4"/>
-            </w:tcBorders>
-            <w:shd w:fill="F3E8F9" w:color="auto" w:val="clear"/>
-            <w:tcMar>
-              <w:top w:type="dxa" w:w="80"/>
-              <w:left w:type="dxa" w:w="120"/>
-              <w:bottom w:type="dxa" w:w="80"/>
-              <w:right w:type="dxa" w:w="120"/>
-            </w:tcMar>
-          </w:tcPr>
-          <w:p>
-            <w:pPr>
-              <w:spacing w:after="0"/>
-            </w:pPr>
-            <w:r>
-              <w:rPr>
-                <w:rFonts w:ascii="Arial" w:cs="Arial" w:eastAsia="Arial" w:hAnsi="Arial"/>
-                <w:b/>
-                <w:bCs/>
-                <w:color w:val="6A1B9A"/>
-                <w:sz w:val="21"/>
-                <w:szCs w:val="21"/>
-              </w:rPr>
-              <w:t xml:space="preserve">Salida</w:t>
-            </w:r>
-          </w:p>
-        </w:tc>
-        <w:tc>
-          <w:tcPr>
-            <w:tcW w:type="dxa" w:w="7860"/>
-            <w:tcBorders>
-              <w:top w:val="single" w:color="D9C6E4" w:sz="4"/>
-              <w:left w:val="single" w:color="D9C6E4" w:sz="4"/>
-              <w:bottom w:val="single" w:color="D9C6E4" w:sz="4"/>
-              <w:right w:val="single" w:color="D9C6E4" w:sz="4"/>
-            </w:tcBorders>
-            <w:tcMar>
-              <w:top w:type="dxa" w:w="80"/>
-              <w:left w:type="dxa" w:w="120"/>
-              <w:bottom w:type="dxa" w:w="80"/>
-              <w:right w:type="dxa" w:w="120"/>
-            </w:tcMar>
-          </w:tcPr>
-          <w:p>
-            <w:pPr>
-              <w:pStyle w:val="ListParagraph"/>
-              <w:numPr>
-                <w:ilvl w:val="0"/>
-                <w:numId w:val="2"/>
-              </w:numPr>
-              <w:spacing w:after="60" w:line="264"/>
-            </w:pPr>
-            <w:r>
-              <w:rPr>
-                <w:rFonts w:ascii="Arial" w:cs="Arial" w:eastAsia="Arial" w:hAnsi="Arial"/>
-                <w:sz w:val="21"/>
-                <w:szCs w:val="21"/>
-              </w:rPr>
-              <w:t xml:space="preserve">Indicadores, alerta de déficit, una tabla por período y el detalle de los eventos, ambos exportables a Excel y CSV.</w:t>
-            </w:r>
-          </w:p>
-        </w:tc>
-      </w:tr>
-    </w:tbl>
-    <w:p>
-      <w:pPr>
-        <w:pStyle w:val="Heading3"/>
-        <w:keepNext/>
-        <w:spacing w:after="80" w:before="240"/>
-      </w:pPr>
-      <w:r>
-        <w:rPr>
-          <w:rFonts w:ascii="Arial" w:cs="Arial" w:eastAsia="Arial" w:hAnsi="Arial"/>
-          <w:b/>
-          <w:bCs/>
-          <w:color w:val="222222"/>
-          <w:sz w:val="23"/>
-          <w:szCs w:val="23"/>
-        </w:rPr>
-        <w:t xml:space="preserve">Precios en línea</w:t>
-      </w:r>
-    </w:p>
-    <w:p>
-      <w:pPr>
-        <w:keepNext/>
-        <w:spacing w:after="100" w:line="276"/>
-      </w:pPr>
-      <w:r>
-        <w:rPr>
-          <w:rFonts w:ascii="Arial" w:cs="Arial" w:eastAsia="Arial" w:hAnsi="Arial"/>
-          <w:i/>
-          <w:iCs/>
-          <w:color w:val="555555"/>
-          <w:sz w:val="21"/>
-          <w:szCs w:val="21"/>
-        </w:rPr>
-        <w:t xml:space="preserve">Consulta los precios de mercado de cada instrumento, tomados del proveedor que corresponde a su clase de activo.</w:t>
-      </w:r>
-    </w:p>
-    <w:tbl>
-      <w:tblPr>
-        <w:tblW w:type="dxa" w:w="9360"/>
-        <w:tblBorders>
-          <w:top w:val="single" w:color="auto" w:sz="4"/>
-          <w:left w:val="single" w:color="auto" w:sz="4"/>
-          <w:bottom w:val="single" w:color="auto" w:sz="4"/>
-          <w:right w:val="single" w:color="auto" w:sz="4"/>
-          <w:insideH w:val="single" w:color="auto" w:sz="4"/>
-          <w:insideV w:val="single" w:color="auto" w:sz="4"/>
-        </w:tblBorders>
-      </w:tblPr>
-      <w:tblGrid>
-        <w:gridCol w:w="1500"/>
-        <w:gridCol w:w="7860"/>
-      </w:tblGrid>
-      <w:tr>
-        <w:tc>
-          <w:tcPr>
-            <w:tcW w:type="dxa" w:w="1500"/>
-            <w:tcBorders>
-              <w:top w:val="single" w:color="D9C6E4" w:sz="4"/>
-              <w:left w:val="single" w:color="D9C6E4" w:sz="4"/>
-              <w:bottom w:val="single" w:color="D9C6E4" w:sz="4"/>
-              <w:right w:val="single" w:color="D9C6E4" w:sz="4"/>
-            </w:tcBorders>
-            <w:shd w:fill="F3E8F9" w:color="auto" w:val="clear"/>
-            <w:tcMar>
-              <w:top w:type="dxa" w:w="80"/>
-              <w:left w:type="dxa" w:w="120"/>
-              <w:bottom w:type="dxa" w:w="80"/>
-              <w:right w:type="dxa" w:w="120"/>
-            </w:tcMar>
-          </w:tcPr>
-          <w:p>
-            <w:pPr>
-              <w:spacing w:after="0"/>
-            </w:pPr>
-            <w:r>
-              <w:rPr>
-                <w:rFonts w:ascii="Arial" w:cs="Arial" w:eastAsia="Arial" w:hAnsi="Arial"/>
-                <w:b/>
-                <w:bCs/>
-                <w:color w:val="6A1B9A"/>
-                <w:sz w:val="21"/>
-                <w:szCs w:val="21"/>
-              </w:rPr>
-              <w:t xml:space="preserve">Entrada</w:t>
-            </w:r>
-          </w:p>
-        </w:tc>
-        <w:tc>
-          <w:tcPr>
-            <w:tcW w:type="dxa" w:w="7860"/>
-            <w:tcBorders>
-              <w:top w:val="single" w:color="D9C6E4" w:sz="4"/>
-              <w:left w:val="single" w:color="D9C6E4" w:sz="4"/>
-              <w:bottom w:val="single" w:color="D9C6E4" w:sz="4"/>
-              <w:right w:val="single" w:color="D9C6E4" w:sz="4"/>
-            </w:tcBorders>
-            <w:tcMar>
-              <w:top w:type="dxa" w:w="80"/>
-              <w:left w:type="dxa" w:w="120"/>
-              <w:bottom w:type="dxa" w:w="80"/>
-              <w:right w:type="dxa" w:w="120"/>
-            </w:tcMar>
-          </w:tcPr>
-          <w:p>
-            <w:pPr>
-              <w:pStyle w:val="ListParagraph"/>
-              <w:numPr>
-                <w:ilvl w:val="0"/>
-                <w:numId w:val="2"/>
-              </w:numPr>
-              <w:spacing w:after="60" w:line="264"/>
-            </w:pPr>
-            <w:r>
-              <w:rPr>
-                <w:rFonts w:ascii="Arial" w:cs="Arial" w:eastAsia="Arial" w:hAnsi="Arial"/>
-                <w:sz w:val="21"/>
-                <w:szCs w:val="21"/>
-              </w:rPr>
-              <w:t xml:space="preserve">Proveedores de precios, con su prioridad y frecuencia — </w:t>
-            </w:r>
-            <w:r>
-              <w:rPr>
-                <w:rFonts w:ascii="Arial" w:cs="Arial" w:eastAsia="Arial" w:hAnsi="Arial"/>
-                <w:b/>
-                <w:bCs/>
-                <w:color w:val="1B5E20"/>
-                <w:sz w:val="21"/>
-                <w:szCs w:val="21"/>
-              </w:rPr>
-              <w:t xml:space="preserve">Origen: Front de Inversiones</w:t>
-            </w:r>
-          </w:p>
-          <w:p>
-            <w:pPr>
-              <w:pStyle w:val="ListParagraph"/>
-              <w:numPr>
-                <w:ilvl w:val="0"/>
-                <w:numId w:val="2"/>
-              </w:numPr>
-              <w:spacing w:after="60" w:line="264"/>
-            </w:pPr>
-            <w:r>
-              <w:rPr>
-                <w:rFonts w:ascii="Arial" w:cs="Arial" w:eastAsia="Arial" w:hAnsi="Arial"/>
-                <w:sz w:val="21"/>
-                <w:szCs w:val="21"/>
-              </w:rPr>
-              <w:t xml:space="preserve">Precios de renta fija, renta variable y divisas, con su variación — </w:t>
-            </w:r>
-            <w:r>
-              <w:rPr>
-                <w:rFonts w:ascii="Arial" w:cs="Arial" w:eastAsia="Arial" w:hAnsi="Arial"/>
-                <w:b/>
-                <w:bCs/>
-                <w:color w:val="6A1B9A"/>
-                <w:sz w:val="21"/>
-                <w:szCs w:val="21"/>
-              </w:rPr>
-              <w:t xml:space="preserve">Origen: New Inversiones</w:t>
-            </w:r>
-          </w:p>
-        </w:tc>
-      </w:tr>
-      <w:tr>
-        <w:tc>
-          <w:tcPr>
-            <w:tcW w:type="dxa" w:w="1500"/>
-            <w:tcBorders>
-              <w:top w:val="single" w:color="D9C6E4" w:sz="4"/>
-              <w:left w:val="single" w:color="D9C6E4" w:sz="4"/>
-              <w:bottom w:val="single" w:color="D9C6E4" w:sz="4"/>
-              <w:right w:val="single" w:color="D9C6E4" w:sz="4"/>
-            </w:tcBorders>
-            <w:shd w:fill="F3E8F9" w:color="auto" w:val="clear"/>
-            <w:tcMar>
-              <w:top w:type="dxa" w:w="80"/>
-              <w:left w:type="dxa" w:w="120"/>
-              <w:bottom w:type="dxa" w:w="80"/>
-              <w:right w:type="dxa" w:w="120"/>
-            </w:tcMar>
-          </w:tcPr>
-          <w:p>
-            <w:pPr>
-              <w:spacing w:after="0"/>
-            </w:pPr>
-            <w:r>
-              <w:rPr>
-                <w:rFonts w:ascii="Arial" w:cs="Arial" w:eastAsia="Arial" w:hAnsi="Arial"/>
-                <w:b/>
-                <w:bCs/>
-                <w:color w:val="6A1B9A"/>
-                <w:sz w:val="21"/>
-                <w:szCs w:val="21"/>
-              </w:rPr>
-              <w:t xml:space="preserve">Proceso</w:t>
-            </w:r>
-          </w:p>
-        </w:tc>
-        <w:tc>
-          <w:tcPr>
-            <w:tcW w:type="dxa" w:w="7860"/>
-            <w:tcBorders>
-              <w:top w:val="single" w:color="D9C6E4" w:sz="4"/>
-              <w:left w:val="single" w:color="D9C6E4" w:sz="4"/>
-              <w:bottom w:val="single" w:color="D9C6E4" w:sz="4"/>
-              <w:right w:val="single" w:color="D9C6E4" w:sz="4"/>
-            </w:tcBorders>
-            <w:tcMar>
-              <w:top w:type="dxa" w:w="80"/>
-              <w:left w:type="dxa" w:w="120"/>
-              <w:bottom w:type="dxa" w:w="80"/>
-              <w:right w:type="dxa" w:w="120"/>
-            </w:tcMar>
-          </w:tcPr>
-          <w:p>
-            <w:pPr>
-              <w:pStyle w:val="ListParagraph"/>
-              <w:numPr>
-                <w:ilvl w:val="0"/>
-                <w:numId w:val="2"/>
-              </w:numPr>
-              <w:spacing w:after="60" w:line="264"/>
-            </w:pPr>
-            <w:r>
-              <w:rPr>
-                <w:rFonts w:ascii="Arial" w:cs="Arial" w:eastAsia="Arial" w:hAnsi="Arial"/>
-                <w:sz w:val="21"/>
-                <w:szCs w:val="21"/>
-              </w:rPr>
-              <w:t xml:space="preserve">El sistema elige para cada clase el proveedor activo de menor prioridad (por ejemplo Bloomberg o Reuters). Si no hay ninguno activo lo avisa. El usuario actualiza los precios cuando quiere.</w:t>
-            </w:r>
-          </w:p>
-        </w:tc>
-      </w:tr>
-      <w:tr>
-        <w:tc>
-          <w:tcPr>
-            <w:tcW w:type="dxa" w:w="1500"/>
-            <w:tcBorders>
-              <w:top w:val="single" w:color="D9C6E4" w:sz="4"/>
-              <w:left w:val="single" w:color="D9C6E4" w:sz="4"/>
-              <w:bottom w:val="single" w:color="D9C6E4" w:sz="4"/>
-              <w:right w:val="single" w:color="D9C6E4" w:sz="4"/>
-            </w:tcBorders>
-            <w:shd w:fill="F3E8F9" w:color="auto" w:val="clear"/>
-            <w:tcMar>
-              <w:top w:type="dxa" w:w="80"/>
-              <w:left w:type="dxa" w:w="120"/>
-              <w:bottom w:type="dxa" w:w="80"/>
-              <w:right w:type="dxa" w:w="120"/>
-            </w:tcMar>
-          </w:tcPr>
-          <w:p>
-            <w:pPr>
-              <w:spacing w:after="0"/>
-            </w:pPr>
-            <w:r>
-              <w:rPr>
-                <w:rFonts w:ascii="Arial" w:cs="Arial" w:eastAsia="Arial" w:hAnsi="Arial"/>
-                <w:b/>
-                <w:bCs/>
-                <w:color w:val="6A1B9A"/>
-                <w:sz w:val="21"/>
-                <w:szCs w:val="21"/>
-              </w:rPr>
-              <w:t xml:space="preserve">Salida</w:t>
-            </w:r>
-          </w:p>
-        </w:tc>
-        <w:tc>
-          <w:tcPr>
-            <w:tcW w:type="dxa" w:w="7860"/>
-            <w:tcBorders>
-              <w:top w:val="single" w:color="D9C6E4" w:sz="4"/>
-              <w:left w:val="single" w:color="D9C6E4" w:sz="4"/>
-              <w:bottom w:val="single" w:color="D9C6E4" w:sz="4"/>
-              <w:right w:val="single" w:color="D9C6E4" w:sz="4"/>
-            </w:tcBorders>
-            <w:tcMar>
-              <w:top w:type="dxa" w:w="80"/>
-              <w:left w:type="dxa" w:w="120"/>
-              <w:bottom w:type="dxa" w:w="80"/>
-              <w:right w:type="dxa" w:w="120"/>
-            </w:tcMar>
-          </w:tcPr>
-          <w:p>
-            <w:pPr>
-              <w:pStyle w:val="ListParagraph"/>
-              <w:numPr>
-                <w:ilvl w:val="0"/>
-                <w:numId w:val="2"/>
-              </w:numPr>
-              <w:spacing w:after="60" w:line="264"/>
-            </w:pPr>
-            <w:r>
-              <w:rPr>
-                <w:rFonts w:ascii="Arial" w:cs="Arial" w:eastAsia="Arial" w:hAnsi="Arial"/>
-                <w:sz w:val="21"/>
-                <w:szCs w:val="21"/>
-              </w:rPr>
-              <w:t xml:space="preserve">Una tabla con precio, variación, unidad y proveedor, con la hora de la última actualización.</w:t>
+              <w:t xml:space="preserve">Exposición bruta, cobertura, descubierto y porcentaje cubierto por subyacente, y la lista de posiciones de derivados.</w:t>
             </w:r>
           </w:p>
         </w:tc>
@@ -7495,721 +8210,6 @@
                 <w:szCs w:val="21"/>
               </w:rPr>
               <w:t xml:space="preserve">El impacto del escenario en valor y en porcentaje, con su detalle por efecto, y el resultado de la simulación de la operación.</w:t>
-            </w:r>
-          </w:p>
-        </w:tc>
-      </w:tr>
-    </w:tbl>
-    <w:p>
-      <w:pPr>
-        <w:pStyle w:val="Heading3"/>
-        <w:keepNext/>
-        <w:spacing w:after="80" w:before="240"/>
-      </w:pPr>
-      <w:r>
-        <w:rPr>
-          <w:rFonts w:ascii="Arial" w:cs="Arial" w:eastAsia="Arial" w:hAnsi="Arial"/>
-          <w:b/>
-          <w:bCs/>
-          <w:color w:val="222222"/>
-          <w:sz w:val="23"/>
-          <w:szCs w:val="23"/>
-        </w:rPr>
-        <w:t xml:space="preserve">Mercado monetario (Dashboard)</w:t>
-      </w:r>
-    </w:p>
-    <w:p>
-      <w:pPr>
-        <w:keepNext/>
-        <w:spacing w:after="100" w:line="276"/>
-      </w:pPr>
-      <w:r>
-        <w:rPr>
-          <w:rFonts w:ascii="Arial" w:cs="Arial" w:eastAsia="Arial" w:hAnsi="Arial"/>
-          <w:i/>
-          <w:iCs/>
-          <w:color w:val="555555"/>
-          <w:sz w:val="21"/>
-          <w:szCs w:val="21"/>
-        </w:rPr>
-        <w:t xml:space="preserve">Muestra la posición de las operaciones monetarias de un portafolio, sus vencimientos y su devengo.</w:t>
-      </w:r>
-    </w:p>
-    <w:tbl>
-      <w:tblPr>
-        <w:tblW w:type="dxa" w:w="9360"/>
-        <w:tblBorders>
-          <w:top w:val="single" w:color="auto" w:sz="4"/>
-          <w:left w:val="single" w:color="auto" w:sz="4"/>
-          <w:bottom w:val="single" w:color="auto" w:sz="4"/>
-          <w:right w:val="single" w:color="auto" w:sz="4"/>
-          <w:insideH w:val="single" w:color="auto" w:sz="4"/>
-          <w:insideV w:val="single" w:color="auto" w:sz="4"/>
-        </w:tblBorders>
-      </w:tblPr>
-      <w:tblGrid>
-        <w:gridCol w:w="1500"/>
-        <w:gridCol w:w="7860"/>
-      </w:tblGrid>
-      <w:tr>
-        <w:tc>
-          <w:tcPr>
-            <w:tcW w:type="dxa" w:w="1500"/>
-            <w:tcBorders>
-              <w:top w:val="single" w:color="D9C6E4" w:sz="4"/>
-              <w:left w:val="single" w:color="D9C6E4" w:sz="4"/>
-              <w:bottom w:val="single" w:color="D9C6E4" w:sz="4"/>
-              <w:right w:val="single" w:color="D9C6E4" w:sz="4"/>
-            </w:tcBorders>
-            <w:shd w:fill="F3E8F9" w:color="auto" w:val="clear"/>
-            <w:tcMar>
-              <w:top w:type="dxa" w:w="80"/>
-              <w:left w:type="dxa" w:w="120"/>
-              <w:bottom w:type="dxa" w:w="80"/>
-              <w:right w:type="dxa" w:w="120"/>
-            </w:tcMar>
-          </w:tcPr>
-          <w:p>
-            <w:pPr>
-              <w:spacing w:after="0"/>
-            </w:pPr>
-            <w:r>
-              <w:rPr>
-                <w:rFonts w:ascii="Arial" w:cs="Arial" w:eastAsia="Arial" w:hAnsi="Arial"/>
-                <w:b/>
-                <w:bCs/>
-                <w:color w:val="6A1B9A"/>
-                <w:sz w:val="21"/>
-                <w:szCs w:val="21"/>
-              </w:rPr>
-              <w:t xml:space="preserve">Entrada</w:t>
-            </w:r>
-          </w:p>
-        </w:tc>
-        <w:tc>
-          <w:tcPr>
-            <w:tcW w:type="dxa" w:w="7860"/>
-            <w:tcBorders>
-              <w:top w:val="single" w:color="D9C6E4" w:sz="4"/>
-              <w:left w:val="single" w:color="D9C6E4" w:sz="4"/>
-              <w:bottom w:val="single" w:color="D9C6E4" w:sz="4"/>
-              <w:right w:val="single" w:color="D9C6E4" w:sz="4"/>
-            </w:tcBorders>
-            <w:tcMar>
-              <w:top w:type="dxa" w:w="80"/>
-              <w:left w:type="dxa" w:w="120"/>
-              <w:bottom w:type="dxa" w:w="80"/>
-              <w:right w:type="dxa" w:w="120"/>
-            </w:tcMar>
-          </w:tcPr>
-          <w:p>
-            <w:pPr>
-              <w:pStyle w:val="ListParagraph"/>
-              <w:numPr>
-                <w:ilvl w:val="0"/>
-                <w:numId w:val="2"/>
-              </w:numPr>
-              <w:spacing w:after="60" w:line="264"/>
-            </w:pPr>
-            <w:r>
-              <w:rPr>
-                <w:rFonts w:ascii="Arial" w:cs="Arial" w:eastAsia="Arial" w:hAnsi="Arial"/>
-                <w:sz w:val="21"/>
-                <w:szCs w:val="21"/>
-              </w:rPr>
-              <w:t xml:space="preserve">Operaciones monetarias vigentes, con contraparte, valor, tasa y plazo — </w:t>
-            </w:r>
-            <w:r>
-              <w:rPr>
-                <w:rFonts w:ascii="Arial" w:cs="Arial" w:eastAsia="Arial" w:hAnsi="Arial"/>
-                <w:b/>
-                <w:bCs/>
-                <w:color w:val="1B5E20"/>
-                <w:sz w:val="21"/>
-                <w:szCs w:val="21"/>
-              </w:rPr>
-              <w:t xml:space="preserve">Origen: Front de Inversiones</w:t>
-            </w:r>
-          </w:p>
-          <w:p>
-            <w:pPr>
-              <w:pStyle w:val="ListParagraph"/>
-              <w:numPr>
-                <w:ilvl w:val="0"/>
-                <w:numId w:val="2"/>
-              </w:numPr>
-              <w:spacing w:after="60" w:line="264"/>
-            </w:pPr>
-            <w:r>
-              <w:rPr>
-                <w:rFonts w:ascii="Arial" w:cs="Arial" w:eastAsia="Arial" w:hAnsi="Arial"/>
-                <w:sz w:val="21"/>
-                <w:szCs w:val="21"/>
-              </w:rPr>
-              <w:t xml:space="preserve">Cupos de las contrapartes — </w:t>
-            </w:r>
-            <w:r>
-              <w:rPr>
-                <w:rFonts w:ascii="Arial" w:cs="Arial" w:eastAsia="Arial" w:hAnsi="Arial"/>
-                <w:b/>
-                <w:bCs/>
-                <w:color w:val="1B5E20"/>
-                <w:sz w:val="21"/>
-                <w:szCs w:val="21"/>
-              </w:rPr>
-              <w:t xml:space="preserve">Origen: Front de Inversiones</w:t>
-            </w:r>
-          </w:p>
-          <w:p>
-            <w:pPr>
-              <w:pStyle w:val="ListParagraph"/>
-              <w:numPr>
-                <w:ilvl w:val="0"/>
-                <w:numId w:val="2"/>
-              </w:numPr>
-              <w:spacing w:after="60" w:line="264"/>
-            </w:pPr>
-            <w:r>
-              <w:rPr>
-                <w:rFonts w:ascii="Arial" w:cs="Arial" w:eastAsia="Arial" w:hAnsi="Arial"/>
-                <w:sz w:val="21"/>
-                <w:szCs w:val="21"/>
-              </w:rPr>
-              <w:t xml:space="preserve">Tasas de referencia — </w:t>
-            </w:r>
-            <w:r>
-              <w:rPr>
-                <w:rFonts w:ascii="Arial" w:cs="Arial" w:eastAsia="Arial" w:hAnsi="Arial"/>
-                <w:b/>
-                <w:bCs/>
-                <w:color w:val="1B5E20"/>
-                <w:sz w:val="21"/>
-                <w:szCs w:val="21"/>
-              </w:rPr>
-              <w:t xml:space="preserve">Origen: Front de Inversiones</w:t>
-            </w:r>
-          </w:p>
-          <w:p>
-            <w:pPr>
-              <w:pStyle w:val="ListParagraph"/>
-              <w:numPr>
-                <w:ilvl w:val="0"/>
-                <w:numId w:val="2"/>
-              </w:numPr>
-              <w:spacing w:after="60" w:line="264"/>
-            </w:pPr>
-            <w:r>
-              <w:rPr>
-                <w:rFonts w:ascii="Arial" w:cs="Arial" w:eastAsia="Arial" w:hAnsi="Arial"/>
-                <w:sz w:val="21"/>
-                <w:szCs w:val="21"/>
-              </w:rPr>
-              <w:t xml:space="preserve">Portafolio y fecha operativa — </w:t>
-            </w:r>
-            <w:r>
-              <w:rPr>
-                <w:rFonts w:ascii="Arial" w:cs="Arial" w:eastAsia="Arial" w:hAnsi="Arial"/>
-                <w:b/>
-                <w:bCs/>
-                <w:color w:val="1B5E20"/>
-                <w:sz w:val="21"/>
-                <w:szCs w:val="21"/>
-              </w:rPr>
-              <w:t xml:space="preserve">Origen: Front de Inversiones</w:t>
-            </w:r>
-          </w:p>
-        </w:tc>
-      </w:tr>
-      <w:tr>
-        <w:tc>
-          <w:tcPr>
-            <w:tcW w:type="dxa" w:w="1500"/>
-            <w:tcBorders>
-              <w:top w:val="single" w:color="D9C6E4" w:sz="4"/>
-              <w:left w:val="single" w:color="D9C6E4" w:sz="4"/>
-              <w:bottom w:val="single" w:color="D9C6E4" w:sz="4"/>
-              <w:right w:val="single" w:color="D9C6E4" w:sz="4"/>
-            </w:tcBorders>
-            <w:shd w:fill="F3E8F9" w:color="auto" w:val="clear"/>
-            <w:tcMar>
-              <w:top w:type="dxa" w:w="80"/>
-              <w:left w:type="dxa" w:w="120"/>
-              <w:bottom w:type="dxa" w:w="80"/>
-              <w:right w:type="dxa" w:w="120"/>
-            </w:tcMar>
-          </w:tcPr>
-          <w:p>
-            <w:pPr>
-              <w:spacing w:after="0"/>
-            </w:pPr>
-            <w:r>
-              <w:rPr>
-                <w:rFonts w:ascii="Arial" w:cs="Arial" w:eastAsia="Arial" w:hAnsi="Arial"/>
-                <w:b/>
-                <w:bCs/>
-                <w:color w:val="6A1B9A"/>
-                <w:sz w:val="21"/>
-                <w:szCs w:val="21"/>
-              </w:rPr>
-              <w:t xml:space="preserve">Proceso</w:t>
-            </w:r>
-          </w:p>
-        </w:tc>
-        <w:tc>
-          <w:tcPr>
-            <w:tcW w:type="dxa" w:w="7860"/>
-            <w:tcBorders>
-              <w:top w:val="single" w:color="D9C6E4" w:sz="4"/>
-              <w:left w:val="single" w:color="D9C6E4" w:sz="4"/>
-              <w:bottom w:val="single" w:color="D9C6E4" w:sz="4"/>
-              <w:right w:val="single" w:color="D9C6E4" w:sz="4"/>
-            </w:tcBorders>
-            <w:tcMar>
-              <w:top w:type="dxa" w:w="80"/>
-              <w:left w:type="dxa" w:w="120"/>
-              <w:bottom w:type="dxa" w:w="80"/>
-              <w:right w:type="dxa" w:w="120"/>
-            </w:tcMar>
-          </w:tcPr>
-          <w:p>
-            <w:pPr>
-              <w:pStyle w:val="ListParagraph"/>
-              <w:numPr>
-                <w:ilvl w:val="0"/>
-                <w:numId w:val="2"/>
-              </w:numPr>
-              <w:spacing w:after="60" w:line="264"/>
-            </w:pPr>
-            <w:r>
-              <w:rPr>
-                <w:rFonts w:ascii="Arial" w:cs="Arial" w:eastAsia="Arial" w:hAnsi="Arial"/>
-                <w:sz w:val="21"/>
-                <w:szCs w:val="21"/>
-              </w:rPr>
-              <w:t xml:space="preserve">El sistema calcula saldo, plazo y tasa promedio ponderados, lo que vence en 7 días, la liquidez a un día, la escalera de vencimientos y el devengo del día.</w:t>
-            </w:r>
-          </w:p>
-        </w:tc>
-      </w:tr>
-      <w:tr>
-        <w:tc>
-          <w:tcPr>
-            <w:tcW w:type="dxa" w:w="1500"/>
-            <w:tcBorders>
-              <w:top w:val="single" w:color="D9C6E4" w:sz="4"/>
-              <w:left w:val="single" w:color="D9C6E4" w:sz="4"/>
-              <w:bottom w:val="single" w:color="D9C6E4" w:sz="4"/>
-              <w:right w:val="single" w:color="D9C6E4" w:sz="4"/>
-            </w:tcBorders>
-            <w:shd w:fill="F3E8F9" w:color="auto" w:val="clear"/>
-            <w:tcMar>
-              <w:top w:type="dxa" w:w="80"/>
-              <w:left w:type="dxa" w:w="120"/>
-              <w:bottom w:type="dxa" w:w="80"/>
-              <w:right w:type="dxa" w:w="120"/>
-            </w:tcMar>
-          </w:tcPr>
-          <w:p>
-            <w:pPr>
-              <w:spacing w:after="0"/>
-            </w:pPr>
-            <w:r>
-              <w:rPr>
-                <w:rFonts w:ascii="Arial" w:cs="Arial" w:eastAsia="Arial" w:hAnsi="Arial"/>
-                <w:b/>
-                <w:bCs/>
-                <w:color w:val="6A1B9A"/>
-                <w:sz w:val="21"/>
-                <w:szCs w:val="21"/>
-              </w:rPr>
-              <w:t xml:space="preserve">Salida</w:t>
-            </w:r>
-          </w:p>
-        </w:tc>
-        <w:tc>
-          <w:tcPr>
-            <w:tcW w:type="dxa" w:w="7860"/>
-            <w:tcBorders>
-              <w:top w:val="single" w:color="D9C6E4" w:sz="4"/>
-              <w:left w:val="single" w:color="D9C6E4" w:sz="4"/>
-              <w:bottom w:val="single" w:color="D9C6E4" w:sz="4"/>
-              <w:right w:val="single" w:color="D9C6E4" w:sz="4"/>
-            </w:tcBorders>
-            <w:tcMar>
-              <w:top w:type="dxa" w:w="80"/>
-              <w:left w:type="dxa" w:w="120"/>
-              <w:bottom w:type="dxa" w:w="80"/>
-              <w:right w:type="dxa" w:w="120"/>
-            </w:tcMar>
-          </w:tcPr>
-          <w:p>
-            <w:pPr>
-              <w:pStyle w:val="ListParagraph"/>
-              <w:numPr>
-                <w:ilvl w:val="0"/>
-                <w:numId w:val="2"/>
-              </w:numPr>
-              <w:spacing w:after="60" w:line="264"/>
-            </w:pPr>
-            <w:r>
-              <w:rPr>
-                <w:rFonts w:ascii="Arial" w:cs="Arial" w:eastAsia="Arial" w:hAnsi="Arial"/>
-                <w:sz w:val="21"/>
-                <w:szCs w:val="21"/>
-              </w:rPr>
-              <w:t xml:space="preserve">Tres vistas: posición vigente, escalera de vencimientos, y devengo y rentabilidad.</w:t>
-            </w:r>
-          </w:p>
-        </w:tc>
-      </w:tr>
-    </w:tbl>
-    <w:p>
-      <w:pPr>
-        <w:pStyle w:val="Heading3"/>
-        <w:keepNext/>
-        <w:spacing w:after="80" w:before="240"/>
-      </w:pPr>
-      <w:r>
-        <w:rPr>
-          <w:rFonts w:ascii="Arial" w:cs="Arial" w:eastAsia="Arial" w:hAnsi="Arial"/>
-          <w:b/>
-          <w:bCs/>
-          <w:color w:val="222222"/>
-          <w:sz w:val="23"/>
-          <w:szCs w:val="23"/>
-        </w:rPr>
-        <w:t xml:space="preserve">Exposición y cobertura</w:t>
-      </w:r>
-    </w:p>
-    <w:p>
-      <w:pPr>
-        <w:keepNext/>
-        <w:spacing w:after="100" w:line="276"/>
-      </w:pPr>
-      <w:r>
-        <w:rPr>
-          <w:rFonts w:ascii="Arial" w:cs="Arial" w:eastAsia="Arial" w:hAnsi="Arial"/>
-          <w:i/>
-          <w:iCs/>
-          <w:color w:val="555555"/>
-          <w:sz w:val="21"/>
-          <w:szCs w:val="21"/>
-        </w:rPr>
-        <w:t xml:space="preserve">Muestra cuánta de la exposición de un portafolio está cubierta con derivados.</w:t>
-      </w:r>
-    </w:p>
-    <w:tbl>
-      <w:tblPr>
-        <w:tblW w:type="dxa" w:w="9360"/>
-        <w:tblBorders>
-          <w:top w:val="single" w:color="auto" w:sz="4"/>
-          <w:left w:val="single" w:color="auto" w:sz="4"/>
-          <w:bottom w:val="single" w:color="auto" w:sz="4"/>
-          <w:right w:val="single" w:color="auto" w:sz="4"/>
-          <w:insideH w:val="single" w:color="auto" w:sz="4"/>
-          <w:insideV w:val="single" w:color="auto" w:sz="4"/>
-        </w:tblBorders>
-      </w:tblPr>
-      <w:tblGrid>
-        <w:gridCol w:w="1500"/>
-        <w:gridCol w:w="7860"/>
-      </w:tblGrid>
-      <w:tr>
-        <w:tc>
-          <w:tcPr>
-            <w:tcW w:type="dxa" w:w="1500"/>
-            <w:tcBorders>
-              <w:top w:val="single" w:color="D9C6E4" w:sz="4"/>
-              <w:left w:val="single" w:color="D9C6E4" w:sz="4"/>
-              <w:bottom w:val="single" w:color="D9C6E4" w:sz="4"/>
-              <w:right w:val="single" w:color="D9C6E4" w:sz="4"/>
-            </w:tcBorders>
-            <w:shd w:fill="F3E8F9" w:color="auto" w:val="clear"/>
-            <w:tcMar>
-              <w:top w:type="dxa" w:w="80"/>
-              <w:left w:type="dxa" w:w="120"/>
-              <w:bottom w:type="dxa" w:w="80"/>
-              <w:right w:type="dxa" w:w="120"/>
-            </w:tcMar>
-          </w:tcPr>
-          <w:p>
-            <w:pPr>
-              <w:spacing w:after="0"/>
-            </w:pPr>
-            <w:r>
-              <w:rPr>
-                <w:rFonts w:ascii="Arial" w:cs="Arial" w:eastAsia="Arial" w:hAnsi="Arial"/>
-                <w:b/>
-                <w:bCs/>
-                <w:color w:val="6A1B9A"/>
-                <w:sz w:val="21"/>
-                <w:szCs w:val="21"/>
-              </w:rPr>
-              <w:t xml:space="preserve">Entrada</w:t>
-            </w:r>
-          </w:p>
-        </w:tc>
-        <w:tc>
-          <w:tcPr>
-            <w:tcW w:type="dxa" w:w="7860"/>
-            <w:tcBorders>
-              <w:top w:val="single" w:color="D9C6E4" w:sz="4"/>
-              <w:left w:val="single" w:color="D9C6E4" w:sz="4"/>
-              <w:bottom w:val="single" w:color="D9C6E4" w:sz="4"/>
-              <w:right w:val="single" w:color="D9C6E4" w:sz="4"/>
-            </w:tcBorders>
-            <w:tcMar>
-              <w:top w:type="dxa" w:w="80"/>
-              <w:left w:type="dxa" w:w="120"/>
-              <w:bottom w:type="dxa" w:w="80"/>
-              <w:right w:type="dxa" w:w="120"/>
-            </w:tcMar>
-          </w:tcPr>
-          <w:p>
-            <w:pPr>
-              <w:pStyle w:val="ListParagraph"/>
-              <w:numPr>
-                <w:ilvl w:val="0"/>
-                <w:numId w:val="2"/>
-              </w:numPr>
-              <w:spacing w:after="60" w:line="264"/>
-            </w:pPr>
-            <w:r>
-              <w:rPr>
-                <w:rFonts w:ascii="Arial" w:cs="Arial" w:eastAsia="Arial" w:hAnsi="Arial"/>
-                <w:sz w:val="21"/>
-                <w:szCs w:val="21"/>
-              </w:rPr>
-              <w:t xml:space="preserve">Exposición bruta por subyacente de cada portafolio — </w:t>
-            </w:r>
-            <w:r>
-              <w:rPr>
-                <w:rFonts w:ascii="Arial" w:cs="Arial" w:eastAsia="Arial" w:hAnsi="Arial"/>
-                <w:b/>
-                <w:bCs/>
-                <w:color w:val="1B5E20"/>
-                <w:sz w:val="21"/>
-                <w:szCs w:val="21"/>
-              </w:rPr>
-              <w:t xml:space="preserve">Origen: Front de Inversiones</w:t>
-            </w:r>
-          </w:p>
-          <w:p>
-            <w:pPr>
-              <w:pStyle w:val="ListParagraph"/>
-              <w:numPr>
-                <w:ilvl w:val="0"/>
-                <w:numId w:val="2"/>
-              </w:numPr>
-              <w:spacing w:after="60" w:line="264"/>
-            </w:pPr>
-            <w:r>
-              <w:rPr>
-                <w:rFonts w:ascii="Arial" w:cs="Arial" w:eastAsia="Arial" w:hAnsi="Arial"/>
-                <w:sz w:val="21"/>
-                <w:szCs w:val="21"/>
-              </w:rPr>
-              <w:t xml:space="preserve">Posiciones de derivados, con propósito, nocional y valor de mercado — </w:t>
-            </w:r>
-            <w:r>
-              <w:rPr>
-                <w:rFonts w:ascii="Arial" w:cs="Arial" w:eastAsia="Arial" w:hAnsi="Arial"/>
-                <w:b/>
-                <w:bCs/>
-                <w:color w:val="6A1B9A"/>
-                <w:sz w:val="21"/>
-                <w:szCs w:val="21"/>
-              </w:rPr>
-              <w:t xml:space="preserve">Origen: Derivados</w:t>
-            </w:r>
-          </w:p>
-          <w:p>
-            <w:pPr>
-              <w:pStyle w:val="ListParagraph"/>
-              <w:numPr>
-                <w:ilvl w:val="0"/>
-                <w:numId w:val="2"/>
-              </w:numPr>
-              <w:spacing w:after="60" w:line="264"/>
-            </w:pPr>
-            <w:r>
-              <w:rPr>
-                <w:rFonts w:ascii="Arial" w:cs="Arial" w:eastAsia="Arial" w:hAnsi="Arial"/>
-                <w:sz w:val="21"/>
-                <w:szCs w:val="21"/>
-              </w:rPr>
-              <w:t xml:space="preserve">Portafolio y fecha operativa — </w:t>
-            </w:r>
-            <w:r>
-              <w:rPr>
-                <w:rFonts w:ascii="Arial" w:cs="Arial" w:eastAsia="Arial" w:hAnsi="Arial"/>
-                <w:b/>
-                <w:bCs/>
-                <w:color w:val="1B5E20"/>
-                <w:sz w:val="21"/>
-                <w:szCs w:val="21"/>
-              </w:rPr>
-              <w:t xml:space="preserve">Origen: Front de Inversiones</w:t>
-            </w:r>
-          </w:p>
-        </w:tc>
-      </w:tr>
-      <w:tr>
-        <w:tc>
-          <w:tcPr>
-            <w:tcW w:type="dxa" w:w="1500"/>
-            <w:tcBorders>
-              <w:top w:val="single" w:color="D9C6E4" w:sz="4"/>
-              <w:left w:val="single" w:color="D9C6E4" w:sz="4"/>
-              <w:bottom w:val="single" w:color="D9C6E4" w:sz="4"/>
-              <w:right w:val="single" w:color="D9C6E4" w:sz="4"/>
-            </w:tcBorders>
-            <w:shd w:fill="F3E8F9" w:color="auto" w:val="clear"/>
-            <w:tcMar>
-              <w:top w:type="dxa" w:w="80"/>
-              <w:left w:type="dxa" w:w="120"/>
-              <w:bottom w:type="dxa" w:w="80"/>
-              <w:right w:type="dxa" w:w="120"/>
-            </w:tcMar>
-          </w:tcPr>
-          <w:p>
-            <w:pPr>
-              <w:spacing w:after="0"/>
-            </w:pPr>
-            <w:r>
-              <w:rPr>
-                <w:rFonts w:ascii="Arial" w:cs="Arial" w:eastAsia="Arial" w:hAnsi="Arial"/>
-                <w:b/>
-                <w:bCs/>
-                <w:color w:val="6A1B9A"/>
-                <w:sz w:val="21"/>
-                <w:szCs w:val="21"/>
-              </w:rPr>
-              <w:t xml:space="preserve">Proceso</w:t>
-            </w:r>
-          </w:p>
-        </w:tc>
-        <w:tc>
-          <w:tcPr>
-            <w:tcW w:type="dxa" w:w="7860"/>
-            <w:tcBorders>
-              <w:top w:val="single" w:color="D9C6E4" w:sz="4"/>
-              <w:left w:val="single" w:color="D9C6E4" w:sz="4"/>
-              <w:bottom w:val="single" w:color="D9C6E4" w:sz="4"/>
-              <w:right w:val="single" w:color="D9C6E4" w:sz="4"/>
-            </w:tcBorders>
-            <w:tcMar>
-              <w:top w:type="dxa" w:w="80"/>
-              <w:left w:type="dxa" w:w="120"/>
-              <w:bottom w:type="dxa" w:w="80"/>
-              <w:right w:type="dxa" w:w="120"/>
-            </w:tcMar>
-          </w:tcPr>
-          <w:p>
-            <w:pPr>
-              <w:pStyle w:val="ListParagraph"/>
-              <w:numPr>
-                <w:ilvl w:val="0"/>
-                <w:numId w:val="2"/>
-              </w:numPr>
-              <w:spacing w:after="60" w:line="264"/>
-            </w:pPr>
-            <w:r>
-              <w:rPr>
-                <w:rFonts w:ascii="Arial" w:cs="Arial" w:eastAsia="Arial" w:hAnsi="Arial"/>
-                <w:sz w:val="21"/>
-                <w:szCs w:val="21"/>
-              </w:rPr>
-              <w:t xml:space="preserve">El sistema compara la exposición bruta con la cobertura. En una operación de «cobertura e inversión» cuenta la mitad del nocional como cobertura.</w:t>
-            </w:r>
-          </w:p>
-          <w:p>
-            <w:pPr>
-              <w:pStyle w:val="ListParagraph"/>
-              <w:numPr>
-                <w:ilvl w:val="0"/>
-                <w:numId w:val="2"/>
-              </w:numPr>
-              <w:spacing w:after="60" w:line="264"/>
-            </w:pPr>
-            <w:r>
-              <w:rPr>
-                <w:rFonts w:ascii="Arial" w:cs="Arial" w:eastAsia="Arial" w:hAnsi="Arial"/>
-                <w:sz w:val="21"/>
-                <w:szCs w:val="21"/>
-              </w:rPr>
-              <w:t xml:space="preserve">Calcula el descubierto, el porcentaje cubierto, el valor de mercado y lo que vence en 30 días.</w:t>
-            </w:r>
-          </w:p>
-        </w:tc>
-      </w:tr>
-      <w:tr>
-        <w:tc>
-          <w:tcPr>
-            <w:tcW w:type="dxa" w:w="1500"/>
-            <w:tcBorders>
-              <w:top w:val="single" w:color="D9C6E4" w:sz="4"/>
-              <w:left w:val="single" w:color="D9C6E4" w:sz="4"/>
-              <w:bottom w:val="single" w:color="D9C6E4" w:sz="4"/>
-              <w:right w:val="single" w:color="D9C6E4" w:sz="4"/>
-            </w:tcBorders>
-            <w:shd w:fill="F3E8F9" w:color="auto" w:val="clear"/>
-            <w:tcMar>
-              <w:top w:type="dxa" w:w="80"/>
-              <w:left w:type="dxa" w:w="120"/>
-              <w:bottom w:type="dxa" w:w="80"/>
-              <w:right w:type="dxa" w:w="120"/>
-            </w:tcMar>
-          </w:tcPr>
-          <w:p>
-            <w:pPr>
-              <w:spacing w:after="0"/>
-            </w:pPr>
-            <w:r>
-              <w:rPr>
-                <w:rFonts w:ascii="Arial" w:cs="Arial" w:eastAsia="Arial" w:hAnsi="Arial"/>
-                <w:b/>
-                <w:bCs/>
-                <w:color w:val="6A1B9A"/>
-                <w:sz w:val="21"/>
-                <w:szCs w:val="21"/>
-              </w:rPr>
-              <w:t xml:space="preserve">Salida</w:t>
-            </w:r>
-          </w:p>
-        </w:tc>
-        <w:tc>
-          <w:tcPr>
-            <w:tcW w:type="dxa" w:w="7860"/>
-            <w:tcBorders>
-              <w:top w:val="single" w:color="D9C6E4" w:sz="4"/>
-              <w:left w:val="single" w:color="D9C6E4" w:sz="4"/>
-              <w:bottom w:val="single" w:color="D9C6E4" w:sz="4"/>
-              <w:right w:val="single" w:color="D9C6E4" w:sz="4"/>
-            </w:tcBorders>
-            <w:tcMar>
-              <w:top w:type="dxa" w:w="80"/>
-              <w:left w:type="dxa" w:w="120"/>
-              <w:bottom w:type="dxa" w:w="80"/>
-              <w:right w:type="dxa" w:w="120"/>
-            </w:tcMar>
-          </w:tcPr>
-          <w:p>
-            <w:pPr>
-              <w:pStyle w:val="ListParagraph"/>
-              <w:numPr>
-                <w:ilvl w:val="0"/>
-                <w:numId w:val="2"/>
-              </w:numPr>
-              <w:spacing w:after="60" w:line="264"/>
-            </w:pPr>
-            <w:r>
-              <w:rPr>
-                <w:rFonts w:ascii="Arial" w:cs="Arial" w:eastAsia="Arial" w:hAnsi="Arial"/>
-                <w:sz w:val="21"/>
-                <w:szCs w:val="21"/>
-              </w:rPr>
-              <w:t xml:space="preserve">Exposición bruta, cobertura, descubierto y porcentaje cubierto por subyacente, y la lista de posiciones de derivados.</w:t>
             </w:r>
           </w:p>
         </w:tc>
@@ -10069,282 +10069,6 @@
           <w:sz w:val="23"/>
           <w:szCs w:val="23"/>
         </w:rPr>
-        <w:t xml:space="preserve">Correcciones</w:t>
-      </w:r>
-    </w:p>
-    <w:p>
-      <w:pPr>
-        <w:keepNext/>
-        <w:spacing w:after="100" w:line="276"/>
-      </w:pPr>
-      <w:r>
-        <w:rPr>
-          <w:rFonts w:ascii="Arial" w:cs="Arial" w:eastAsia="Arial" w:hAnsi="Arial"/>
-          <w:i/>
-          <w:iCs/>
-          <w:color w:val="555555"/>
-          <w:sz w:val="21"/>
-          <w:szCs w:val="21"/>
-        </w:rPr>
-        <w:t xml:space="preserve">Reúne las correcciones hechas a órdenes ya registradas.</w:t>
-      </w:r>
-    </w:p>
-    <w:tbl>
-      <w:tblPr>
-        <w:tblW w:type="dxa" w:w="9360"/>
-        <w:tblBorders>
-          <w:top w:val="single" w:color="auto" w:sz="4"/>
-          <w:left w:val="single" w:color="auto" w:sz="4"/>
-          <w:bottom w:val="single" w:color="auto" w:sz="4"/>
-          <w:right w:val="single" w:color="auto" w:sz="4"/>
-          <w:insideH w:val="single" w:color="auto" w:sz="4"/>
-          <w:insideV w:val="single" w:color="auto" w:sz="4"/>
-        </w:tblBorders>
-      </w:tblPr>
-      <w:tblGrid>
-        <w:gridCol w:w="1500"/>
-        <w:gridCol w:w="7860"/>
-      </w:tblGrid>
-      <w:tr>
-        <w:tc>
-          <w:tcPr>
-            <w:tcW w:type="dxa" w:w="1500"/>
-            <w:tcBorders>
-              <w:top w:val="single" w:color="D9C6E4" w:sz="4"/>
-              <w:left w:val="single" w:color="D9C6E4" w:sz="4"/>
-              <w:bottom w:val="single" w:color="D9C6E4" w:sz="4"/>
-              <w:right w:val="single" w:color="D9C6E4" w:sz="4"/>
-            </w:tcBorders>
-            <w:shd w:fill="F3E8F9" w:color="auto" w:val="clear"/>
-            <w:tcMar>
-              <w:top w:type="dxa" w:w="80"/>
-              <w:left w:type="dxa" w:w="120"/>
-              <w:bottom w:type="dxa" w:w="80"/>
-              <w:right w:type="dxa" w:w="120"/>
-            </w:tcMar>
-          </w:tcPr>
-          <w:p>
-            <w:pPr>
-              <w:spacing w:after="0"/>
-            </w:pPr>
-            <w:r>
-              <w:rPr>
-                <w:rFonts w:ascii="Arial" w:cs="Arial" w:eastAsia="Arial" w:hAnsi="Arial"/>
-                <w:b/>
-                <w:bCs/>
-                <w:color w:val="6A1B9A"/>
-                <w:sz w:val="21"/>
-                <w:szCs w:val="21"/>
-              </w:rPr>
-              <w:t xml:space="preserve">Entrada</w:t>
-            </w:r>
-          </w:p>
-        </w:tc>
-        <w:tc>
-          <w:tcPr>
-            <w:tcW w:type="dxa" w:w="7860"/>
-            <w:tcBorders>
-              <w:top w:val="single" w:color="D9C6E4" w:sz="4"/>
-              <w:left w:val="single" w:color="D9C6E4" w:sz="4"/>
-              <w:bottom w:val="single" w:color="D9C6E4" w:sz="4"/>
-              <w:right w:val="single" w:color="D9C6E4" w:sz="4"/>
-            </w:tcBorders>
-            <w:tcMar>
-              <w:top w:type="dxa" w:w="80"/>
-              <w:left w:type="dxa" w:w="120"/>
-              <w:bottom w:type="dxa" w:w="80"/>
-              <w:right w:type="dxa" w:w="120"/>
-            </w:tcMar>
-          </w:tcPr>
-          <w:p>
-            <w:pPr>
-              <w:pStyle w:val="ListParagraph"/>
-              <w:numPr>
-                <w:ilvl w:val="0"/>
-                <w:numId w:val="2"/>
-              </w:numPr>
-              <w:spacing w:after="60" w:line="264"/>
-            </w:pPr>
-            <w:r>
-              <w:rPr>
-                <w:rFonts w:ascii="Arial" w:cs="Arial" w:eastAsia="Arial" w:hAnsi="Arial"/>
-                <w:sz w:val="21"/>
-                <w:szCs w:val="21"/>
-              </w:rPr>
-              <w:t xml:space="preserve">Las correcciones hechas desde las pantallas de renta fija, renta variable y mercado monetario — </w:t>
-            </w:r>
-            <w:r>
-              <w:rPr>
-                <w:rFonts w:ascii="Arial" w:cs="Arial" w:eastAsia="Arial" w:hAnsi="Arial"/>
-                <w:b/>
-                <w:bCs/>
-                <w:color w:val="1B5E20"/>
-                <w:sz w:val="21"/>
-                <w:szCs w:val="21"/>
-              </w:rPr>
-              <w:t xml:space="preserve">Origen: Front de Inversiones</w:t>
-            </w:r>
-          </w:p>
-        </w:tc>
-      </w:tr>
-      <w:tr>
-        <w:tc>
-          <w:tcPr>
-            <w:tcW w:type="dxa" w:w="1500"/>
-            <w:tcBorders>
-              <w:top w:val="single" w:color="D9C6E4" w:sz="4"/>
-              <w:left w:val="single" w:color="D9C6E4" w:sz="4"/>
-              <w:bottom w:val="single" w:color="D9C6E4" w:sz="4"/>
-              <w:right w:val="single" w:color="D9C6E4" w:sz="4"/>
-            </w:tcBorders>
-            <w:shd w:fill="F3E8F9" w:color="auto" w:val="clear"/>
-            <w:tcMar>
-              <w:top w:type="dxa" w:w="80"/>
-              <w:left w:type="dxa" w:w="120"/>
-              <w:bottom w:type="dxa" w:w="80"/>
-              <w:right w:type="dxa" w:w="120"/>
-            </w:tcMar>
-          </w:tcPr>
-          <w:p>
-            <w:pPr>
-              <w:spacing w:after="0"/>
-            </w:pPr>
-            <w:r>
-              <w:rPr>
-                <w:rFonts w:ascii="Arial" w:cs="Arial" w:eastAsia="Arial" w:hAnsi="Arial"/>
-                <w:b/>
-                <w:bCs/>
-                <w:color w:val="6A1B9A"/>
-                <w:sz w:val="21"/>
-                <w:szCs w:val="21"/>
-              </w:rPr>
-              <w:t xml:space="preserve">Proceso</w:t>
-            </w:r>
-          </w:p>
-        </w:tc>
-        <w:tc>
-          <w:tcPr>
-            <w:tcW w:type="dxa" w:w="7860"/>
-            <w:tcBorders>
-              <w:top w:val="single" w:color="D9C6E4" w:sz="4"/>
-              <w:left w:val="single" w:color="D9C6E4" w:sz="4"/>
-              <w:bottom w:val="single" w:color="D9C6E4" w:sz="4"/>
-              <w:right w:val="single" w:color="D9C6E4" w:sz="4"/>
-            </w:tcBorders>
-            <w:tcMar>
-              <w:top w:type="dxa" w:w="80"/>
-              <w:left w:type="dxa" w:w="120"/>
-              <w:bottom w:type="dxa" w:w="80"/>
-              <w:right w:type="dxa" w:w="120"/>
-            </w:tcMar>
-          </w:tcPr>
-          <w:p>
-            <w:pPr>
-              <w:pStyle w:val="ListParagraph"/>
-              <w:numPr>
-                <w:ilvl w:val="0"/>
-                <w:numId w:val="2"/>
-              </w:numPr>
-              <w:spacing w:after="60" w:line="264"/>
-            </w:pPr>
-            <w:r>
-              <w:rPr>
-                <w:rFonts w:ascii="Arial" w:cs="Arial" w:eastAsia="Arial" w:hAnsi="Arial"/>
-                <w:sz w:val="21"/>
-                <w:szCs w:val="21"/>
-              </w:rPr>
-              <w:t xml:space="preserve">El usuario filtra por producto, por quien corrigió, por quien aprobó y por fecha.</w:t>
-            </w:r>
-          </w:p>
-        </w:tc>
-      </w:tr>
-      <w:tr>
-        <w:tc>
-          <w:tcPr>
-            <w:tcW w:type="dxa" w:w="1500"/>
-            <w:tcBorders>
-              <w:top w:val="single" w:color="D9C6E4" w:sz="4"/>
-              <w:left w:val="single" w:color="D9C6E4" w:sz="4"/>
-              <w:bottom w:val="single" w:color="D9C6E4" w:sz="4"/>
-              <w:right w:val="single" w:color="D9C6E4" w:sz="4"/>
-            </w:tcBorders>
-            <w:shd w:fill="F3E8F9" w:color="auto" w:val="clear"/>
-            <w:tcMar>
-              <w:top w:type="dxa" w:w="80"/>
-              <w:left w:type="dxa" w:w="120"/>
-              <w:bottom w:type="dxa" w:w="80"/>
-              <w:right w:type="dxa" w:w="120"/>
-            </w:tcMar>
-          </w:tcPr>
-          <w:p>
-            <w:pPr>
-              <w:spacing w:after="0"/>
-            </w:pPr>
-            <w:r>
-              <w:rPr>
-                <w:rFonts w:ascii="Arial" w:cs="Arial" w:eastAsia="Arial" w:hAnsi="Arial"/>
-                <w:b/>
-                <w:bCs/>
-                <w:color w:val="6A1B9A"/>
-                <w:sz w:val="21"/>
-                <w:szCs w:val="21"/>
-              </w:rPr>
-              <w:t xml:space="preserve">Salida</w:t>
-            </w:r>
-          </w:p>
-        </w:tc>
-        <w:tc>
-          <w:tcPr>
-            <w:tcW w:type="dxa" w:w="7860"/>
-            <w:tcBorders>
-              <w:top w:val="single" w:color="D9C6E4" w:sz="4"/>
-              <w:left w:val="single" w:color="D9C6E4" w:sz="4"/>
-              <w:bottom w:val="single" w:color="D9C6E4" w:sz="4"/>
-              <w:right w:val="single" w:color="D9C6E4" w:sz="4"/>
-            </w:tcBorders>
-            <w:tcMar>
-              <w:top w:type="dxa" w:w="80"/>
-              <w:left w:type="dxa" w:w="120"/>
-              <w:bottom w:type="dxa" w:w="80"/>
-              <w:right w:type="dxa" w:w="120"/>
-            </w:tcMar>
-          </w:tcPr>
-          <w:p>
-            <w:pPr>
-              <w:pStyle w:val="ListParagraph"/>
-              <w:numPr>
-                <w:ilvl w:val="0"/>
-                <w:numId w:val="2"/>
-              </w:numPr>
-              <w:spacing w:after="60" w:line="264"/>
-            </w:pPr>
-            <w:r>
-              <w:rPr>
-                <w:rFonts w:ascii="Arial" w:cs="Arial" w:eastAsia="Arial" w:hAnsi="Arial"/>
-                <w:sz w:val="21"/>
-                <w:szCs w:val="21"/>
-              </w:rPr>
-              <w:t xml:space="preserve">Una tabla con la orden, el campo corregido, el valor anterior y el nuevo, la versión, el motivo, quién corrigió y quién aprobó, exportable a Excel y CSV.</w:t>
-            </w:r>
-          </w:p>
-        </w:tc>
-      </w:tr>
-    </w:tbl>
-    <w:p>
-      <w:pPr>
-        <w:pStyle w:val="Heading3"/>
-        <w:keepNext/>
-        <w:spacing w:after="80" w:before="240"/>
-      </w:pPr>
-      <w:r>
-        <w:rPr>
-          <w:rFonts w:ascii="Arial" w:cs="Arial" w:eastAsia="Arial" w:hAnsi="Arial"/>
-          <w:b/>
-          <w:bCs/>
-          <w:color w:val="222222"/>
-          <w:sz w:val="23"/>
-          <w:szCs w:val="23"/>
-        </w:rPr>
         <w:t xml:space="preserve">Decisiones de inversión</w:t>
       </w:r>
     </w:p>
@@ -10993,7 +10717,7 @@
                 <w:sz w:val="21"/>
                 <w:szCs w:val="21"/>
               </w:rPr>
-              <w:t xml:space="preserve">El usuario elige un informe: renta fija, renta variable, mercado monetario, derivados, inmobiliario, inversiones alternativas (TCC y proyectos), Lending o bitácora de auditoría.</w:t>
+              <w:t xml:space="preserve">El usuario elige un informe: renta fija, renta variable, mercado monetario, derivados, inmobiliario, inversiones alternativas (TCC y proyectos), Lending, correcciones de órdenes o bitácora de auditoría. El informe de correcciones lista cada corrección con la orden, el campo, el valor anterior y el nuevo, la versión, el motivo, quién corrigió y quién aprobó.</w:t>
             </w:r>
           </w:p>
           <w:p>
@@ -16141,7 +15865,7 @@
                 <w:sz w:val="19"/>
                 <w:szCs w:val="19"/>
               </w:rPr>
-              <w:t xml:space="preserve">Dashboard › Flujos futuros</w:t>
+              <w:t xml:space="preserve">Dashboard › Precios en línea</w:t>
             </w:r>
           </w:p>
         </w:tc>
@@ -16168,7 +15892,7 @@
                 <w:sz w:val="19"/>
                 <w:szCs w:val="19"/>
               </w:rPr>
-              <w:t xml:space="preserve">Flujos proyectados de los instrumentos de renta fija</w:t>
+              <w:t xml:space="preserve">Precios de renta fija, renta variable y divisas, con su variación</w:t>
             </w:r>
           </w:p>
         </w:tc>
@@ -16197,7 +15921,7 @@
                 <w:sz w:val="19"/>
                 <w:szCs w:val="19"/>
               </w:rPr>
-              <w:t xml:space="preserve">Dashboard › Medidas de sensibilidad</w:t>
+              <w:t xml:space="preserve">Dashboard › Operaciones en tránsito</w:t>
             </w:r>
           </w:p>
         </w:tc>
@@ -16224,7 +15948,7 @@
                 <w:sz w:val="19"/>
                 <w:szCs w:val="19"/>
               </w:rPr>
-              <w:t xml:space="preserve">Valoración y características de las posiciones de cada portafolio</w:t>
+              <w:t xml:space="preserve">Datos de los instrumentos y de las posiciones</w:t>
             </w:r>
           </w:p>
         </w:tc>
@@ -16253,7 +15977,7 @@
                 <w:sz w:val="19"/>
                 <w:szCs w:val="19"/>
               </w:rPr>
-              <w:t xml:space="preserve">Dashboard › Operaciones en tránsito</w:t>
+              <w:t xml:space="preserve">Dashboard › Flujos futuros</w:t>
             </w:r>
           </w:p>
         </w:tc>
@@ -16280,7 +16004,7 @@
                 <w:sz w:val="19"/>
                 <w:szCs w:val="19"/>
               </w:rPr>
-              <w:t xml:space="preserve">Datos de los instrumentos y de las posiciones</w:t>
+              <w:t xml:space="preserve">Flujos proyectados de los instrumentos de renta fija</w:t>
             </w:r>
           </w:p>
         </w:tc>
@@ -16365,7 +16089,7 @@
                 <w:sz w:val="19"/>
                 <w:szCs w:val="19"/>
               </w:rPr>
-              <w:t xml:space="preserve">Dashboard › Precios en línea</w:t>
+              <w:t xml:space="preserve">Dashboard › Medidas de sensibilidad</w:t>
             </w:r>
           </w:p>
         </w:tc>
@@ -16392,7 +16116,7 @@
                 <w:sz w:val="19"/>
                 <w:szCs w:val="19"/>
               </w:rPr>
-              <w:t xml:space="preserve">Precios de renta fija, renta variable y divisas, con su variación</w:t>
+              <w:t xml:space="preserve">Valoración y características de las posiciones de cada portafolio</w:t>
             </w:r>
           </w:p>
         </w:tc>
@@ -18321,7 +18045,7 @@
                 <w:sz w:val="19"/>
                 <w:szCs w:val="19"/>
               </w:rPr>
-              <w:t xml:space="preserve">Parametrización › Flujo de órdenes</w:t>
+              <w:t xml:space="preserve">Parametrización › Portafolios</w:t>
             </w:r>
           </w:p>
         </w:tc>
@@ -18348,7 +18072,7 @@
                 <w:sz w:val="19"/>
                 <w:szCs w:val="19"/>
               </w:rPr>
-              <w:t xml:space="preserve">Estados del ciclo de vida de una orden (registrada, complementación, finalizada, anulada), de una orden de derivados y de una decisión de inversión, con las acciones permitidas en cada uno</w:t>
+              <w:t xml:space="preserve">Nombre, tipo (fondo de inversión colectiva, mandato delegado, fondo inmobiliario, fondo alternativo o fondo voluntario de pensión), moneda base, fecha de inicio y benchmark</w:t>
             </w:r>
           </w:p>
         </w:tc>
@@ -18377,7 +18101,7 @@
                 <w:sz w:val="19"/>
                 <w:szCs w:val="19"/>
               </w:rPr>
-              <w:t xml:space="preserve">Parametrización › Flujo de órdenes</w:t>
+              <w:t xml:space="preserve">Parametrización › Portafolios</w:t>
             </w:r>
           </w:p>
         </w:tc>
@@ -18404,7 +18128,7 @@
                 <w:sz w:val="19"/>
                 <w:szCs w:val="19"/>
               </w:rPr>
-              <w:t xml:space="preserve">Parámetros: mínimo de cotizaciones de contrapartes distintas, tolerancia frente al valor indicativo, días para considerar un dato precargado como desactualizado, meses para considerar vencida una valoración y prepago anual supuesto de la cartera</w:t>
+              <w:t xml:space="preserve">Si el portafolio es «solo cobertura» en derivados</w:t>
             </w:r>
           </w:p>
         </w:tc>
@@ -18433,7 +18157,7 @@
                 <w:sz w:val="19"/>
                 <w:szCs w:val="19"/>
               </w:rPr>
-              <w:t xml:space="preserve">Parametrización › Flujo de órdenes</w:t>
+              <w:t xml:space="preserve">Parametrización › Instrumentos</w:t>
             </w:r>
           </w:p>
         </w:tc>
@@ -18460,7 +18184,7 @@
                 <w:sz w:val="19"/>
                 <w:szCs w:val="19"/>
               </w:rPr>
-              <w:t xml:space="preserve">Si la validación previa de límites muestra el detalle de cada límite o solo alertas genéricas</w:t>
+              <w:t xml:space="preserve">Clase de activo (renta fija, renta variable, inmueble, proyecto, TCC o cartera), nemotécnico, tipo, moneda, tasa, fechas de emisión y vencimiento, emisor y calificación</w:t>
             </w:r>
           </w:p>
         </w:tc>
@@ -18489,7 +18213,7 @@
                 <w:sz w:val="19"/>
                 <w:szCs w:val="19"/>
               </w:rPr>
-              <w:t xml:space="preserve">Parametrización › Portafolios</w:t>
+              <w:t xml:space="preserve">Parametrización › Instrumentos</w:t>
             </w:r>
           </w:p>
         </w:tc>
@@ -18516,7 +18240,7 @@
                 <w:sz w:val="19"/>
                 <w:szCs w:val="19"/>
               </w:rPr>
-              <w:t xml:space="preserve">Nombre, tipo (fondo de inversión colectiva, mandato delegado, fondo inmobiliario, fondo alternativo o fondo voluntario de pensión), moneda base, fecha de inicio y benchmark</w:t>
+              <w:t xml:space="preserve">Archivo de carga masiva con varios instrumentos</w:t>
             </w:r>
           </w:p>
         </w:tc>
@@ -18545,7 +18269,7 @@
                 <w:sz w:val="19"/>
                 <w:szCs w:val="19"/>
               </w:rPr>
-              <w:t xml:space="preserve">Parametrización › Portafolios</w:t>
+              <w:t xml:space="preserve">Parametrización › Índices de referencia</w:t>
             </w:r>
           </w:p>
         </w:tc>
@@ -18572,7 +18296,7 @@
                 <w:sz w:val="19"/>
                 <w:szCs w:val="19"/>
               </w:rPr>
-              <w:t xml:space="preserve">Si el portafolio es «solo cobertura» en derivados</w:t>
+              <w:t xml:space="preserve">Código, nombre, tipo (de tasa o de mercado) y fuente de cada índice</w:t>
             </w:r>
           </w:p>
         </w:tc>
@@ -18601,7 +18325,7 @@
                 <w:sz w:val="19"/>
                 <w:szCs w:val="19"/>
               </w:rPr>
-              <w:t xml:space="preserve">Parametrización › Instrumentos</w:t>
+              <w:t xml:space="preserve">Parametrización › Benchmarks</w:t>
             </w:r>
           </w:p>
         </w:tc>
@@ -18628,7 +18352,7 @@
                 <w:sz w:val="19"/>
                 <w:szCs w:val="19"/>
               </w:rPr>
-              <w:t xml:space="preserve">Clase de activo (renta fija, renta variable, inmueble, proyecto, TCC o cartera), nemotécnico, tipo, moneda, tasa, fechas de emisión y vencimiento, emisor y calificación</w:t>
+              <w:t xml:space="preserve">Portafolio, índice componente, peso y fecha desde la que rige</w:t>
             </w:r>
           </w:p>
         </w:tc>
@@ -18657,7 +18381,7 @@
                 <w:sz w:val="19"/>
                 <w:szCs w:val="19"/>
               </w:rPr>
-              <w:t xml:space="preserve">Parametrización › Instrumentos</w:t>
+              <w:t xml:space="preserve">Parametrización › Benchmarks</w:t>
             </w:r>
           </w:p>
         </w:tc>
@@ -18684,7 +18408,7 @@
                 <w:sz w:val="19"/>
                 <w:szCs w:val="19"/>
               </w:rPr>
-              <w:t xml:space="preserve">Archivo de carga masiva con varios instrumentos</w:t>
+              <w:t xml:space="preserve">Archivo de carga masiva con varios componentes</w:t>
             </w:r>
           </w:p>
         </w:tc>
@@ -18713,7 +18437,7 @@
                 <w:sz w:val="19"/>
                 <w:szCs w:val="19"/>
               </w:rPr>
-              <w:t xml:space="preserve">Parametrización › Índices de referencia</w:t>
+              <w:t xml:space="preserve">Parametrización › Contrapartes y cupos</w:t>
             </w:r>
           </w:p>
         </w:tc>
@@ -18740,7 +18464,7 @@
                 <w:sz w:val="19"/>
                 <w:szCs w:val="19"/>
               </w:rPr>
-              <w:t xml:space="preserve">Código, nombre, tipo (de tasa o de mercado) y fuente de cada índice</w:t>
+              <w:t xml:space="preserve">Nombre, tipo (banco, comisionista o entidad pública), calificación y cupo autorizado</w:t>
             </w:r>
           </w:p>
         </w:tc>
@@ -18769,7 +18493,7 @@
                 <w:sz w:val="19"/>
                 <w:szCs w:val="19"/>
               </w:rPr>
-              <w:t xml:space="preserve">Parametrización › Benchmarks</w:t>
+              <w:t xml:space="preserve">Parametrización › Contrapartes y cupos</w:t>
             </w:r>
           </w:p>
         </w:tc>
@@ -18796,7 +18520,7 @@
                 <w:sz w:val="19"/>
                 <w:szCs w:val="19"/>
               </w:rPr>
-              <w:t xml:space="preserve">Portafolio, índice componente, peso y fecha desde la que rige</w:t>
+              <w:t xml:space="preserve">Lo utilizado por las operaciones de mercado monetario</w:t>
             </w:r>
           </w:p>
         </w:tc>
@@ -18825,7 +18549,7 @@
                 <w:sz w:val="19"/>
                 <w:szCs w:val="19"/>
               </w:rPr>
-              <w:t xml:space="preserve">Parametrización › Benchmarks</w:t>
+              <w:t xml:space="preserve">Parametrización › Contrapartes y cupos</w:t>
             </w:r>
           </w:p>
         </w:tc>
@@ -18852,7 +18576,7 @@
                 <w:sz w:val="19"/>
                 <w:szCs w:val="19"/>
               </w:rPr>
-              <w:t xml:space="preserve">Archivo de carga masiva con varios componentes</w:t>
+              <w:t xml:space="preserve">La exposición potencial de las operaciones de derivados</w:t>
             </w:r>
           </w:p>
         </w:tc>
@@ -18881,7 +18605,7 @@
                 <w:sz w:val="19"/>
                 <w:szCs w:val="19"/>
               </w:rPr>
-              <w:t xml:space="preserve">Parametrización › Contrapartes y cupos</w:t>
+              <w:t xml:space="preserve">Parametrización › Tasas de referencia</w:t>
             </w:r>
           </w:p>
         </w:tc>
@@ -18908,7 +18632,7 @@
                 <w:sz w:val="19"/>
                 <w:szCs w:val="19"/>
               </w:rPr>
-              <w:t xml:space="preserve">Nombre, tipo (banco, comisionista o entidad pública), calificación y cupo autorizado</w:t>
+              <w:t xml:space="preserve">Tasa, descripción, valor efectivo anual, fecha desde la que rige y fuente</w:t>
             </w:r>
           </w:p>
         </w:tc>
@@ -18937,7 +18661,7 @@
                 <w:sz w:val="19"/>
                 <w:szCs w:val="19"/>
               </w:rPr>
-              <w:t xml:space="preserve">Parametrización › Contrapartes y cupos</w:t>
+              <w:t xml:space="preserve">Parametrización › Proveedores de precios</w:t>
             </w:r>
           </w:p>
         </w:tc>
@@ -18964,7 +18688,7 @@
                 <w:sz w:val="19"/>
                 <w:szCs w:val="19"/>
               </w:rPr>
-              <w:t xml:space="preserve">Lo utilizado por las operaciones de mercado monetario</w:t>
+              <w:t xml:space="preserve">Nombre del proveedor, clase de activo, prioridad y frecuencia de actualización</w:t>
             </w:r>
           </w:p>
         </w:tc>
@@ -18993,7 +18717,7 @@
                 <w:sz w:val="19"/>
                 <w:szCs w:val="19"/>
               </w:rPr>
-              <w:t xml:space="preserve">Parametrización › Contrapartes y cupos</w:t>
+              <w:t xml:space="preserve">Parametrización › Configuración de límites</w:t>
             </w:r>
           </w:p>
         </w:tc>
@@ -19020,7 +18744,7 @@
                 <w:sz w:val="19"/>
                 <w:szCs w:val="19"/>
               </w:rPr>
-              <w:t xml:space="preserve">La exposición potencial de las operaciones de derivados</w:t>
+              <w:t xml:space="preserve">Tipo de límite (por emisor, calificación, moneda, plazo, contraparte, concentración por inmueble, arrendatario, ciudad, originador, proyecto, sector o etapa, endeudamiento, y concentración de cartera por deudor, originador y sector)</w:t>
             </w:r>
           </w:p>
         </w:tc>
@@ -19049,7 +18773,7 @@
                 <w:sz w:val="19"/>
                 <w:szCs w:val="19"/>
               </w:rPr>
-              <w:t xml:space="preserve">Parametrización › Proveedores de precios</w:t>
+              <w:t xml:space="preserve">Parametrización › Configuración de límites</w:t>
             </w:r>
           </w:p>
         </w:tc>
@@ -19076,7 +18800,7 @@
                 <w:sz w:val="19"/>
                 <w:szCs w:val="19"/>
               </w:rPr>
-              <w:t xml:space="preserve">Nombre del proveedor, clase de activo, prioridad y frecuencia de actualización</w:t>
+              <w:t xml:space="preserve">Si es un tope o un piso, el porcentaje, el sublímite, el denominador, el portafolio y la naturaleza (normativo o interno)</w:t>
             </w:r>
           </w:p>
         </w:tc>
@@ -19105,7 +18829,7 @@
                 <w:sz w:val="19"/>
                 <w:szCs w:val="19"/>
               </w:rPr>
-              <w:t xml:space="preserve">Parametrización › Tasas de referencia</w:t>
+              <w:t xml:space="preserve">Parametrización › Configuración de límites</w:t>
             </w:r>
           </w:p>
         </w:tc>
@@ -19132,7 +18856,7 @@
                 <w:sz w:val="19"/>
                 <w:szCs w:val="19"/>
               </w:rPr>
-              <w:t xml:space="preserve">Tasa, descripción, valor efectivo anual, fecha desde la que rige y fuente</w:t>
+              <w:t xml:space="preserve">Régimen de inversión de cada perfil de fondo voluntario de pensión, con versión y fecha de vigencia</w:t>
             </w:r>
           </w:p>
         </w:tc>
@@ -19188,7 +18912,7 @@
                 <w:sz w:val="19"/>
                 <w:szCs w:val="19"/>
               </w:rPr>
-              <w:t xml:space="preserve">Tipo de límite (por emisor, calificación, moneda, plazo, contraparte, concentración por inmueble, arrendatario, ciudad, originador, proyecto, sector o etapa, endeudamiento, y concentración de cartera por deudor, originador y sector)</w:t>
+              <w:t xml:space="preserve">Archivo de carga masiva con varios límites (portafolio, tipo, valor, evaluación, naturaleza, porcentaje y denominador)</w:t>
             </w:r>
           </w:p>
         </w:tc>
@@ -19217,7 +18941,7 @@
                 <w:sz w:val="19"/>
                 <w:szCs w:val="19"/>
               </w:rPr>
-              <w:t xml:space="preserve">Parametrización › Configuración de límites</w:t>
+              <w:t xml:space="preserve">Parametrización › Flujo de órdenes</w:t>
             </w:r>
           </w:p>
         </w:tc>
@@ -19244,7 +18968,7 @@
                 <w:sz w:val="19"/>
                 <w:szCs w:val="19"/>
               </w:rPr>
-              <w:t xml:space="preserve">Si es un tope o un piso, el porcentaje, el sublímite, el denominador, el portafolio y la naturaleza (normativo o interno)</w:t>
+              <w:t xml:space="preserve">Estados del ciclo de vida de una orden (registrada, complementación, finalizada, anulada), de una orden de derivados y de una decisión de inversión, con las acciones permitidas en cada uno</w:t>
             </w:r>
           </w:p>
         </w:tc>
@@ -19273,7 +18997,7 @@
                 <w:sz w:val="19"/>
                 <w:szCs w:val="19"/>
               </w:rPr>
-              <w:t xml:space="preserve">Parametrización › Configuración de límites</w:t>
+              <w:t xml:space="preserve">Parametrización › Flujo de órdenes</w:t>
             </w:r>
           </w:p>
         </w:tc>
@@ -19300,7 +19024,7 @@
                 <w:sz w:val="19"/>
                 <w:szCs w:val="19"/>
               </w:rPr>
-              <w:t xml:space="preserve">Régimen de inversión de cada perfil de fondo voluntario de pensión, con versión y fecha de vigencia</w:t>
+              <w:t xml:space="preserve">Parámetros: mínimo de cotizaciones de contrapartes distintas, tolerancia frente al valor indicativo, días para considerar un dato precargado como desactualizado, meses para considerar vencida una valoración y prepago anual supuesto de la cartera</w:t>
             </w:r>
           </w:p>
         </w:tc>
@@ -19329,7 +19053,7 @@
                 <w:sz w:val="19"/>
                 <w:szCs w:val="19"/>
               </w:rPr>
-              <w:t xml:space="preserve">Parametrización › Configuración de límites</w:t>
+              <w:t xml:space="preserve">Parametrización › Flujo de órdenes</w:t>
             </w:r>
           </w:p>
         </w:tc>
@@ -19356,7 +19080,7 @@
                 <w:sz w:val="19"/>
                 <w:szCs w:val="19"/>
               </w:rPr>
-              <w:t xml:space="preserve">Archivo de carga masiva con varios límites (portafolio, tipo, valor, evaluación, naturaleza, porcentaje y denominador)</w:t>
+              <w:t xml:space="preserve">Si la validación previa de límites muestra el detalle de cada límite o solo alertas genéricas</w:t>
             </w:r>
           </w:p>
         </w:tc>
@@ -19609,7 +19333,7 @@
                 <w:sz w:val="19"/>
                 <w:szCs w:val="19"/>
               </w:rPr>
-              <w:t xml:space="preserve">Dashboard › Flujos futuros</w:t>
+              <w:t xml:space="preserve">Dashboard › Precios en línea</w:t>
             </w:r>
           </w:p>
         </w:tc>
@@ -19636,7 +19360,7 @@
                 <w:sz w:val="19"/>
                 <w:szCs w:val="19"/>
               </w:rPr>
-              <w:t xml:space="preserve">Portafolio, año, fecha operativa y tipo de activo</w:t>
+              <w:t xml:space="preserve">Proveedores de precios, con su prioridad y frecuencia</w:t>
             </w:r>
           </w:p>
         </w:tc>
@@ -19665,7 +19389,7 @@
                 <w:sz w:val="19"/>
                 <w:szCs w:val="19"/>
               </w:rPr>
-              <w:t xml:space="preserve">Dashboard › Flujos futuros</w:t>
+              <w:t xml:space="preserve">Dashboard › Operaciones en tránsito</w:t>
             </w:r>
           </w:p>
         </w:tc>
@@ -19692,7 +19416,7 @@
                 <w:sz w:val="19"/>
                 <w:szCs w:val="19"/>
               </w:rPr>
-              <w:t xml:space="preserve">Prepago anual supuesto de la cartera</w:t>
+              <w:t xml:space="preserve">Órdenes de renta fija, renta variable y mercado monetario con su fecha de liquidación y su contraparte</w:t>
             </w:r>
           </w:p>
         </w:tc>
@@ -19721,7 +19445,7 @@
                 <w:sz w:val="19"/>
                 <w:szCs w:val="19"/>
               </w:rPr>
-              <w:t xml:space="preserve">Dashboard › Medidas de sensibilidad</w:t>
+              <w:t xml:space="preserve">Dashboard › Mercado monetario (Dashboard)</w:t>
             </w:r>
           </w:p>
         </w:tc>
@@ -19748,7 +19472,7 @@
                 <w:sz w:val="19"/>
                 <w:szCs w:val="19"/>
               </w:rPr>
-              <w:t xml:space="preserve">Fecha operativa y portafolio a consultar</w:t>
+              <w:t xml:space="preserve">Operaciones monetarias vigentes, con contraparte, valor, tasa y plazo</w:t>
             </w:r>
           </w:p>
         </w:tc>
@@ -19777,7 +19501,7 @@
                 <w:sz w:val="19"/>
                 <w:szCs w:val="19"/>
               </w:rPr>
-              <w:t xml:space="preserve">Dashboard › Operaciones en tránsito</w:t>
+              <w:t xml:space="preserve">Dashboard › Mercado monetario (Dashboard)</w:t>
             </w:r>
           </w:p>
         </w:tc>
@@ -19804,7 +19528,7 @@
                 <w:sz w:val="19"/>
                 <w:szCs w:val="19"/>
               </w:rPr>
-              <w:t xml:space="preserve">Órdenes de renta fija, renta variable y mercado monetario con su fecha de liquidación y su contraparte</w:t>
+              <w:t xml:space="preserve">Cupos de las contrapartes</w:t>
             </w:r>
           </w:p>
         </w:tc>
@@ -19833,7 +19557,7 @@
                 <w:sz w:val="19"/>
                 <w:szCs w:val="19"/>
               </w:rPr>
-              <w:t xml:space="preserve">Dashboard › Liquidez</w:t>
+              <w:t xml:space="preserve">Dashboard › Mercado monetario (Dashboard)</w:t>
             </w:r>
           </w:p>
         </w:tc>
@@ -19860,7 +19584,7 @@
                 <w:sz w:val="19"/>
                 <w:szCs w:val="19"/>
               </w:rPr>
-              <w:t xml:space="preserve">Portafolio, tipo de flujo, forma de agrupar (día, semana, mes o rango completo) y rango de fechas</w:t>
+              <w:t xml:space="preserve">Tasas de referencia</w:t>
             </w:r>
           </w:p>
         </w:tc>
@@ -19889,7 +19613,7 @@
                 <w:sz w:val="19"/>
                 <w:szCs w:val="19"/>
               </w:rPr>
-              <w:t xml:space="preserve">Dashboard › Liquidez</w:t>
+              <w:t xml:space="preserve">Dashboard › Mercado monetario (Dashboard)</w:t>
             </w:r>
           </w:p>
         </w:tc>
@@ -19916,7 +19640,7 @@
                 <w:sz w:val="19"/>
                 <w:szCs w:val="19"/>
               </w:rPr>
-              <w:t xml:space="preserve">Compras y ventas de contado pendientes, vencimientos monetarios y flujos de derivados al vencimiento</w:t>
+              <w:t xml:space="preserve">Portafolio y fecha operativa</w:t>
             </w:r>
           </w:p>
         </w:tc>
@@ -19945,7 +19669,7 @@
                 <w:sz w:val="19"/>
                 <w:szCs w:val="19"/>
               </w:rPr>
-              <w:t xml:space="preserve">Dashboard › Precios en línea</w:t>
+              <w:t xml:space="preserve">Dashboard › Flujos futuros</w:t>
             </w:r>
           </w:p>
         </w:tc>
@@ -19972,7 +19696,7 @@
                 <w:sz w:val="19"/>
                 <w:szCs w:val="19"/>
               </w:rPr>
-              <w:t xml:space="preserve">Proveedores de precios, con su prioridad y frecuencia</w:t>
+              <w:t xml:space="preserve">Portafolio, año, fecha operativa y tipo de activo</w:t>
             </w:r>
           </w:p>
         </w:tc>
@@ -20001,7 +19725,7 @@
                 <w:sz w:val="19"/>
                 <w:szCs w:val="19"/>
               </w:rPr>
-              <w:t xml:space="preserve">Dashboard › Simulador</w:t>
+              <w:t xml:space="preserve">Dashboard › Flujos futuros</w:t>
             </w:r>
           </w:p>
         </w:tc>
@@ -20028,7 +19752,7 @@
                 <w:sz w:val="19"/>
                 <w:szCs w:val="19"/>
               </w:rPr>
-              <w:t xml:space="preserve">Portafolio y escenario: variación de la inflación (IPC), de la tasa de referencia y del tipo de cambio, o un escenario de estrés predefinido</w:t>
+              <w:t xml:space="preserve">Prepago anual supuesto de la cartera</w:t>
             </w:r>
           </w:p>
         </w:tc>
@@ -20057,7 +19781,7 @@
                 <w:sz w:val="19"/>
                 <w:szCs w:val="19"/>
               </w:rPr>
-              <w:t xml:space="preserve">Dashboard › Simulador</w:t>
+              <w:t xml:space="preserve">Dashboard › Liquidez</w:t>
             </w:r>
           </w:p>
         </w:tc>
@@ -20084,7 +19808,7 @@
                 <w:sz w:val="19"/>
                 <w:szCs w:val="19"/>
               </w:rPr>
-              <w:t xml:space="preserve">Para la simulación de operación: producto, portafolio, instrumento, tipo y valor</w:t>
+              <w:t xml:space="preserve">Portafolio, tipo de flujo, forma de agrupar (día, semana, mes o rango completo) y rango de fechas</w:t>
             </w:r>
           </w:p>
         </w:tc>
@@ -20113,7 +19837,7 @@
                 <w:sz w:val="19"/>
                 <w:szCs w:val="19"/>
               </w:rPr>
-              <w:t xml:space="preserve">Dashboard › Mercado monetario (Dashboard)</w:t>
+              <w:t xml:space="preserve">Dashboard › Liquidez</w:t>
             </w:r>
           </w:p>
         </w:tc>
@@ -20140,7 +19864,7 @@
                 <w:sz w:val="19"/>
                 <w:szCs w:val="19"/>
               </w:rPr>
-              <w:t xml:space="preserve">Operaciones monetarias vigentes, con contraparte, valor, tasa y plazo</w:t>
+              <w:t xml:space="preserve">Compras y ventas de contado pendientes, vencimientos monetarios y flujos de derivados al vencimiento</w:t>
             </w:r>
           </w:p>
         </w:tc>
@@ -20169,7 +19893,7 @@
                 <w:sz w:val="19"/>
                 <w:szCs w:val="19"/>
               </w:rPr>
-              <w:t xml:space="preserve">Dashboard › Mercado monetario (Dashboard)</w:t>
+              <w:t xml:space="preserve">Dashboard › Medidas de sensibilidad</w:t>
             </w:r>
           </w:p>
         </w:tc>
@@ -20196,7 +19920,7 @@
                 <w:sz w:val="19"/>
                 <w:szCs w:val="19"/>
               </w:rPr>
-              <w:t xml:space="preserve">Cupos de las contrapartes</w:t>
+              <w:t xml:space="preserve">Fecha operativa y portafolio a consultar</w:t>
             </w:r>
           </w:p>
         </w:tc>
@@ -20225,7 +19949,7 @@
                 <w:sz w:val="19"/>
                 <w:szCs w:val="19"/>
               </w:rPr>
-              <w:t xml:space="preserve">Dashboard › Mercado monetario (Dashboard)</w:t>
+              <w:t xml:space="preserve">Dashboard › Exposición y cobertura</w:t>
             </w:r>
           </w:p>
         </w:tc>
@@ -20252,7 +19976,7 @@
                 <w:sz w:val="19"/>
                 <w:szCs w:val="19"/>
               </w:rPr>
-              <w:t xml:space="preserve">Tasas de referencia</w:t>
+              <w:t xml:space="preserve">Exposición bruta por subyacente de cada portafolio</w:t>
             </w:r>
           </w:p>
         </w:tc>
@@ -20281,7 +20005,7 @@
                 <w:sz w:val="19"/>
                 <w:szCs w:val="19"/>
               </w:rPr>
-              <w:t xml:space="preserve">Dashboard › Mercado monetario (Dashboard)</w:t>
+              <w:t xml:space="preserve">Dashboard › Exposición y cobertura</w:t>
             </w:r>
           </w:p>
         </w:tc>
@@ -20337,7 +20061,7 @@
                 <w:sz w:val="19"/>
                 <w:szCs w:val="19"/>
               </w:rPr>
-              <w:t xml:space="preserve">Dashboard › Exposición y cobertura</w:t>
+              <w:t xml:space="preserve">Dashboard › Simulador</w:t>
             </w:r>
           </w:p>
         </w:tc>
@@ -20364,7 +20088,7 @@
                 <w:sz w:val="19"/>
                 <w:szCs w:val="19"/>
               </w:rPr>
-              <w:t xml:space="preserve">Exposición bruta por subyacente de cada portafolio</w:t>
+              <w:t xml:space="preserve">Portafolio y escenario: variación de la inflación (IPC), de la tasa de referencia y del tipo de cambio, o un escenario de estrés predefinido</w:t>
             </w:r>
           </w:p>
         </w:tc>
@@ -20393,7 +20117,7 @@
                 <w:sz w:val="19"/>
                 <w:szCs w:val="19"/>
               </w:rPr>
-              <w:t xml:space="preserve">Dashboard › Exposición y cobertura</w:t>
+              <w:t xml:space="preserve">Dashboard › Simulador</w:t>
             </w:r>
           </w:p>
         </w:tc>
@@ -20420,7 +20144,7 @@
                 <w:sz w:val="19"/>
                 <w:szCs w:val="19"/>
               </w:rPr>
-              <w:t xml:space="preserve">Portafolio y fecha operativa</w:t>
+              <w:t xml:space="preserve">Para la simulación de operación: producto, portafolio, instrumento, tipo y valor</w:t>
             </w:r>
           </w:p>
         </w:tc>
@@ -21261,62 +20985,6 @@
                 <w:szCs w:val="19"/>
               </w:rPr>
               <w:t xml:space="preserve">Usuario que registra y usuario que confirma</w:t>
-            </w:r>
-          </w:p>
-        </w:tc>
-      </w:tr>
-      <w:tr>
-        <w:tc>
-          <w:tcPr>
-            <w:tcW w:type="dxa" w:w="3000"/>
-            <w:tcBorders>
-              <w:top w:val="single" w:color="D9C6E4" w:sz="4"/>
-              <w:left w:val="single" w:color="D9C6E4" w:sz="4"/>
-              <w:bottom w:val="single" w:color="D9C6E4" w:sz="4"/>
-              <w:right w:val="single" w:color="D9C6E4" w:sz="4"/>
-            </w:tcBorders>
-            <w:tcMar>
-              <w:top w:type="dxa" w:w="80"/>
-              <w:left w:type="dxa" w:w="120"/>
-              <w:bottom w:type="dxa" w:w="80"/>
-              <w:right w:type="dxa" w:w="120"/>
-            </w:tcMar>
-          </w:tcPr>
-          <w:p>
-            <w:r>
-              <w:rPr>
-                <w:rFonts w:ascii="Arial" w:cs="Arial" w:eastAsia="Arial" w:hAnsi="Arial"/>
-                <w:sz w:val="19"/>
-                <w:szCs w:val="19"/>
-              </w:rPr>
-              <w:t xml:space="preserve">Órdenes › Correcciones</w:t>
-            </w:r>
-          </w:p>
-        </w:tc>
-        <w:tc>
-          <w:tcPr>
-            <w:tcW w:type="dxa" w:w="6360"/>
-            <w:tcBorders>
-              <w:top w:val="single" w:color="D9C6E4" w:sz="4"/>
-              <w:left w:val="single" w:color="D9C6E4" w:sz="4"/>
-              <w:bottom w:val="single" w:color="D9C6E4" w:sz="4"/>
-              <w:right w:val="single" w:color="D9C6E4" w:sz="4"/>
-            </w:tcBorders>
-            <w:tcMar>
-              <w:top w:type="dxa" w:w="80"/>
-              <w:left w:type="dxa" w:w="120"/>
-              <w:bottom w:type="dxa" w:w="80"/>
-              <w:right w:type="dxa" w:w="120"/>
-            </w:tcMar>
-          </w:tcPr>
-          <w:p>
-            <w:r>
-              <w:rPr>
-                <w:rFonts w:ascii="Arial" w:cs="Arial" w:eastAsia="Arial" w:hAnsi="Arial"/>
-                <w:sz w:val="19"/>
-                <w:szCs w:val="19"/>
-              </w:rPr>
-              <w:t xml:space="preserve">Las correcciones hechas desde las pantallas de renta fija, renta variable y mercado monetario</w:t>
             </w:r>
           </w:p>
         </w:tc>
